--- a/admin/docs/提拆派报价需求文档.docx
+++ b/admin/docs/提拆派报价需求文档.docx
@@ -292,6 +292,64 @@
                 <w:sz w:val="20"/>
               </w:rPr>
               <w:t>对齐《需求文档模板》：文档说明、4.1 产品方案概述、4.3 功能详述编号与条目结构</w:t>
+            </w:r>
+          </w:p>
+        </w:tc>
+      </w:tr>
+      <w:tr>
+        <w:tc>
+          <w:tcPr>
+            <w:tcW w:type="dxa" w:w="2161"/>
+          </w:tcPr>
+          <w:p>
+            <w:r>
+              <w:rPr>
+                <w:rFonts w:ascii="微软雅黑" w:hAnsi="微软雅黑" w:eastAsia="微软雅黑"/>
+                <w:sz w:val="20"/>
+              </w:rPr>
+              <w:t>V1.3</w:t>
+            </w:r>
+          </w:p>
+        </w:tc>
+        <w:tc>
+          <w:tcPr>
+            <w:tcW w:type="dxa" w:w="2161"/>
+          </w:tcPr>
+          <w:p>
+            <w:r>
+              <w:rPr>
+                <w:rFonts w:ascii="微软雅黑" w:hAnsi="微软雅黑" w:eastAsia="微软雅黑"/>
+                <w:sz w:val="20"/>
+              </w:rPr>
+              <w:t>2026-05-22</w:t>
+            </w:r>
+          </w:p>
+        </w:tc>
+        <w:tc>
+          <w:tcPr>
+            <w:tcW w:type="dxa" w:w="2161"/>
+          </w:tcPr>
+          <w:p>
+            <w:r>
+              <w:rPr>
+                <w:rFonts w:ascii="微软雅黑" w:hAnsi="微软雅黑" w:eastAsia="微软雅黑"/>
+                <w:sz w:val="20"/>
+              </w:rPr>
+              <w:t>—</w:t>
+            </w:r>
+          </w:p>
+        </w:tc>
+        <w:tc>
+          <w:tcPr>
+            <w:tcW w:type="dxa" w:w="2161"/>
+          </w:tcPr>
+          <w:p>
+            <w:r>
+              <w:rPr>
+                <w:rFonts w:ascii="微软雅黑" w:hAnsi="微软雅黑" w:eastAsia="微软雅黑"/>
+                <w:sz w:val="20"/>
+              </w:rPr>
+              <w:t>第 3 章流程图改为 PNG 配图（Word 可显示为图）；Mermaid 源码移至附录 C</w:t>
             </w:r>
           </w:p>
         </w:tc>
@@ -1093,39 +1151,104 @@
         <w:pStyle w:val="Heading3"/>
       </w:pPr>
       <w:r>
+        <w:t>3.0 图示与导出规范</w:t>
+      </w:r>
+    </w:p>
+    <w:p>
+      <w:pPr>
+        <w:pStyle w:val="ListBullet"/>
+      </w:pPr>
+      <w:r>
+        <w:t>Word / 业务阅读： 第 3 章须以 PNG 图片 呈现流程图（勿仅保留 Mermaid 代码块）。</w:t>
+      </w:r>
+    </w:p>
+    <w:p>
+      <w:pPr>
+        <w:pStyle w:val="ListBullet"/>
+      </w:pPr>
+      <w:r>
+        <w:t>图片目录： `admin/docs/images/提拆派报价/`（与 5.3 界面截图共用）；流程图命名：`05-核心业务流程.png`、`06-页面流转图.png`。</w:t>
+      </w:r>
+    </w:p>
+    <w:p>
+      <w:pPr>
+        <w:pStyle w:val="ListBullet"/>
+      </w:pPr>
+      <w:r>
+        <w:t>图源维护： Mermaid 源码见 `admin/docs/diagrams/提拆派报价/*.mmd`；改图后运行 `python admin/docs/_render_mermaid.py` 生成 PNG，再运行 `_md_to_docx.py`。</w:t>
+      </w:r>
+    </w:p>
+    <w:p>
+      <w:pPr>
+        <w:pStyle w:val="Heading3"/>
+      </w:pPr>
+      <w:r>
         <w:t>3.1 核心业务流程图</w:t>
       </w:r>
     </w:p>
     <w:p>
       <w:pPr>
-        <w:ind w:left="283"/>
+        <w:jc w:val="center"/>
+      </w:pPr>
+      <w:r>
+        <w:drawing>
+          <wp:inline xmlns:a="http://schemas.openxmlformats.org/drawingml/2006/main" xmlns:pic="http://schemas.openxmlformats.org/drawingml/2006/picture">
+            <wp:extent cx="5029200" cy="10913363"/>
+            <wp:docPr id="1" name="Picture 1"/>
+            <wp:cNvGraphicFramePr>
+              <a:graphicFrameLocks noChangeAspect="1"/>
+            </wp:cNvGraphicFramePr>
+            <a:graphic>
+              <a:graphicData uri="http://schemas.openxmlformats.org/drawingml/2006/picture">
+                <pic:pic>
+                  <pic:nvPicPr>
+                    <pic:cNvPr id="0" name="05-核心业务流程.png"/>
+                    <pic:cNvPicPr/>
+                  </pic:nvPicPr>
+                  <pic:blipFill>
+                    <a:blip r:embed="rId9"/>
+                    <a:stretch>
+                      <a:fillRect/>
+                    </a:stretch>
+                  </pic:blipFill>
+                  <pic:spPr>
+                    <a:xfrm>
+                      <a:off x="0" y="0"/>
+                      <a:ext cx="5029200" cy="10913363"/>
+                    </a:xfrm>
+                    <a:prstGeom prst="rect"/>
+                  </pic:spPr>
+                </pic:pic>
+              </a:graphicData>
+            </a:graphic>
+          </wp:inline>
+        </w:drawing>
+      </w:r>
+    </w:p>
+    <w:p>
+      <w:pPr>
+        <w:jc w:val="center"/>
       </w:pPr>
       <w:r>
         <w:rPr>
-          <w:rFonts w:ascii="Consolas" w:hAnsi="Consolas"/>
+          <w:rFonts w:ascii="微软雅黑" w:hAnsi="微软雅黑" w:eastAsia="微软雅黑"/>
+          <w:i/>
           <w:sz w:val="18"/>
         </w:rPr>
-        <w:t>flowchart TD</w:t>
-        <w:br/>
-        <w:t xml:space="preserve">    A[运营维护提拆派报价单] --&gt; B[报价启用且在生效期内]</w:t>
-        <w:br/>
-        <w:t xml:space="preserve">    C[提拆派计划下单] --&gt; D{按下单时间 + 客户匹配报价}</w:t>
-        <w:br/>
-        <w:t xml:space="preserve">    D --&gt;|指定客户报价| E[命中指定客户价目]</w:t>
-        <w:br/>
-        <w:t xml:space="preserve">    D --&gt;|无指定客户命中| F[命中全部客户兜底价目]</w:t>
-        <w:br/>
-        <w:t xml:space="preserve">    E --&gt; G{按业务类型 / Move Type / 同区 路由 Tab}</w:t>
-        <w:br/>
-        <w:t xml:space="preserve">    F --&gt; G</w:t>
-        <w:br/>
-        <w:t xml:space="preserve">    G --&gt; H[整柜直送 / 整柜快递 / 拆柜-组合仓 / 拆柜-散板 / 附加费]</w:t>
-        <w:br/>
-        <w:t xml:space="preserve">    H --&gt; I[拆柜完成]</w:t>
-        <w:br/>
-        <w:t xml:space="preserve">    I --&gt; J[一次性生成全部费用]</w:t>
-        <w:br/>
-        <w:t xml:space="preserve">    J --&gt; K[按绑定费用项写入应收明细]</w:t>
+        <w:t>核心业务流程</w:t>
+      </w:r>
+    </w:p>
+    <w:p>
+      <w:pPr>
+        <w:jc w:val="center"/>
+      </w:pPr>
+      <w:r>
+        <w:rPr>
+          <w:rFonts w:ascii="微软雅黑" w:hAnsi="微软雅黑" w:eastAsia="微软雅黑"/>
+          <w:i/>
+          <w:sz w:val="18"/>
+        </w:rPr>
+        <w:t>图 3.1 — 报价维护、下单匹配、Tab 路由、拆柜后一次性计费并写入应收</w:t>
       </w:r>
     </w:p>
     <w:p>
@@ -1189,26 +1312,67 @@
     </w:p>
     <w:p>
       <w:pPr>
-        <w:ind w:left="283"/>
+        <w:jc w:val="center"/>
+      </w:pPr>
+      <w:r>
+        <w:drawing>
+          <wp:inline xmlns:a="http://schemas.openxmlformats.org/drawingml/2006/main" xmlns:pic="http://schemas.openxmlformats.org/drawingml/2006/picture">
+            <wp:extent cx="5029200" cy="2330196"/>
+            <wp:docPr id="2" name="Picture 2"/>
+            <wp:cNvGraphicFramePr>
+              <a:graphicFrameLocks noChangeAspect="1"/>
+            </wp:cNvGraphicFramePr>
+            <a:graphic>
+              <a:graphicData uri="http://schemas.openxmlformats.org/drawingml/2006/picture">
+                <pic:pic>
+                  <pic:nvPicPr>
+                    <pic:cNvPr id="0" name="06-页面流转图.png"/>
+                    <pic:cNvPicPr/>
+                  </pic:nvPicPr>
+                  <pic:blipFill>
+                    <a:blip r:embed="rId10"/>
+                    <a:stretch>
+                      <a:fillRect/>
+                    </a:stretch>
+                  </pic:blipFill>
+                  <pic:spPr>
+                    <a:xfrm>
+                      <a:off x="0" y="0"/>
+                      <a:ext cx="5029200" cy="2330196"/>
+                    </a:xfrm>
+                    <a:prstGeom prst="rect"/>
+                  </pic:spPr>
+                </pic:pic>
+              </a:graphicData>
+            </a:graphic>
+          </wp:inline>
+        </w:drawing>
+      </w:r>
+    </w:p>
+    <w:p>
+      <w:pPr>
+        <w:jc w:val="center"/>
       </w:pPr>
       <w:r>
         <w:rPr>
-          <w:rFonts w:ascii="Consolas" w:hAnsi="Consolas"/>
+          <w:rFonts w:ascii="微软雅黑" w:hAnsi="微软雅黑" w:eastAsia="微软雅黑"/>
+          <w:i/>
           <w:sz w:val="18"/>
         </w:rPr>
-        <w:t>flowchart LR</w:t>
-        <w:br/>
-        <w:t xml:space="preserve">    L[报价列表页&lt;br/&gt;pricing-pickup-delivery.html] --&gt;|新增| E[报价编辑页&lt;br/&gt;pricing-pickup-delivery-edit.html]</w:t>
-        <w:br/>
-        <w:t xml:space="preserve">    L --&gt;|编辑 / 复制| E</w:t>
-        <w:br/>
-        <w:t xml:space="preserve">    L --&gt;|启用/停用 / 日志| L</w:t>
-        <w:br/>
-        <w:t xml:space="preserve">    E --&gt;|保存并发布| L</w:t>
-        <w:br/>
-        <w:t xml:space="preserve">    P[提拆派计划] -.-&gt;|下单时自动匹配| E</w:t>
-        <w:br/>
-        <w:t xml:space="preserve">    P -.-&gt;|拆柜完成触发计费| F[应收费用明细]</w:t>
+        <w:t>页面流转图</w:t>
+      </w:r>
+    </w:p>
+    <w:p>
+      <w:pPr>
+        <w:jc w:val="center"/>
+      </w:pPr>
+      <w:r>
+        <w:rPr>
+          <w:rFonts w:ascii="微软雅黑" w:hAnsi="微软雅黑" w:eastAsia="微软雅黑"/>
+          <w:i/>
+          <w:sz w:val="18"/>
+        </w:rPr>
+        <w:t>图 3.2 — 列表页与编辑页跳转；提拆派计划下单匹配与拆柜后计费落应收</w:t>
       </w:r>
     </w:p>
     <w:p/>
@@ -5105,7 +5269,7 @@
         <w:rPr>
           <w:rFonts w:ascii="微软雅黑" w:hAnsi="微软雅黑" w:eastAsia="微软雅黑"/>
         </w:rPr>
-        <w:t>截图文件放在 `admin/docs/images/提拆派报价/`，命名建议：`01-列表页.png`、`02-编辑页-基础信息.png`、`03-编辑页-价目Tab.png` 等。在 md 中用下方语法引用，生成 docx 时会自动嵌入；图片尚未放入时，导出会标注「图片缺失」。</w:t>
+        <w:t>截图与流程图均放在 `admin/docs/images/提拆派报价/`：界面截图 `01-`～`04-`；流程图 `05-`、`06-`（见第 3 章）。界面截图可运行 `_capture_prd_screenshots.py`，流程图可运行 `_render_mermaid.py`。在 md 中用 `![说明](images/提拆派报价/xx.png)` 引用，`_md_to_docx.py` 导出 docx 时会嵌入；缺失时标注「图片缺失」。</w:t>
       </w:r>
     </w:p>
     <w:p>
@@ -5117,11 +5281,55 @@
       </w:r>
     </w:p>
     <w:p>
+      <w:pPr>
+        <w:jc w:val="center"/>
+      </w:pPr>
+      <w:r>
+        <w:drawing>
+          <wp:inline xmlns:a="http://schemas.openxmlformats.org/drawingml/2006/main" xmlns:pic="http://schemas.openxmlformats.org/drawingml/2006/picture">
+            <wp:extent cx="5029200" cy="3209608"/>
+            <wp:docPr id="3" name="Picture 3"/>
+            <wp:cNvGraphicFramePr>
+              <a:graphicFrameLocks noChangeAspect="1"/>
+            </wp:cNvGraphicFramePr>
+            <a:graphic>
+              <a:graphicData uri="http://schemas.openxmlformats.org/drawingml/2006/picture">
+                <pic:pic>
+                  <pic:nvPicPr>
+                    <pic:cNvPr id="0" name="01-列表页.png"/>
+                    <pic:cNvPicPr/>
+                  </pic:nvPicPr>
+                  <pic:blipFill>
+                    <a:blip r:embed="rId11"/>
+                    <a:stretch>
+                      <a:fillRect/>
+                    </a:stretch>
+                  </pic:blipFill>
+                  <pic:spPr>
+                    <a:xfrm>
+                      <a:off x="0" y="0"/>
+                      <a:ext cx="5029200" cy="3209608"/>
+                    </a:xfrm>
+                    <a:prstGeom prst="rect"/>
+                  </pic:spPr>
+                </pic:pic>
+              </a:graphicData>
+            </a:graphic>
+          </wp:inline>
+        </w:drawing>
+      </w:r>
+    </w:p>
+    <w:p>
+      <w:pPr>
+        <w:jc w:val="center"/>
+      </w:pPr>
       <w:r>
         <w:rPr>
           <w:rFonts w:ascii="微软雅黑" w:hAnsi="微软雅黑" w:eastAsia="微软雅黑"/>
+          <w:i/>
+          <w:sz w:val="18"/>
         </w:rPr>
-        <w:t>[图片缺失: images/提拆派报价/01-列表页.png]</w:t>
+        <w:t>报价列表页</w:t>
       </w:r>
     </w:p>
     <w:p>
@@ -5146,11 +5354,55 @@
       </w:r>
     </w:p>
     <w:p>
+      <w:pPr>
+        <w:jc w:val="center"/>
+      </w:pPr>
+      <w:r>
+        <w:drawing>
+          <wp:inline xmlns:a="http://schemas.openxmlformats.org/drawingml/2006/main" xmlns:pic="http://schemas.openxmlformats.org/drawingml/2006/picture">
+            <wp:extent cx="5029200" cy="3143250"/>
+            <wp:docPr id="4" name="Picture 4"/>
+            <wp:cNvGraphicFramePr>
+              <a:graphicFrameLocks noChangeAspect="1"/>
+            </wp:cNvGraphicFramePr>
+            <a:graphic>
+              <a:graphicData uri="http://schemas.openxmlformats.org/drawingml/2006/picture">
+                <pic:pic>
+                  <pic:nvPicPr>
+                    <pic:cNvPr id="0" name="02-编辑页-基础信息.png"/>
+                    <pic:cNvPicPr/>
+                  </pic:nvPicPr>
+                  <pic:blipFill>
+                    <a:blip r:embed="rId12"/>
+                    <a:stretch>
+                      <a:fillRect/>
+                    </a:stretch>
+                  </pic:blipFill>
+                  <pic:spPr>
+                    <a:xfrm>
+                      <a:off x="0" y="0"/>
+                      <a:ext cx="5029200" cy="3143250"/>
+                    </a:xfrm>
+                    <a:prstGeom prst="rect"/>
+                  </pic:spPr>
+                </pic:pic>
+              </a:graphicData>
+            </a:graphic>
+          </wp:inline>
+        </w:drawing>
+      </w:r>
+    </w:p>
+    <w:p>
+      <w:pPr>
+        <w:jc w:val="center"/>
+      </w:pPr>
       <w:r>
         <w:rPr>
           <w:rFonts w:ascii="微软雅黑" w:hAnsi="微软雅黑" w:eastAsia="微软雅黑"/>
+          <w:i/>
+          <w:sz w:val="18"/>
         </w:rPr>
-        <w:t>[图片缺失: images/提拆派报价/02-编辑页-基础信息.png]</w:t>
+        <w:t>报价编辑页-基础信息</w:t>
       </w:r>
     </w:p>
     <w:p>
@@ -5175,11 +5427,55 @@
       </w:r>
     </w:p>
     <w:p>
+      <w:pPr>
+        <w:jc w:val="center"/>
+      </w:pPr>
+      <w:r>
+        <w:drawing>
+          <wp:inline xmlns:a="http://schemas.openxmlformats.org/drawingml/2006/main" xmlns:pic="http://schemas.openxmlformats.org/drawingml/2006/picture">
+            <wp:extent cx="5029200" cy="3143250"/>
+            <wp:docPr id="5" name="Picture 5"/>
+            <wp:cNvGraphicFramePr>
+              <a:graphicFrameLocks noChangeAspect="1"/>
+            </wp:cNvGraphicFramePr>
+            <a:graphic>
+              <a:graphicData uri="http://schemas.openxmlformats.org/drawingml/2006/picture">
+                <pic:pic>
+                  <pic:nvPicPr>
+                    <pic:cNvPr id="0" name="03-编辑页-价目Tab.png"/>
+                    <pic:cNvPicPr/>
+                  </pic:nvPicPr>
+                  <pic:blipFill>
+                    <a:blip r:embed="rId13"/>
+                    <a:stretch>
+                      <a:fillRect/>
+                    </a:stretch>
+                  </pic:blipFill>
+                  <pic:spPr>
+                    <a:xfrm>
+                      <a:off x="0" y="0"/>
+                      <a:ext cx="5029200" cy="3143250"/>
+                    </a:xfrm>
+                    <a:prstGeom prst="rect"/>
+                  </pic:spPr>
+                </pic:pic>
+              </a:graphicData>
+            </a:graphic>
+          </wp:inline>
+        </w:drawing>
+      </w:r>
+    </w:p>
+    <w:p>
+      <w:pPr>
+        <w:jc w:val="center"/>
+      </w:pPr>
       <w:r>
         <w:rPr>
           <w:rFonts w:ascii="微软雅黑" w:hAnsi="微软雅黑" w:eastAsia="微软雅黑"/>
+          <w:i/>
+          <w:sz w:val="18"/>
         </w:rPr>
-        <w:t>[图片缺失: images/提拆派报价/03-编辑页-价目Tab.png]</w:t>
+        <w:t>报价编辑页-价目Tab</w:t>
       </w:r>
     </w:p>
     <w:p>
@@ -5204,11 +5500,55 @@
       </w:r>
     </w:p>
     <w:p>
+      <w:pPr>
+        <w:jc w:val="center"/>
+      </w:pPr>
+      <w:r>
+        <w:drawing>
+          <wp:inline xmlns:a="http://schemas.openxmlformats.org/drawingml/2006/main" xmlns:pic="http://schemas.openxmlformats.org/drawingml/2006/picture">
+            <wp:extent cx="5029200" cy="3143250"/>
+            <wp:docPr id="6" name="Picture 6"/>
+            <wp:cNvGraphicFramePr>
+              <a:graphicFrameLocks noChangeAspect="1"/>
+            </wp:cNvGraphicFramePr>
+            <a:graphic>
+              <a:graphicData uri="http://schemas.openxmlformats.org/drawingml/2006/picture">
+                <pic:pic>
+                  <pic:nvPicPr>
+                    <pic:cNvPr id="0" name="04-状态与提示.png"/>
+                    <pic:cNvPicPr/>
+                  </pic:nvPicPr>
+                  <pic:blipFill>
+                    <a:blip r:embed="rId14"/>
+                    <a:stretch>
+                      <a:fillRect/>
+                    </a:stretch>
+                  </pic:blipFill>
+                  <pic:spPr>
+                    <a:xfrm>
+                      <a:off x="0" y="0"/>
+                      <a:ext cx="5029200" cy="3143250"/>
+                    </a:xfrm>
+                    <a:prstGeom prst="rect"/>
+                  </pic:spPr>
+                </pic:pic>
+              </a:graphicData>
+            </a:graphic>
+          </wp:inline>
+        </w:drawing>
+      </w:r>
+    </w:p>
+    <w:p>
+      <w:pPr>
+        <w:jc w:val="center"/>
+      </w:pPr>
       <w:r>
         <w:rPr>
           <w:rFonts w:ascii="微软雅黑" w:hAnsi="微软雅黑" w:eastAsia="微软雅黑"/>
+          <w:i/>
+          <w:sz w:val="18"/>
         </w:rPr>
-        <w:t>[图片缺失: images/提拆派报价/04-状态与提示.png]</w:t>
+        <w:t>生效中只读或操作提示</w:t>
       </w:r>
     </w:p>
     <w:p>
@@ -6426,6 +6766,121 @@
       </w:tr>
     </w:tbl>
     <w:p/>
+    <w:p>
+      <w:pPr>
+        <w:pStyle w:val="Heading2"/>
+      </w:pPr>
+      <w:r>
+        <w:t>附录 C：流程图源码（Mermaid，维护用）</w:t>
+      </w:r>
+    </w:p>
+    <w:p>
+      <w:pPr>
+        <w:ind w:left="283"/>
+      </w:pPr>
+      <w:r>
+        <w:rPr>
+          <w:i/>
+        </w:rPr>
+        <w:t>对外 Word 以第 3 章 PNG 为准；改流程后请更新下方源码并重新运行 `_render_mermaid.py`。</w:t>
+      </w:r>
+    </w:p>
+    <w:p>
+      <w:r>
+        <w:rPr>
+          <w:rFonts w:ascii="微软雅黑" w:hAnsi="微软雅黑" w:eastAsia="微软雅黑"/>
+        </w:rPr>
+      </w:r>
+      <w:r>
+        <w:rPr>
+          <w:rFonts w:ascii="微软雅黑" w:hAnsi="微软雅黑" w:eastAsia="微软雅黑"/>
+          <w:b/>
+        </w:rPr>
+        <w:t>05-核心业务流程</w:t>
+      </w:r>
+      <w:r>
+        <w:rPr>
+          <w:rFonts w:ascii="微软雅黑" w:hAnsi="微软雅黑" w:eastAsia="微软雅黑"/>
+        </w:rPr>
+        <w:t>（`diagrams/提拆派报价/05-核心业务流程.mmd`）：</w:t>
+      </w:r>
+    </w:p>
+    <w:p>
+      <w:pPr>
+        <w:ind w:left="283"/>
+      </w:pPr>
+      <w:r>
+        <w:rPr>
+          <w:rFonts w:ascii="Consolas" w:hAnsi="Consolas"/>
+          <w:sz w:val="18"/>
+        </w:rPr>
+        <w:t>flowchart TD</w:t>
+        <w:br/>
+        <w:t xml:space="preserve">    A[运营维护提拆派报价单] --&gt; B[报价启用且在生效期内]</w:t>
+        <w:br/>
+        <w:t xml:space="preserve">    C[提拆派计划下单] --&gt; D{按下单时间 + 客户匹配报价}</w:t>
+        <w:br/>
+        <w:t xml:space="preserve">    D --&gt;|指定客户报价| E[命中指定客户价目]</w:t>
+        <w:br/>
+        <w:t xml:space="preserve">    D --&gt;|无指定客户命中| F[命中全部客户兜底价目]</w:t>
+        <w:br/>
+        <w:t xml:space="preserve">    E --&gt; G{按业务类型 / Move Type / 同区 路由 Tab}</w:t>
+        <w:br/>
+        <w:t xml:space="preserve">    F --&gt; G</w:t>
+        <w:br/>
+        <w:t xml:space="preserve">    G --&gt; H[整柜直送 / 整柜快递 / 拆柜-组合仓 / 拆柜-散板 / 附加费]</w:t>
+        <w:br/>
+        <w:t xml:space="preserve">    H --&gt; I[拆柜完成]</w:t>
+        <w:br/>
+        <w:t xml:space="preserve">    I --&gt; J[一次性生成全部费用]</w:t>
+        <w:br/>
+        <w:t xml:space="preserve">    J --&gt; K[按绑定费用项写入应收明细]</w:t>
+      </w:r>
+    </w:p>
+    <w:p>
+      <w:r>
+        <w:rPr>
+          <w:rFonts w:ascii="微软雅黑" w:hAnsi="微软雅黑" w:eastAsia="微软雅黑"/>
+        </w:rPr>
+      </w:r>
+      <w:r>
+        <w:rPr>
+          <w:rFonts w:ascii="微软雅黑" w:hAnsi="微软雅黑" w:eastAsia="微软雅黑"/>
+          <w:b/>
+        </w:rPr>
+        <w:t>06-页面流转图</w:t>
+      </w:r>
+      <w:r>
+        <w:rPr>
+          <w:rFonts w:ascii="微软雅黑" w:hAnsi="微软雅黑" w:eastAsia="微软雅黑"/>
+        </w:rPr>
+        <w:t>（`diagrams/提拆派报价/06-页面流转图.mmd`）：</w:t>
+      </w:r>
+    </w:p>
+    <w:p>
+      <w:pPr>
+        <w:ind w:left="283"/>
+      </w:pPr>
+      <w:r>
+        <w:rPr>
+          <w:rFonts w:ascii="Consolas" w:hAnsi="Consolas"/>
+          <w:sz w:val="18"/>
+        </w:rPr>
+        <w:t>flowchart LR</w:t>
+        <w:br/>
+        <w:t xml:space="preserve">    L[报价列表页&lt;br/&gt;pricing-pickup-delivery.html] --&gt;|新增| E[报价编辑页&lt;br/&gt;pricing-pickup-delivery-edit.html]</w:t>
+        <w:br/>
+        <w:t xml:space="preserve">    L --&gt;|编辑 / 复制| E</w:t>
+        <w:br/>
+        <w:t xml:space="preserve">    L --&gt;|启用/停用 / 日志| L</w:t>
+        <w:br/>
+        <w:t xml:space="preserve">    E --&gt;|保存并发布| L</w:t>
+        <w:br/>
+        <w:t xml:space="preserve">    P[提拆派计划] -.-&gt;|下单时自动匹配| E</w:t>
+        <w:br/>
+        <w:t xml:space="preserve">    P -.-&gt;|拆柜完成触发计费| F[应收费用明细]</w:t>
+      </w:r>
+    </w:p>
     <w:sectPr>
       <w:pgSz w:w="12240" w:h="15840"/>
       <w:pgMar w:top="1440" w:right="1797" w:bottom="1440" w:left="1797" w:header="720" w:footer="720" w:gutter="0"/>

--- a/admin/docs/提拆派报价需求文档.docx
+++ b/admin/docs/提拆派报价需求文档.docx
@@ -2120,6 +2120,90 @@
           </w:p>
         </w:tc>
       </w:tr>
+      <w:tr>
+        <w:tc>
+          <w:tcPr>
+            <w:tcW w:type="dxa" w:w="2161"/>
+          </w:tcPr>
+          <w:p>
+            <w:r>
+              <w:rPr>
+                <w:rFonts w:ascii="微软雅黑" w:hAnsi="微软雅黑" w:eastAsia="微软雅黑"/>
+                <w:b w:val="0"/>
+                <w:i w:val="0"/>
+                <w:sz w:val="20"/>
+              </w:rPr>
+              <w:t>V1.36</w:t>
+            </w:r>
+          </w:p>
+        </w:tc>
+        <w:tc>
+          <w:tcPr>
+            <w:tcW w:type="dxa" w:w="2161"/>
+          </w:tcPr>
+          <w:p>
+            <w:r>
+              <w:rPr>
+                <w:rFonts w:ascii="微软雅黑" w:hAnsi="微软雅黑" w:eastAsia="微软雅黑"/>
+                <w:b w:val="0"/>
+                <w:i w:val="0"/>
+                <w:sz w:val="20"/>
+              </w:rPr>
+              <w:t>2026-05-26</w:t>
+            </w:r>
+          </w:p>
+        </w:tc>
+        <w:tc>
+          <w:tcPr>
+            <w:tcW w:type="dxa" w:w="2161"/>
+          </w:tcPr>
+          <w:p>
+            <w:r>
+              <w:rPr>
+                <w:rFonts w:ascii="微软雅黑" w:hAnsi="微软雅黑" w:eastAsia="微软雅黑"/>
+                <w:b w:val="0"/>
+                <w:i w:val="0"/>
+                <w:sz w:val="20"/>
+              </w:rPr>
+              <w:t>—</w:t>
+            </w:r>
+          </w:p>
+        </w:tc>
+        <w:tc>
+          <w:tcPr>
+            <w:tcW w:type="dxa" w:w="2161"/>
+          </w:tcPr>
+          <w:p>
+            <w:r>
+              <w:rPr>
+                <w:rFonts w:ascii="微软雅黑" w:hAnsi="微软雅黑" w:eastAsia="微软雅黑"/>
+                <w:b w:val="0"/>
+                <w:i w:val="0"/>
+                <w:sz w:val="20"/>
+              </w:rPr>
+              <w:t>报价匹配由下单时改为</w:t>
+            </w:r>
+            <w:r>
+              <w:rPr>
+                <w:rFonts w:ascii="微软雅黑" w:hAnsi="微软雅黑" w:eastAsia="微软雅黑"/>
+                <w:b/>
+                <w:i w:val="0"/>
+                <w:sz w:val="20"/>
+              </w:rPr>
+              <w:t>拆柜完成时</w:t>
+            </w:r>
+            <w:r>
+              <w:rPr>
+                <w:rFonts w:ascii="微软雅黑" w:hAnsi="微软雅黑" w:eastAsia="微软雅黑"/>
+                <w:b w:val="0"/>
+                <w:i w:val="0"/>
+                <w:sz w:val="20"/>
+              </w:rPr>
+              <w:t>；流程图与 4.2.8 同步</w:t>
+            </w:r>
+          </w:p>
+        </w:tc>
+      </w:tr>
     </w:tbl>
     <w:p>
       <w:pPr>
@@ -2297,7 +2381,7 @@
                 <w:i w:val="0"/>
                 <w:sz w:val="20"/>
               </w:rPr>
-              <w:t>列表状态）；用于下单是否可匹配</w:t>
+              <w:t>列表状态）；用于拆柜完成时是否可匹配</w:t>
             </w:r>
           </w:p>
         </w:tc>
@@ -2728,24 +2812,6 @@
           <w:i w:val="0"/>
           <w:sz w:val="21"/>
         </w:rPr>
-        <w:t>提拆派计划</w:t>
-      </w:r>
-      <w:r>
-        <w:rPr>
-          <w:rFonts w:ascii="微软雅黑" w:hAnsi="微软雅黑" w:eastAsia="微软雅黑"/>
-          <w:b w:val="0"/>
-          <w:i w:val="0"/>
-          <w:sz w:val="21"/>
-        </w:rPr>
-        <w:t>场景下自动匹配报价（命中则锁定），并在</w:t>
-      </w:r>
-      <w:r>
-        <w:rPr>
-          <w:rFonts w:ascii="微软雅黑" w:hAnsi="微软雅黑" w:eastAsia="微软雅黑"/>
-          <w:b/>
-          <w:i w:val="0"/>
-          <w:sz w:val="21"/>
-        </w:rPr>
         <w:t>拆柜完成</w:t>
       </w:r>
       <w:r>
@@ -2755,7 +2821,7 @@
           <w:i w:val="0"/>
           <w:sz w:val="21"/>
         </w:rPr>
-        <w:t>时一次性生成应收费用明细。</w:t>
+        <w:t>时自动匹配报价（命中则锁定），并一次性生成应收费用明细。</w:t>
       </w:r>
     </w:p>
     <w:p>
@@ -2999,20 +3065,29 @@
             <w:r>
               <w:rPr>
                 <w:rFonts w:ascii="微软雅黑" w:hAnsi="微软雅黑" w:eastAsia="微软雅黑"/>
-                <w:b w:val="0"/>
-                <w:i w:val="0"/>
-                <w:sz w:val="20"/>
-              </w:rPr>
-              <w:t>下单时匹配报价，</w:t>
-            </w:r>
-            <w:r>
-              <w:rPr>
-                <w:rFonts w:ascii="微软雅黑" w:hAnsi="微软雅黑" w:eastAsia="微软雅黑"/>
                 <w:b/>
                 <w:i w:val="0"/>
                 <w:sz w:val="20"/>
               </w:rPr>
-              <w:t>命中则锁定</w:t>
+              <w:t>拆柜完成时</w:t>
+            </w:r>
+            <w:r>
+              <w:rPr>
+                <w:rFonts w:ascii="微软雅黑" w:hAnsi="微软雅黑" w:eastAsia="微软雅黑"/>
+                <w:b w:val="0"/>
+                <w:i w:val="0"/>
+                <w:sz w:val="20"/>
+              </w:rPr>
+              <w:t>匹配报价，</w:t>
+            </w:r>
+            <w:r>
+              <w:rPr>
+                <w:rFonts w:ascii="微软雅黑" w:hAnsi="微软雅黑" w:eastAsia="微软雅黑"/>
+                <w:b/>
+                <w:i w:val="0"/>
+                <w:sz w:val="20"/>
+              </w:rPr>
+              <w:t>命中则锁定并出账</w:t>
             </w:r>
             <w:r>
               <w:rPr>
@@ -3030,7 +3105,7 @@
                 <w:i w:val="0"/>
                 <w:sz w:val="20"/>
               </w:rPr>
-              <w:t>不阻断下单</w:t>
+              <w:t>不生成应收费用</w:t>
             </w:r>
             <w:r>
               <w:rPr>
@@ -3049,15 +3124,6 @@
                 <w:sz w:val="20"/>
               </w:rPr>
               <w:t>本计划操作日志</w:t>
-            </w:r>
-            <w:r>
-              <w:rPr>
-                <w:rFonts w:ascii="微软雅黑" w:hAnsi="微软雅黑" w:eastAsia="微软雅黑"/>
-                <w:b w:val="0"/>
-                <w:i w:val="0"/>
-                <w:sz w:val="20"/>
-              </w:rPr>
-              <w:t>；拆柜完成按锁定报价出账</w:t>
             </w:r>
           </w:p>
         </w:tc>
@@ -3196,7 +3262,7 @@
       <w:r>
         <w:drawing>
           <wp:inline xmlns:a="http://schemas.openxmlformats.org/drawingml/2006/main" xmlns:pic="http://schemas.openxmlformats.org/drawingml/2006/picture">
-            <wp:extent cx="4572000" cy="5124037"/>
+            <wp:extent cx="4572000" cy="5945015"/>
             <wp:docPr id="1" name="Picture 1"/>
             <wp:cNvGraphicFramePr>
               <a:graphicFrameLocks noChangeAspect="1"/>
@@ -3217,7 +3283,7 @@
                   <pic:spPr>
                     <a:xfrm>
                       <a:off x="0" y="0"/>
-                      <a:ext cx="4572000" cy="5124037"/>
+                      <a:ext cx="4572000" cy="5945015"/>
                     </a:xfrm>
                     <a:prstGeom prst="rect"/>
                   </pic:spPr>
@@ -3239,7 +3305,7 @@
           <w:i/>
           <w:sz w:val="18"/>
         </w:rPr>
-        <w:t>图 3.1 — 报价维护、下单匹配、价目选用、拆柜计费并写入应收</w:t>
+        <w:t>图 3.1 — 报价维护、拆柜完成匹配、价目选用、计费并写入应收</w:t>
       </w:r>
     </w:p>
     <w:p>
@@ -3253,7 +3319,7 @@
           <w:i w:val="0"/>
           <w:sz w:val="21"/>
         </w:rPr>
-        <w:t>报价匹配（下单时）：</w:t>
+        <w:t>报价匹配（拆柜完成时）：</w:t>
       </w:r>
       <w:r>
         <w:rPr>
@@ -3289,7 +3355,7 @@
           <w:i w:val="0"/>
           <w:sz w:val="21"/>
         </w:rPr>
-        <w:t>生效时间 ≤ 下单时间 ≤ 失效时间</w:t>
+        <w:t>生效时间 ≤ 拆柜完成时间 ≤ 失效时间</w:t>
       </w:r>
       <w:r>
         <w:rPr>
@@ -3379,7 +3445,7 @@
           <w:i w:val="0"/>
           <w:sz w:val="21"/>
         </w:rPr>
-        <w:t>无可用报价不阻断下单</w:t>
+        <w:t>无可用报价不生成应收费用</w:t>
       </w:r>
       <w:r>
         <w:rPr>
@@ -3429,7 +3495,7 @@
           <w:i w:val="0"/>
           <w:sz w:val="21"/>
         </w:rPr>
-        <w:t xml:space="preserve"> 命中则下单时锁定报价；未命中不锁定。已锁定计划不受后续停用/调价/再启用影响（</w:t>
+        <w:t xml:space="preserve"> 命中则在拆柜完成时锁定报价并出账；未命中不锁定、不出账。已锁定计划不受后续停用/调价/再启用影响（</w:t>
       </w:r>
       <w:r>
         <w:rPr>
@@ -3467,7 +3533,7 @@
       <w:r>
         <w:drawing>
           <wp:inline xmlns:a="http://schemas.openxmlformats.org/drawingml/2006/main" xmlns:pic="http://schemas.openxmlformats.org/drawingml/2006/picture">
-            <wp:extent cx="4572000" cy="1825969"/>
+            <wp:extent cx="4572000" cy="1472099"/>
             <wp:docPr id="2" name="Picture 2"/>
             <wp:cNvGraphicFramePr>
               <a:graphicFrameLocks noChangeAspect="1"/>
@@ -3488,7 +3554,7 @@
                   <pic:spPr>
                     <a:xfrm>
                       <a:off x="0" y="0"/>
-                      <a:ext cx="4572000" cy="1825969"/>
+                      <a:ext cx="4572000" cy="1472099"/>
                     </a:xfrm>
                     <a:prstGeom prst="rect"/>
                   </pic:spPr>
@@ -3510,7 +3576,7 @@
           <w:i/>
           <w:sz w:val="18"/>
         </w:rPr>
-        <w:t>图 3.2 — 列表 ↔ 编辑；计划下单匹配与拆柜出账</w:t>
+        <w:t>图 3.2 — 列表 ↔ 编辑；拆柜完成匹配报价并出账</w:t>
       </w:r>
     </w:p>
     <w:p>
@@ -3739,7 +3805,7 @@
                 <w:i w:val="0"/>
                 <w:sz w:val="20"/>
               </w:rPr>
-              <w:t>启用 + 时间窗；指定客户优先；配置期唯一</w:t>
+              <w:t>拆柜完成时；启用 + 时间窗；指定客户优先；配置期唯一</w:t>
             </w:r>
           </w:p>
         </w:tc>
@@ -3814,7 +3880,7 @@
                 <w:i w:val="0"/>
                 <w:sz w:val="20"/>
               </w:rPr>
-              <w:t>按业务类型、货件 Move Type、同区选价目；FBA/Walmart 跨区时</w:t>
+              <w:t>匹配成功后按业务类型、Move Type、同区选价目；FBA/Walmart 跨区时</w:t>
             </w:r>
             <w:r>
               <w:rPr>
@@ -3889,7 +3955,7 @@
                 <w:i w:val="0"/>
                 <w:sz w:val="20"/>
               </w:rPr>
-              <w:t>命中锁定；拆柜一次出账；按关联费用项写应收</w:t>
+              <w:t>拆柜完成时匹配并一次出账；按关联费用项写应收</w:t>
             </w:r>
           </w:p>
         </w:tc>
@@ -4191,7 +4257,7 @@
                 <w:i w:val="0"/>
                 <w:sz w:val="20"/>
               </w:rPr>
-              <w:t xml:space="preserve">切换列表状态；后续新下单是否可匹配本报价见 </w:t>
+              <w:t xml:space="preserve">切换列表状态；后续拆柜完成是否可匹配本报价见 </w:t>
             </w:r>
             <w:r>
               <w:rPr>
@@ -4653,7 +4719,7 @@
                 <w:i w:val="0"/>
                 <w:sz w:val="20"/>
               </w:rPr>
-              <w:t>可共存；下单</w:t>
+              <w:t>可共存；拆柜完成时</w:t>
             </w:r>
             <w:r>
               <w:rPr>
@@ -5007,7 +5073,7 @@
                 <w:i w:val="0"/>
                 <w:sz w:val="20"/>
               </w:rPr>
-              <w:t>后续新下单可匹配本报价</w:t>
+              <w:t>后续拆柜完成可匹配本报价</w:t>
             </w:r>
           </w:p>
         </w:tc>
@@ -5318,7 +5384,7 @@
           <w:i w:val="0"/>
           <w:sz w:val="21"/>
         </w:rPr>
-        <w:t>之后新下单</w:t>
+        <w:t>之后拆柜完成</w:t>
       </w:r>
       <w:r>
         <w:rPr>
@@ -5327,7 +5393,7 @@
           <w:i w:val="0"/>
           <w:sz w:val="21"/>
         </w:rPr>
-        <w:t>是否匹配；</w:t>
+        <w:t>是否可匹配；</w:t>
       </w:r>
       <w:r>
         <w:rPr>
@@ -5345,7 +5411,7 @@
           <w:i w:val="0"/>
           <w:sz w:val="21"/>
         </w:rPr>
-        <w:t>已下单锁定报价（</w:t>
+        <w:t>已锁定报价的计划（</w:t>
       </w:r>
       <w:r>
         <w:rPr>
@@ -14163,43 +14229,7 @@
           <w:i w:val="0"/>
           <w:sz w:val="21"/>
         </w:rPr>
-        <w:t xml:space="preserve">：按 </w:t>
-      </w:r>
-      <w:r>
-        <w:rPr>
-          <w:rFonts w:ascii="微软雅黑" w:hAnsi="微软雅黑" w:eastAsia="微软雅黑"/>
-          <w:b/>
-          <w:i w:val="0"/>
-          <w:sz w:val="21"/>
-        </w:rPr>
-        <w:t>3.1</w:t>
-      </w:r>
-      <w:r>
-        <w:rPr>
-          <w:rFonts w:ascii="微软雅黑" w:hAnsi="微软雅黑" w:eastAsia="微软雅黑"/>
-          <w:b w:val="0"/>
-          <w:i w:val="0"/>
-          <w:sz w:val="21"/>
-        </w:rPr>
-        <w:t xml:space="preserve"> 匹配；命中锁定；未命中不阻断，记入</w:t>
-      </w:r>
-      <w:r>
-        <w:rPr>
-          <w:rFonts w:ascii="微软雅黑" w:hAnsi="微软雅黑" w:eastAsia="微软雅黑"/>
-          <w:b/>
-          <w:i w:val="0"/>
-          <w:sz w:val="21"/>
-        </w:rPr>
-        <w:t>提拆派计划操作日志</w:t>
-      </w:r>
-      <w:r>
-        <w:rPr>
-          <w:rFonts w:ascii="微软雅黑" w:hAnsi="微软雅黑" w:eastAsia="微软雅黑"/>
-          <w:b w:val="0"/>
-          <w:i w:val="0"/>
-          <w:sz w:val="21"/>
-        </w:rPr>
-        <w:t>、不锁定报价。</w:t>
+        <w:t>：不匹配报价、不锁定、不出账。</w:t>
       </w:r>
     </w:p>
     <w:p>
@@ -14228,7 +14258,25 @@
           <w:i w:val="0"/>
           <w:sz w:val="21"/>
         </w:rPr>
-        <w:t>：按锁定报价选用价目（</w:t>
+        <w:t xml:space="preserve">：按 </w:t>
+      </w:r>
+      <w:r>
+        <w:rPr>
+          <w:rFonts w:ascii="微软雅黑" w:hAnsi="微软雅黑" w:eastAsia="微软雅黑"/>
+          <w:b/>
+          <w:i w:val="0"/>
+          <w:sz w:val="21"/>
+        </w:rPr>
+        <w:t>3.1</w:t>
+      </w:r>
+      <w:r>
+        <w:rPr>
+          <w:rFonts w:ascii="微软雅黑" w:hAnsi="微软雅黑" w:eastAsia="微软雅黑"/>
+          <w:b w:val="0"/>
+          <w:i w:val="0"/>
+          <w:sz w:val="21"/>
+        </w:rPr>
+        <w:t xml:space="preserve"> 匹配报价；命中则锁定，并按锁定报价选用价目（</w:t>
       </w:r>
       <w:r>
         <w:rPr>
@@ -14246,7 +14294,25 @@
           <w:i w:val="0"/>
           <w:sz w:val="21"/>
         </w:rPr>
-        <w:t>）。</w:t>
+        <w:t>）；未命中记入</w:t>
+      </w:r>
+      <w:r>
+        <w:rPr>
+          <w:rFonts w:ascii="微软雅黑" w:hAnsi="微软雅黑" w:eastAsia="微软雅黑"/>
+          <w:b/>
+          <w:i w:val="0"/>
+          <w:sz w:val="21"/>
+        </w:rPr>
+        <w:t>提拆派计划操作日志</w:t>
+      </w:r>
+      <w:r>
+        <w:rPr>
+          <w:rFonts w:ascii="微软雅黑" w:hAnsi="微软雅黑" w:eastAsia="微软雅黑"/>
+          <w:b w:val="0"/>
+          <w:i w:val="0"/>
+          <w:sz w:val="21"/>
+        </w:rPr>
+        <w:t>、不锁定、不出账。</w:t>
       </w:r>
     </w:p>
     <w:p>
@@ -14275,7 +14341,7 @@
           <w:i w:val="0"/>
           <w:sz w:val="21"/>
         </w:rPr>
-        <w:t>：一次生成主运费 + 附加费（</w:t>
+        <w:t>：匹配成功时一次生成主运费 + 附加费（</w:t>
       </w:r>
       <w:r>
         <w:rPr>

--- a/admin/docs/提拆派报价需求文档.docx
+++ b/admin/docs/提拆派报价需求文档.docx
@@ -206,2004 +206,6 @@
           </w:p>
         </w:tc>
       </w:tr>
-      <w:tr>
-        <w:tc>
-          <w:tcPr>
-            <w:tcW w:type="dxa" w:w="2161"/>
-          </w:tcPr>
-          <w:p>
-            <w:r>
-              <w:rPr>
-                <w:rFonts w:ascii="微软雅黑" w:hAnsi="微软雅黑" w:eastAsia="微软雅黑"/>
-                <w:b w:val="0"/>
-                <w:i w:val="0"/>
-                <w:sz w:val="20"/>
-              </w:rPr>
-              <w:t>V1.7</w:t>
-            </w:r>
-          </w:p>
-        </w:tc>
-        <w:tc>
-          <w:tcPr>
-            <w:tcW w:type="dxa" w:w="2161"/>
-          </w:tcPr>
-          <w:p>
-            <w:r>
-              <w:rPr>
-                <w:rFonts w:ascii="微软雅黑" w:hAnsi="微软雅黑" w:eastAsia="微软雅黑"/>
-                <w:b w:val="0"/>
-                <w:i w:val="0"/>
-                <w:sz w:val="20"/>
-              </w:rPr>
-              <w:t>2026-05-25</w:t>
-            </w:r>
-          </w:p>
-        </w:tc>
-        <w:tc>
-          <w:tcPr>
-            <w:tcW w:type="dxa" w:w="2161"/>
-          </w:tcPr>
-          <w:p>
-            <w:r>
-              <w:rPr>
-                <w:rFonts w:ascii="微软雅黑" w:hAnsi="微软雅黑" w:eastAsia="微软雅黑"/>
-                <w:b w:val="0"/>
-                <w:i w:val="0"/>
-                <w:sz w:val="20"/>
-              </w:rPr>
-              <w:t>—</w:t>
-            </w:r>
-          </w:p>
-        </w:tc>
-        <w:tc>
-          <w:tcPr>
-            <w:tcW w:type="dxa" w:w="2161"/>
-          </w:tcPr>
-          <w:p>
-            <w:r>
-              <w:rPr>
-                <w:rFonts w:ascii="微软雅黑" w:hAnsi="微软雅黑" w:eastAsia="微软雅黑"/>
-                <w:b w:val="0"/>
-                <w:i w:val="0"/>
-                <w:sz w:val="20"/>
-              </w:rPr>
-              <w:t>单文档精简：删重复总述与附录；保留全部计费案例</w:t>
-            </w:r>
-          </w:p>
-        </w:tc>
-      </w:tr>
-      <w:tr>
-        <w:tc>
-          <w:tcPr>
-            <w:tcW w:type="dxa" w:w="2161"/>
-          </w:tcPr>
-          <w:p>
-            <w:r>
-              <w:rPr>
-                <w:rFonts w:ascii="微软雅黑" w:hAnsi="微软雅黑" w:eastAsia="微软雅黑"/>
-                <w:b w:val="0"/>
-                <w:i w:val="0"/>
-                <w:sz w:val="20"/>
-              </w:rPr>
-              <w:t>V1.8</w:t>
-            </w:r>
-          </w:p>
-        </w:tc>
-        <w:tc>
-          <w:tcPr>
-            <w:tcW w:type="dxa" w:w="2161"/>
-          </w:tcPr>
-          <w:p>
-            <w:r>
-              <w:rPr>
-                <w:rFonts w:ascii="微软雅黑" w:hAnsi="微软雅黑" w:eastAsia="微软雅黑"/>
-                <w:b w:val="0"/>
-                <w:i w:val="0"/>
-                <w:sz w:val="20"/>
-              </w:rPr>
-              <w:t>2026-05-25</w:t>
-            </w:r>
-          </w:p>
-        </w:tc>
-        <w:tc>
-          <w:tcPr>
-            <w:tcW w:type="dxa" w:w="2161"/>
-          </w:tcPr>
-          <w:p>
-            <w:r>
-              <w:rPr>
-                <w:rFonts w:ascii="微软雅黑" w:hAnsi="微软雅黑" w:eastAsia="微软雅黑"/>
-                <w:b w:val="0"/>
-                <w:i w:val="0"/>
-                <w:sz w:val="20"/>
-              </w:rPr>
-              <w:t>—</w:t>
-            </w:r>
-          </w:p>
-        </w:tc>
-        <w:tc>
-          <w:tcPr>
-            <w:tcW w:type="dxa" w:w="2161"/>
-          </w:tcPr>
-          <w:p>
-            <w:r>
-              <w:rPr>
-                <w:rFonts w:ascii="微软雅黑" w:hAnsi="微软雅黑" w:eastAsia="微软雅黑"/>
-                <w:b w:val="0"/>
-                <w:i w:val="0"/>
-                <w:sz w:val="20"/>
-              </w:rPr>
-              <w:t>明确关联应收费用项无系统默认、由运营自行选择</w:t>
-            </w:r>
-          </w:p>
-        </w:tc>
-      </w:tr>
-      <w:tr>
-        <w:tc>
-          <w:tcPr>
-            <w:tcW w:type="dxa" w:w="2161"/>
-          </w:tcPr>
-          <w:p>
-            <w:r>
-              <w:rPr>
-                <w:rFonts w:ascii="微软雅黑" w:hAnsi="微软雅黑" w:eastAsia="微软雅黑"/>
-                <w:b w:val="0"/>
-                <w:i w:val="0"/>
-                <w:sz w:val="20"/>
-              </w:rPr>
-              <w:t>V1.9</w:t>
-            </w:r>
-          </w:p>
-        </w:tc>
-        <w:tc>
-          <w:tcPr>
-            <w:tcW w:type="dxa" w:w="2161"/>
-          </w:tcPr>
-          <w:p>
-            <w:r>
-              <w:rPr>
-                <w:rFonts w:ascii="微软雅黑" w:hAnsi="微软雅黑" w:eastAsia="微软雅黑"/>
-                <w:b w:val="0"/>
-                <w:i w:val="0"/>
-                <w:sz w:val="20"/>
-              </w:rPr>
-              <w:t>2026-05-25</w:t>
-            </w:r>
-          </w:p>
-        </w:tc>
-        <w:tc>
-          <w:tcPr>
-            <w:tcW w:type="dxa" w:w="2161"/>
-          </w:tcPr>
-          <w:p>
-            <w:r>
-              <w:rPr>
-                <w:rFonts w:ascii="微软雅黑" w:hAnsi="微软雅黑" w:eastAsia="微软雅黑"/>
-                <w:b w:val="0"/>
-                <w:i w:val="0"/>
-                <w:sz w:val="20"/>
-              </w:rPr>
-              <w:t>—</w:t>
-            </w:r>
-          </w:p>
-        </w:tc>
-        <w:tc>
-          <w:tcPr>
-            <w:tcW w:type="dxa" w:w="2161"/>
-          </w:tcPr>
-          <w:p>
-            <w:r>
-              <w:rPr>
-                <w:rFonts w:ascii="微软雅黑" w:hAnsi="微软雅黑" w:eastAsia="微软雅黑"/>
-                <w:b w:val="0"/>
-                <w:i w:val="0"/>
-                <w:sz w:val="20"/>
-              </w:rPr>
-              <w:t>无可用报价记提拆派计划操作日志（不阻断下单）</w:t>
-            </w:r>
-          </w:p>
-        </w:tc>
-      </w:tr>
-      <w:tr>
-        <w:tc>
-          <w:tcPr>
-            <w:tcW w:type="dxa" w:w="2161"/>
-          </w:tcPr>
-          <w:p>
-            <w:r>
-              <w:rPr>
-                <w:rFonts w:ascii="微软雅黑" w:hAnsi="微软雅黑" w:eastAsia="微软雅黑"/>
-                <w:b w:val="0"/>
-                <w:i w:val="0"/>
-                <w:sz w:val="20"/>
-              </w:rPr>
-              <w:t>V1.10</w:t>
-            </w:r>
-          </w:p>
-        </w:tc>
-        <w:tc>
-          <w:tcPr>
-            <w:tcW w:type="dxa" w:w="2161"/>
-          </w:tcPr>
-          <w:p>
-            <w:r>
-              <w:rPr>
-                <w:rFonts w:ascii="微软雅黑" w:hAnsi="微软雅黑" w:eastAsia="微软雅黑"/>
-                <w:b w:val="0"/>
-                <w:i w:val="0"/>
-                <w:sz w:val="20"/>
-              </w:rPr>
-              <w:t>2026-05-25</w:t>
-            </w:r>
-          </w:p>
-        </w:tc>
-        <w:tc>
-          <w:tcPr>
-            <w:tcW w:type="dxa" w:w="2161"/>
-          </w:tcPr>
-          <w:p>
-            <w:r>
-              <w:rPr>
-                <w:rFonts w:ascii="微软雅黑" w:hAnsi="微软雅黑" w:eastAsia="微软雅黑"/>
-                <w:b w:val="0"/>
-                <w:i w:val="0"/>
-                <w:sz w:val="20"/>
-              </w:rPr>
-              <w:t>—</w:t>
-            </w:r>
-          </w:p>
-        </w:tc>
-        <w:tc>
-          <w:tcPr>
-            <w:tcW w:type="dxa" w:w="2161"/>
-          </w:tcPr>
-          <w:p>
-            <w:r>
-              <w:rPr>
-                <w:rFonts w:ascii="微软雅黑" w:hAnsi="微软雅黑" w:eastAsia="微软雅黑"/>
-                <w:b w:val="0"/>
-                <w:i w:val="0"/>
-                <w:sz w:val="20"/>
-              </w:rPr>
-              <w:t>优化列表「复制」功能说明</w:t>
-            </w:r>
-          </w:p>
-        </w:tc>
-      </w:tr>
-      <w:tr>
-        <w:tc>
-          <w:tcPr>
-            <w:tcW w:type="dxa" w:w="2161"/>
-          </w:tcPr>
-          <w:p>
-            <w:r>
-              <w:rPr>
-                <w:rFonts w:ascii="微软雅黑" w:hAnsi="微软雅黑" w:eastAsia="微软雅黑"/>
-                <w:b w:val="0"/>
-                <w:i w:val="0"/>
-                <w:sz w:val="20"/>
-              </w:rPr>
-              <w:t>V1.11</w:t>
-            </w:r>
-          </w:p>
-        </w:tc>
-        <w:tc>
-          <w:tcPr>
-            <w:tcW w:type="dxa" w:w="2161"/>
-          </w:tcPr>
-          <w:p>
-            <w:r>
-              <w:rPr>
-                <w:rFonts w:ascii="微软雅黑" w:hAnsi="微软雅黑" w:eastAsia="微软雅黑"/>
-                <w:b w:val="0"/>
-                <w:i w:val="0"/>
-                <w:sz w:val="20"/>
-              </w:rPr>
-              <w:t>2026-05-25</w:t>
-            </w:r>
-          </w:p>
-        </w:tc>
-        <w:tc>
-          <w:tcPr>
-            <w:tcW w:type="dxa" w:w="2161"/>
-          </w:tcPr>
-          <w:p>
-            <w:r>
-              <w:rPr>
-                <w:rFonts w:ascii="微软雅黑" w:hAnsi="微软雅黑" w:eastAsia="微软雅黑"/>
-                <w:b w:val="0"/>
-                <w:i w:val="0"/>
-                <w:sz w:val="20"/>
-              </w:rPr>
-              <w:t>—</w:t>
-            </w:r>
-          </w:p>
-        </w:tc>
-        <w:tc>
-          <w:tcPr>
-            <w:tcW w:type="dxa" w:w="2161"/>
-          </w:tcPr>
-          <w:p>
-            <w:r>
-              <w:rPr>
-                <w:rFonts w:ascii="微软雅黑" w:hAnsi="微软雅黑" w:eastAsia="微软雅黑"/>
-                <w:b w:val="0"/>
-                <w:i w:val="0"/>
-                <w:sz w:val="20"/>
-              </w:rPr>
-              <w:t>优化启用/停用说明表述</w:t>
-            </w:r>
-          </w:p>
-        </w:tc>
-      </w:tr>
-      <w:tr>
-        <w:tc>
-          <w:tcPr>
-            <w:tcW w:type="dxa" w:w="2161"/>
-          </w:tcPr>
-          <w:p>
-            <w:r>
-              <w:rPr>
-                <w:rFonts w:ascii="微软雅黑" w:hAnsi="微软雅黑" w:eastAsia="微软雅黑"/>
-                <w:b w:val="0"/>
-                <w:i w:val="0"/>
-                <w:sz w:val="20"/>
-              </w:rPr>
-              <w:t>V1.12</w:t>
-            </w:r>
-          </w:p>
-        </w:tc>
-        <w:tc>
-          <w:tcPr>
-            <w:tcW w:type="dxa" w:w="2161"/>
-          </w:tcPr>
-          <w:p>
-            <w:r>
-              <w:rPr>
-                <w:rFonts w:ascii="微软雅黑" w:hAnsi="微软雅黑" w:eastAsia="微软雅黑"/>
-                <w:b w:val="0"/>
-                <w:i w:val="0"/>
-                <w:sz w:val="20"/>
-              </w:rPr>
-              <w:t>2026-05-25</w:t>
-            </w:r>
-          </w:p>
-        </w:tc>
-        <w:tc>
-          <w:tcPr>
-            <w:tcW w:type="dxa" w:w="2161"/>
-          </w:tcPr>
-          <w:p>
-            <w:r>
-              <w:rPr>
-                <w:rFonts w:ascii="微软雅黑" w:hAnsi="微软雅黑" w:eastAsia="微软雅黑"/>
-                <w:b w:val="0"/>
-                <w:i w:val="0"/>
-                <w:sz w:val="20"/>
-              </w:rPr>
-              <w:t>—</w:t>
-            </w:r>
-          </w:p>
-        </w:tc>
-        <w:tc>
-          <w:tcPr>
-            <w:tcW w:type="dxa" w:w="2161"/>
-          </w:tcPr>
-          <w:p>
-            <w:r>
-              <w:rPr>
-                <w:rFonts w:ascii="微软雅黑" w:hAnsi="微软雅黑" w:eastAsia="微软雅黑"/>
-                <w:b w:val="0"/>
-                <w:i w:val="0"/>
-                <w:sz w:val="20"/>
-              </w:rPr>
-              <w:t>去重启停与匹配说明，规则收敛至 4.2.2 场景表</w:t>
-            </w:r>
-          </w:p>
-        </w:tc>
-      </w:tr>
-      <w:tr>
-        <w:tc>
-          <w:tcPr>
-            <w:tcW w:type="dxa" w:w="2161"/>
-          </w:tcPr>
-          <w:p>
-            <w:r>
-              <w:rPr>
-                <w:rFonts w:ascii="微软雅黑" w:hAnsi="微软雅黑" w:eastAsia="微软雅黑"/>
-                <w:b w:val="0"/>
-                <w:i w:val="0"/>
-                <w:sz w:val="20"/>
-              </w:rPr>
-              <w:t>V1.13</w:t>
-            </w:r>
-          </w:p>
-        </w:tc>
-        <w:tc>
-          <w:tcPr>
-            <w:tcW w:type="dxa" w:w="2161"/>
-          </w:tcPr>
-          <w:p>
-            <w:r>
-              <w:rPr>
-                <w:rFonts w:ascii="微软雅黑" w:hAnsi="微软雅黑" w:eastAsia="微软雅黑"/>
-                <w:b w:val="0"/>
-                <w:i w:val="0"/>
-                <w:sz w:val="20"/>
-              </w:rPr>
-              <w:t>2026-05-25</w:t>
-            </w:r>
-          </w:p>
-        </w:tc>
-        <w:tc>
-          <w:tcPr>
-            <w:tcW w:type="dxa" w:w="2161"/>
-          </w:tcPr>
-          <w:p>
-            <w:r>
-              <w:rPr>
-                <w:rFonts w:ascii="微软雅黑" w:hAnsi="微软雅黑" w:eastAsia="微软雅黑"/>
-                <w:b w:val="0"/>
-                <w:i w:val="0"/>
-                <w:sz w:val="20"/>
-              </w:rPr>
-              <w:t>—</w:t>
-            </w:r>
-          </w:p>
-        </w:tc>
-        <w:tc>
-          <w:tcPr>
-            <w:tcW w:type="dxa" w:w="2161"/>
-          </w:tcPr>
-          <w:p>
-            <w:r>
-              <w:rPr>
-                <w:rFonts w:ascii="微软雅黑" w:hAnsi="微软雅黑" w:eastAsia="微软雅黑"/>
-                <w:b w:val="0"/>
-                <w:i w:val="0"/>
-                <w:sz w:val="20"/>
-              </w:rPr>
-              <w:t>结算币种改为取自币种管理，默认 USD</w:t>
-            </w:r>
-          </w:p>
-        </w:tc>
-      </w:tr>
-      <w:tr>
-        <w:tc>
-          <w:tcPr>
-            <w:tcW w:type="dxa" w:w="2161"/>
-          </w:tcPr>
-          <w:p>
-            <w:r>
-              <w:rPr>
-                <w:rFonts w:ascii="微软雅黑" w:hAnsi="微软雅黑" w:eastAsia="微软雅黑"/>
-                <w:b w:val="0"/>
-                <w:i w:val="0"/>
-                <w:sz w:val="20"/>
-              </w:rPr>
-              <w:t>V1.14</w:t>
-            </w:r>
-          </w:p>
-        </w:tc>
-        <w:tc>
-          <w:tcPr>
-            <w:tcW w:type="dxa" w:w="2161"/>
-          </w:tcPr>
-          <w:p>
-            <w:r>
-              <w:rPr>
-                <w:rFonts w:ascii="微软雅黑" w:hAnsi="微软雅黑" w:eastAsia="微软雅黑"/>
-                <w:b w:val="0"/>
-                <w:i w:val="0"/>
-                <w:sz w:val="20"/>
-              </w:rPr>
-              <w:t>2026-05-25</w:t>
-            </w:r>
-          </w:p>
-        </w:tc>
-        <w:tc>
-          <w:tcPr>
-            <w:tcW w:type="dxa" w:w="2161"/>
-          </w:tcPr>
-          <w:p>
-            <w:r>
-              <w:rPr>
-                <w:rFonts w:ascii="微软雅黑" w:hAnsi="微软雅黑" w:eastAsia="微软雅黑"/>
-                <w:b w:val="0"/>
-                <w:i w:val="0"/>
-                <w:sz w:val="20"/>
-              </w:rPr>
-              <w:t>—</w:t>
-            </w:r>
-          </w:p>
-        </w:tc>
-        <w:tc>
-          <w:tcPr>
-            <w:tcW w:type="dxa" w:w="2161"/>
-          </w:tcPr>
-          <w:p>
-            <w:r>
-              <w:rPr>
-                <w:rFonts w:ascii="微软雅黑" w:hAnsi="微软雅黑" w:eastAsia="微软雅黑"/>
-                <w:b w:val="0"/>
-                <w:i w:val="0"/>
-                <w:sz w:val="20"/>
-              </w:rPr>
-              <w:t>「降级」改为「跨区改按散板」等直白表述</w:t>
-            </w:r>
-          </w:p>
-        </w:tc>
-      </w:tr>
-      <w:tr>
-        <w:tc>
-          <w:tcPr>
-            <w:tcW w:type="dxa" w:w="2161"/>
-          </w:tcPr>
-          <w:p>
-            <w:r>
-              <w:rPr>
-                <w:rFonts w:ascii="微软雅黑" w:hAnsi="微软雅黑" w:eastAsia="微软雅黑"/>
-                <w:b w:val="0"/>
-                <w:i w:val="0"/>
-                <w:sz w:val="20"/>
-              </w:rPr>
-              <w:t>V1.15</w:t>
-            </w:r>
-          </w:p>
-        </w:tc>
-        <w:tc>
-          <w:tcPr>
-            <w:tcW w:type="dxa" w:w="2161"/>
-          </w:tcPr>
-          <w:p>
-            <w:r>
-              <w:rPr>
-                <w:rFonts w:ascii="微软雅黑" w:hAnsi="微软雅黑" w:eastAsia="微软雅黑"/>
-                <w:b w:val="0"/>
-                <w:i w:val="0"/>
-                <w:sz w:val="20"/>
-              </w:rPr>
-              <w:t>2026-05-25</w:t>
-            </w:r>
-          </w:p>
-        </w:tc>
-        <w:tc>
-          <w:tcPr>
-            <w:tcW w:type="dxa" w:w="2161"/>
-          </w:tcPr>
-          <w:p>
-            <w:r>
-              <w:rPr>
-                <w:rFonts w:ascii="微软雅黑" w:hAnsi="微软雅黑" w:eastAsia="微软雅黑"/>
-                <w:b w:val="0"/>
-                <w:i w:val="0"/>
-                <w:sz w:val="20"/>
-              </w:rPr>
-              <w:t>—</w:t>
-            </w:r>
-          </w:p>
-        </w:tc>
-        <w:tc>
-          <w:tcPr>
-            <w:tcW w:type="dxa" w:w="2161"/>
-          </w:tcPr>
-          <w:p>
-            <w:r>
-              <w:rPr>
-                <w:rFonts w:ascii="微软雅黑" w:hAnsi="微软雅黑" w:eastAsia="微软雅黑"/>
-                <w:b w:val="0"/>
-                <w:i w:val="0"/>
-                <w:sz w:val="20"/>
-              </w:rPr>
-              <w:t>跨区改散板：直接按散板取价，不因缺组合仓价目拦截</w:t>
-            </w:r>
-          </w:p>
-        </w:tc>
-      </w:tr>
-      <w:tr>
-        <w:tc>
-          <w:tcPr>
-            <w:tcW w:type="dxa" w:w="2161"/>
-          </w:tcPr>
-          <w:p>
-            <w:r>
-              <w:rPr>
-                <w:rFonts w:ascii="微软雅黑" w:hAnsi="微软雅黑" w:eastAsia="微软雅黑"/>
-                <w:b w:val="0"/>
-                <w:i w:val="0"/>
-                <w:sz w:val="20"/>
-              </w:rPr>
-              <w:t>V1.16</w:t>
-            </w:r>
-          </w:p>
-        </w:tc>
-        <w:tc>
-          <w:tcPr>
-            <w:tcW w:type="dxa" w:w="2161"/>
-          </w:tcPr>
-          <w:p>
-            <w:r>
-              <w:rPr>
-                <w:rFonts w:ascii="微软雅黑" w:hAnsi="微软雅黑" w:eastAsia="微软雅黑"/>
-                <w:b w:val="0"/>
-                <w:i w:val="0"/>
-                <w:sz w:val="20"/>
-              </w:rPr>
-              <w:t>2026-05-25</w:t>
-            </w:r>
-          </w:p>
-        </w:tc>
-        <w:tc>
-          <w:tcPr>
-            <w:tcW w:type="dxa" w:w="2161"/>
-          </w:tcPr>
-          <w:p>
-            <w:r>
-              <w:rPr>
-                <w:rFonts w:ascii="微软雅黑" w:hAnsi="微软雅黑" w:eastAsia="微软雅黑"/>
-                <w:b w:val="0"/>
-                <w:i w:val="0"/>
-                <w:sz w:val="20"/>
-              </w:rPr>
-              <w:t>—</w:t>
-            </w:r>
-          </w:p>
-        </w:tc>
-        <w:tc>
-          <w:tcPr>
-            <w:tcW w:type="dxa" w:w="2161"/>
-          </w:tcPr>
-          <w:p>
-            <w:r>
-              <w:rPr>
-                <w:rFonts w:ascii="微软雅黑" w:hAnsi="微软雅黑" w:eastAsia="微软雅黑"/>
-                <w:b w:val="0"/>
-                <w:i w:val="0"/>
-                <w:sz w:val="20"/>
-              </w:rPr>
-              <w:t>4.2.6 计费规则并入总表，下接各 § 案例</w:t>
-            </w:r>
-          </w:p>
-        </w:tc>
-      </w:tr>
-      <w:tr>
-        <w:tc>
-          <w:tcPr>
-            <w:tcW w:type="dxa" w:w="2161"/>
-          </w:tcPr>
-          <w:p>
-            <w:r>
-              <w:rPr>
-                <w:rFonts w:ascii="微软雅黑" w:hAnsi="微软雅黑" w:eastAsia="微软雅黑"/>
-                <w:b w:val="0"/>
-                <w:i w:val="0"/>
-                <w:sz w:val="20"/>
-              </w:rPr>
-              <w:t>V1.17</w:t>
-            </w:r>
-          </w:p>
-        </w:tc>
-        <w:tc>
-          <w:tcPr>
-            <w:tcW w:type="dxa" w:w="2161"/>
-          </w:tcPr>
-          <w:p>
-            <w:r>
-              <w:rPr>
-                <w:rFonts w:ascii="微软雅黑" w:hAnsi="微软雅黑" w:eastAsia="微软雅黑"/>
-                <w:b w:val="0"/>
-                <w:i w:val="0"/>
-                <w:sz w:val="20"/>
-              </w:rPr>
-              <w:t>2026-05-25</w:t>
-            </w:r>
-          </w:p>
-        </w:tc>
-        <w:tc>
-          <w:tcPr>
-            <w:tcW w:type="dxa" w:w="2161"/>
-          </w:tcPr>
-          <w:p>
-            <w:r>
-              <w:rPr>
-                <w:rFonts w:ascii="微软雅黑" w:hAnsi="微软雅黑" w:eastAsia="微软雅黑"/>
-                <w:b w:val="0"/>
-                <w:i w:val="0"/>
-                <w:sz w:val="20"/>
-              </w:rPr>
-              <w:t>—</w:t>
-            </w:r>
-          </w:p>
-        </w:tc>
-        <w:tc>
-          <w:tcPr>
-            <w:tcW w:type="dxa" w:w="2161"/>
-          </w:tcPr>
-          <w:p>
-            <w:r>
-              <w:rPr>
-                <w:rFonts w:ascii="微软雅黑" w:hAnsi="微软雅黑" w:eastAsia="微软雅黑"/>
-                <w:b w:val="0"/>
-                <w:i w:val="0"/>
-                <w:sz w:val="20"/>
-              </w:rPr>
-              <w:t>计算案例归纳至 4.2.6.1</w:t>
-            </w:r>
-          </w:p>
-        </w:tc>
-      </w:tr>
-      <w:tr>
-        <w:tc>
-          <w:tcPr>
-            <w:tcW w:type="dxa" w:w="2161"/>
-          </w:tcPr>
-          <w:p>
-            <w:r>
-              <w:rPr>
-                <w:rFonts w:ascii="微软雅黑" w:hAnsi="微软雅黑" w:eastAsia="微软雅黑"/>
-                <w:b w:val="0"/>
-                <w:i w:val="0"/>
-                <w:sz w:val="20"/>
-              </w:rPr>
-              <w:t>V1.18</w:t>
-            </w:r>
-          </w:p>
-        </w:tc>
-        <w:tc>
-          <w:tcPr>
-            <w:tcW w:type="dxa" w:w="2161"/>
-          </w:tcPr>
-          <w:p>
-            <w:r>
-              <w:rPr>
-                <w:rFonts w:ascii="微软雅黑" w:hAnsi="微软雅黑" w:eastAsia="微软雅黑"/>
-                <w:b w:val="0"/>
-                <w:i w:val="0"/>
-                <w:sz w:val="20"/>
-              </w:rPr>
-              <w:t>2026-05-25</w:t>
-            </w:r>
-          </w:p>
-        </w:tc>
-        <w:tc>
-          <w:tcPr>
-            <w:tcW w:type="dxa" w:w="2161"/>
-          </w:tcPr>
-          <w:p>
-            <w:r>
-              <w:rPr>
-                <w:rFonts w:ascii="微软雅黑" w:hAnsi="微软雅黑" w:eastAsia="微软雅黑"/>
-                <w:b w:val="0"/>
-                <w:i w:val="0"/>
-                <w:sz w:val="20"/>
-              </w:rPr>
-              <w:t>—</w:t>
-            </w:r>
-          </w:p>
-        </w:tc>
-        <w:tc>
-          <w:tcPr>
-            <w:tcW w:type="dxa" w:w="2161"/>
-          </w:tcPr>
-          <w:p>
-            <w:r>
-              <w:rPr>
-                <w:rFonts w:ascii="微软雅黑" w:hAnsi="微软雅黑" w:eastAsia="微软雅黑"/>
-                <w:b w:val="0"/>
-                <w:i w:val="0"/>
-                <w:sz w:val="20"/>
-              </w:rPr>
-              <w:t>4.2.6.1 案例补充提拆派计划单头与货件明细快照</w:t>
-            </w:r>
-          </w:p>
-        </w:tc>
-      </w:tr>
-      <w:tr>
-        <w:tc>
-          <w:tcPr>
-            <w:tcW w:type="dxa" w:w="2161"/>
-          </w:tcPr>
-          <w:p>
-            <w:r>
-              <w:rPr>
-                <w:rFonts w:ascii="微软雅黑" w:hAnsi="微软雅黑" w:eastAsia="微软雅黑"/>
-                <w:b w:val="0"/>
-                <w:i w:val="0"/>
-                <w:sz w:val="20"/>
-              </w:rPr>
-              <w:t>V1.19</w:t>
-            </w:r>
-          </w:p>
-        </w:tc>
-        <w:tc>
-          <w:tcPr>
-            <w:tcW w:type="dxa" w:w="2161"/>
-          </w:tcPr>
-          <w:p>
-            <w:r>
-              <w:rPr>
-                <w:rFonts w:ascii="微软雅黑" w:hAnsi="微软雅黑" w:eastAsia="微软雅黑"/>
-                <w:b w:val="0"/>
-                <w:i w:val="0"/>
-                <w:sz w:val="20"/>
-              </w:rPr>
-              <w:t>2026-05-25</w:t>
-            </w:r>
-          </w:p>
-        </w:tc>
-        <w:tc>
-          <w:tcPr>
-            <w:tcW w:type="dxa" w:w="2161"/>
-          </w:tcPr>
-          <w:p>
-            <w:r>
-              <w:rPr>
-                <w:rFonts w:ascii="微软雅黑" w:hAnsi="微软雅黑" w:eastAsia="微软雅黑"/>
-                <w:b w:val="0"/>
-                <w:i w:val="0"/>
-                <w:sz w:val="20"/>
-              </w:rPr>
-              <w:t>—</w:t>
-            </w:r>
-          </w:p>
-        </w:tc>
-        <w:tc>
-          <w:tcPr>
-            <w:tcW w:type="dxa" w:w="2161"/>
-          </w:tcPr>
-          <w:p>
-            <w:r>
-              <w:rPr>
-                <w:rFonts w:ascii="微软雅黑" w:hAnsi="微软雅黑" w:eastAsia="微软雅黑"/>
-                <w:b w:val="0"/>
-                <w:i w:val="0"/>
-                <w:sz w:val="20"/>
-              </w:rPr>
-              <w:t>直送用计划目的仓匹配；案例去掉计划号、锁定报价</w:t>
-            </w:r>
-          </w:p>
-        </w:tc>
-      </w:tr>
-      <w:tr>
-        <w:tc>
-          <w:tcPr>
-            <w:tcW w:type="dxa" w:w="2161"/>
-          </w:tcPr>
-          <w:p>
-            <w:r>
-              <w:rPr>
-                <w:rFonts w:ascii="微软雅黑" w:hAnsi="微软雅黑" w:eastAsia="微软雅黑"/>
-                <w:b w:val="0"/>
-                <w:i w:val="0"/>
-                <w:sz w:val="20"/>
-              </w:rPr>
-              <w:t>V1.20</w:t>
-            </w:r>
-          </w:p>
-        </w:tc>
-        <w:tc>
-          <w:tcPr>
-            <w:tcW w:type="dxa" w:w="2161"/>
-          </w:tcPr>
-          <w:p>
-            <w:r>
-              <w:rPr>
-                <w:rFonts w:ascii="微软雅黑" w:hAnsi="微软雅黑" w:eastAsia="微软雅黑"/>
-                <w:b w:val="0"/>
-                <w:i w:val="0"/>
-                <w:sz w:val="20"/>
-              </w:rPr>
-              <w:t>2026-05-25</w:t>
-            </w:r>
-          </w:p>
-        </w:tc>
-        <w:tc>
-          <w:tcPr>
-            <w:tcW w:type="dxa" w:w="2161"/>
-          </w:tcPr>
-          <w:p>
-            <w:r>
-              <w:rPr>
-                <w:rFonts w:ascii="微软雅黑" w:hAnsi="微软雅黑" w:eastAsia="微软雅黑"/>
-                <w:b w:val="0"/>
-                <w:i w:val="0"/>
-                <w:sz w:val="20"/>
-              </w:rPr>
-              <w:t>—</w:t>
-            </w:r>
-          </w:p>
-        </w:tc>
-        <w:tc>
-          <w:tcPr>
-            <w:tcW w:type="dxa" w:w="2161"/>
-          </w:tcPr>
-          <w:p>
-            <w:r>
-              <w:rPr>
-                <w:rFonts w:ascii="微软雅黑" w:hAnsi="微软雅黑" w:eastAsia="微软雅黑"/>
-                <w:b w:val="0"/>
-                <w:i w:val="0"/>
-                <w:sz w:val="20"/>
-              </w:rPr>
-              <w:t>§1 直送案例块序改为 A→B→C</w:t>
-            </w:r>
-          </w:p>
-        </w:tc>
-      </w:tr>
-      <w:tr>
-        <w:tc>
-          <w:tcPr>
-            <w:tcW w:type="dxa" w:w="2161"/>
-          </w:tcPr>
-          <w:p>
-            <w:r>
-              <w:rPr>
-                <w:rFonts w:ascii="微软雅黑" w:hAnsi="微软雅黑" w:eastAsia="微软雅黑"/>
-                <w:b w:val="0"/>
-                <w:i w:val="0"/>
-                <w:sz w:val="20"/>
-              </w:rPr>
-              <w:t>V1.21</w:t>
-            </w:r>
-          </w:p>
-        </w:tc>
-        <w:tc>
-          <w:tcPr>
-            <w:tcW w:type="dxa" w:w="2161"/>
-          </w:tcPr>
-          <w:p>
-            <w:r>
-              <w:rPr>
-                <w:rFonts w:ascii="微软雅黑" w:hAnsi="微软雅黑" w:eastAsia="微软雅黑"/>
-                <w:b w:val="0"/>
-                <w:i w:val="0"/>
-                <w:sz w:val="20"/>
-              </w:rPr>
-              <w:t>2026-05-25</w:t>
-            </w:r>
-          </w:p>
-        </w:tc>
-        <w:tc>
-          <w:tcPr>
-            <w:tcW w:type="dxa" w:w="2161"/>
-          </w:tcPr>
-          <w:p>
-            <w:r>
-              <w:rPr>
-                <w:rFonts w:ascii="微软雅黑" w:hAnsi="微软雅黑" w:eastAsia="微软雅黑"/>
-                <w:b w:val="0"/>
-                <w:i w:val="0"/>
-                <w:sz w:val="20"/>
-              </w:rPr>
-              <w:t>—</w:t>
-            </w:r>
-          </w:p>
-        </w:tc>
-        <w:tc>
-          <w:tcPr>
-            <w:tcW w:type="dxa" w:w="2161"/>
-          </w:tcPr>
-          <w:p>
-            <w:r>
-              <w:rPr>
-                <w:rFonts w:ascii="微软雅黑" w:hAnsi="微软雅黑" w:eastAsia="微软雅黑"/>
-                <w:b w:val="0"/>
-                <w:i w:val="0"/>
-                <w:sz w:val="20"/>
-              </w:rPr>
-              <w:t>整柜直送/快递统一「价格、整柜一口价」表述</w:t>
-            </w:r>
-          </w:p>
-        </w:tc>
-      </w:tr>
-      <w:tr>
-        <w:tc>
-          <w:tcPr>
-            <w:tcW w:type="dxa" w:w="2161"/>
-          </w:tcPr>
-          <w:p>
-            <w:r>
-              <w:rPr>
-                <w:rFonts w:ascii="微软雅黑" w:hAnsi="微软雅黑" w:eastAsia="微软雅黑"/>
-                <w:b w:val="0"/>
-                <w:i w:val="0"/>
-                <w:sz w:val="20"/>
-              </w:rPr>
-              <w:t>V1.22</w:t>
-            </w:r>
-          </w:p>
-        </w:tc>
-        <w:tc>
-          <w:tcPr>
-            <w:tcW w:type="dxa" w:w="2161"/>
-          </w:tcPr>
-          <w:p>
-            <w:r>
-              <w:rPr>
-                <w:rFonts w:ascii="微软雅黑" w:hAnsi="微软雅黑" w:eastAsia="微软雅黑"/>
-                <w:b w:val="0"/>
-                <w:i w:val="0"/>
-                <w:sz w:val="20"/>
-              </w:rPr>
-              <w:t>2026-05-25</w:t>
-            </w:r>
-          </w:p>
-        </w:tc>
-        <w:tc>
-          <w:tcPr>
-            <w:tcW w:type="dxa" w:w="2161"/>
-          </w:tcPr>
-          <w:p>
-            <w:r>
-              <w:rPr>
-                <w:rFonts w:ascii="微软雅黑" w:hAnsi="微软雅黑" w:eastAsia="微软雅黑"/>
-                <w:b w:val="0"/>
-                <w:i w:val="0"/>
-                <w:sz w:val="20"/>
-              </w:rPr>
-              <w:t>—</w:t>
-            </w:r>
-          </w:p>
-        </w:tc>
-        <w:tc>
-          <w:tcPr>
-            <w:tcW w:type="dxa" w:w="2161"/>
-          </w:tcPr>
-          <w:p>
-            <w:r>
-              <w:rPr>
-                <w:rFonts w:ascii="微软雅黑" w:hAnsi="微软雅黑" w:eastAsia="微软雅黑"/>
-                <w:b w:val="0"/>
-                <w:i w:val="0"/>
-                <w:sz w:val="20"/>
-              </w:rPr>
-              <w:t>§3 组合仓案例扩充多货件、超重与按托演算</w:t>
-            </w:r>
-          </w:p>
-        </w:tc>
-      </w:tr>
-      <w:tr>
-        <w:tc>
-          <w:tcPr>
-            <w:tcW w:type="dxa" w:w="2161"/>
-          </w:tcPr>
-          <w:p>
-            <w:r>
-              <w:rPr>
-                <w:rFonts w:ascii="微软雅黑" w:hAnsi="微软雅黑" w:eastAsia="微软雅黑"/>
-                <w:b w:val="0"/>
-                <w:i w:val="0"/>
-                <w:sz w:val="20"/>
-              </w:rPr>
-              <w:t>V1.23</w:t>
-            </w:r>
-          </w:p>
-        </w:tc>
-        <w:tc>
-          <w:tcPr>
-            <w:tcW w:type="dxa" w:w="2161"/>
-          </w:tcPr>
-          <w:p>
-            <w:r>
-              <w:rPr>
-                <w:rFonts w:ascii="微软雅黑" w:hAnsi="微软雅黑" w:eastAsia="微软雅黑"/>
-                <w:b w:val="0"/>
-                <w:i w:val="0"/>
-                <w:sz w:val="20"/>
-              </w:rPr>
-              <w:t>2026-05-25</w:t>
-            </w:r>
-          </w:p>
-        </w:tc>
-        <w:tc>
-          <w:tcPr>
-            <w:tcW w:type="dxa" w:w="2161"/>
-          </w:tcPr>
-          <w:p>
-            <w:r>
-              <w:rPr>
-                <w:rFonts w:ascii="微软雅黑" w:hAnsi="微软雅黑" w:eastAsia="微软雅黑"/>
-                <w:b w:val="0"/>
-                <w:i w:val="0"/>
-                <w:sz w:val="20"/>
-              </w:rPr>
-              <w:t>—</w:t>
-            </w:r>
-          </w:p>
-        </w:tc>
-        <w:tc>
-          <w:tcPr>
-            <w:tcW w:type="dxa" w:w="2161"/>
-          </w:tcPr>
-          <w:p>
-            <w:r>
-              <w:rPr>
-                <w:rFonts w:ascii="微软雅黑" w:hAnsi="微软雅黑" w:eastAsia="微软雅黑"/>
-                <w:b w:val="0"/>
-                <w:i w:val="0"/>
-                <w:sz w:val="20"/>
-              </w:rPr>
-              <w:t>§3 货件 C 改为 FBA 仓码按托，去掉私卡派</w:t>
-            </w:r>
-          </w:p>
-        </w:tc>
-      </w:tr>
-      <w:tr>
-        <w:tc>
-          <w:tcPr>
-            <w:tcW w:type="dxa" w:w="2161"/>
-          </w:tcPr>
-          <w:p>
-            <w:r>
-              <w:rPr>
-                <w:rFonts w:ascii="微软雅黑" w:hAnsi="微软雅黑" w:eastAsia="微软雅黑"/>
-                <w:b w:val="0"/>
-                <w:i w:val="0"/>
-                <w:sz w:val="20"/>
-              </w:rPr>
-              <w:t>V1.24</w:t>
-            </w:r>
-          </w:p>
-        </w:tc>
-        <w:tc>
-          <w:tcPr>
-            <w:tcW w:type="dxa" w:w="2161"/>
-          </w:tcPr>
-          <w:p>
-            <w:r>
-              <w:rPr>
-                <w:rFonts w:ascii="微软雅黑" w:hAnsi="微软雅黑" w:eastAsia="微软雅黑"/>
-                <w:b w:val="0"/>
-                <w:i w:val="0"/>
-                <w:sz w:val="20"/>
-              </w:rPr>
-              <w:t>2026-05-25</w:t>
-            </w:r>
-          </w:p>
-        </w:tc>
-        <w:tc>
-          <w:tcPr>
-            <w:tcW w:type="dxa" w:w="2161"/>
-          </w:tcPr>
-          <w:p>
-            <w:r>
-              <w:rPr>
-                <w:rFonts w:ascii="微软雅黑" w:hAnsi="微软雅黑" w:eastAsia="微软雅黑"/>
-                <w:b w:val="0"/>
-                <w:i w:val="0"/>
-                <w:sz w:val="20"/>
-              </w:rPr>
-              <w:t>—</w:t>
-            </w:r>
-          </w:p>
-        </w:tc>
-        <w:tc>
-          <w:tcPr>
-            <w:tcW w:type="dxa" w:w="2161"/>
-          </w:tcPr>
-          <w:p>
-            <w:r>
-              <w:rPr>
-                <w:rFonts w:ascii="微软雅黑" w:hAnsi="微软雅黑" w:eastAsia="微软雅黑"/>
-                <w:b w:val="0"/>
-                <w:i w:val="0"/>
-                <w:sz w:val="20"/>
-              </w:rPr>
-              <w:t>§3 货件明细去掉「计费方式」列，改表下说明</w:t>
-            </w:r>
-          </w:p>
-        </w:tc>
-      </w:tr>
-      <w:tr>
-        <w:tc>
-          <w:tcPr>
-            <w:tcW w:type="dxa" w:w="2161"/>
-          </w:tcPr>
-          <w:p>
-            <w:r>
-              <w:rPr>
-                <w:rFonts w:ascii="微软雅黑" w:hAnsi="微软雅黑" w:eastAsia="微软雅黑"/>
-                <w:b w:val="0"/>
-                <w:i w:val="0"/>
-                <w:sz w:val="20"/>
-              </w:rPr>
-              <w:t>V1.25</w:t>
-            </w:r>
-          </w:p>
-        </w:tc>
-        <w:tc>
-          <w:tcPr>
-            <w:tcW w:type="dxa" w:w="2161"/>
-          </w:tcPr>
-          <w:p>
-            <w:r>
-              <w:rPr>
-                <w:rFonts w:ascii="微软雅黑" w:hAnsi="微软雅黑" w:eastAsia="微软雅黑"/>
-                <w:b w:val="0"/>
-                <w:i w:val="0"/>
-                <w:sz w:val="20"/>
-              </w:rPr>
-              <w:t>2026-05-25</w:t>
-            </w:r>
-          </w:p>
-        </w:tc>
-        <w:tc>
-          <w:tcPr>
-            <w:tcW w:type="dxa" w:w="2161"/>
-          </w:tcPr>
-          <w:p>
-            <w:r>
-              <w:rPr>
-                <w:rFonts w:ascii="微软雅黑" w:hAnsi="微软雅黑" w:eastAsia="微软雅黑"/>
-                <w:b w:val="0"/>
-                <w:i w:val="0"/>
-                <w:sz w:val="20"/>
-              </w:rPr>
-              <w:t>—</w:t>
-            </w:r>
-          </w:p>
-        </w:tc>
-        <w:tc>
-          <w:tcPr>
-            <w:tcW w:type="dxa" w:w="2161"/>
-          </w:tcPr>
-          <w:p>
-            <w:r>
-              <w:rPr>
-                <w:rFonts w:ascii="微软雅黑" w:hAnsi="微软雅黑" w:eastAsia="微软雅黑"/>
-                <w:b w:val="0"/>
-                <w:i w:val="0"/>
-                <w:sz w:val="20"/>
-              </w:rPr>
-              <w:t>§3 去掉组合表外按托；应收备注须含仓码+截图</w:t>
-            </w:r>
-          </w:p>
-        </w:tc>
-      </w:tr>
-      <w:tr>
-        <w:tc>
-          <w:tcPr>
-            <w:tcW w:type="dxa" w:w="2161"/>
-          </w:tcPr>
-          <w:p>
-            <w:r>
-              <w:rPr>
-                <w:rFonts w:ascii="微软雅黑" w:hAnsi="微软雅黑" w:eastAsia="微软雅黑"/>
-                <w:b w:val="0"/>
-                <w:i w:val="0"/>
-                <w:sz w:val="20"/>
-              </w:rPr>
-              <w:t>V1.26</w:t>
-            </w:r>
-          </w:p>
-        </w:tc>
-        <w:tc>
-          <w:tcPr>
-            <w:tcW w:type="dxa" w:w="2161"/>
-          </w:tcPr>
-          <w:p>
-            <w:r>
-              <w:rPr>
-                <w:rFonts w:ascii="微软雅黑" w:hAnsi="微软雅黑" w:eastAsia="微软雅黑"/>
-                <w:b w:val="0"/>
-                <w:i w:val="0"/>
-                <w:sz w:val="20"/>
-              </w:rPr>
-              <w:t>2026-05-25</w:t>
-            </w:r>
-          </w:p>
-        </w:tc>
-        <w:tc>
-          <w:tcPr>
-            <w:tcW w:type="dxa" w:w="2161"/>
-          </w:tcPr>
-          <w:p>
-            <w:r>
-              <w:rPr>
-                <w:rFonts w:ascii="微软雅黑" w:hAnsi="微软雅黑" w:eastAsia="微软雅黑"/>
-                <w:b w:val="0"/>
-                <w:i w:val="0"/>
-                <w:sz w:val="20"/>
-              </w:rPr>
-              <w:t>—</w:t>
-            </w:r>
-          </w:p>
-        </w:tc>
-        <w:tc>
-          <w:tcPr>
-            <w:tcW w:type="dxa" w:w="2161"/>
-          </w:tcPr>
-          <w:p>
-            <w:r>
-              <w:rPr>
-                <w:rFonts w:ascii="微软雅黑" w:hAnsi="微软雅黑" w:eastAsia="微软雅黑"/>
-                <w:b w:val="0"/>
-                <w:i w:val="0"/>
-                <w:sz w:val="20"/>
-              </w:rPr>
-              <w:t>§3 案例补充按仓出账备注须含 FBA Code</w:t>
-            </w:r>
-          </w:p>
-        </w:tc>
-      </w:tr>
-      <w:tr>
-        <w:tc>
-          <w:tcPr>
-            <w:tcW w:type="dxa" w:w="2161"/>
-          </w:tcPr>
-          <w:p>
-            <w:r>
-              <w:rPr>
-                <w:rFonts w:ascii="微软雅黑" w:hAnsi="微软雅黑" w:eastAsia="微软雅黑"/>
-                <w:b w:val="0"/>
-                <w:i w:val="0"/>
-                <w:sz w:val="20"/>
-              </w:rPr>
-              <w:t>V1.27</w:t>
-            </w:r>
-          </w:p>
-        </w:tc>
-        <w:tc>
-          <w:tcPr>
-            <w:tcW w:type="dxa" w:w="2161"/>
-          </w:tcPr>
-          <w:p>
-            <w:r>
-              <w:rPr>
-                <w:rFonts w:ascii="微软雅黑" w:hAnsi="微软雅黑" w:eastAsia="微软雅黑"/>
-                <w:b w:val="0"/>
-                <w:i w:val="0"/>
-                <w:sz w:val="20"/>
-              </w:rPr>
-              <w:t>2026-05-25</w:t>
-            </w:r>
-          </w:p>
-        </w:tc>
-        <w:tc>
-          <w:tcPr>
-            <w:tcW w:type="dxa" w:w="2161"/>
-          </w:tcPr>
-          <w:p>
-            <w:r>
-              <w:rPr>
-                <w:rFonts w:ascii="微软雅黑" w:hAnsi="微软雅黑" w:eastAsia="微软雅黑"/>
-                <w:b w:val="0"/>
-                <w:i w:val="0"/>
-                <w:sz w:val="20"/>
-              </w:rPr>
-              <w:t>—</w:t>
-            </w:r>
-          </w:p>
-        </w:tc>
-        <w:tc>
-          <w:tcPr>
-            <w:tcW w:type="dxa" w:w="2161"/>
-          </w:tcPr>
-          <w:p>
-            <w:r>
-              <w:rPr>
-                <w:rFonts w:ascii="微软雅黑" w:hAnsi="微软雅黑" w:eastAsia="微软雅黑"/>
-                <w:b w:val="0"/>
-                <w:i w:val="0"/>
-                <w:sz w:val="20"/>
-              </w:rPr>
-              <w:t>超重系数仅当 ≥1 时乘入派送费</w:t>
-            </w:r>
-          </w:p>
-        </w:tc>
-      </w:tr>
-      <w:tr>
-        <w:tc>
-          <w:tcPr>
-            <w:tcW w:type="dxa" w:w="2161"/>
-          </w:tcPr>
-          <w:p>
-            <w:r>
-              <w:rPr>
-                <w:rFonts w:ascii="微软雅黑" w:hAnsi="微软雅黑" w:eastAsia="微软雅黑"/>
-                <w:b w:val="0"/>
-                <w:i w:val="0"/>
-                <w:sz w:val="20"/>
-              </w:rPr>
-              <w:t>V1.28</w:t>
-            </w:r>
-          </w:p>
-        </w:tc>
-        <w:tc>
-          <w:tcPr>
-            <w:tcW w:type="dxa" w:w="2161"/>
-          </w:tcPr>
-          <w:p>
-            <w:r>
-              <w:rPr>
-                <w:rFonts w:ascii="微软雅黑" w:hAnsi="微软雅黑" w:eastAsia="微软雅黑"/>
-                <w:b w:val="0"/>
-                <w:i w:val="0"/>
-                <w:sz w:val="20"/>
-              </w:rPr>
-              <w:t>2026-05-25</w:t>
-            </w:r>
-          </w:p>
-        </w:tc>
-        <w:tc>
-          <w:tcPr>
-            <w:tcW w:type="dxa" w:w="2161"/>
-          </w:tcPr>
-          <w:p>
-            <w:r>
-              <w:rPr>
-                <w:rFonts w:ascii="微软雅黑" w:hAnsi="微软雅黑" w:eastAsia="微软雅黑"/>
-                <w:b w:val="0"/>
-                <w:i w:val="0"/>
-                <w:sz w:val="20"/>
-              </w:rPr>
-              <w:t>—</w:t>
-            </w:r>
-          </w:p>
-        </w:tc>
-        <w:tc>
-          <w:tcPr>
-            <w:tcW w:type="dxa" w:w="2161"/>
-          </w:tcPr>
-          <w:p>
-            <w:r>
-              <w:rPr>
-                <w:rFonts w:ascii="微软雅黑" w:hAnsi="微软雅黑" w:eastAsia="微软雅黑"/>
-                <w:b w:val="0"/>
-                <w:i w:val="0"/>
-                <w:sz w:val="20"/>
-              </w:rPr>
-              <w:t>§3 应收备注示例文案调整</w:t>
-            </w:r>
-          </w:p>
-        </w:tc>
-      </w:tr>
-      <w:tr>
-        <w:tc>
-          <w:tcPr>
-            <w:tcW w:type="dxa" w:w="2161"/>
-          </w:tcPr>
-          <w:p>
-            <w:r>
-              <w:rPr>
-                <w:rFonts w:ascii="微软雅黑" w:hAnsi="微软雅黑" w:eastAsia="微软雅黑"/>
-                <w:b w:val="0"/>
-                <w:i w:val="0"/>
-                <w:sz w:val="20"/>
-              </w:rPr>
-              <w:t>V1.29</w:t>
-            </w:r>
-          </w:p>
-        </w:tc>
-        <w:tc>
-          <w:tcPr>
-            <w:tcW w:type="dxa" w:w="2161"/>
-          </w:tcPr>
-          <w:p>
-            <w:r>
-              <w:rPr>
-                <w:rFonts w:ascii="微软雅黑" w:hAnsi="微软雅黑" w:eastAsia="微软雅黑"/>
-                <w:b w:val="0"/>
-                <w:i w:val="0"/>
-                <w:sz w:val="20"/>
-              </w:rPr>
-              <w:t>2026-05-25</w:t>
-            </w:r>
-          </w:p>
-        </w:tc>
-        <w:tc>
-          <w:tcPr>
-            <w:tcW w:type="dxa" w:w="2161"/>
-          </w:tcPr>
-          <w:p>
-            <w:r>
-              <w:rPr>
-                <w:rFonts w:ascii="微软雅黑" w:hAnsi="微软雅黑" w:eastAsia="微软雅黑"/>
-                <w:b w:val="0"/>
-                <w:i w:val="0"/>
-                <w:sz w:val="20"/>
-              </w:rPr>
-              <w:t>—</w:t>
-            </w:r>
-          </w:p>
-        </w:tc>
-        <w:tc>
-          <w:tcPr>
-            <w:tcW w:type="dxa" w:w="2161"/>
-          </w:tcPr>
-          <w:p>
-            <w:r>
-              <w:rPr>
-                <w:rFonts w:ascii="微软雅黑" w:hAnsi="微软雅黑" w:eastAsia="微软雅黑"/>
-                <w:b w:val="0"/>
-                <w:i w:val="0"/>
-                <w:sz w:val="20"/>
-              </w:rPr>
-              <w:t>散板提拆费整柜只生成一次说明+截图</w:t>
-            </w:r>
-          </w:p>
-        </w:tc>
-      </w:tr>
-      <w:tr>
-        <w:tc>
-          <w:tcPr>
-            <w:tcW w:type="dxa" w:w="2161"/>
-          </w:tcPr>
-          <w:p>
-            <w:r>
-              <w:rPr>
-                <w:rFonts w:ascii="微软雅黑" w:hAnsi="微软雅黑" w:eastAsia="微软雅黑"/>
-                <w:b w:val="0"/>
-                <w:i w:val="0"/>
-                <w:sz w:val="20"/>
-              </w:rPr>
-              <w:t>V1.30</w:t>
-            </w:r>
-          </w:p>
-        </w:tc>
-        <w:tc>
-          <w:tcPr>
-            <w:tcW w:type="dxa" w:w="2161"/>
-          </w:tcPr>
-          <w:p>
-            <w:r>
-              <w:rPr>
-                <w:rFonts w:ascii="微软雅黑" w:hAnsi="微软雅黑" w:eastAsia="微软雅黑"/>
-                <w:b w:val="0"/>
-                <w:i w:val="0"/>
-                <w:sz w:val="20"/>
-              </w:rPr>
-              <w:t>2026-05-25</w:t>
-            </w:r>
-          </w:p>
-        </w:tc>
-        <w:tc>
-          <w:tcPr>
-            <w:tcW w:type="dxa" w:w="2161"/>
-          </w:tcPr>
-          <w:p>
-            <w:r>
-              <w:rPr>
-                <w:rFonts w:ascii="微软雅黑" w:hAnsi="微软雅黑" w:eastAsia="微软雅黑"/>
-                <w:b w:val="0"/>
-                <w:i w:val="0"/>
-                <w:sz w:val="20"/>
-              </w:rPr>
-              <w:t>—</w:t>
-            </w:r>
-          </w:p>
-        </w:tc>
-        <w:tc>
-          <w:tcPr>
-            <w:tcW w:type="dxa" w:w="2161"/>
-          </w:tcPr>
-          <w:p>
-            <w:r>
-              <w:rPr>
-                <w:rFonts w:ascii="微软雅黑" w:hAnsi="微软雅黑" w:eastAsia="微软雅黑"/>
-                <w:b w:val="0"/>
-                <w:i w:val="0"/>
-                <w:sz w:val="20"/>
-              </w:rPr>
-              <w:t>去重拆柜提拆费说明，收敛至 4.2.4</w:t>
-            </w:r>
-          </w:p>
-        </w:tc>
-      </w:tr>
-      <w:tr>
-        <w:tc>
-          <w:tcPr>
-            <w:tcW w:type="dxa" w:w="2161"/>
-          </w:tcPr>
-          <w:p>
-            <w:r>
-              <w:rPr>
-                <w:rFonts w:ascii="微软雅黑" w:hAnsi="微软雅黑" w:eastAsia="微软雅黑"/>
-                <w:b w:val="0"/>
-                <w:i w:val="0"/>
-                <w:sz w:val="20"/>
-              </w:rPr>
-              <w:t>V1.31</w:t>
-            </w:r>
-          </w:p>
-        </w:tc>
-        <w:tc>
-          <w:tcPr>
-            <w:tcW w:type="dxa" w:w="2161"/>
-          </w:tcPr>
-          <w:p>
-            <w:r>
-              <w:rPr>
-                <w:rFonts w:ascii="微软雅黑" w:hAnsi="微软雅黑" w:eastAsia="微软雅黑"/>
-                <w:b w:val="0"/>
-                <w:i w:val="0"/>
-                <w:sz w:val="20"/>
-              </w:rPr>
-              <w:t>2026-05-25</w:t>
-            </w:r>
-          </w:p>
-        </w:tc>
-        <w:tc>
-          <w:tcPr>
-            <w:tcW w:type="dxa" w:w="2161"/>
-          </w:tcPr>
-          <w:p>
-            <w:r>
-              <w:rPr>
-                <w:rFonts w:ascii="微软雅黑" w:hAnsi="微软雅黑" w:eastAsia="微软雅黑"/>
-                <w:b w:val="0"/>
-                <w:i w:val="0"/>
-                <w:sz w:val="20"/>
-              </w:rPr>
-              <w:t>—</w:t>
-            </w:r>
-          </w:p>
-        </w:tc>
-        <w:tc>
-          <w:tcPr>
-            <w:tcW w:type="dxa" w:w="2161"/>
-          </w:tcPr>
-          <w:p>
-            <w:r>
-              <w:rPr>
-                <w:rFonts w:ascii="微软雅黑" w:hAnsi="微软雅黑" w:eastAsia="微软雅黑"/>
-                <w:b w:val="0"/>
-                <w:i w:val="0"/>
-                <w:sz w:val="20"/>
-              </w:rPr>
-              <w:t>§4～§6 规则恢复提拆费+派送费两部分</w:t>
-            </w:r>
-          </w:p>
-        </w:tc>
-      </w:tr>
-      <w:tr>
-        <w:tc>
-          <w:tcPr>
-            <w:tcW w:type="dxa" w:w="2161"/>
-          </w:tcPr>
-          <w:p>
-            <w:r>
-              <w:rPr>
-                <w:rFonts w:ascii="微软雅黑" w:hAnsi="微软雅黑" w:eastAsia="微软雅黑"/>
-                <w:b w:val="0"/>
-                <w:i w:val="0"/>
-                <w:sz w:val="20"/>
-              </w:rPr>
-              <w:t>V1.32</w:t>
-            </w:r>
-          </w:p>
-        </w:tc>
-        <w:tc>
-          <w:tcPr>
-            <w:tcW w:type="dxa" w:w="2161"/>
-          </w:tcPr>
-          <w:p>
-            <w:r>
-              <w:rPr>
-                <w:rFonts w:ascii="微软雅黑" w:hAnsi="微软雅黑" w:eastAsia="微软雅黑"/>
-                <w:b w:val="0"/>
-                <w:i w:val="0"/>
-                <w:sz w:val="20"/>
-              </w:rPr>
-              <w:t>2026-05-25</w:t>
-            </w:r>
-          </w:p>
-        </w:tc>
-        <w:tc>
-          <w:tcPr>
-            <w:tcW w:type="dxa" w:w="2161"/>
-          </w:tcPr>
-          <w:p>
-            <w:r>
-              <w:rPr>
-                <w:rFonts w:ascii="微软雅黑" w:hAnsi="微软雅黑" w:eastAsia="微软雅黑"/>
-                <w:b w:val="0"/>
-                <w:i w:val="0"/>
-                <w:sz w:val="20"/>
-              </w:rPr>
-              <w:t>—</w:t>
-            </w:r>
-          </w:p>
-        </w:tc>
-        <w:tc>
-          <w:tcPr>
-            <w:tcW w:type="dxa" w:w="2161"/>
-          </w:tcPr>
-          <w:p>
-            <w:r>
-              <w:rPr>
-                <w:rFonts w:ascii="微软雅黑" w:hAnsi="微软雅黑" w:eastAsia="微软雅黑"/>
-                <w:b w:val="0"/>
-                <w:i w:val="0"/>
-                <w:sz w:val="20"/>
-              </w:rPr>
-              <w:t>应收备注规则归入 4.2.8；补充散板合并行备注</w:t>
-            </w:r>
-          </w:p>
-        </w:tc>
-      </w:tr>
-      <w:tr>
-        <w:tc>
-          <w:tcPr>
-            <w:tcW w:type="dxa" w:w="2161"/>
-          </w:tcPr>
-          <w:p>
-            <w:r>
-              <w:rPr>
-                <w:rFonts w:ascii="微软雅黑" w:hAnsi="微软雅黑" w:eastAsia="微软雅黑"/>
-                <w:b w:val="0"/>
-                <w:i w:val="0"/>
-                <w:sz w:val="20"/>
-              </w:rPr>
-              <w:t>V1.33</w:t>
-            </w:r>
-          </w:p>
-        </w:tc>
-        <w:tc>
-          <w:tcPr>
-            <w:tcW w:type="dxa" w:w="2161"/>
-          </w:tcPr>
-          <w:p>
-            <w:r>
-              <w:rPr>
-                <w:rFonts w:ascii="微软雅黑" w:hAnsi="微软雅黑" w:eastAsia="微软雅黑"/>
-                <w:b w:val="0"/>
-                <w:i w:val="0"/>
-                <w:sz w:val="20"/>
-              </w:rPr>
-              <w:t>2026-05-26</w:t>
-            </w:r>
-          </w:p>
-        </w:tc>
-        <w:tc>
-          <w:tcPr>
-            <w:tcW w:type="dxa" w:w="2161"/>
-          </w:tcPr>
-          <w:p>
-            <w:r>
-              <w:rPr>
-                <w:rFonts w:ascii="微软雅黑" w:hAnsi="微软雅黑" w:eastAsia="微软雅黑"/>
-                <w:b w:val="0"/>
-                <w:i w:val="0"/>
-                <w:sz w:val="20"/>
-              </w:rPr>
-              <w:t>—</w:t>
-            </w:r>
-          </w:p>
-        </w:tc>
-        <w:tc>
-          <w:tcPr>
-            <w:tcW w:type="dxa" w:w="2161"/>
-          </w:tcPr>
-          <w:p>
-            <w:r>
-              <w:rPr>
-                <w:rFonts w:ascii="微软雅黑" w:hAnsi="微软雅黑" w:eastAsia="微软雅黑"/>
-                <w:b w:val="0"/>
-                <w:i w:val="0"/>
-                <w:sz w:val="20"/>
-              </w:rPr>
-              <w:t>散板私卡派：板数范围去 PLT 单位；一口价去「/车」；里程计价方式去括号说明</w:t>
-            </w:r>
-          </w:p>
-        </w:tc>
-      </w:tr>
-      <w:tr>
-        <w:tc>
-          <w:tcPr>
-            <w:tcW w:type="dxa" w:w="2161"/>
-          </w:tcPr>
-          <w:p>
-            <w:r>
-              <w:rPr>
-                <w:rFonts w:ascii="微软雅黑" w:hAnsi="微软雅黑" w:eastAsia="微软雅黑"/>
-                <w:b w:val="0"/>
-                <w:i w:val="0"/>
-                <w:sz w:val="20"/>
-              </w:rPr>
-              <w:t>V1.34</w:t>
-            </w:r>
-          </w:p>
-        </w:tc>
-        <w:tc>
-          <w:tcPr>
-            <w:tcW w:type="dxa" w:w="2161"/>
-          </w:tcPr>
-          <w:p>
-            <w:r>
-              <w:rPr>
-                <w:rFonts w:ascii="微软雅黑" w:hAnsi="微软雅黑" w:eastAsia="微软雅黑"/>
-                <w:b w:val="0"/>
-                <w:i w:val="0"/>
-                <w:sz w:val="20"/>
-              </w:rPr>
-              <w:t>2026-05-26</w:t>
-            </w:r>
-          </w:p>
-        </w:tc>
-        <w:tc>
-          <w:tcPr>
-            <w:tcW w:type="dxa" w:w="2161"/>
-          </w:tcPr>
-          <w:p>
-            <w:r>
-              <w:rPr>
-                <w:rFonts w:ascii="微软雅黑" w:hAnsi="微软雅黑" w:eastAsia="微软雅黑"/>
-                <w:b w:val="0"/>
-                <w:i w:val="0"/>
-                <w:sz w:val="20"/>
-              </w:rPr>
-              <w:t>—</w:t>
-            </w:r>
-          </w:p>
-        </w:tc>
-        <w:tc>
-          <w:tcPr>
-            <w:tcW w:type="dxa" w:w="2161"/>
-          </w:tcPr>
-          <w:p>
-            <w:r>
-              <w:rPr>
-                <w:rFonts w:ascii="微软雅黑" w:hAnsi="微软雅黑" w:eastAsia="微软雅黑"/>
-                <w:b w:val="0"/>
-                <w:i w:val="0"/>
-                <w:sz w:val="20"/>
-              </w:rPr>
-              <w:t>散板私卡派：同一距离范围内板数范围不可重叠（保存必拦）</w:t>
-            </w:r>
-          </w:p>
-        </w:tc>
-      </w:tr>
-      <w:tr>
-        <w:tc>
-          <w:tcPr>
-            <w:tcW w:type="dxa" w:w="2161"/>
-          </w:tcPr>
-          <w:p>
-            <w:r>
-              <w:rPr>
-                <w:rFonts w:ascii="微软雅黑" w:hAnsi="微软雅黑" w:eastAsia="微软雅黑"/>
-                <w:b w:val="0"/>
-                <w:i w:val="0"/>
-                <w:sz w:val="20"/>
-              </w:rPr>
-              <w:t>V1.35</w:t>
-            </w:r>
-          </w:p>
-        </w:tc>
-        <w:tc>
-          <w:tcPr>
-            <w:tcW w:type="dxa" w:w="2161"/>
-          </w:tcPr>
-          <w:p>
-            <w:r>
-              <w:rPr>
-                <w:rFonts w:ascii="微软雅黑" w:hAnsi="微软雅黑" w:eastAsia="微软雅黑"/>
-                <w:b w:val="0"/>
-                <w:i w:val="0"/>
-                <w:sz w:val="20"/>
-              </w:rPr>
-              <w:t>2026-05-26</w:t>
-            </w:r>
-          </w:p>
-        </w:tc>
-        <w:tc>
-          <w:tcPr>
-            <w:tcW w:type="dxa" w:w="2161"/>
-          </w:tcPr>
-          <w:p>
-            <w:r>
-              <w:rPr>
-                <w:rFonts w:ascii="微软雅黑" w:hAnsi="微软雅黑" w:eastAsia="微软雅黑"/>
-                <w:b w:val="0"/>
-                <w:i w:val="0"/>
-                <w:sz w:val="20"/>
-              </w:rPr>
-              <w:t>—</w:t>
-            </w:r>
-          </w:p>
-        </w:tc>
-        <w:tc>
-          <w:tcPr>
-            <w:tcW w:type="dxa" w:w="2161"/>
-          </w:tcPr>
-          <w:p>
-            <w:r>
-              <w:rPr>
-                <w:rFonts w:ascii="微软雅黑" w:hAnsi="微软雅黑" w:eastAsia="微软雅黑"/>
-                <w:b w:val="0"/>
-                <w:i w:val="0"/>
-                <w:sz w:val="20"/>
-              </w:rPr>
-              <w:t>散板私卡派：各距离范围不可重叠；去掉「按实际里程计费」</w:t>
-            </w:r>
-          </w:p>
-        </w:tc>
-      </w:tr>
-      <w:tr>
-        <w:tc>
-          <w:tcPr>
-            <w:tcW w:type="dxa" w:w="2161"/>
-          </w:tcPr>
-          <w:p>
-            <w:r>
-              <w:rPr>
-                <w:rFonts w:ascii="微软雅黑" w:hAnsi="微软雅黑" w:eastAsia="微软雅黑"/>
-                <w:b w:val="0"/>
-                <w:i w:val="0"/>
-                <w:sz w:val="20"/>
-              </w:rPr>
-              <w:t>V1.36</w:t>
-            </w:r>
-          </w:p>
-        </w:tc>
-        <w:tc>
-          <w:tcPr>
-            <w:tcW w:type="dxa" w:w="2161"/>
-          </w:tcPr>
-          <w:p>
-            <w:r>
-              <w:rPr>
-                <w:rFonts w:ascii="微软雅黑" w:hAnsi="微软雅黑" w:eastAsia="微软雅黑"/>
-                <w:b w:val="0"/>
-                <w:i w:val="0"/>
-                <w:sz w:val="20"/>
-              </w:rPr>
-              <w:t>2026-05-26</w:t>
-            </w:r>
-          </w:p>
-        </w:tc>
-        <w:tc>
-          <w:tcPr>
-            <w:tcW w:type="dxa" w:w="2161"/>
-          </w:tcPr>
-          <w:p>
-            <w:r>
-              <w:rPr>
-                <w:rFonts w:ascii="微软雅黑" w:hAnsi="微软雅黑" w:eastAsia="微软雅黑"/>
-                <w:b w:val="0"/>
-                <w:i w:val="0"/>
-                <w:sz w:val="20"/>
-              </w:rPr>
-              <w:t>—</w:t>
-            </w:r>
-          </w:p>
-        </w:tc>
-        <w:tc>
-          <w:tcPr>
-            <w:tcW w:type="dxa" w:w="2161"/>
-          </w:tcPr>
-          <w:p>
-            <w:r>
-              <w:rPr>
-                <w:rFonts w:ascii="微软雅黑" w:hAnsi="微软雅黑" w:eastAsia="微软雅黑"/>
-                <w:b w:val="0"/>
-                <w:i w:val="0"/>
-                <w:sz w:val="20"/>
-              </w:rPr>
-              <w:t>报价匹配由下单时改为</w:t>
-            </w:r>
-            <w:r>
-              <w:rPr>
-                <w:rFonts w:ascii="微软雅黑" w:hAnsi="微软雅黑" w:eastAsia="微软雅黑"/>
-                <w:b/>
-                <w:i w:val="0"/>
-                <w:sz w:val="20"/>
-              </w:rPr>
-              <w:t>拆柜完成时</w:t>
-            </w:r>
-            <w:r>
-              <w:rPr>
-                <w:rFonts w:ascii="微软雅黑" w:hAnsi="微软雅黑" w:eastAsia="微软雅黑"/>
-                <w:b w:val="0"/>
-                <w:i w:val="0"/>
-                <w:sz w:val="20"/>
-              </w:rPr>
-              <w:t>；流程图与 4.2.8 同步</w:t>
-            </w:r>
-          </w:p>
-        </w:tc>
-      </w:tr>
     </w:tbl>
     <w:p>
       <w:pPr>
@@ -2659,7 +661,7 @@
                 <w:i w:val="0"/>
                 <w:sz w:val="20"/>
               </w:rPr>
-              <w:t>价目表分区；组合仓要求本柜仓码</w:t>
+              <w:t>价目表分区字段；组合仓各货件按</w:t>
             </w:r>
             <w:r>
               <w:rPr>
@@ -2668,7 +670,16 @@
                 <w:i w:val="0"/>
                 <w:sz w:val="20"/>
               </w:rPr>
-              <w:t>同一分区</w:t>
+              <w:t>所属分区</w:t>
+            </w:r>
+            <w:r>
+              <w:rPr>
+                <w:rFonts w:ascii="微软雅黑" w:hAnsi="微软雅黑" w:eastAsia="微软雅黑"/>
+                <w:b w:val="0"/>
+                <w:i w:val="0"/>
+                <w:sz w:val="20"/>
+              </w:rPr>
+              <w:t>取对应全包价参与分摊</w:t>
             </w:r>
           </w:p>
         </w:tc>
@@ -2702,7 +713,25 @@
                 <w:i w:val="0"/>
                 <w:sz w:val="20"/>
               </w:rPr>
-              <w:t>同区多 FBA 仓拼仓；全包价减基础提拆价后按方数分摊</w:t>
+              <w:t>多 FBA 仓拼柜；仓码须纳入本报价「拆柜-组合仓」派送价目表；</w:t>
+            </w:r>
+            <w:r>
+              <w:rPr>
+                <w:rFonts w:ascii="微软雅黑" w:hAnsi="微软雅黑" w:eastAsia="微软雅黑"/>
+                <w:b/>
+                <w:i w:val="0"/>
+                <w:sz w:val="20"/>
+              </w:rPr>
+              <w:t>允许跨区</w:t>
+            </w:r>
+            <w:r>
+              <w:rPr>
+                <w:rFonts w:ascii="微软雅黑" w:hAnsi="微软雅黑" w:eastAsia="微软雅黑"/>
+                <w:b w:val="0"/>
+                <w:i w:val="0"/>
+                <w:sz w:val="20"/>
+              </w:rPr>
+              <w:t>；全包价减基础提拆价后按方数分摊</w:t>
             </w:r>
           </w:p>
         </w:tc>
@@ -2736,7 +765,25 @@
                 <w:i w:val="0"/>
                 <w:sz w:val="20"/>
               </w:rPr>
-              <w:t>按板或尾程渠道计价；不满足组合仓同区时</w:t>
+              <w:t>按板或尾程渠道计价；FBA/Walmart 卡派且仓码</w:t>
+            </w:r>
+            <w:r>
+              <w:rPr>
+                <w:rFonts w:ascii="微软雅黑" w:hAnsi="微软雅黑" w:eastAsia="微软雅黑"/>
+                <w:b/>
+                <w:i w:val="0"/>
+                <w:sz w:val="20"/>
+              </w:rPr>
+              <w:t>未纳入</w:t>
+            </w:r>
+            <w:r>
+              <w:rPr>
+                <w:rFonts w:ascii="微软雅黑" w:hAnsi="微软雅黑" w:eastAsia="微软雅黑"/>
+                <w:b w:val="0"/>
+                <w:i w:val="0"/>
+                <w:sz w:val="20"/>
+              </w:rPr>
+              <w:t>组合仓派送价目表时</w:t>
             </w:r>
             <w:r>
               <w:rPr>
@@ -3105,7 +1152,7 @@
                 <w:i w:val="0"/>
                 <w:sz w:val="20"/>
               </w:rPr>
-              <w:t>不生成应收费用</w:t>
+              <w:t>不拦截、不生成应收费用</w:t>
             </w:r>
             <w:r>
               <w:rPr>
@@ -3123,7 +1170,7 @@
                 <w:i w:val="0"/>
                 <w:sz w:val="20"/>
               </w:rPr>
-              <w:t>本计划操作日志</w:t>
+              <w:t>本计划计费报告</w:t>
             </w:r>
           </w:p>
         </w:tc>
@@ -3262,7 +1309,7 @@
       <w:r>
         <w:drawing>
           <wp:inline xmlns:a="http://schemas.openxmlformats.org/drawingml/2006/main" xmlns:pic="http://schemas.openxmlformats.org/drawingml/2006/picture">
-            <wp:extent cx="4572000" cy="5945015"/>
+            <wp:extent cx="4572000" cy="6553672"/>
             <wp:docPr id="1" name="Picture 1"/>
             <wp:cNvGraphicFramePr>
               <a:graphicFrameLocks noChangeAspect="1"/>
@@ -3283,7 +1330,7 @@
                   <pic:spPr>
                     <a:xfrm>
                       <a:off x="0" y="0"/>
-                      <a:ext cx="4572000" cy="5945015"/>
+                      <a:ext cx="4572000" cy="6553672"/>
                     </a:xfrm>
                     <a:prstGeom prst="rect"/>
                   </pic:spPr>
@@ -3445,7 +1492,7 @@
           <w:i w:val="0"/>
           <w:sz w:val="21"/>
         </w:rPr>
-        <w:t>无可用报价不生成应收费用</w:t>
+        <w:t>无可用报价不拦截流程、不生成应收费用</w:t>
       </w:r>
       <w:r>
         <w:rPr>
@@ -3463,7 +1510,7 @@
           <w:i w:val="0"/>
           <w:sz w:val="21"/>
         </w:rPr>
-        <w:t>提拆派计划下的操作日志</w:t>
+        <w:t>提拆派计划下的计费报告</w:t>
       </w:r>
       <w:r>
         <w:rPr>
@@ -3495,7 +1542,7 @@
           <w:i w:val="0"/>
           <w:sz w:val="21"/>
         </w:rPr>
-        <w:t xml:space="preserve"> 命中则在拆柜完成时锁定报价并出账；未命中不锁定、不出账。已锁定计划不受后续停用/调价/再启用影响（</w:t>
+        <w:t xml:space="preserve"> 命中则在拆柜完成时锁定报价并出账；未命中不锁定、不出账、不拦截。已锁定计划不受后续停用/调价/再启用影响（</w:t>
       </w:r>
       <w:r>
         <w:rPr>
@@ -3880,7 +1927,7 @@
                 <w:i w:val="0"/>
                 <w:sz w:val="20"/>
               </w:rPr>
-              <w:t>匹配成功后按业务类型、Move Type、同区选价目；FBA/Walmart 跨区时</w:t>
+              <w:t>匹配成功后按业务类型、Move Type 选价目；FBA/Walmart 仅当仓码</w:t>
             </w:r>
             <w:r>
               <w:rPr>
@@ -3889,7 +1936,52 @@
                 <w:i w:val="0"/>
                 <w:sz w:val="20"/>
               </w:rPr>
+              <w:t>不在</w:t>
+            </w:r>
+            <w:r>
+              <w:rPr>
+                <w:rFonts w:ascii="微软雅黑" w:hAnsi="微软雅黑" w:eastAsia="微软雅黑"/>
+                <w:b w:val="0"/>
+                <w:i w:val="0"/>
+                <w:sz w:val="20"/>
+              </w:rPr>
+              <w:t>组合仓派送价目表时</w:t>
+            </w:r>
+            <w:r>
+              <w:rPr>
+                <w:rFonts w:ascii="微软雅黑" w:hAnsi="微软雅黑" w:eastAsia="微软雅黑"/>
+                <w:b/>
+                <w:i w:val="0"/>
+                <w:sz w:val="20"/>
+              </w:rPr>
               <w:t>改按散板</w:t>
+            </w:r>
+            <w:r>
+              <w:rPr>
+                <w:rFonts w:ascii="微软雅黑" w:hAnsi="微软雅黑" w:eastAsia="微软雅黑"/>
+                <w:b w:val="0"/>
+                <w:i w:val="0"/>
+                <w:sz w:val="20"/>
+              </w:rPr>
+              <w:t>（</w:t>
+            </w:r>
+            <w:r>
+              <w:rPr>
+                <w:rFonts w:ascii="微软雅黑" w:hAnsi="微软雅黑" w:eastAsia="微软雅黑"/>
+                <w:b/>
+                <w:i w:val="0"/>
+                <w:sz w:val="20"/>
+              </w:rPr>
+              <w:t>允许跨区</w:t>
+            </w:r>
+            <w:r>
+              <w:rPr>
+                <w:rFonts w:ascii="微软雅黑" w:hAnsi="微软雅黑" w:eastAsia="微软雅黑"/>
+                <w:b w:val="0"/>
+                <w:i w:val="0"/>
+                <w:sz w:val="20"/>
+              </w:rPr>
+              <w:t>）</w:t>
             </w:r>
           </w:p>
         </w:tc>
@@ -6360,7 +4452,7 @@
           <w:i w:val="0"/>
           <w:sz w:val="21"/>
         </w:rPr>
-        <w:t>时取计划单头</w:t>
+        <w:t>时取计划基础信息中的</w:t>
       </w:r>
       <w:r>
         <w:rPr>
@@ -6512,7 +4604,7 @@
                 <w:i w:val="0"/>
                 <w:sz w:val="20"/>
               </w:rPr>
-              <w:t>同区</w:t>
+              <w:t>仓码在组合仓派送价目表</w:t>
             </w:r>
           </w:p>
         </w:tc>
@@ -6626,7 +4718,7 @@
                 <w:i w:val="0"/>
                 <w:sz w:val="20"/>
               </w:rPr>
-              <w:t>计划单头</w:t>
+              <w:t>计划基础信息</w:t>
             </w:r>
             <w:r>
               <w:rPr>
@@ -6883,7 +4975,7 @@
                 <w:i w:val="0"/>
                 <w:sz w:val="20"/>
               </w:rPr>
-              <w:t>跨区，改按散板</w:t>
+              <w:t>表外仓码，改按散板</w:t>
             </w:r>
             <w:r>
               <w:rPr>
@@ -7012,7 +5104,7 @@
           <w:i w:val="0"/>
           <w:sz w:val="21"/>
         </w:rPr>
-        <w:t>跨区改按散板：</w:t>
+        <w:t>组合仓与跨区：</w:t>
       </w:r>
       <w:r>
         <w:rPr>
@@ -7021,7 +5113,7 @@
           <w:i w:val="0"/>
           <w:sz w:val="21"/>
         </w:rPr>
-        <w:t xml:space="preserve"> 本应为组合仓的 Move Type（FBA/Walmart 卡派），但本柜仓码</w:t>
+        <w:t xml:space="preserve"> 锁定报价「拆柜-组合仓」派送价目表中，任一分区行的</w:t>
       </w:r>
       <w:r>
         <w:rPr>
@@ -7030,7 +5122,7 @@
           <w:i w:val="0"/>
           <w:sz w:val="21"/>
         </w:rPr>
-        <w:t>不在同一分区</w:t>
+        <w:t>仓库代码</w:t>
       </w:r>
       <w:r>
         <w:rPr>
@@ -7039,7 +5131,7 @@
           <w:i w:val="0"/>
           <w:sz w:val="21"/>
         </w:rPr>
-        <w:t>时，</w:t>
+        <w:t xml:space="preserve">（含 `/` 分隔的多码）视为已纳入组合仓。按货件 </w:t>
       </w:r>
       <w:r>
         <w:rPr>
@@ -7048,7 +5140,7 @@
           <w:i w:val="0"/>
           <w:sz w:val="21"/>
         </w:rPr>
-        <w:t>不按组合仓计价</w:t>
+        <w:t>FBA Code</w:t>
       </w:r>
       <w:r>
         <w:rPr>
@@ -7057,7 +5149,7 @@
           <w:i w:val="0"/>
           <w:sz w:val="21"/>
         </w:rPr>
-        <w:t>，系统</w:t>
+        <w:t xml:space="preserve"> 判断：</w:t>
       </w:r>
       <w:r>
         <w:rPr>
@@ -7066,7 +5158,7 @@
           <w:i w:val="0"/>
           <w:sz w:val="21"/>
         </w:rPr>
-        <w:t>直接按散板价目</w:t>
+        <w:t>已纳入</w:t>
       </w:r>
       <w:r>
         <w:rPr>
@@ -7075,7 +5167,138 @@
           <w:i w:val="0"/>
           <w:sz w:val="21"/>
         </w:rPr>
-        <w:t>取价计费。</w:t>
+        <w:t xml:space="preserve"> → 该货件按组合仓计价（</w:t>
+      </w:r>
+      <w:r>
+        <w:rPr>
+          <w:rFonts w:ascii="微软雅黑" w:hAnsi="微软雅黑" w:eastAsia="微软雅黑"/>
+          <w:b/>
+          <w:i w:val="0"/>
+          <w:sz w:val="21"/>
+        </w:rPr>
+        <w:t>允许本柜货件跨不同分区</w:t>
+      </w:r>
+      <w:r>
+        <w:rPr>
+          <w:rFonts w:ascii="微软雅黑" w:hAnsi="微软雅黑" w:eastAsia="微软雅黑"/>
+          <w:b w:val="0"/>
+          <w:i w:val="0"/>
+          <w:sz w:val="21"/>
+        </w:rPr>
+        <w:t>，各货件按所属分区取对应全包价参与方数分摊）；</w:t>
+      </w:r>
+      <w:r>
+        <w:rPr>
+          <w:rFonts w:ascii="微软雅黑" w:hAnsi="微软雅黑" w:eastAsia="微软雅黑"/>
+          <w:b/>
+          <w:i w:val="0"/>
+          <w:sz w:val="21"/>
+        </w:rPr>
+        <w:t>未纳入</w:t>
+      </w:r>
+      <w:r>
+        <w:rPr>
+          <w:rFonts w:ascii="微软雅黑" w:hAnsi="微软雅黑" w:eastAsia="微软雅黑"/>
+          <w:b w:val="0"/>
+          <w:i w:val="0"/>
+          <w:sz w:val="21"/>
+        </w:rPr>
+        <w:t xml:space="preserve"> → 该货件</w:t>
+      </w:r>
+      <w:r>
+        <w:rPr>
+          <w:rFonts w:ascii="微软雅黑" w:hAnsi="微软雅黑" w:eastAsia="微软雅黑"/>
+          <w:b/>
+          <w:i w:val="0"/>
+          <w:sz w:val="21"/>
+        </w:rPr>
+        <w:t>改按拆柜-散板</w:t>
+      </w:r>
+      <w:r>
+        <w:rPr>
+          <w:rFonts w:ascii="微软雅黑" w:hAnsi="微软雅黑" w:eastAsia="微软雅黑"/>
+          <w:b w:val="0"/>
+          <w:i w:val="0"/>
+          <w:sz w:val="21"/>
+        </w:rPr>
+        <w:t>取价，</w:t>
+      </w:r>
+      <w:r>
+        <w:rPr>
+          <w:rFonts w:ascii="微软雅黑" w:hAnsi="微软雅黑" w:eastAsia="微软雅黑"/>
+          <w:b/>
+          <w:i w:val="0"/>
+          <w:sz w:val="21"/>
+        </w:rPr>
+        <w:t>不因缺组合仓价目拦截</w:t>
+      </w:r>
+      <w:r>
+        <w:rPr>
+          <w:rFonts w:ascii="微软雅黑" w:hAnsi="微软雅黑" w:eastAsia="微软雅黑"/>
+          <w:b w:val="0"/>
+          <w:i w:val="0"/>
+          <w:sz w:val="21"/>
+        </w:rPr>
+        <w:t>出账。</w:t>
+      </w:r>
+    </w:p>
+    <w:p>
+      <w:pPr>
+        <w:spacing w:after="60"/>
+      </w:pPr>
+      <w:r>
+        <w:rPr>
+          <w:rFonts w:ascii="微软雅黑" w:hAnsi="微软雅黑" w:eastAsia="微软雅黑"/>
+          <w:b/>
+          <w:i w:val="0"/>
+          <w:sz w:val="21"/>
+        </w:rPr>
+        <w:t>拆柜提拆费（整柜一次）：</w:t>
+      </w:r>
+      <w:r>
+        <w:rPr>
+          <w:rFonts w:ascii="微软雅黑" w:hAnsi="微软雅黑" w:eastAsia="微软雅黑"/>
+          <w:b w:val="0"/>
+          <w:i w:val="0"/>
+          <w:sz w:val="21"/>
+        </w:rPr>
+        <w:t xml:space="preserve"> 本柜 FBA/Walmart 货件仓码</w:t>
+      </w:r>
+      <w:r>
+        <w:rPr>
+          <w:rFonts w:ascii="微软雅黑" w:hAnsi="微软雅黑" w:eastAsia="微软雅黑"/>
+          <w:b/>
+          <w:i w:val="0"/>
+          <w:sz w:val="21"/>
+        </w:rPr>
+        <w:t>均在</w:t>
+      </w:r>
+      <w:r>
+        <w:rPr>
+          <w:rFonts w:ascii="微软雅黑" w:hAnsi="微软雅黑" w:eastAsia="微软雅黑"/>
+          <w:b w:val="0"/>
+          <w:i w:val="0"/>
+          <w:sz w:val="21"/>
+        </w:rPr>
+        <w:t>组合仓派送价目表内时，取组合仓「基础提拆价格」；若存在任一表外仓码货件，取散板「基础提拆价格」（</w:t>
+      </w:r>
+      <w:r>
+        <w:rPr>
+          <w:rFonts w:ascii="微软雅黑" w:hAnsi="微软雅黑" w:eastAsia="微软雅黑"/>
+          <w:b/>
+          <w:i w:val="0"/>
+          <w:sz w:val="21"/>
+        </w:rPr>
+        <w:t>4.2.4</w:t>
+      </w:r>
+      <w:r>
+        <w:rPr>
+          <w:rFonts w:ascii="微软雅黑" w:hAnsi="微软雅黑" w:eastAsia="微软雅黑"/>
+          <w:b w:val="0"/>
+          <w:i w:val="0"/>
+          <w:sz w:val="21"/>
+        </w:rPr>
+        <w:t>）。</w:t>
       </w:r>
     </w:p>
     <w:p>
@@ -7974,7 +6197,7 @@
           <w:i w:val="0"/>
           <w:sz w:val="21"/>
         </w:rPr>
-        <w:t>无货件明细，用计划单头</w:t>
+        <w:t>无货件明细，用计划基础信息</w:t>
       </w:r>
       <w:r>
         <w:rPr>
@@ -8033,7 +6256,7 @@
           <w:i w:val="0"/>
           <w:sz w:val="21"/>
         </w:rPr>
-        <w:t>A 计划单头 → B 货件明细 → C 价目配置 → D 计算结果</w:t>
+        <w:t>A 计划基础信息 → B 货件明细 → C 价目配置 → D 计算结果</w:t>
       </w:r>
       <w:r>
         <w:rPr>
@@ -8083,7 +6306,7 @@
           <w:i w:val="0"/>
           <w:sz w:val="21"/>
         </w:rPr>
-        <w:t>A. 提拆派计划（单头）</w:t>
+        <w:t>A. 提拆派计划（基础信息）</w:t>
       </w:r>
     </w:p>
     <w:tbl>
@@ -8314,7 +6537,7 @@
           <w:i w:val="0"/>
           <w:sz w:val="21"/>
         </w:rPr>
-        <w:t>价目按单头</w:t>
+        <w:t>价目按计划基础信息中的</w:t>
       </w:r>
       <w:r>
         <w:rPr>
@@ -8545,7 +6768,7 @@
           <w:i w:val="0"/>
           <w:sz w:val="21"/>
         </w:rPr>
-        <w:t>A. 提拆派计划（单头）</w:t>
+        <w:t>A. 提拆派计划（基础信息）</w:t>
       </w:r>
     </w:p>
     <w:tbl>
@@ -9146,7 +7369,7 @@
           <w:i w:val="0"/>
           <w:sz w:val="21"/>
         </w:rPr>
-        <w:t>同区组合仓</w:t>
+        <w:t>组合仓拼柜</w:t>
       </w:r>
       <w:r>
         <w:rPr>
@@ -9155,7 +7378,7 @@
           <w:i w:val="0"/>
           <w:sz w:val="21"/>
         </w:rPr>
-        <w:t xml:space="preserve">拼柜（货件均为 </w:t>
+        <w:t xml:space="preserve">（货件均为 </w:t>
       </w:r>
       <w:r>
         <w:rPr>
@@ -9173,7 +7396,43 @@
           <w:i w:val="0"/>
           <w:sz w:val="21"/>
         </w:rPr>
-        <w:t>），仓码均在一区组合派送价目表内；演算展示方数分摊与超重系数（见上表 §3）。</w:t>
+        <w:t xml:space="preserve">），各货件 </w:t>
+      </w:r>
+      <w:r>
+        <w:rPr>
+          <w:rFonts w:ascii="微软雅黑" w:hAnsi="微软雅黑" w:eastAsia="微软雅黑"/>
+          <w:b/>
+          <w:i w:val="0"/>
+          <w:sz w:val="21"/>
+        </w:rPr>
+        <w:t>FBA Code</w:t>
+      </w:r>
+      <w:r>
+        <w:rPr>
+          <w:rFonts w:ascii="微软雅黑" w:hAnsi="微软雅黑" w:eastAsia="微软雅黑"/>
+          <w:b w:val="0"/>
+          <w:i w:val="0"/>
+          <w:sz w:val="21"/>
+        </w:rPr>
+        <w:t xml:space="preserve"> 均已纳入组合仓派送价目表（本例同在一区；</w:t>
+      </w:r>
+      <w:r>
+        <w:rPr>
+          <w:rFonts w:ascii="微软雅黑" w:hAnsi="微软雅黑" w:eastAsia="微软雅黑"/>
+          <w:b/>
+          <w:i w:val="0"/>
+          <w:sz w:val="21"/>
+        </w:rPr>
+        <w:t>跨区</w:t>
+      </w:r>
+      <w:r>
+        <w:rPr>
+          <w:rFonts w:ascii="微软雅黑" w:hAnsi="微软雅黑" w:eastAsia="微软雅黑"/>
+          <w:b w:val="0"/>
+          <w:i w:val="0"/>
+          <w:sz w:val="21"/>
+        </w:rPr>
+        <w:t>时规则相同，各货件按所属分区全包价分摊）。演算展示方数分摊与超重系数（见上表 §3）。</w:t>
       </w:r>
     </w:p>
     <w:p>
@@ -9187,7 +7446,7 @@
           <w:i w:val="0"/>
           <w:sz w:val="21"/>
         </w:rPr>
-        <w:t>A. 提拆派计划（单头）</w:t>
+        <w:t>A. 提拆派计划（基础信息）</w:t>
       </w:r>
     </w:p>
     <w:tbl>
@@ -9796,7 +8055,7 @@
           <w:i w:val="0"/>
           <w:sz w:val="21"/>
         </w:rPr>
-        <w:t>本柜同区 FBA 卡派 → 选用</w:t>
+        <w:t>本柜货件仓码均在组合仓派送价目表内 → 选用</w:t>
       </w:r>
       <w:r>
         <w:rPr>
@@ -10881,7 +9140,7 @@
           <w:i w:val="0"/>
           <w:sz w:val="21"/>
         </w:rPr>
-        <w:t>A. 提拆派计划（单头）</w:t>
+        <w:t>A. 提拆派计划（基础信息）</w:t>
       </w:r>
     </w:p>
     <w:tbl>
@@ -11310,7 +9569,7 @@
           <w:i w:val="0"/>
           <w:sz w:val="21"/>
         </w:rPr>
-        <w:t>（示例为同 Move Type 但按散板价目计费场景；亦可能是</w:t>
+        <w:t xml:space="preserve">（示例为 </w:t>
       </w:r>
       <w:r>
         <w:rPr>
@@ -11319,7 +9578,7 @@
           <w:i w:val="0"/>
           <w:sz w:val="21"/>
         </w:rPr>
-        <w:t>跨区改按散板</w:t>
+        <w:t>FBA Code 未纳入</w:t>
       </w:r>
       <w:r>
         <w:rPr>
@@ -11328,7 +9587,7 @@
           <w:i w:val="0"/>
           <w:sz w:val="21"/>
         </w:rPr>
-        <w:t xml:space="preserve">，见 </w:t>
+        <w:t xml:space="preserve"> 组合仓派送价目表，改按散板计费，见 </w:t>
       </w:r>
       <w:r>
         <w:rPr>
@@ -11598,7 +9857,7 @@
           <w:i w:val="0"/>
           <w:sz w:val="21"/>
         </w:rPr>
-        <w:t>A. 提拆派计划（单头）</w:t>
+        <w:t>A. 提拆派计划（基础信息）</w:t>
       </w:r>
     </w:p>
     <w:tbl>
@@ -12283,7 +10542,7 @@
           <w:i w:val="0"/>
           <w:sz w:val="21"/>
         </w:rPr>
-        <w:t>A. 提拆派计划（单头）</w:t>
+        <w:t>A. 提拆派计划（基础信息）</w:t>
       </w:r>
     </w:p>
     <w:tbl>
@@ -14303,7 +12562,7 @@
           <w:i w:val="0"/>
           <w:sz w:val="21"/>
         </w:rPr>
-        <w:t>提拆派计划操作日志</w:t>
+        <w:t>提拆派计划计费报告</w:t>
       </w:r>
       <w:r>
         <w:rPr>
@@ -14312,7 +12571,7 @@
           <w:i w:val="0"/>
           <w:sz w:val="21"/>
         </w:rPr>
-        <w:t>、不锁定、不出账。</w:t>
+        <w:t>、不拦截、不锁定、不出账。</w:t>
       </w:r>
     </w:p>
     <w:p>

--- a/admin/docs/提拆派报价需求文档.docx
+++ b/admin/docs/提拆派报价需求文档.docx
@@ -324,15 +324,6 @@
               </w:rPr>
               <w:t>4.2.2</w:t>
             </w:r>
-            <w:r>
-              <w:rPr>
-                <w:rFonts w:ascii="微软雅黑" w:hAnsi="微软雅黑" w:eastAsia="微软雅黑"/>
-                <w:b w:val="0"/>
-                <w:i w:val="0"/>
-                <w:sz w:val="20"/>
-              </w:rPr>
-              <w:t xml:space="preserve"> 场景表</w:t>
-            </w:r>
           </w:p>
         </w:tc>
       </w:tr>
@@ -1134,6 +1125,24 @@
                 <w:i w:val="0"/>
                 <w:sz w:val="20"/>
               </w:rPr>
+              <w:t>匹配结果均写入提拆派计划-计费报告</w:t>
+            </w:r>
+            <w:r>
+              <w:rPr>
+                <w:rFonts w:ascii="微软雅黑" w:hAnsi="微软雅黑" w:eastAsia="微软雅黑"/>
+                <w:b w:val="0"/>
+                <w:i w:val="0"/>
+                <w:sz w:val="20"/>
+              </w:rPr>
+              <w:t>；</w:t>
+            </w:r>
+            <w:r>
+              <w:rPr>
+                <w:rFonts w:ascii="微软雅黑" w:hAnsi="微软雅黑" w:eastAsia="微软雅黑"/>
+                <w:b/>
+                <w:i w:val="0"/>
+                <w:sz w:val="20"/>
+              </w:rPr>
               <w:t>命中则锁定并出账</w:t>
             </w:r>
             <w:r>
@@ -1143,7 +1152,7 @@
                 <w:i w:val="0"/>
                 <w:sz w:val="20"/>
               </w:rPr>
-              <w:t>；未命中</w:t>
+              <w:t>；</w:t>
             </w:r>
             <w:r>
               <w:rPr>
@@ -1152,25 +1161,16 @@
                 <w:i w:val="0"/>
                 <w:sz w:val="20"/>
               </w:rPr>
-              <w:t>不拦截、不生成应收费用</w:t>
-            </w:r>
-            <w:r>
-              <w:rPr>
-                <w:rFonts w:ascii="微软雅黑" w:hAnsi="微软雅黑" w:eastAsia="微软雅黑"/>
-                <w:b w:val="0"/>
-                <w:i w:val="0"/>
-                <w:sz w:val="20"/>
-              </w:rPr>
-              <w:t>，记入</w:t>
-            </w:r>
-            <w:r>
-              <w:rPr>
-                <w:rFonts w:ascii="微软雅黑" w:hAnsi="微软雅黑" w:eastAsia="微软雅黑"/>
-                <w:b/>
-                <w:i w:val="0"/>
-                <w:sz w:val="20"/>
-              </w:rPr>
-              <w:t>本计划计费报告</w:t>
+              <w:t>未命中</w:t>
+            </w:r>
+            <w:r>
+              <w:rPr>
+                <w:rFonts w:ascii="微软雅黑" w:hAnsi="微软雅黑" w:eastAsia="微软雅黑"/>
+                <w:b w:val="0"/>
+                <w:i w:val="0"/>
+                <w:sz w:val="20"/>
+              </w:rPr>
+              <w:t>不拦截、不锁定、不生成应收费用</w:t>
             </w:r>
           </w:p>
         </w:tc>
@@ -1309,7 +1309,7 @@
       <w:r>
         <w:drawing>
           <wp:inline xmlns:a="http://schemas.openxmlformats.org/drawingml/2006/main" xmlns:pic="http://schemas.openxmlformats.org/drawingml/2006/picture">
-            <wp:extent cx="4572000" cy="6553672"/>
+            <wp:extent cx="4572000" cy="5364669"/>
             <wp:docPr id="1" name="Picture 1"/>
             <wp:cNvGraphicFramePr>
               <a:graphicFrameLocks noChangeAspect="1"/>
@@ -1330,7 +1330,7 @@
                   <pic:spPr>
                     <a:xfrm>
                       <a:off x="0" y="0"/>
-                      <a:ext cx="4572000" cy="6553672"/>
+                      <a:ext cx="4572000" cy="5364669"/>
                     </a:xfrm>
                     <a:prstGeom prst="rect"/>
                   </pic:spPr>
@@ -1366,7 +1366,7 @@
           <w:i w:val="0"/>
           <w:sz w:val="21"/>
         </w:rPr>
-        <w:t>报价匹配（拆柜完成时）：</w:t>
+        <w:t>报价匹配（拆柜完成时触发）：</w:t>
       </w:r>
       <w:r>
         <w:rPr>
@@ -1375,7 +1375,43 @@
           <w:i w:val="0"/>
           <w:sz w:val="21"/>
         </w:rPr>
-        <w:t xml:space="preserve"> ① </w:t>
+        <w:t xml:space="preserve"> 在</w:t>
+      </w:r>
+      <w:r>
+        <w:rPr>
+          <w:rFonts w:ascii="微软雅黑" w:hAnsi="微软雅黑" w:eastAsia="微软雅黑"/>
+          <w:b/>
+          <w:i w:val="0"/>
+          <w:sz w:val="21"/>
+        </w:rPr>
+        <w:t>拆柜完成</w:t>
+      </w:r>
+      <w:r>
+        <w:rPr>
+          <w:rFonts w:ascii="微软雅黑" w:hAnsi="微软雅黑" w:eastAsia="微软雅黑"/>
+          <w:b w:val="0"/>
+          <w:i w:val="0"/>
+          <w:sz w:val="21"/>
+        </w:rPr>
+        <w:t>节点执行匹配；取计划</w:t>
+      </w:r>
+      <w:r>
+        <w:rPr>
+          <w:rFonts w:ascii="微软雅黑" w:hAnsi="微软雅黑" w:eastAsia="微软雅黑"/>
+          <w:b/>
+          <w:i w:val="0"/>
+          <w:sz w:val="21"/>
+        </w:rPr>
+        <w:t>下单时间</w:t>
+      </w:r>
+      <w:r>
+        <w:rPr>
+          <w:rFonts w:ascii="微软雅黑" w:hAnsi="微软雅黑" w:eastAsia="微软雅黑"/>
+          <w:b w:val="0"/>
+          <w:i w:val="0"/>
+          <w:sz w:val="21"/>
+        </w:rPr>
+        <w:t>与客户，在</w:t>
       </w:r>
       <w:r>
         <w:rPr>
@@ -1402,7 +1438,7 @@
           <w:i w:val="0"/>
           <w:sz w:val="21"/>
         </w:rPr>
-        <w:t>生效时间 ≤ 拆柜完成时间 ≤ 失效时间</w:t>
+        <w:t>生效时间 ≤ 下单时间 ≤ 失效时间</w:t>
       </w:r>
       <w:r>
         <w:rPr>
@@ -1411,7 +1447,7 @@
           <w:i w:val="0"/>
           <w:sz w:val="21"/>
         </w:rPr>
-        <w:t xml:space="preserve">；② </w:t>
+        <w:t xml:space="preserve">的报价中选用。② </w:t>
       </w:r>
       <w:r>
         <w:rPr>
@@ -1438,7 +1474,7 @@
           <w:i w:val="0"/>
           <w:sz w:val="21"/>
         </w:rPr>
-        <w:t>全部客户</w:t>
+        <w:t>所有客户</w:t>
       </w:r>
       <w:r>
         <w:rPr>
@@ -1492,7 +1528,7 @@
           <w:i w:val="0"/>
           <w:sz w:val="21"/>
         </w:rPr>
-        <w:t>无可用报价不拦截流程、不生成应收费用</w:t>
+        <w:t>匹配结果（命中或未命中）均写入提拆派计划-计费报告</w:t>
       </w:r>
       <w:r>
         <w:rPr>
@@ -1501,7 +1537,7 @@
           <w:i w:val="0"/>
           <w:sz w:val="21"/>
         </w:rPr>
-        <w:t>，仅记录到</w:t>
+        <w:t>（含锁定报价、未命中原因等）；</w:t>
       </w:r>
       <w:r>
         <w:rPr>
@@ -1510,7 +1546,7 @@
           <w:i w:val="0"/>
           <w:sz w:val="21"/>
         </w:rPr>
-        <w:t>提拆派计划下的计费报告</w:t>
+        <w:t>未命中</w:t>
       </w:r>
       <w:r>
         <w:rPr>
@@ -1519,7 +1555,7 @@
           <w:i w:val="0"/>
           <w:sz w:val="21"/>
         </w:rPr>
-        <w:t>（含未命中原因等）。</w:t>
+        <w:t>时不拦截流程、不锁定、不生成应收费用。</w:t>
       </w:r>
     </w:p>
     <w:p>
@@ -2119,290 +2155,6 @@
         <w:t>路径：应收报价配置 → 提拆派报价。查询：报价编号、名称、客户、生效日期范围。</w:t>
       </w:r>
     </w:p>
-    <w:tbl>
-      <w:tblPr>
-        <w:tblStyle w:val="TableGrid"/>
-        <w:tblW w:type="auto" w:w="0"/>
-        <w:jc w:val="center"/>
-        <w:tblLook w:firstColumn="1" w:firstRow="1" w:lastColumn="0" w:lastRow="0" w:noHBand="0" w:noVBand="1" w:val="04A0"/>
-      </w:tblPr>
-      <w:tblGrid>
-        <w:gridCol w:w="4323"/>
-        <w:gridCol w:w="4323"/>
-      </w:tblGrid>
-      <w:tr>
-        <w:tc>
-          <w:tcPr>
-            <w:tcW w:type="dxa" w:w="4323"/>
-          </w:tcPr>
-          <w:p>
-            <w:r>
-              <w:rPr>
-                <w:rFonts w:ascii="微软雅黑" w:hAnsi="微软雅黑" w:eastAsia="微软雅黑"/>
-                <w:b/>
-                <w:i w:val="0"/>
-                <w:sz w:val="20"/>
-              </w:rPr>
-              <w:t>操作</w:t>
-            </w:r>
-          </w:p>
-        </w:tc>
-        <w:tc>
-          <w:tcPr>
-            <w:tcW w:type="dxa" w:w="4323"/>
-          </w:tcPr>
-          <w:p>
-            <w:r>
-              <w:rPr>
-                <w:rFonts w:ascii="微软雅黑" w:hAnsi="微软雅黑" w:eastAsia="微软雅黑"/>
-                <w:b/>
-                <w:i w:val="0"/>
-                <w:sz w:val="20"/>
-              </w:rPr>
-              <w:t>说明</w:t>
-            </w:r>
-          </w:p>
-        </w:tc>
-      </w:tr>
-      <w:tr>
-        <w:tc>
-          <w:tcPr>
-            <w:tcW w:type="dxa" w:w="4323"/>
-          </w:tcPr>
-          <w:p>
-            <w:r>
-              <w:rPr>
-                <w:rFonts w:ascii="微软雅黑" w:hAnsi="微软雅黑" w:eastAsia="微软雅黑"/>
-                <w:b w:val="0"/>
-                <w:i w:val="0"/>
-                <w:sz w:val="20"/>
-              </w:rPr>
-              <w:t>新增</w:t>
-            </w:r>
-          </w:p>
-        </w:tc>
-        <w:tc>
-          <w:tcPr>
-            <w:tcW w:type="dxa" w:w="4323"/>
-          </w:tcPr>
-          <w:p>
-            <w:r>
-              <w:rPr>
-                <w:rFonts w:ascii="微软雅黑" w:hAnsi="微软雅黑" w:eastAsia="微软雅黑"/>
-                <w:b w:val="0"/>
-                <w:i w:val="0"/>
-                <w:sz w:val="20"/>
-              </w:rPr>
-              <w:t>进入编辑页（4.2.2～4.2.4）</w:t>
-            </w:r>
-          </w:p>
-        </w:tc>
-      </w:tr>
-      <w:tr>
-        <w:tc>
-          <w:tcPr>
-            <w:tcW w:type="dxa" w:w="4323"/>
-          </w:tcPr>
-          <w:p>
-            <w:r>
-              <w:rPr>
-                <w:rFonts w:ascii="微软雅黑" w:hAnsi="微软雅黑" w:eastAsia="微软雅黑"/>
-                <w:b w:val="0"/>
-                <w:i w:val="0"/>
-                <w:sz w:val="20"/>
-              </w:rPr>
-              <w:t>编辑</w:t>
-            </w:r>
-          </w:p>
-        </w:tc>
-        <w:tc>
-          <w:tcPr>
-            <w:tcW w:type="dxa" w:w="4323"/>
-          </w:tcPr>
-          <w:p>
-            <w:r>
-              <w:rPr>
-                <w:rFonts w:ascii="微软雅黑" w:hAnsi="微软雅黑" w:eastAsia="微软雅黑"/>
-                <w:b w:val="0"/>
-                <w:i w:val="0"/>
-                <w:sz w:val="20"/>
-              </w:rPr>
-              <w:t>已生效则为只读，提示「复制」调价</w:t>
-            </w:r>
-          </w:p>
-        </w:tc>
-      </w:tr>
-      <w:tr>
-        <w:tc>
-          <w:tcPr>
-            <w:tcW w:type="dxa" w:w="4323"/>
-          </w:tcPr>
-          <w:p>
-            <w:r>
-              <w:rPr>
-                <w:rFonts w:ascii="微软雅黑" w:hAnsi="微软雅黑" w:eastAsia="微软雅黑"/>
-                <w:b w:val="0"/>
-                <w:i w:val="0"/>
-                <w:sz w:val="20"/>
-              </w:rPr>
-              <w:t>复制</w:t>
-            </w:r>
-          </w:p>
-        </w:tc>
-        <w:tc>
-          <w:tcPr>
-            <w:tcW w:type="dxa" w:w="4323"/>
-          </w:tcPr>
-          <w:p>
-            <w:r>
-              <w:rPr>
-                <w:rFonts w:ascii="微软雅黑" w:hAnsi="微软雅黑" w:eastAsia="微软雅黑"/>
-                <w:b w:val="0"/>
-                <w:i w:val="0"/>
-                <w:sz w:val="20"/>
-              </w:rPr>
-              <w:t>以原报价单为模板</w:t>
-            </w:r>
-            <w:r>
-              <w:rPr>
-                <w:rFonts w:ascii="微软雅黑" w:hAnsi="微软雅黑" w:eastAsia="微软雅黑"/>
-                <w:b/>
-                <w:i w:val="0"/>
-                <w:sz w:val="20"/>
-              </w:rPr>
-              <w:t>生成新报价单</w:t>
-            </w:r>
-            <w:r>
-              <w:rPr>
-                <w:rFonts w:ascii="微软雅黑" w:hAnsi="微软雅黑" w:eastAsia="微软雅黑"/>
-                <w:b w:val="0"/>
-                <w:i w:val="0"/>
-                <w:sz w:val="20"/>
-              </w:rPr>
-              <w:t>（系统分配新编号），在编辑页</w:t>
-            </w:r>
-            <w:r>
-              <w:rPr>
-                <w:rFonts w:ascii="微软雅黑" w:hAnsi="微软雅黑" w:eastAsia="微软雅黑"/>
-                <w:b/>
-                <w:i w:val="0"/>
-                <w:sz w:val="20"/>
-              </w:rPr>
-              <w:t>带入</w:t>
-            </w:r>
-            <w:r>
-              <w:rPr>
-                <w:rFonts w:ascii="微软雅黑" w:hAnsi="微软雅黑" w:eastAsia="微软雅黑"/>
-                <w:b w:val="0"/>
-                <w:i w:val="0"/>
-                <w:sz w:val="20"/>
-              </w:rPr>
-              <w:t>原单基础信息、五类价目及附加费规则，可修改后保存并发布；</w:t>
-            </w:r>
-            <w:r>
-              <w:rPr>
-                <w:rFonts w:ascii="微软雅黑" w:hAnsi="微软雅黑" w:eastAsia="微软雅黑"/>
-                <w:b/>
-                <w:i w:val="0"/>
-                <w:sz w:val="20"/>
-              </w:rPr>
-              <w:t>原报价单不变</w:t>
-            </w:r>
-            <w:r>
-              <w:rPr>
-                <w:rFonts w:ascii="微软雅黑" w:hAnsi="微软雅黑" w:eastAsia="微软雅黑"/>
-                <w:b w:val="0"/>
-                <w:i w:val="0"/>
-                <w:sz w:val="20"/>
-              </w:rPr>
-              <w:t>（常用于生效后调价或快速建相似报价）</w:t>
-            </w:r>
-          </w:p>
-        </w:tc>
-      </w:tr>
-      <w:tr>
-        <w:tc>
-          <w:tcPr>
-            <w:tcW w:type="dxa" w:w="4323"/>
-          </w:tcPr>
-          <w:p>
-            <w:r>
-              <w:rPr>
-                <w:rFonts w:ascii="微软雅黑" w:hAnsi="微软雅黑" w:eastAsia="微软雅黑"/>
-                <w:b w:val="0"/>
-                <w:i w:val="0"/>
-                <w:sz w:val="20"/>
-              </w:rPr>
-              <w:t>启用 / 停用</w:t>
-            </w:r>
-          </w:p>
-        </w:tc>
-        <w:tc>
-          <w:tcPr>
-            <w:tcW w:type="dxa" w:w="4323"/>
-          </w:tcPr>
-          <w:p>
-            <w:r>
-              <w:rPr>
-                <w:rFonts w:ascii="微软雅黑" w:hAnsi="微软雅黑" w:eastAsia="微软雅黑"/>
-                <w:b w:val="0"/>
-                <w:i w:val="0"/>
-                <w:sz w:val="20"/>
-              </w:rPr>
-              <w:t xml:space="preserve">切换列表状态；后续拆柜完成是否可匹配本报价见 </w:t>
-            </w:r>
-            <w:r>
-              <w:rPr>
-                <w:rFonts w:ascii="微软雅黑" w:hAnsi="微软雅黑" w:eastAsia="微软雅黑"/>
-                <w:b/>
-                <w:i w:val="0"/>
-                <w:sz w:val="20"/>
-              </w:rPr>
-              <w:t>4.2.2</w:t>
-            </w:r>
-          </w:p>
-        </w:tc>
-      </w:tr>
-      <w:tr>
-        <w:tc>
-          <w:tcPr>
-            <w:tcW w:type="dxa" w:w="4323"/>
-          </w:tcPr>
-          <w:p>
-            <w:r>
-              <w:rPr>
-                <w:rFonts w:ascii="微软雅黑" w:hAnsi="微软雅黑" w:eastAsia="微软雅黑"/>
-                <w:b w:val="0"/>
-                <w:i w:val="0"/>
-                <w:sz w:val="20"/>
-              </w:rPr>
-              <w:t>日志</w:t>
-            </w:r>
-          </w:p>
-        </w:tc>
-        <w:tc>
-          <w:tcPr>
-            <w:tcW w:type="dxa" w:w="4323"/>
-          </w:tcPr>
-          <w:p>
-            <w:r>
-              <w:rPr>
-                <w:rFonts w:ascii="微软雅黑" w:hAnsi="微软雅黑" w:eastAsia="微软雅黑"/>
-                <w:b w:val="0"/>
-                <w:i w:val="0"/>
-                <w:sz w:val="20"/>
-              </w:rPr>
-              <w:t>「更多」查看操作记录</w:t>
-            </w:r>
-          </w:p>
-        </w:tc>
-      </w:tr>
-    </w:tbl>
-    <w:p>
-      <w:pPr>
-        <w:spacing w:after="40"/>
-      </w:pPr>
-    </w:p>
     <w:p>
       <w:pPr>
         <w:spacing w:after="60"/>
@@ -2414,187 +2166,7 @@
           <w:i w:val="0"/>
           <w:sz w:val="21"/>
         </w:rPr>
-        <w:t xml:space="preserve">列表列：编号、名称、客户（全部/指定摘要）、生效/失效时间、币种、状态（启用/停用）、创建/修改时间。编辑受 </w:t>
-      </w:r>
-      <w:r>
-        <w:rPr>
-          <w:rFonts w:ascii="微软雅黑" w:hAnsi="微软雅黑" w:eastAsia="微软雅黑"/>
-          <w:b/>
-          <w:i w:val="0"/>
-          <w:sz w:val="21"/>
-        </w:rPr>
-        <w:t>4.2.2</w:t>
-      </w:r>
-      <w:r>
-        <w:rPr>
-          <w:rFonts w:ascii="微软雅黑" w:hAnsi="微软雅黑" w:eastAsia="微软雅黑"/>
-          <w:b w:val="0"/>
-          <w:i w:val="0"/>
-          <w:sz w:val="21"/>
-        </w:rPr>
-        <w:t xml:space="preserve"> 约束。</w:t>
-      </w:r>
-    </w:p>
-    <w:p>
-      <w:pPr>
-        <w:pStyle w:val="Heading4"/>
-      </w:pPr>
-      <w:r>
-        <w:t>4.2.2 报价单生命周期与编辑权限</w:t>
-      </w:r>
-    </w:p>
-    <w:p>
-      <w:pPr>
-        <w:spacing w:after="60"/>
-      </w:pPr>
-      <w:r>
-        <w:rPr>
-          <w:rFonts w:ascii="微软雅黑" w:hAnsi="微软雅黑" w:eastAsia="微软雅黑"/>
-          <w:b/>
-          <w:i w:val="0"/>
-          <w:sz w:val="21"/>
-        </w:rPr>
-        <w:t>原则：</w:t>
-      </w:r>
-      <w:r>
-        <w:rPr>
-          <w:rFonts w:ascii="微软雅黑" w:hAnsi="微软雅黑" w:eastAsia="微软雅黑"/>
-          <w:b w:val="0"/>
-          <w:i w:val="0"/>
-          <w:sz w:val="21"/>
-        </w:rPr>
-        <w:t xml:space="preserve"> 当前 </w:t>
-      </w:r>
-      <w:r>
-        <w:rPr>
-          <w:rFonts w:ascii="微软雅黑" w:hAnsi="微软雅黑" w:eastAsia="微软雅黑"/>
-          <w:b/>
-          <w:i w:val="0"/>
-          <w:sz w:val="21"/>
-        </w:rPr>
-        <w:t>&lt; 生效时间</w:t>
-      </w:r>
-      <w:r>
-        <w:rPr>
-          <w:rFonts w:ascii="微软雅黑" w:hAnsi="微软雅黑" w:eastAsia="微软雅黑"/>
-          <w:b w:val="0"/>
-          <w:i w:val="0"/>
-          <w:sz w:val="21"/>
-        </w:rPr>
-        <w:t xml:space="preserve"> 可改原单；</w:t>
-      </w:r>
-      <w:r>
-        <w:rPr>
-          <w:rFonts w:ascii="微软雅黑" w:hAnsi="微软雅黑" w:eastAsia="微软雅黑"/>
-          <w:b/>
-          <w:i w:val="0"/>
-          <w:sz w:val="21"/>
-        </w:rPr>
-        <w:t>≥ 生效时间</w:t>
-      </w:r>
-      <w:r>
-        <w:rPr>
-          <w:rFonts w:ascii="微软雅黑" w:hAnsi="微软雅黑" w:eastAsia="微软雅黑"/>
-          <w:b w:val="0"/>
-          <w:i w:val="0"/>
-          <w:sz w:val="21"/>
-        </w:rPr>
-        <w:t xml:space="preserve"> 禁止改原单（与启停无关），调价：</w:t>
-      </w:r>
-      <w:r>
-        <w:rPr>
-          <w:rFonts w:ascii="微软雅黑" w:hAnsi="微软雅黑" w:eastAsia="微软雅黑"/>
-          <w:b/>
-          <w:i w:val="0"/>
-          <w:sz w:val="21"/>
-        </w:rPr>
-        <w:t>复制 → 改新单 → 保存并发布 →（可选）停用旧单 → 启用新单</w:t>
-      </w:r>
-      <w:r>
-        <w:rPr>
-          <w:rFonts w:ascii="微软雅黑" w:hAnsi="微软雅黑" w:eastAsia="微软雅黑"/>
-          <w:b w:val="0"/>
-          <w:i w:val="0"/>
-          <w:sz w:val="21"/>
-        </w:rPr>
-        <w:t>。</w:t>
-      </w:r>
-    </w:p>
-    <w:p>
-      <w:pPr>
-        <w:spacing w:after="60"/>
-      </w:pPr>
-      <w:r>
-        <w:rPr>
-          <w:rFonts w:ascii="微软雅黑" w:hAnsi="微软雅黑" w:eastAsia="微软雅黑"/>
-          <w:b/>
-          <w:i w:val="0"/>
-          <w:sz w:val="21"/>
-        </w:rPr>
-        <w:t>配置期唯一性</w:t>
-      </w:r>
-      <w:r>
-        <w:rPr>
-          <w:rFonts w:ascii="微软雅黑" w:hAnsi="微软雅黑" w:eastAsia="微软雅黑"/>
-          <w:b w:val="0"/>
-          <w:i w:val="0"/>
-          <w:sz w:val="21"/>
-        </w:rPr>
-        <w:t>（保存并发布、启用时）：仅与</w:t>
-      </w:r>
-      <w:r>
-        <w:rPr>
-          <w:rFonts w:ascii="微软雅黑" w:hAnsi="微软雅黑" w:eastAsia="微软雅黑"/>
-          <w:b/>
-          <w:i w:val="0"/>
-          <w:sz w:val="21"/>
-        </w:rPr>
-        <w:t>启用</w:t>
-      </w:r>
-      <w:r>
-        <w:rPr>
-          <w:rFonts w:ascii="微软雅黑" w:hAnsi="微软雅黑" w:eastAsia="微软雅黑"/>
-          <w:b w:val="0"/>
-          <w:i w:val="0"/>
-          <w:sz w:val="21"/>
-        </w:rPr>
-        <w:t>的其它报价比对；本单</w:t>
-      </w:r>
-      <w:r>
-        <w:rPr>
-          <w:rFonts w:ascii="微软雅黑" w:hAnsi="微软雅黑" w:eastAsia="微软雅黑"/>
-          <w:b/>
-          <w:i w:val="0"/>
-          <w:sz w:val="21"/>
-        </w:rPr>
-        <w:t>停用</w:t>
-      </w:r>
-      <w:r>
-        <w:rPr>
-          <w:rFonts w:ascii="微软雅黑" w:hAnsi="微软雅黑" w:eastAsia="微软雅黑"/>
-          <w:b w:val="0"/>
-          <w:i w:val="0"/>
-          <w:sz w:val="21"/>
-        </w:rPr>
-        <w:t>保存不冲突，</w:t>
-      </w:r>
-      <w:r>
-        <w:rPr>
-          <w:rFonts w:ascii="微软雅黑" w:hAnsi="微软雅黑" w:eastAsia="微软雅黑"/>
-          <w:b/>
-          <w:i w:val="0"/>
-          <w:sz w:val="21"/>
-        </w:rPr>
-        <w:t>启用前</w:t>
-      </w:r>
-      <w:r>
-        <w:rPr>
-          <w:rFonts w:ascii="微软雅黑" w:hAnsi="微软雅黑" w:eastAsia="微软雅黑"/>
-          <w:b w:val="0"/>
-          <w:i w:val="0"/>
-          <w:sz w:val="21"/>
-        </w:rPr>
-        <w:t>须校验。</w:t>
+        <w:t>列表列：编号、名称、客户（全部/指定摘要）、生效/失效时间、币种、状态（启用/停用）、创建/修改时间。</w:t>
       </w:r>
     </w:p>
     <w:tbl>
@@ -2621,7 +2193,7 @@
                 <w:i w:val="0"/>
                 <w:sz w:val="20"/>
               </w:rPr>
-              <w:t>适用客户</w:t>
+              <w:t>操作</w:t>
             </w:r>
           </w:p>
         </w:tc>
@@ -2637,7 +2209,7 @@
                 <w:i w:val="0"/>
                 <w:sz w:val="20"/>
               </w:rPr>
-              <w:t>唯一规则</w:t>
+              <w:t>说明</w:t>
             </w:r>
           </w:p>
         </w:tc>
@@ -2655,7 +2227,7 @@
                 <w:i w:val="0"/>
                 <w:sz w:val="20"/>
               </w:rPr>
-              <w:t>全部客户</w:t>
+              <w:t>新增</w:t>
             </w:r>
           </w:p>
         </w:tc>
@@ -2671,34 +2243,7 @@
                 <w:i w:val="0"/>
                 <w:sz w:val="20"/>
               </w:rPr>
-              <w:t>不得有另一张</w:t>
-            </w:r>
-            <w:r>
-              <w:rPr>
-                <w:rFonts w:ascii="微软雅黑" w:hAnsi="微软雅黑" w:eastAsia="微软雅黑"/>
-                <w:b/>
-                <w:i w:val="0"/>
-                <w:sz w:val="20"/>
-              </w:rPr>
-              <w:t>启用</w:t>
-            </w:r>
-            <w:r>
-              <w:rPr>
-                <w:rFonts w:ascii="微软雅黑" w:hAnsi="微软雅黑" w:eastAsia="微软雅黑"/>
-                <w:b w:val="0"/>
-                <w:i w:val="0"/>
-                <w:sz w:val="20"/>
-              </w:rPr>
-              <w:t>的「全部客户」报价，生效～失效</w:t>
-            </w:r>
-            <w:r>
-              <w:rPr>
-                <w:rFonts w:ascii="微软雅黑" w:hAnsi="微软雅黑" w:eastAsia="微软雅黑"/>
-                <w:b/>
-                <w:i w:val="0"/>
-                <w:sz w:val="20"/>
-              </w:rPr>
-              <w:t>有交集</w:t>
+              <w:t>进入编辑页</w:t>
             </w:r>
           </w:p>
         </w:tc>
@@ -2716,7 +2261,7 @@
                 <w:i w:val="0"/>
                 <w:sz w:val="20"/>
               </w:rPr>
-              <w:t>指定客户</w:t>
+              <w:t>编辑</w:t>
             </w:r>
           </w:p>
         </w:tc>
@@ -2732,7 +2277,7 @@
                 <w:i w:val="0"/>
                 <w:sz w:val="20"/>
               </w:rPr>
-              <w:t>不得有另一张</w:t>
+              <w:t xml:space="preserve">进入编辑页；能否修改原单见 </w:t>
             </w:r>
             <w:r>
               <w:rPr>
@@ -2741,43 +2286,7 @@
                 <w:i w:val="0"/>
                 <w:sz w:val="20"/>
               </w:rPr>
-              <w:t>启用</w:t>
-            </w:r>
-            <w:r>
-              <w:rPr>
-                <w:rFonts w:ascii="微软雅黑" w:hAnsi="微软雅黑" w:eastAsia="微软雅黑"/>
-                <w:b w:val="0"/>
-                <w:i w:val="0"/>
-                <w:sz w:val="20"/>
-              </w:rPr>
-              <w:t>的「指定客户」报价，客户</w:t>
-            </w:r>
-            <w:r>
-              <w:rPr>
-                <w:rFonts w:ascii="微软雅黑" w:hAnsi="微软雅黑" w:eastAsia="微软雅黑"/>
-                <w:b/>
-                <w:i w:val="0"/>
-                <w:sz w:val="20"/>
-              </w:rPr>
-              <w:t>有重复</w:t>
-            </w:r>
-            <w:r>
-              <w:rPr>
-                <w:rFonts w:ascii="微软雅黑" w:hAnsi="微软雅黑" w:eastAsia="微软雅黑"/>
-                <w:b w:val="0"/>
-                <w:i w:val="0"/>
-                <w:sz w:val="20"/>
-              </w:rPr>
-              <w:t>且时间段</w:t>
-            </w:r>
-            <w:r>
-              <w:rPr>
-                <w:rFonts w:ascii="微软雅黑" w:hAnsi="微软雅黑" w:eastAsia="微软雅黑"/>
-                <w:b/>
-                <w:i w:val="0"/>
-                <w:sz w:val="20"/>
-              </w:rPr>
-              <w:t>有交集</w:t>
+              <w:t>4.2.2</w:t>
             </w:r>
           </w:p>
         </w:tc>
@@ -2795,7 +2304,7 @@
                 <w:i w:val="0"/>
                 <w:sz w:val="20"/>
               </w:rPr>
-              <w:t>指定 vs 全部</w:t>
+              <w:t>复制</w:t>
             </w:r>
           </w:p>
         </w:tc>
@@ -2811,7 +2320,7 @@
                 <w:i w:val="0"/>
                 <w:sz w:val="20"/>
               </w:rPr>
-              <w:t>可共存；拆柜完成时</w:t>
+              <w:t xml:space="preserve">按原单生成新编号报价单；调价流程见 </w:t>
             </w:r>
             <w:r>
               <w:rPr>
@@ -2820,16 +2329,7 @@
                 <w:i w:val="0"/>
                 <w:sz w:val="20"/>
               </w:rPr>
-              <w:t>指定客户优先</w:t>
-            </w:r>
-            <w:r>
-              <w:rPr>
-                <w:rFonts w:ascii="微软雅黑" w:hAnsi="微软雅黑" w:eastAsia="微软雅黑"/>
-                <w:b w:val="0"/>
-                <w:i w:val="0"/>
-                <w:sz w:val="20"/>
-              </w:rPr>
-              <w:t>（3.1）</w:t>
+              <w:t>4.2.2</w:t>
             </w:r>
           </w:p>
         </w:tc>
@@ -2847,11 +2347,20 @@
       <w:r>
         <w:rPr>
           <w:rFonts w:ascii="微软雅黑" w:hAnsi="微软雅黑" w:eastAsia="微软雅黑"/>
+          <w:b/>
+          <w:i w:val="0"/>
+          <w:sz w:val="21"/>
+        </w:rPr>
+        <w:t>说明（正式实现）：</w:t>
+      </w:r>
+      <w:r>
+        <w:rPr>
+          <w:rFonts w:ascii="微软雅黑" w:hAnsi="微软雅黑" w:eastAsia="微软雅黑"/>
           <w:b w:val="0"/>
           <w:i w:val="0"/>
           <w:sz w:val="21"/>
         </w:rPr>
-        <w:t>时间段重叠：有交集即冲突；一方</w:t>
+        <w:t xml:space="preserve"> 复制须带入原单</w:t>
       </w:r>
       <w:r>
         <w:rPr>
@@ -2860,7 +2369,7 @@
           <w:i w:val="0"/>
           <w:sz w:val="21"/>
         </w:rPr>
-        <w:t>失效时间 = 另一方生效时间</w:t>
+        <w:t>基础信息、五类价目及附加费规则</w:t>
       </w:r>
       <w:r>
         <w:rPr>
@@ -2869,7 +2378,7 @@
           <w:i w:val="0"/>
           <w:sz w:val="21"/>
         </w:rPr>
-        <w:t>不算重叠。冲突</w:t>
+        <w:t>，可改后保存并发布。</w:t>
       </w:r>
       <w:r>
         <w:rPr>
@@ -2878,7 +2387,7 @@
           <w:i w:val="0"/>
           <w:sz w:val="21"/>
         </w:rPr>
-        <w:t>必拦</w:t>
+        <w:t>HTML 原型</w:t>
       </w:r>
       <w:r>
         <w:rPr>
@@ -2887,7 +2396,123 @@
           <w:i w:val="0"/>
           <w:sz w:val="21"/>
         </w:rPr>
-        <w:t>并提示重叠报价及范围。</w:t>
+        <w:t>仅将单头（名称、客户、时间、币种、启停等）存入浏览器本地存储，价目与附加费为页面内置演示数据，「复制」时仅复制单头并在名称后加「（副本）」；正式系统须将价目与单头一并持久化。</w:t>
+      </w:r>
+    </w:p>
+    <w:tbl>
+      <w:tblPr>
+        <w:tblStyle w:val="TableGrid"/>
+        <w:tblW w:type="auto" w:w="0"/>
+        <w:jc w:val="center"/>
+        <w:tblLook w:firstColumn="1" w:firstRow="1" w:lastColumn="0" w:lastRow="0" w:noHBand="0" w:noVBand="1" w:val="04A0"/>
+      </w:tblPr>
+      <w:tblGrid>
+        <w:gridCol w:w="4323"/>
+        <w:gridCol w:w="4323"/>
+      </w:tblGrid>
+      <w:tr>
+        <w:tc>
+          <w:tcPr>
+            <w:tcW w:type="dxa" w:w="4323"/>
+          </w:tcPr>
+          <w:p>
+            <w:r>
+              <w:rPr>
+                <w:rFonts w:ascii="微软雅黑" w:hAnsi="微软雅黑" w:eastAsia="微软雅黑"/>
+                <w:b/>
+                <w:i w:val="0"/>
+                <w:sz w:val="20"/>
+              </w:rPr>
+              <w:t>启用 / 停用</w:t>
+            </w:r>
+          </w:p>
+        </w:tc>
+        <w:tc>
+          <w:tcPr>
+            <w:tcW w:type="dxa" w:w="4323"/>
+          </w:tcPr>
+          <w:p>
+            <w:r>
+              <w:rPr>
+                <w:rFonts w:ascii="微软雅黑" w:hAnsi="微软雅黑" w:eastAsia="微软雅黑"/>
+                <w:b/>
+                <w:i w:val="0"/>
+                <w:sz w:val="20"/>
+              </w:rPr>
+              <w:t xml:space="preserve">切换是否参与拆柜完成时的报价匹配；见 </w:t>
+            </w:r>
+            <w:r>
+              <w:rPr>
+                <w:rFonts w:ascii="微软雅黑" w:hAnsi="微软雅黑" w:eastAsia="微软雅黑"/>
+                <w:b/>
+                <w:i w:val="0"/>
+                <w:sz w:val="20"/>
+              </w:rPr>
+              <w:t>4.2.2</w:t>
+            </w:r>
+          </w:p>
+        </w:tc>
+      </w:tr>
+      <w:tr>
+        <w:tc>
+          <w:tcPr>
+            <w:tcW w:type="dxa" w:w="4323"/>
+          </w:tcPr>
+          <w:p>
+            <w:r>
+              <w:rPr>
+                <w:rFonts w:ascii="微软雅黑" w:hAnsi="微软雅黑" w:eastAsia="微软雅黑"/>
+                <w:b w:val="0"/>
+                <w:i w:val="0"/>
+                <w:sz w:val="20"/>
+              </w:rPr>
+              <w:t>日志</w:t>
+            </w:r>
+          </w:p>
+        </w:tc>
+        <w:tc>
+          <w:tcPr>
+            <w:tcW w:type="dxa" w:w="4323"/>
+          </w:tcPr>
+          <w:p>
+            <w:r>
+              <w:rPr>
+                <w:rFonts w:ascii="微软雅黑" w:hAnsi="微软雅黑" w:eastAsia="微软雅黑"/>
+                <w:b w:val="0"/>
+                <w:i w:val="0"/>
+                <w:sz w:val="20"/>
+              </w:rPr>
+              <w:t>「更多」查看操作记录</w:t>
+            </w:r>
+          </w:p>
+        </w:tc>
+      </w:tr>
+    </w:tbl>
+    <w:p>
+      <w:pPr>
+        <w:spacing w:after="40"/>
+      </w:pPr>
+    </w:p>
+    <w:p>
+      <w:pPr>
+        <w:pStyle w:val="Heading4"/>
+      </w:pPr>
+      <w:r>
+        <w:t>4.2.2 报价单规则</w:t>
+      </w:r>
+    </w:p>
+    <w:p>
+      <w:pPr>
+        <w:spacing w:after="60"/>
+      </w:pPr>
+      <w:r>
+        <w:rPr>
+          <w:rFonts w:ascii="微软雅黑" w:hAnsi="微软雅黑" w:eastAsia="微软雅黑"/>
+          <w:b/>
+          <w:i w:val="0"/>
+          <w:sz w:val="21"/>
+        </w:rPr>
+        <w:t>时间与编辑、调价</w:t>
       </w:r>
     </w:p>
     <w:tbl>
@@ -2915,7 +2540,7 @@
                 <w:i w:val="0"/>
                 <w:sz w:val="20"/>
               </w:rPr>
-              <w:t>操作</w:t>
+              <w:t>当前时间与生效时间</w:t>
             </w:r>
           </w:p>
         </w:tc>
@@ -2931,7 +2556,7 @@
                 <w:i w:val="0"/>
                 <w:sz w:val="20"/>
               </w:rPr>
-              <w:t>条件</w:t>
+              <w:t>能否改原单</w:t>
             </w:r>
           </w:p>
         </w:tc>
@@ -2947,7 +2572,7 @@
                 <w:i w:val="0"/>
                 <w:sz w:val="20"/>
               </w:rPr>
-              <w:t>要点</w:t>
+              <w:t>调价方式</w:t>
             </w:r>
           </w:p>
         </w:tc>
@@ -2965,7 +2590,7 @@
                 <w:i w:val="0"/>
                 <w:sz w:val="20"/>
               </w:rPr>
-              <w:t>维护原单</w:t>
+              <w:t>未到生效时间</w:t>
             </w:r>
           </w:p>
         </w:tc>
@@ -2981,7 +2606,7 @@
                 <w:i w:val="0"/>
                 <w:sz w:val="20"/>
               </w:rPr>
-              <w:t>当前 &lt; 生效时间</w:t>
+              <w:t>可</w:t>
             </w:r>
           </w:p>
         </w:tc>
@@ -2997,7 +2622,7 @@
                 <w:i w:val="0"/>
                 <w:sz w:val="20"/>
               </w:rPr>
-              <w:t>直接改；保存并发布</w:t>
+              <w:t>直接改原单并保存并发布（</w:t>
             </w:r>
             <w:r>
               <w:rPr>
@@ -3006,16 +2631,16 @@
                 <w:i w:val="0"/>
                 <w:sz w:val="20"/>
               </w:rPr>
-              <w:t>不自动</w:t>
-            </w:r>
-            <w:r>
-              <w:rPr>
-                <w:rFonts w:ascii="微软雅黑" w:hAnsi="微软雅黑" w:eastAsia="微软雅黑"/>
-                <w:b w:val="0"/>
-                <w:i w:val="0"/>
-                <w:sz w:val="20"/>
-              </w:rPr>
-              <w:t>启用</w:t>
+              <w:t>不自动启用</w:t>
+            </w:r>
+            <w:r>
+              <w:rPr>
+                <w:rFonts w:ascii="微软雅黑" w:hAnsi="微软雅黑" w:eastAsia="微软雅黑"/>
+                <w:b w:val="0"/>
+                <w:i w:val="0"/>
+                <w:sz w:val="20"/>
+              </w:rPr>
+              <w:t>）</w:t>
             </w:r>
           </w:p>
         </w:tc>
@@ -3033,7 +2658,7 @@
                 <w:i w:val="0"/>
                 <w:sz w:val="20"/>
               </w:rPr>
-              <w:t>复制调价</w:t>
+              <w:t>已到生效时间</w:t>
             </w:r>
           </w:p>
         </w:tc>
@@ -3045,11 +2670,11 @@
             <w:r>
               <w:rPr>
                 <w:rFonts w:ascii="微软雅黑" w:hAnsi="微软雅黑" w:eastAsia="微软雅黑"/>
-                <w:b w:val="0"/>
-                <w:i w:val="0"/>
-                <w:sz w:val="20"/>
-              </w:rPr>
-              <w:t>当前 ≥ 生效时间</w:t>
+                <w:b/>
+                <w:i w:val="0"/>
+                <w:sz w:val="20"/>
+              </w:rPr>
+              <w:t>不可</w:t>
             </w:r>
           </w:p>
         </w:tc>
@@ -3065,7 +2690,464 @@
                 <w:i w:val="0"/>
                 <w:sz w:val="20"/>
               </w:rPr>
-              <w:t>复制新单；新单默认停用，启用前过唯一性；原单可停用或保留</w:t>
+              <w:t>列表「复制」→ 改新单 → 保存并发布 →（建议）停用旧单 → 启用新单</w:t>
+            </w:r>
+          </w:p>
+        </w:tc>
+      </w:tr>
+    </w:tbl>
+    <w:p>
+      <w:pPr>
+        <w:spacing w:after="40"/>
+      </w:pPr>
+    </w:p>
+    <w:p>
+      <w:pPr>
+        <w:pStyle w:val="ListBullet"/>
+      </w:pPr>
+      <w:r>
+        <w:rPr>
+          <w:rFonts w:ascii="微软雅黑" w:hAnsi="微软雅黑" w:eastAsia="微软雅黑"/>
+          <w:b w:val="0"/>
+          <w:i w:val="0"/>
+          <w:sz w:val="21"/>
+        </w:rPr>
+        <w:t>能否改原单</w:t>
+      </w:r>
+      <w:r>
+        <w:rPr>
+          <w:rFonts w:ascii="微软雅黑" w:hAnsi="微软雅黑" w:eastAsia="微软雅黑"/>
+          <w:b/>
+          <w:i w:val="0"/>
+          <w:sz w:val="21"/>
+        </w:rPr>
+        <w:t>仅看生效时间</w:t>
+      </w:r>
+      <w:r>
+        <w:rPr>
+          <w:rFonts w:ascii="微软雅黑" w:hAnsi="微软雅黑" w:eastAsia="微软雅黑"/>
+          <w:b w:val="0"/>
+          <w:i w:val="0"/>
+          <w:sz w:val="21"/>
+        </w:rPr>
+        <w:t xml:space="preserve">，与列表启用/停用无关（术语见 </w:t>
+      </w:r>
+      <w:r>
+        <w:rPr>
+          <w:rFonts w:ascii="微软雅黑" w:hAnsi="微软雅黑" w:eastAsia="微软雅黑"/>
+          <w:b/>
+          <w:i w:val="0"/>
+          <w:sz w:val="21"/>
+        </w:rPr>
+        <w:t>§1.2</w:t>
+      </w:r>
+      <w:r>
+        <w:rPr>
+          <w:rFonts w:ascii="微软雅黑" w:hAnsi="微软雅黑" w:eastAsia="微软雅黑"/>
+          <w:b w:val="0"/>
+          <w:i w:val="0"/>
+          <w:sz w:val="21"/>
+        </w:rPr>
+        <w:t>）。</w:t>
+      </w:r>
+    </w:p>
+    <w:p>
+      <w:pPr>
+        <w:pStyle w:val="ListBullet"/>
+      </w:pPr>
+      <w:r>
+        <w:rPr>
+          <w:rFonts w:ascii="微软雅黑" w:hAnsi="微软雅黑" w:eastAsia="微软雅黑"/>
+          <w:b w:val="0"/>
+          <w:i w:val="0"/>
+          <w:sz w:val="21"/>
+        </w:rPr>
+        <w:t>已到生效时间的原单若尝试保存：</w:t>
+      </w:r>
+      <w:r>
+        <w:rPr>
+          <w:rFonts w:ascii="微软雅黑" w:hAnsi="微软雅黑" w:eastAsia="微软雅黑"/>
+          <w:b/>
+          <w:i w:val="0"/>
+          <w:sz w:val="21"/>
+        </w:rPr>
+        <w:t>必拦</w:t>
+      </w:r>
+      <w:r>
+        <w:rPr>
+          <w:rFonts w:ascii="微软雅黑" w:hAnsi="微软雅黑" w:eastAsia="微软雅黑"/>
+          <w:b w:val="0"/>
+          <w:i w:val="0"/>
+          <w:sz w:val="21"/>
+        </w:rPr>
+        <w:t>，提示通过「复制」调价。</w:t>
+      </w:r>
+    </w:p>
+    <w:p>
+      <w:pPr>
+        <w:pStyle w:val="ListBullet"/>
+      </w:pPr>
+      <w:r>
+        <w:rPr>
+          <w:rFonts w:ascii="微软雅黑" w:hAnsi="微软雅黑" w:eastAsia="微软雅黑"/>
+          <w:b w:val="0"/>
+          <w:i w:val="0"/>
+          <w:sz w:val="21"/>
+        </w:rPr>
+        <w:t>「复制」生成新报价单（系统分配新编号），</w:t>
+      </w:r>
+      <w:r>
+        <w:rPr>
+          <w:rFonts w:ascii="微软雅黑" w:hAnsi="微软雅黑" w:eastAsia="微软雅黑"/>
+          <w:b/>
+          <w:i w:val="0"/>
+          <w:sz w:val="21"/>
+        </w:rPr>
+        <w:t>原报价单不变</w:t>
+      </w:r>
+      <w:r>
+        <w:rPr>
+          <w:rFonts w:ascii="微软雅黑" w:hAnsi="微软雅黑" w:eastAsia="微软雅黑"/>
+          <w:b w:val="0"/>
+          <w:i w:val="0"/>
+          <w:sz w:val="21"/>
+        </w:rPr>
+        <w:t>；新单默认</w:t>
+      </w:r>
+      <w:r>
+        <w:rPr>
+          <w:rFonts w:ascii="微软雅黑" w:hAnsi="微软雅黑" w:eastAsia="微软雅黑"/>
+          <w:b/>
+          <w:i w:val="0"/>
+          <w:sz w:val="21"/>
+        </w:rPr>
+        <w:t>停用</w:t>
+      </w:r>
+      <w:r>
+        <w:rPr>
+          <w:rFonts w:ascii="微软雅黑" w:hAnsi="微软雅黑" w:eastAsia="微软雅黑"/>
+          <w:b w:val="0"/>
+          <w:i w:val="0"/>
+          <w:sz w:val="21"/>
+        </w:rPr>
+        <w:t>，启用前须通过配置期唯一性校验。</w:t>
+      </w:r>
+    </w:p>
+    <w:p>
+      <w:pPr>
+        <w:spacing w:after="60"/>
+      </w:pPr>
+      <w:r>
+        <w:rPr>
+          <w:rFonts w:ascii="微软雅黑" w:hAnsi="微软雅黑" w:eastAsia="微软雅黑"/>
+          <w:b/>
+          <w:i w:val="0"/>
+          <w:sz w:val="21"/>
+        </w:rPr>
+        <w:t>配置期唯一性</w:t>
+      </w:r>
+    </w:p>
+    <w:p>
+      <w:pPr>
+        <w:spacing w:after="60"/>
+      </w:pPr>
+      <w:r>
+        <w:rPr>
+          <w:rFonts w:ascii="微软雅黑" w:hAnsi="微软雅黑" w:eastAsia="微软雅黑"/>
+          <w:b w:val="0"/>
+          <w:i w:val="0"/>
+          <w:sz w:val="21"/>
+        </w:rPr>
+        <w:t>保存并发布、启用时校验：仅与</w:t>
+      </w:r>
+      <w:r>
+        <w:rPr>
+          <w:rFonts w:ascii="微软雅黑" w:hAnsi="微软雅黑" w:eastAsia="微软雅黑"/>
+          <w:b/>
+          <w:i w:val="0"/>
+          <w:sz w:val="21"/>
+        </w:rPr>
+        <w:t>启用</w:t>
+      </w:r>
+      <w:r>
+        <w:rPr>
+          <w:rFonts w:ascii="微软雅黑" w:hAnsi="微软雅黑" w:eastAsia="微软雅黑"/>
+          <w:b w:val="0"/>
+          <w:i w:val="0"/>
+          <w:sz w:val="21"/>
+        </w:rPr>
+        <w:t>状态的其它报价比对；本单为</w:t>
+      </w:r>
+      <w:r>
+        <w:rPr>
+          <w:rFonts w:ascii="微软雅黑" w:hAnsi="微软雅黑" w:eastAsia="微软雅黑"/>
+          <w:b/>
+          <w:i w:val="0"/>
+          <w:sz w:val="21"/>
+        </w:rPr>
+        <w:t>停用</w:t>
+      </w:r>
+      <w:r>
+        <w:rPr>
+          <w:rFonts w:ascii="微软雅黑" w:hAnsi="微软雅黑" w:eastAsia="微软雅黑"/>
+          <w:b w:val="0"/>
+          <w:i w:val="0"/>
+          <w:sz w:val="21"/>
+        </w:rPr>
+        <w:t>时保存不冲突。</w:t>
+      </w:r>
+    </w:p>
+    <w:tbl>
+      <w:tblPr>
+        <w:tblStyle w:val="TableGrid"/>
+        <w:tblW w:type="auto" w:w="0"/>
+        <w:jc w:val="center"/>
+        <w:tblLook w:firstColumn="1" w:firstRow="1" w:lastColumn="0" w:lastRow="0" w:noHBand="0" w:noVBand="1" w:val="04A0"/>
+      </w:tblPr>
+      <w:tblGrid>
+        <w:gridCol w:w="4323"/>
+        <w:gridCol w:w="4323"/>
+      </w:tblGrid>
+      <w:tr>
+        <w:tc>
+          <w:tcPr>
+            <w:tcW w:type="dxa" w:w="4323"/>
+          </w:tcPr>
+          <w:p>
+            <w:r>
+              <w:rPr>
+                <w:rFonts w:ascii="微软雅黑" w:hAnsi="微软雅黑" w:eastAsia="微软雅黑"/>
+                <w:b/>
+                <w:i w:val="0"/>
+                <w:sz w:val="20"/>
+              </w:rPr>
+              <w:t>适用客户</w:t>
+            </w:r>
+          </w:p>
+        </w:tc>
+        <w:tc>
+          <w:tcPr>
+            <w:tcW w:type="dxa" w:w="4323"/>
+          </w:tcPr>
+          <w:p>
+            <w:r>
+              <w:rPr>
+                <w:rFonts w:ascii="微软雅黑" w:hAnsi="微软雅黑" w:eastAsia="微软雅黑"/>
+                <w:b/>
+                <w:i w:val="0"/>
+                <w:sz w:val="20"/>
+              </w:rPr>
+              <w:t>唯一规则</w:t>
+            </w:r>
+          </w:p>
+        </w:tc>
+      </w:tr>
+      <w:tr>
+        <w:tc>
+          <w:tcPr>
+            <w:tcW w:type="dxa" w:w="4323"/>
+          </w:tcPr>
+          <w:p>
+            <w:r>
+              <w:rPr>
+                <w:rFonts w:ascii="微软雅黑" w:hAnsi="微软雅黑" w:eastAsia="微软雅黑"/>
+                <w:b w:val="0"/>
+                <w:i w:val="0"/>
+                <w:sz w:val="20"/>
+              </w:rPr>
+              <w:t>所有客户</w:t>
+            </w:r>
+          </w:p>
+        </w:tc>
+        <w:tc>
+          <w:tcPr>
+            <w:tcW w:type="dxa" w:w="4323"/>
+          </w:tcPr>
+          <w:p>
+            <w:r>
+              <w:rPr>
+                <w:rFonts w:ascii="微软雅黑" w:hAnsi="微软雅黑" w:eastAsia="微软雅黑"/>
+                <w:b w:val="0"/>
+                <w:i w:val="0"/>
+                <w:sz w:val="20"/>
+              </w:rPr>
+              <w:t>不得有另一张</w:t>
+            </w:r>
+            <w:r>
+              <w:rPr>
+                <w:rFonts w:ascii="微软雅黑" w:hAnsi="微软雅黑" w:eastAsia="微软雅黑"/>
+                <w:b/>
+                <w:i w:val="0"/>
+                <w:sz w:val="20"/>
+              </w:rPr>
+              <w:t>启用</w:t>
+            </w:r>
+            <w:r>
+              <w:rPr>
+                <w:rFonts w:ascii="微软雅黑" w:hAnsi="微软雅黑" w:eastAsia="微软雅黑"/>
+                <w:b w:val="0"/>
+                <w:i w:val="0"/>
+                <w:sz w:val="20"/>
+              </w:rPr>
+              <w:t>的「所有客户」报价，生效～失效</w:t>
+            </w:r>
+            <w:r>
+              <w:rPr>
+                <w:rFonts w:ascii="微软雅黑" w:hAnsi="微软雅黑" w:eastAsia="微软雅黑"/>
+                <w:b/>
+                <w:i w:val="0"/>
+                <w:sz w:val="20"/>
+              </w:rPr>
+              <w:t>有交集</w:t>
+            </w:r>
+          </w:p>
+        </w:tc>
+      </w:tr>
+      <w:tr>
+        <w:tc>
+          <w:tcPr>
+            <w:tcW w:type="dxa" w:w="4323"/>
+          </w:tcPr>
+          <w:p>
+            <w:r>
+              <w:rPr>
+                <w:rFonts w:ascii="微软雅黑" w:hAnsi="微软雅黑" w:eastAsia="微软雅黑"/>
+                <w:b w:val="0"/>
+                <w:i w:val="0"/>
+                <w:sz w:val="20"/>
+              </w:rPr>
+              <w:t>指定客户</w:t>
+            </w:r>
+          </w:p>
+        </w:tc>
+        <w:tc>
+          <w:tcPr>
+            <w:tcW w:type="dxa" w:w="4323"/>
+          </w:tcPr>
+          <w:p>
+            <w:r>
+              <w:rPr>
+                <w:rFonts w:ascii="微软雅黑" w:hAnsi="微软雅黑" w:eastAsia="微软雅黑"/>
+                <w:b w:val="0"/>
+                <w:i w:val="0"/>
+                <w:sz w:val="20"/>
+              </w:rPr>
+              <w:t>不得有另一张</w:t>
+            </w:r>
+            <w:r>
+              <w:rPr>
+                <w:rFonts w:ascii="微软雅黑" w:hAnsi="微软雅黑" w:eastAsia="微软雅黑"/>
+                <w:b/>
+                <w:i w:val="0"/>
+                <w:sz w:val="20"/>
+              </w:rPr>
+              <w:t>启用</w:t>
+            </w:r>
+            <w:r>
+              <w:rPr>
+                <w:rFonts w:ascii="微软雅黑" w:hAnsi="微软雅黑" w:eastAsia="微软雅黑"/>
+                <w:b w:val="0"/>
+                <w:i w:val="0"/>
+                <w:sz w:val="20"/>
+              </w:rPr>
+              <w:t>的「指定客户」报价，客户</w:t>
+            </w:r>
+            <w:r>
+              <w:rPr>
+                <w:rFonts w:ascii="微软雅黑" w:hAnsi="微软雅黑" w:eastAsia="微软雅黑"/>
+                <w:b/>
+                <w:i w:val="0"/>
+                <w:sz w:val="20"/>
+              </w:rPr>
+              <w:t>有重复</w:t>
+            </w:r>
+            <w:r>
+              <w:rPr>
+                <w:rFonts w:ascii="微软雅黑" w:hAnsi="微软雅黑" w:eastAsia="微软雅黑"/>
+                <w:b w:val="0"/>
+                <w:i w:val="0"/>
+                <w:sz w:val="20"/>
+              </w:rPr>
+              <w:t>且时间段</w:t>
+            </w:r>
+            <w:r>
+              <w:rPr>
+                <w:rFonts w:ascii="微软雅黑" w:hAnsi="微软雅黑" w:eastAsia="微软雅黑"/>
+                <w:b/>
+                <w:i w:val="0"/>
+                <w:sz w:val="20"/>
+              </w:rPr>
+              <w:t>有交集</w:t>
+            </w:r>
+          </w:p>
+        </w:tc>
+      </w:tr>
+      <w:tr>
+        <w:tc>
+          <w:tcPr>
+            <w:tcW w:type="dxa" w:w="4323"/>
+          </w:tcPr>
+          <w:p>
+            <w:r>
+              <w:rPr>
+                <w:rFonts w:ascii="微软雅黑" w:hAnsi="微软雅黑" w:eastAsia="微软雅黑"/>
+                <w:b w:val="0"/>
+                <w:i w:val="0"/>
+                <w:sz w:val="20"/>
+              </w:rPr>
+              <w:t>指定 vs 全部</w:t>
+            </w:r>
+          </w:p>
+        </w:tc>
+        <w:tc>
+          <w:tcPr>
+            <w:tcW w:type="dxa" w:w="4323"/>
+          </w:tcPr>
+          <w:p>
+            <w:r>
+              <w:rPr>
+                <w:rFonts w:ascii="微软雅黑" w:hAnsi="微软雅黑" w:eastAsia="微软雅黑"/>
+                <w:b w:val="0"/>
+                <w:i w:val="0"/>
+                <w:sz w:val="20"/>
+              </w:rPr>
+              <w:t>可共存；拆柜完成时</w:t>
+            </w:r>
+            <w:r>
+              <w:rPr>
+                <w:rFonts w:ascii="微软雅黑" w:hAnsi="微软雅黑" w:eastAsia="微软雅黑"/>
+                <w:b/>
+                <w:i w:val="0"/>
+                <w:sz w:val="20"/>
+              </w:rPr>
+              <w:t>指定客户优先</w:t>
+            </w:r>
+            <w:r>
+              <w:rPr>
+                <w:rFonts w:ascii="微软雅黑" w:hAnsi="微软雅黑" w:eastAsia="微软雅黑"/>
+                <w:b w:val="0"/>
+                <w:i w:val="0"/>
+                <w:sz w:val="20"/>
+              </w:rPr>
+              <w:t>（</w:t>
+            </w:r>
+            <w:r>
+              <w:rPr>
+                <w:rFonts w:ascii="微软雅黑" w:hAnsi="微软雅黑" w:eastAsia="微软雅黑"/>
+                <w:b/>
+                <w:i w:val="0"/>
+                <w:sz w:val="20"/>
+              </w:rPr>
+              <w:t>3.1</w:t>
+            </w:r>
+            <w:r>
+              <w:rPr>
+                <w:rFonts w:ascii="微软雅黑" w:hAnsi="微软雅黑" w:eastAsia="微软雅黑"/>
+                <w:b w:val="0"/>
+                <w:i w:val="0"/>
+                <w:sz w:val="20"/>
+              </w:rPr>
+              <w:t>）</w:t>
             </w:r>
           </w:p>
         </w:tc>
@@ -3083,11 +3165,1563 @@
       <w:r>
         <w:rPr>
           <w:rFonts w:ascii="微软雅黑" w:hAnsi="微软雅黑" w:eastAsia="微软雅黑"/>
+          <w:b w:val="0"/>
+          <w:i w:val="0"/>
+          <w:sz w:val="21"/>
+        </w:rPr>
+        <w:t>时间段重叠：有交集即冲突；一方</w:t>
+      </w:r>
+      <w:r>
+        <w:rPr>
+          <w:rFonts w:ascii="微软雅黑" w:hAnsi="微软雅黑" w:eastAsia="微软雅黑"/>
           <w:b/>
           <w:i w:val="0"/>
           <w:sz w:val="21"/>
         </w:rPr>
-        <w:t>状态与权限（启停、编辑、匹配、调价）：</w:t>
+        <w:t>失效时间 = 另一方生效时间</w:t>
+      </w:r>
+      <w:r>
+        <w:rPr>
+          <w:rFonts w:ascii="微软雅黑" w:hAnsi="微软雅黑" w:eastAsia="微软雅黑"/>
+          <w:b w:val="0"/>
+          <w:i w:val="0"/>
+          <w:sz w:val="21"/>
+        </w:rPr>
+        <w:t>不算重叠。冲突</w:t>
+      </w:r>
+      <w:r>
+        <w:rPr>
+          <w:rFonts w:ascii="微软雅黑" w:hAnsi="微软雅黑" w:eastAsia="微软雅黑"/>
+          <w:b/>
+          <w:i w:val="0"/>
+          <w:sz w:val="21"/>
+        </w:rPr>
+        <w:t>必拦</w:t>
+      </w:r>
+      <w:r>
+        <w:rPr>
+          <w:rFonts w:ascii="微软雅黑" w:hAnsi="微软雅黑" w:eastAsia="微软雅黑"/>
+          <w:b w:val="0"/>
+          <w:i w:val="0"/>
+          <w:sz w:val="21"/>
+        </w:rPr>
+        <w:t>并提示重叠报价及范围。</w:t>
+      </w:r>
+    </w:p>
+    <w:p>
+      <w:pPr>
+        <w:spacing w:after="60"/>
+      </w:pPr>
+      <w:r>
+        <w:rPr>
+          <w:rFonts w:ascii="微软雅黑" w:hAnsi="微软雅黑" w:eastAsia="微软雅黑"/>
+          <w:b/>
+          <w:i w:val="0"/>
+          <w:sz w:val="21"/>
+        </w:rPr>
+        <w:t>启停与匹配</w:t>
+      </w:r>
+    </w:p>
+    <w:tbl>
+      <w:tblPr>
+        <w:tblStyle w:val="TableGrid"/>
+        <w:tblW w:type="auto" w:w="0"/>
+        <w:jc w:val="center"/>
+        <w:tblLook w:firstColumn="1" w:firstRow="1" w:lastColumn="0" w:lastRow="0" w:noHBand="0" w:noVBand="1" w:val="04A0"/>
+      </w:tblPr>
+      <w:tblGrid>
+        <w:gridCol w:w="4323"/>
+        <w:gridCol w:w="4323"/>
+      </w:tblGrid>
+      <w:tr>
+        <w:tc>
+          <w:tcPr>
+            <w:tcW w:type="dxa" w:w="4323"/>
+          </w:tcPr>
+          <w:p>
+            <w:r>
+              <w:rPr>
+                <w:rFonts w:ascii="微软雅黑" w:hAnsi="微软雅黑" w:eastAsia="微软雅黑"/>
+                <w:b/>
+                <w:i w:val="0"/>
+                <w:sz w:val="20"/>
+              </w:rPr>
+              <w:t>列表状态</w:t>
+            </w:r>
+          </w:p>
+        </w:tc>
+        <w:tc>
+          <w:tcPr>
+            <w:tcW w:type="dxa" w:w="4323"/>
+          </w:tcPr>
+          <w:p>
+            <w:r>
+              <w:rPr>
+                <w:rFonts w:ascii="微软雅黑" w:hAnsi="微软雅黑" w:eastAsia="微软雅黑"/>
+                <w:b/>
+                <w:i w:val="0"/>
+                <w:sz w:val="20"/>
+              </w:rPr>
+              <w:t>后续拆柜完成能否匹配本报价</w:t>
+            </w:r>
+          </w:p>
+        </w:tc>
+      </w:tr>
+      <w:tr>
+        <w:tc>
+          <w:tcPr>
+            <w:tcW w:type="dxa" w:w="4323"/>
+          </w:tcPr>
+          <w:p>
+            <w:r>
+              <w:rPr>
+                <w:rFonts w:ascii="微软雅黑" w:hAnsi="微软雅黑" w:eastAsia="微软雅黑"/>
+                <w:b w:val="0"/>
+                <w:i w:val="0"/>
+                <w:sz w:val="20"/>
+              </w:rPr>
+              <w:t>启用</w:t>
+            </w:r>
+          </w:p>
+        </w:tc>
+        <w:tc>
+          <w:tcPr>
+            <w:tcW w:type="dxa" w:w="4323"/>
+          </w:tcPr>
+          <w:p>
+            <w:r>
+              <w:rPr>
+                <w:rFonts w:ascii="微软雅黑" w:hAnsi="微软雅黑" w:eastAsia="微软雅黑"/>
+                <w:b w:val="0"/>
+                <w:i w:val="0"/>
+                <w:sz w:val="20"/>
+              </w:rPr>
+              <w:t xml:space="preserve">可以（还须满足计划下单时间在生效～失效时间窗内，见 </w:t>
+            </w:r>
+            <w:r>
+              <w:rPr>
+                <w:rFonts w:ascii="微软雅黑" w:hAnsi="微软雅黑" w:eastAsia="微软雅黑"/>
+                <w:b/>
+                <w:i w:val="0"/>
+                <w:sz w:val="20"/>
+              </w:rPr>
+              <w:t>3.1</w:t>
+            </w:r>
+            <w:r>
+              <w:rPr>
+                <w:rFonts w:ascii="微软雅黑" w:hAnsi="微软雅黑" w:eastAsia="微软雅黑"/>
+                <w:b w:val="0"/>
+                <w:i w:val="0"/>
+                <w:sz w:val="20"/>
+              </w:rPr>
+              <w:t>）</w:t>
+            </w:r>
+          </w:p>
+        </w:tc>
+      </w:tr>
+      <w:tr>
+        <w:tc>
+          <w:tcPr>
+            <w:tcW w:type="dxa" w:w="4323"/>
+          </w:tcPr>
+          <w:p>
+            <w:r>
+              <w:rPr>
+                <w:rFonts w:ascii="微软雅黑" w:hAnsi="微软雅黑" w:eastAsia="微软雅黑"/>
+                <w:b w:val="0"/>
+                <w:i w:val="0"/>
+                <w:sz w:val="20"/>
+              </w:rPr>
+              <w:t>停用</w:t>
+            </w:r>
+          </w:p>
+        </w:tc>
+        <w:tc>
+          <w:tcPr>
+            <w:tcW w:type="dxa" w:w="4323"/>
+          </w:tcPr>
+          <w:p>
+            <w:r>
+              <w:rPr>
+                <w:rFonts w:ascii="微软雅黑" w:hAnsi="微软雅黑" w:eastAsia="微软雅黑"/>
+                <w:b w:val="0"/>
+                <w:i w:val="0"/>
+                <w:sz w:val="20"/>
+              </w:rPr>
+              <w:t>不可以</w:t>
+            </w:r>
+          </w:p>
+        </w:tc>
+      </w:tr>
+    </w:tbl>
+    <w:p>
+      <w:pPr>
+        <w:spacing w:after="40"/>
+      </w:pPr>
+    </w:p>
+    <w:p>
+      <w:pPr>
+        <w:spacing w:after="60"/>
+      </w:pPr>
+      <w:r>
+        <w:rPr>
+          <w:rFonts w:ascii="微软雅黑" w:hAnsi="微软雅黑" w:eastAsia="微软雅黑"/>
+          <w:b w:val="0"/>
+          <w:i w:val="0"/>
+          <w:sz w:val="21"/>
+        </w:rPr>
+        <w:t>启停只影响</w:t>
+      </w:r>
+      <w:r>
+        <w:rPr>
+          <w:rFonts w:ascii="微软雅黑" w:hAnsi="微软雅黑" w:eastAsia="微软雅黑"/>
+          <w:b/>
+          <w:i w:val="0"/>
+          <w:sz w:val="21"/>
+        </w:rPr>
+        <w:t>之后</w:t>
+      </w:r>
+      <w:r>
+        <w:rPr>
+          <w:rFonts w:ascii="微软雅黑" w:hAnsi="微软雅黑" w:eastAsia="微软雅黑"/>
+          <w:b w:val="0"/>
+          <w:i w:val="0"/>
+          <w:sz w:val="21"/>
+        </w:rPr>
+        <w:t>拆柜完成的匹配；</w:t>
+      </w:r>
+      <w:r>
+        <w:rPr>
+          <w:rFonts w:ascii="微软雅黑" w:hAnsi="微软雅黑" w:eastAsia="微软雅黑"/>
+          <w:b/>
+          <w:i w:val="0"/>
+          <w:sz w:val="21"/>
+        </w:rPr>
+        <w:t>不改变</w:t>
+      </w:r>
+      <w:r>
+        <w:rPr>
+          <w:rFonts w:ascii="微软雅黑" w:hAnsi="微软雅黑" w:eastAsia="微软雅黑"/>
+          <w:b w:val="0"/>
+          <w:i w:val="0"/>
+          <w:sz w:val="21"/>
+        </w:rPr>
+        <w:t>已锁定报价的计划（</w:t>
+      </w:r>
+      <w:r>
+        <w:rPr>
+          <w:rFonts w:ascii="微软雅黑" w:hAnsi="微软雅黑" w:eastAsia="微软雅黑"/>
+          <w:b/>
+          <w:i w:val="0"/>
+          <w:sz w:val="21"/>
+        </w:rPr>
+        <w:t>4.2.8</w:t>
+      </w:r>
+      <w:r>
+        <w:rPr>
+          <w:rFonts w:ascii="微软雅黑" w:hAnsi="微软雅黑" w:eastAsia="微软雅黑"/>
+          <w:b w:val="0"/>
+          <w:i w:val="0"/>
+          <w:sz w:val="21"/>
+        </w:rPr>
+        <w:t>）。</w:t>
+      </w:r>
+    </w:p>
+    <w:p>
+      <w:pPr>
+        <w:pStyle w:val="Heading4"/>
+      </w:pPr>
+      <w:r>
+        <w:t>4.2.3 报价编辑 — 基础信息</w:t>
+      </w:r>
+    </w:p>
+    <w:tbl>
+      <w:tblPr>
+        <w:tblStyle w:val="TableGrid"/>
+        <w:tblW w:type="auto" w:w="0"/>
+        <w:jc w:val="center"/>
+        <w:tblLook w:firstColumn="1" w:firstRow="1" w:lastColumn="0" w:lastRow="0" w:noHBand="0" w:noVBand="1" w:val="04A0"/>
+      </w:tblPr>
+      <w:tblGrid>
+        <w:gridCol w:w="2882"/>
+        <w:gridCol w:w="2882"/>
+        <w:gridCol w:w="2882"/>
+      </w:tblGrid>
+      <w:tr>
+        <w:tc>
+          <w:tcPr>
+            <w:tcW w:type="dxa" w:w="2882"/>
+          </w:tcPr>
+          <w:p>
+            <w:r>
+              <w:rPr>
+                <w:rFonts w:ascii="微软雅黑" w:hAnsi="微软雅黑" w:eastAsia="微软雅黑"/>
+                <w:b/>
+                <w:i w:val="0"/>
+                <w:sz w:val="20"/>
+              </w:rPr>
+              <w:t>配置项</w:t>
+            </w:r>
+          </w:p>
+        </w:tc>
+        <w:tc>
+          <w:tcPr>
+            <w:tcW w:type="dxa" w:w="2882"/>
+          </w:tcPr>
+          <w:p>
+            <w:r>
+              <w:rPr>
+                <w:rFonts w:ascii="微软雅黑" w:hAnsi="微软雅黑" w:eastAsia="微软雅黑"/>
+                <w:b/>
+                <w:i w:val="0"/>
+                <w:sz w:val="20"/>
+              </w:rPr>
+              <w:t>必填</w:t>
+            </w:r>
+          </w:p>
+        </w:tc>
+        <w:tc>
+          <w:tcPr>
+            <w:tcW w:type="dxa" w:w="2882"/>
+          </w:tcPr>
+          <w:p>
+            <w:r>
+              <w:rPr>
+                <w:rFonts w:ascii="微软雅黑" w:hAnsi="微软雅黑" w:eastAsia="微软雅黑"/>
+                <w:b/>
+                <w:i w:val="0"/>
+                <w:sz w:val="20"/>
+              </w:rPr>
+              <w:t>说明</w:t>
+            </w:r>
+          </w:p>
+        </w:tc>
+      </w:tr>
+      <w:tr>
+        <w:tc>
+          <w:tcPr>
+            <w:tcW w:type="dxa" w:w="2882"/>
+          </w:tcPr>
+          <w:p>
+            <w:r>
+              <w:rPr>
+                <w:rFonts w:ascii="微软雅黑" w:hAnsi="微软雅黑" w:eastAsia="微软雅黑"/>
+                <w:b w:val="0"/>
+                <w:i w:val="0"/>
+                <w:sz w:val="20"/>
+              </w:rPr>
+              <w:t>报价名称</w:t>
+            </w:r>
+          </w:p>
+        </w:tc>
+        <w:tc>
+          <w:tcPr>
+            <w:tcW w:type="dxa" w:w="2882"/>
+          </w:tcPr>
+          <w:p>
+            <w:r>
+              <w:rPr>
+                <w:rFonts w:ascii="微软雅黑" w:hAnsi="微软雅黑" w:eastAsia="微软雅黑"/>
+                <w:b w:val="0"/>
+                <w:i w:val="0"/>
+                <w:sz w:val="20"/>
+              </w:rPr>
+              <w:t>是</w:t>
+            </w:r>
+          </w:p>
+        </w:tc>
+        <w:tc>
+          <w:tcPr>
+            <w:tcW w:type="dxa" w:w="2882"/>
+          </w:tcPr>
+          <w:p/>
+        </w:tc>
+      </w:tr>
+      <w:tr>
+        <w:tc>
+          <w:tcPr>
+            <w:tcW w:type="dxa" w:w="2882"/>
+          </w:tcPr>
+          <w:p>
+            <w:r>
+              <w:rPr>
+                <w:rFonts w:ascii="微软雅黑" w:hAnsi="微软雅黑" w:eastAsia="微软雅黑"/>
+                <w:b w:val="0"/>
+                <w:i w:val="0"/>
+                <w:sz w:val="20"/>
+              </w:rPr>
+              <w:t>适用客户</w:t>
+            </w:r>
+          </w:p>
+        </w:tc>
+        <w:tc>
+          <w:tcPr>
+            <w:tcW w:type="dxa" w:w="2882"/>
+          </w:tcPr>
+          <w:p>
+            <w:r>
+              <w:rPr>
+                <w:rFonts w:ascii="微软雅黑" w:hAnsi="微软雅黑" w:eastAsia="微软雅黑"/>
+                <w:b w:val="0"/>
+                <w:i w:val="0"/>
+                <w:sz w:val="20"/>
+              </w:rPr>
+              <w:t>是</w:t>
+            </w:r>
+          </w:p>
+        </w:tc>
+        <w:tc>
+          <w:tcPr>
+            <w:tcW w:type="dxa" w:w="2882"/>
+          </w:tcPr>
+          <w:p>
+            <w:r>
+              <w:rPr>
+                <w:rFonts w:ascii="微软雅黑" w:hAnsi="微软雅黑" w:eastAsia="微软雅黑"/>
+                <w:b w:val="0"/>
+                <w:i w:val="0"/>
+                <w:sz w:val="20"/>
+              </w:rPr>
+              <w:t>所有客户 / 指定客户（≥1，不支持客户组）</w:t>
+            </w:r>
+          </w:p>
+        </w:tc>
+      </w:tr>
+      <w:tr>
+        <w:tc>
+          <w:tcPr>
+            <w:tcW w:type="dxa" w:w="2882"/>
+          </w:tcPr>
+          <w:p>
+            <w:r>
+              <w:rPr>
+                <w:rFonts w:ascii="微软雅黑" w:hAnsi="微软雅黑" w:eastAsia="微软雅黑"/>
+                <w:b w:val="0"/>
+                <w:i w:val="0"/>
+                <w:sz w:val="20"/>
+              </w:rPr>
+              <w:t>生效 / 失效时间</w:t>
+            </w:r>
+          </w:p>
+        </w:tc>
+        <w:tc>
+          <w:tcPr>
+            <w:tcW w:type="dxa" w:w="2882"/>
+          </w:tcPr>
+          <w:p>
+            <w:r>
+              <w:rPr>
+                <w:rFonts w:ascii="微软雅黑" w:hAnsi="微软雅黑" w:eastAsia="微软雅黑"/>
+                <w:b w:val="0"/>
+                <w:i w:val="0"/>
+                <w:sz w:val="20"/>
+              </w:rPr>
+              <w:t>是</w:t>
+            </w:r>
+          </w:p>
+        </w:tc>
+        <w:tc>
+          <w:tcPr>
+            <w:tcW w:type="dxa" w:w="2882"/>
+          </w:tcPr>
+          <w:p>
+            <w:r>
+              <w:rPr>
+                <w:rFonts w:ascii="微软雅黑" w:hAnsi="微软雅黑" w:eastAsia="微软雅黑"/>
+                <w:b w:val="0"/>
+                <w:i w:val="0"/>
+                <w:sz w:val="20"/>
+              </w:rPr>
+              <w:t>精确到秒；失效 ≥ 生效</w:t>
+            </w:r>
+          </w:p>
+        </w:tc>
+      </w:tr>
+      <w:tr>
+        <w:tc>
+          <w:tcPr>
+            <w:tcW w:type="dxa" w:w="2882"/>
+          </w:tcPr>
+          <w:p>
+            <w:r>
+              <w:rPr>
+                <w:rFonts w:ascii="微软雅黑" w:hAnsi="微软雅黑" w:eastAsia="微软雅黑"/>
+                <w:b w:val="0"/>
+                <w:i w:val="0"/>
+                <w:sz w:val="20"/>
+              </w:rPr>
+              <w:t>结算币种</w:t>
+            </w:r>
+          </w:p>
+        </w:tc>
+        <w:tc>
+          <w:tcPr>
+            <w:tcW w:type="dxa" w:w="2882"/>
+          </w:tcPr>
+          <w:p>
+            <w:r>
+              <w:rPr>
+                <w:rFonts w:ascii="微软雅黑" w:hAnsi="微软雅黑" w:eastAsia="微软雅黑"/>
+                <w:b w:val="0"/>
+                <w:i w:val="0"/>
+                <w:sz w:val="20"/>
+              </w:rPr>
+              <w:t>是</w:t>
+            </w:r>
+          </w:p>
+        </w:tc>
+        <w:tc>
+          <w:tcPr>
+            <w:tcW w:type="dxa" w:w="2882"/>
+          </w:tcPr>
+          <w:p>
+            <w:r>
+              <w:rPr>
+                <w:rFonts w:ascii="微软雅黑" w:hAnsi="微软雅黑" w:eastAsia="微软雅黑"/>
+                <w:b/>
+                <w:i w:val="0"/>
+                <w:sz w:val="20"/>
+              </w:rPr>
+              <w:t>默认值：新建报价为 USD</w:t>
+            </w:r>
+            <w:r>
+              <w:rPr>
+                <w:rFonts w:ascii="微软雅黑" w:hAnsi="微软雅黑" w:eastAsia="微软雅黑"/>
+                <w:b w:val="0"/>
+                <w:i w:val="0"/>
+                <w:sz w:val="20"/>
+              </w:rPr>
+              <w:t>（复制新单沿用原单币种，可改）。</w:t>
+            </w:r>
+            <w:r>
+              <w:rPr>
+                <w:rFonts w:ascii="微软雅黑" w:hAnsi="微软雅黑" w:eastAsia="微软雅黑"/>
+                <w:b/>
+                <w:i w:val="0"/>
+                <w:sz w:val="20"/>
+              </w:rPr>
+              <w:t>选项来源：</w:t>
+            </w:r>
+            <w:r>
+              <w:rPr>
+                <w:rFonts w:ascii="微软雅黑" w:hAnsi="微软雅黑" w:eastAsia="微软雅黑"/>
+                <w:b w:val="0"/>
+                <w:i w:val="0"/>
+                <w:sz w:val="20"/>
+              </w:rPr>
+              <w:t>「币种管理」中已启用币种。保存后，本报价价目与拆柜出账均按所选币种计价</w:t>
+            </w:r>
+          </w:p>
+        </w:tc>
+      </w:tr>
+    </w:tbl>
+    <w:p>
+      <w:pPr>
+        <w:spacing w:after="40"/>
+      </w:pPr>
+    </w:p>
+    <w:p>
+      <w:pPr>
+        <w:spacing w:after="60"/>
+      </w:pPr>
+      <w:r>
+        <w:rPr>
+          <w:rFonts w:ascii="微软雅黑" w:hAnsi="微软雅黑" w:eastAsia="微软雅黑"/>
+          <w:b w:val="0"/>
+          <w:i w:val="0"/>
+          <w:sz w:val="21"/>
+        </w:rPr>
+        <w:t xml:space="preserve">字段校验见 </w:t>
+      </w:r>
+      <w:r>
+        <w:rPr>
+          <w:rFonts w:ascii="微软雅黑" w:hAnsi="微软雅黑" w:eastAsia="微软雅黑"/>
+          <w:b/>
+          <w:i w:val="0"/>
+          <w:sz w:val="21"/>
+        </w:rPr>
+        <w:t>4.2.9</w:t>
+      </w:r>
+      <w:r>
+        <w:rPr>
+          <w:rFonts w:ascii="微软雅黑" w:hAnsi="微软雅黑" w:eastAsia="微软雅黑"/>
+          <w:b w:val="0"/>
+          <w:i w:val="0"/>
+          <w:sz w:val="21"/>
+        </w:rPr>
+        <w:t xml:space="preserve">；配置期唯一性见 </w:t>
+      </w:r>
+      <w:r>
+        <w:rPr>
+          <w:rFonts w:ascii="微软雅黑" w:hAnsi="微软雅黑" w:eastAsia="微软雅黑"/>
+          <w:b/>
+          <w:i w:val="0"/>
+          <w:sz w:val="21"/>
+        </w:rPr>
+        <w:t>4.2.2</w:t>
+      </w:r>
+      <w:r>
+        <w:rPr>
+          <w:rFonts w:ascii="微软雅黑" w:hAnsi="微软雅黑" w:eastAsia="微软雅黑"/>
+          <w:b w:val="0"/>
+          <w:i w:val="0"/>
+          <w:sz w:val="21"/>
+        </w:rPr>
+        <w:t xml:space="preserve">；价目与费用项绑定见 </w:t>
+      </w:r>
+      <w:r>
+        <w:rPr>
+          <w:rFonts w:ascii="微软雅黑" w:hAnsi="微软雅黑" w:eastAsia="微软雅黑"/>
+          <w:b/>
+          <w:i w:val="0"/>
+          <w:sz w:val="21"/>
+        </w:rPr>
+        <w:t>4.2.4</w:t>
+      </w:r>
+      <w:r>
+        <w:rPr>
+          <w:rFonts w:ascii="微软雅黑" w:hAnsi="微软雅黑" w:eastAsia="微软雅黑"/>
+          <w:b w:val="0"/>
+          <w:i w:val="0"/>
+          <w:sz w:val="21"/>
+        </w:rPr>
+        <w:t>。</w:t>
+      </w:r>
+    </w:p>
+    <w:p>
+      <w:pPr>
+        <w:pStyle w:val="Heading4"/>
+      </w:pPr>
+      <w:r>
+        <w:t>4.2.4 报价编辑 — 价目</w:t>
+      </w:r>
+    </w:p>
+    <w:p>
+      <w:pPr>
+        <w:spacing w:after="60"/>
+      </w:pPr>
+      <w:r>
+        <w:rPr>
+          <w:rFonts w:ascii="微软雅黑" w:hAnsi="微软雅黑" w:eastAsia="微软雅黑"/>
+          <w:b/>
+          <w:i w:val="0"/>
+          <w:sz w:val="21"/>
+        </w:rPr>
+        <w:t>关联应收费用项</w:t>
+      </w:r>
+    </w:p>
+    <w:p>
+      <w:pPr>
+        <w:spacing w:after="60"/>
+      </w:pPr>
+      <w:r>
+        <w:rPr>
+          <w:rFonts w:ascii="微软雅黑" w:hAnsi="微软雅黑" w:eastAsia="微软雅黑"/>
+          <w:b w:val="0"/>
+          <w:i w:val="0"/>
+          <w:sz w:val="21"/>
+        </w:rPr>
+        <w:t>各价目 Tab 顶部提供「绑定费用项」下拉，选项来自「基础数据-费用项配置」。</w:t>
+      </w:r>
+      <w:r>
+        <w:rPr>
+          <w:rFonts w:ascii="微软雅黑" w:hAnsi="微软雅黑" w:eastAsia="微软雅黑"/>
+          <w:b/>
+          <w:i w:val="0"/>
+          <w:sz w:val="21"/>
+        </w:rPr>
+        <w:t>新建</w:t>
+      </w:r>
+      <w:r>
+        <w:rPr>
+          <w:rFonts w:ascii="微软雅黑" w:hAnsi="微软雅黑" w:eastAsia="微软雅黑"/>
+          <w:b w:val="0"/>
+          <w:i w:val="0"/>
+          <w:sz w:val="21"/>
+        </w:rPr>
+        <w:t>时均为空；</w:t>
+      </w:r>
+      <w:r>
+        <w:rPr>
+          <w:rFonts w:ascii="微软雅黑" w:hAnsi="微软雅黑" w:eastAsia="微软雅黑"/>
+          <w:b/>
+          <w:i w:val="0"/>
+          <w:sz w:val="21"/>
+        </w:rPr>
+        <w:t>复制</w:t>
+      </w:r>
+      <w:r>
+        <w:rPr>
+          <w:rFonts w:ascii="微软雅黑" w:hAnsi="微软雅黑" w:eastAsia="微软雅黑"/>
+          <w:b w:val="0"/>
+          <w:i w:val="0"/>
+          <w:sz w:val="21"/>
+        </w:rPr>
+        <w:t>新单时沿用原单所选，可修改；系统不设默认。拆柜完成后出账按本报价已选费用项写入应收。</w:t>
+      </w:r>
+    </w:p>
+    <w:p>
+      <w:pPr>
+        <w:spacing w:after="60"/>
+      </w:pPr>
+      <w:r>
+        <w:rPr>
+          <w:rFonts w:ascii="微软雅黑" w:hAnsi="微软雅黑" w:eastAsia="微软雅黑"/>
+          <w:b/>
+          <w:i w:val="0"/>
+          <w:sz w:val="21"/>
+        </w:rPr>
+        <w:t>五类价目 Tab</w:t>
+      </w:r>
+    </w:p>
+    <w:tbl>
+      <w:tblPr>
+        <w:tblStyle w:val="TableGrid"/>
+        <w:tblW w:type="auto" w:w="0"/>
+        <w:jc w:val="center"/>
+        <w:tblLook w:firstColumn="1" w:firstRow="1" w:lastColumn="0" w:lastRow="0" w:noHBand="0" w:noVBand="1" w:val="04A0"/>
+      </w:tblPr>
+      <w:tblGrid>
+        <w:gridCol w:w="2882"/>
+        <w:gridCol w:w="2882"/>
+        <w:gridCol w:w="2882"/>
+      </w:tblGrid>
+      <w:tr>
+        <w:tc>
+          <w:tcPr>
+            <w:tcW w:type="dxa" w:w="2882"/>
+          </w:tcPr>
+          <w:p>
+            <w:r>
+              <w:rPr>
+                <w:rFonts w:ascii="微软雅黑" w:hAnsi="微软雅黑" w:eastAsia="微软雅黑"/>
+                <w:b/>
+                <w:i w:val="0"/>
+                <w:sz w:val="20"/>
+              </w:rPr>
+              <w:t>价目 Tab</w:t>
+            </w:r>
+          </w:p>
+        </w:tc>
+        <w:tc>
+          <w:tcPr>
+            <w:tcW w:type="dxa" w:w="2882"/>
+          </w:tcPr>
+          <w:p>
+            <w:r>
+              <w:rPr>
+                <w:rFonts w:ascii="微软雅黑" w:hAnsi="微软雅黑" w:eastAsia="微软雅黑"/>
+                <w:b/>
+                <w:i w:val="0"/>
+                <w:sz w:val="20"/>
+              </w:rPr>
+              <w:t>维护内容</w:t>
+            </w:r>
+          </w:p>
+        </w:tc>
+        <w:tc>
+          <w:tcPr>
+            <w:tcW w:type="dxa" w:w="2882"/>
+          </w:tcPr>
+          <w:p>
+            <w:r>
+              <w:rPr>
+                <w:rFonts w:ascii="微软雅黑" w:hAnsi="微软雅黑" w:eastAsia="微软雅黑"/>
+                <w:b/>
+                <w:i w:val="0"/>
+                <w:sz w:val="20"/>
+              </w:rPr>
+              <w:t>需绑定的费用项（各选一）</w:t>
+            </w:r>
+          </w:p>
+        </w:tc>
+      </w:tr>
+      <w:tr>
+        <w:tc>
+          <w:tcPr>
+            <w:tcW w:type="dxa" w:w="2882"/>
+          </w:tcPr>
+          <w:p>
+            <w:r>
+              <w:rPr>
+                <w:rFonts w:ascii="微软雅黑" w:hAnsi="微软雅黑" w:eastAsia="微软雅黑"/>
+                <w:b w:val="0"/>
+                <w:i w:val="0"/>
+                <w:sz w:val="20"/>
+              </w:rPr>
+              <w:t>整柜直送</w:t>
+            </w:r>
+          </w:p>
+        </w:tc>
+        <w:tc>
+          <w:tcPr>
+            <w:tcW w:type="dxa" w:w="2882"/>
+          </w:tcPr>
+          <w:p>
+            <w:r>
+              <w:rPr>
+                <w:rFonts w:ascii="微软雅黑" w:hAnsi="微软雅黑" w:eastAsia="微软雅黑"/>
+                <w:b w:val="0"/>
+                <w:i w:val="0"/>
+                <w:sz w:val="20"/>
+              </w:rPr>
+              <w:t>分区、仓码、柜型价、备注；支持 CSV 导入导出</w:t>
+            </w:r>
+          </w:p>
+        </w:tc>
+        <w:tc>
+          <w:tcPr>
+            <w:tcW w:type="dxa" w:w="2882"/>
+          </w:tcPr>
+          <w:p>
+            <w:r>
+              <w:rPr>
+                <w:rFonts w:ascii="微软雅黑" w:hAnsi="微软雅黑" w:eastAsia="微软雅黑"/>
+                <w:b w:val="0"/>
+                <w:i w:val="0"/>
+                <w:sz w:val="20"/>
+              </w:rPr>
+              <w:t>直送运费</w:t>
+            </w:r>
+          </w:p>
+        </w:tc>
+      </w:tr>
+      <w:tr>
+        <w:tc>
+          <w:tcPr>
+            <w:tcW w:type="dxa" w:w="2882"/>
+          </w:tcPr>
+          <w:p>
+            <w:r>
+              <w:rPr>
+                <w:rFonts w:ascii="微软雅黑" w:hAnsi="微软雅黑" w:eastAsia="微软雅黑"/>
+                <w:b w:val="0"/>
+                <w:i w:val="0"/>
+                <w:sz w:val="20"/>
+              </w:rPr>
+              <w:t>整柜快递</w:t>
+            </w:r>
+          </w:p>
+        </w:tc>
+        <w:tc>
+          <w:tcPr>
+            <w:tcW w:type="dxa" w:w="2882"/>
+          </w:tcPr>
+          <w:p>
+            <w:r>
+              <w:rPr>
+                <w:rFonts w:ascii="微软雅黑" w:hAnsi="微软雅黑" w:eastAsia="微软雅黑"/>
+                <w:b w:val="0"/>
+                <w:i w:val="0"/>
+                <w:sz w:val="20"/>
+              </w:rPr>
+              <w:t>按柜型维护价目表</w:t>
+            </w:r>
+          </w:p>
+        </w:tc>
+        <w:tc>
+          <w:tcPr>
+            <w:tcW w:type="dxa" w:w="2882"/>
+          </w:tcPr>
+          <w:p>
+            <w:r>
+              <w:rPr>
+                <w:rFonts w:ascii="微软雅黑" w:hAnsi="微软雅黑" w:eastAsia="微软雅黑"/>
+                <w:b w:val="0"/>
+                <w:i w:val="0"/>
+                <w:sz w:val="20"/>
+              </w:rPr>
+              <w:t>快递运费</w:t>
+            </w:r>
+          </w:p>
+        </w:tc>
+      </w:tr>
+      <w:tr>
+        <w:tc>
+          <w:tcPr>
+            <w:tcW w:type="dxa" w:w="2882"/>
+          </w:tcPr>
+          <w:p>
+            <w:r>
+              <w:rPr>
+                <w:rFonts w:ascii="微软雅黑" w:hAnsi="微软雅黑" w:eastAsia="微软雅黑"/>
+                <w:b w:val="0"/>
+                <w:i w:val="0"/>
+                <w:sz w:val="20"/>
+              </w:rPr>
+              <w:t>拆柜-组合仓</w:t>
+            </w:r>
+          </w:p>
+        </w:tc>
+        <w:tc>
+          <w:tcPr>
+            <w:tcW w:type="dxa" w:w="2882"/>
+          </w:tcPr>
+          <w:p>
+            <w:r>
+              <w:rPr>
+                <w:rFonts w:ascii="微软雅黑" w:hAnsi="微软雅黑" w:eastAsia="微软雅黑"/>
+                <w:b w:val="0"/>
+                <w:i w:val="0"/>
+                <w:sz w:val="20"/>
+              </w:rPr>
+              <w:t>①「一、提拆费用」基础提拆价 ②「二、派送费用」分区派送价目（全包价等）；支持 CSV</w:t>
+            </w:r>
+          </w:p>
+        </w:tc>
+        <w:tc>
+          <w:tcPr>
+            <w:tcW w:type="dxa" w:w="2882"/>
+          </w:tcPr>
+          <w:p>
+            <w:r>
+              <w:rPr>
+                <w:rFonts w:ascii="微软雅黑" w:hAnsi="微软雅黑" w:eastAsia="微软雅黑"/>
+                <w:b w:val="0"/>
+                <w:i w:val="0"/>
+                <w:sz w:val="20"/>
+              </w:rPr>
+              <w:t>提拆费、派送费</w:t>
+            </w:r>
+          </w:p>
+        </w:tc>
+      </w:tr>
+      <w:tr>
+        <w:tc>
+          <w:tcPr>
+            <w:tcW w:type="dxa" w:w="2882"/>
+          </w:tcPr>
+          <w:p>
+            <w:r>
+              <w:rPr>
+                <w:rFonts w:ascii="微软雅黑" w:hAnsi="微软雅黑" w:eastAsia="微软雅黑"/>
+                <w:b w:val="0"/>
+                <w:i w:val="0"/>
+                <w:sz w:val="20"/>
+              </w:rPr>
+              <w:t>拆柜-散板</w:t>
+            </w:r>
+          </w:p>
+        </w:tc>
+        <w:tc>
+          <w:tcPr>
+            <w:tcW w:type="dxa" w:w="2882"/>
+          </w:tcPr>
+          <w:p>
+            <w:r>
+              <w:rPr>
+                <w:rFonts w:ascii="微软雅黑" w:hAnsi="微软雅黑" w:eastAsia="微软雅黑"/>
+                <w:b w:val="0"/>
+                <w:i w:val="0"/>
+                <w:sz w:val="20"/>
+              </w:rPr>
+              <w:t>①「一、提拆费用」基础提拆价 ②「二、派送费用」各渠道子价目（FBA/Walmart、自提/快递、私卡派等；自提/快递为板单价）；支持 CSV</w:t>
+            </w:r>
+          </w:p>
+        </w:tc>
+        <w:tc>
+          <w:tcPr>
+            <w:tcW w:type="dxa" w:w="2882"/>
+          </w:tcPr>
+          <w:p>
+            <w:r>
+              <w:rPr>
+                <w:rFonts w:ascii="微软雅黑" w:hAnsi="微软雅黑" w:eastAsia="微软雅黑"/>
+                <w:b w:val="0"/>
+                <w:i w:val="0"/>
+                <w:sz w:val="20"/>
+              </w:rPr>
+              <w:t>提拆费、派送费</w:t>
+            </w:r>
+          </w:p>
+        </w:tc>
+      </w:tr>
+      <w:tr>
+        <w:tc>
+          <w:tcPr>
+            <w:tcW w:type="dxa" w:w="2882"/>
+          </w:tcPr>
+          <w:p>
+            <w:r>
+              <w:rPr>
+                <w:rFonts w:ascii="微软雅黑" w:hAnsi="微软雅黑" w:eastAsia="微软雅黑"/>
+                <w:b w:val="0"/>
+                <w:i w:val="0"/>
+                <w:sz w:val="20"/>
+              </w:rPr>
+              <w:t>附加费</w:t>
+            </w:r>
+          </w:p>
+        </w:tc>
+        <w:tc>
+          <w:tcPr>
+            <w:tcW w:type="dxa" w:w="2882"/>
+          </w:tcPr>
+          <w:p>
+            <w:r>
+              <w:rPr>
+                <w:rFonts w:ascii="微软雅黑" w:hAnsi="微软雅黑" w:eastAsia="微软雅黑"/>
+                <w:b w:val="0"/>
+                <w:i w:val="0"/>
+                <w:sz w:val="20"/>
+              </w:rPr>
+              <w:t>附加费规则列表 + 弹窗编辑（见下）；每条规则选费用名称与规则类型</w:t>
+            </w:r>
+          </w:p>
+        </w:tc>
+        <w:tc>
+          <w:tcPr>
+            <w:tcW w:type="dxa" w:w="2882"/>
+          </w:tcPr>
+          <w:p>
+            <w:r>
+              <w:rPr>
+                <w:rFonts w:ascii="微软雅黑" w:hAnsi="微软雅黑" w:eastAsia="微软雅黑"/>
+                <w:b w:val="0"/>
+                <w:i w:val="0"/>
+                <w:sz w:val="20"/>
+              </w:rPr>
+              <w:t>正式：每条规则绑定 1 个费用项（</w:t>
+            </w:r>
+            <w:r>
+              <w:rPr>
+                <w:rFonts w:ascii="微软雅黑" w:hAnsi="微软雅黑" w:eastAsia="微软雅黑"/>
+                <w:b/>
+                <w:i w:val="0"/>
+                <w:sz w:val="20"/>
+              </w:rPr>
+              <w:t>HTML 原型</w:t>
+            </w:r>
+            <w:r>
+              <w:rPr>
+                <w:rFonts w:ascii="微软雅黑" w:hAnsi="微软雅黑" w:eastAsia="微软雅黑"/>
+                <w:b w:val="0"/>
+                <w:i w:val="0"/>
+                <w:sz w:val="20"/>
+              </w:rPr>
+              <w:t>暂未展示绑定下拉）</w:t>
+            </w:r>
+          </w:p>
+        </w:tc>
+      </w:tr>
+    </w:tbl>
+    <w:p>
+      <w:pPr>
+        <w:spacing w:after="40"/>
+      </w:pPr>
+    </w:p>
+    <w:p>
+      <w:pPr>
+        <w:spacing w:after="60"/>
+      </w:pPr>
+      <w:r>
+        <w:rPr>
+          <w:rFonts w:ascii="微软雅黑" w:hAnsi="微软雅黑" w:eastAsia="微软雅黑"/>
+          <w:b/>
+          <w:i w:val="0"/>
+          <w:sz w:val="21"/>
+        </w:rPr>
+        <w:t>附加费规则维护（Tab「附加费」）</w:t>
+      </w:r>
+    </w:p>
+    <w:p>
+      <w:pPr>
+        <w:pStyle w:val="ListBullet"/>
+      </w:pPr>
+      <w:r>
+        <w:rPr>
+          <w:rFonts w:ascii="微软雅黑" w:hAnsi="微软雅黑" w:eastAsia="微软雅黑"/>
+          <w:b/>
+          <w:i w:val="0"/>
+          <w:sz w:val="21"/>
+        </w:rPr>
+        <w:t>列表：</w:t>
+      </w:r>
+      <w:r>
+        <w:rPr>
+          <w:rFonts w:ascii="微软雅黑" w:hAnsi="微软雅黑" w:eastAsia="微软雅黑"/>
+          <w:b w:val="0"/>
+          <w:i w:val="0"/>
+          <w:sz w:val="21"/>
+        </w:rPr>
+        <w:t xml:space="preserve"> 费用名称、规则摘要、计费摘要；操作「编辑」「删除」；「+ 新增行」新增规则并打开编辑弹窗。</w:t>
+      </w:r>
+    </w:p>
+    <w:p>
+      <w:pPr>
+        <w:pStyle w:val="ListBullet"/>
+      </w:pPr>
+      <w:r>
+        <w:rPr>
+          <w:rFonts w:ascii="微软雅黑" w:hAnsi="微软雅黑" w:eastAsia="微软雅黑"/>
+          <w:b/>
+          <w:i w:val="0"/>
+          <w:sz w:val="21"/>
+        </w:rPr>
+        <w:t>编辑弹窗 — 基本信息：</w:t>
+      </w:r>
+      <w:r>
+        <w:rPr>
+          <w:rFonts w:ascii="微软雅黑" w:hAnsi="微软雅黑" w:eastAsia="微软雅黑"/>
+          <w:b w:val="0"/>
+          <w:i w:val="0"/>
+          <w:sz w:val="21"/>
+        </w:rPr>
+        <w:t xml:space="preserve"> 费用名称（下拉，见 </w:t>
+      </w:r>
+      <w:r>
+        <w:rPr>
+          <w:rFonts w:ascii="微软雅黑" w:hAnsi="微软雅黑" w:eastAsia="微软雅黑"/>
+          <w:b/>
+          <w:i w:val="0"/>
+          <w:sz w:val="21"/>
+        </w:rPr>
+        <w:t>4.2.7</w:t>
+      </w:r>
+      <w:r>
+        <w:rPr>
+          <w:rFonts w:ascii="微软雅黑" w:hAnsi="微软雅黑" w:eastAsia="微软雅黑"/>
+          <w:b w:val="0"/>
+          <w:i w:val="0"/>
+          <w:sz w:val="21"/>
+        </w:rPr>
+        <w:t>）、规则类型、备注。</w:t>
+      </w:r>
+    </w:p>
+    <w:p>
+      <w:pPr>
+        <w:pStyle w:val="ListBullet"/>
+      </w:pPr>
+      <w:r>
+        <w:rPr>
+          <w:rFonts w:ascii="微软雅黑" w:hAnsi="微软雅黑" w:eastAsia="微软雅黑"/>
+          <w:b/>
+          <w:i w:val="0"/>
+          <w:sz w:val="21"/>
+        </w:rPr>
+        <w:t>规则类型 = 超出按量加收：</w:t>
+      </w:r>
+      <w:r>
+        <w:rPr>
+          <w:rFonts w:ascii="微软雅黑" w:hAnsi="微软雅黑" w:eastAsia="微软雅黑"/>
+          <w:b w:val="0"/>
+          <w:i w:val="0"/>
+          <w:sz w:val="21"/>
+        </w:rPr>
+        <w:t xml:space="preserve"> 触发条件（计费维度、大于阈值）、计费配置（超出部分单价，如 USD/箱）。</w:t>
+      </w:r>
+    </w:p>
+    <w:p>
+      <w:pPr>
+        <w:pStyle w:val="ListBullet"/>
+      </w:pPr>
+      <w:r>
+        <w:rPr>
+          <w:rFonts w:ascii="微软雅黑" w:hAnsi="微软雅黑" w:eastAsia="微软雅黑"/>
+          <w:b/>
+          <w:i w:val="0"/>
+          <w:sz w:val="21"/>
+        </w:rPr>
+        <w:t>规则类型 = 触发后固定加收：</w:t>
+      </w:r>
+      <w:r>
+        <w:rPr>
+          <w:rFonts w:ascii="微软雅黑" w:hAnsi="微软雅黑" w:eastAsia="微软雅黑"/>
+          <w:b w:val="0"/>
+          <w:i w:val="0"/>
+          <w:sz w:val="21"/>
+        </w:rPr>
+        <w:t xml:space="preserve"> 计费配置（固定加收金额）。</w:t>
+      </w:r>
+    </w:p>
+    <w:p>
+      <w:pPr>
+        <w:pStyle w:val="ListBullet"/>
+      </w:pPr>
+      <w:r>
+        <w:rPr>
+          <w:rFonts w:ascii="微软雅黑" w:hAnsi="微软雅黑" w:eastAsia="微软雅黑"/>
+          <w:b/>
+          <w:i w:val="0"/>
+          <w:sz w:val="21"/>
+        </w:rPr>
+        <w:t>规则类型 = 重量阶梯（如提柜超重）：</w:t>
+      </w:r>
+      <w:r>
+        <w:rPr>
+          <w:rFonts w:ascii="微软雅黑" w:hAnsi="微软雅黑" w:eastAsia="微软雅黑"/>
+          <w:b w:val="0"/>
+          <w:i w:val="0"/>
+          <w:sz w:val="21"/>
+        </w:rPr>
+        <w:t xml:space="preserve"> 阶梯表 — 柜型（</w:t>
+      </w:r>
+      <w:r>
+        <w:rPr>
+          <w:rFonts w:ascii="微软雅黑" w:hAnsi="微软雅黑" w:eastAsia="微软雅黑"/>
+          <w:b/>
+          <w:i w:val="0"/>
+          <w:sz w:val="21"/>
+        </w:rPr>
+        <w:t>可多选</w:t>
+      </w:r>
+      <w:r>
+        <w:rPr>
+          <w:rFonts w:ascii="微软雅黑" w:hAnsi="微软雅黑" w:eastAsia="微软雅黑"/>
+          <w:b w:val="0"/>
+          <w:i w:val="0"/>
+          <w:sz w:val="21"/>
+        </w:rPr>
+        <w:t xml:space="preserve">下拉）、柜重&amp;gt;(LBS)、加收（固定加收）、金额($)、备注；「+ 新增阶梯」。区块说明：柜型命中且预报总柜重超过下限；多档命中时取柜重下限最高一档。匹配与演算见 </w:t>
+      </w:r>
+      <w:r>
+        <w:rPr>
+          <w:rFonts w:ascii="微软雅黑" w:hAnsi="微软雅黑" w:eastAsia="微软雅黑"/>
+          <w:b/>
+          <w:i w:val="0"/>
+          <w:sz w:val="21"/>
+        </w:rPr>
+        <w:t>4.2.7</w:t>
+      </w:r>
+      <w:r>
+        <w:rPr>
+          <w:rFonts w:ascii="微软雅黑" w:hAnsi="微软雅黑" w:eastAsia="微软雅黑"/>
+          <w:b w:val="0"/>
+          <w:i w:val="0"/>
+          <w:sz w:val="21"/>
+        </w:rPr>
+        <w:t>。</w:t>
+      </w:r>
+    </w:p>
+    <w:p>
+      <w:pPr>
+        <w:pStyle w:val="ListBullet"/>
+      </w:pPr>
+      <w:r>
+        <w:rPr>
+          <w:rFonts w:ascii="微软雅黑" w:hAnsi="微软雅黑" w:eastAsia="微软雅黑"/>
+          <w:b/>
+          <w:i w:val="0"/>
+          <w:sz w:val="21"/>
+        </w:rPr>
+        <w:t>费用项绑定：</w:t>
+      </w:r>
+      <w:r>
+        <w:rPr>
+          <w:rFonts w:ascii="微软雅黑" w:hAnsi="微软雅黑" w:eastAsia="微软雅黑"/>
+          <w:b w:val="0"/>
+          <w:i w:val="0"/>
+          <w:sz w:val="21"/>
+        </w:rPr>
+        <w:t xml:space="preserve"> 正式实现须</w:t>
+      </w:r>
+      <w:r>
+        <w:rPr>
+          <w:rFonts w:ascii="微软雅黑" w:hAnsi="微软雅黑" w:eastAsia="微软雅黑"/>
+          <w:b/>
+          <w:i w:val="0"/>
+          <w:sz w:val="21"/>
+        </w:rPr>
+        <w:t>每条规则</w:t>
+      </w:r>
+      <w:r>
+        <w:rPr>
+          <w:rFonts w:ascii="微软雅黑" w:hAnsi="微软雅黑" w:eastAsia="微软雅黑"/>
+          <w:b w:val="0"/>
+          <w:i w:val="0"/>
+          <w:sz w:val="21"/>
+        </w:rPr>
+        <w:t>各绑定 1 个「关联费用项」，出账时写入应收。</w:t>
+      </w:r>
+      <w:r>
+        <w:rPr>
+          <w:rFonts w:ascii="微软雅黑" w:hAnsi="微软雅黑" w:eastAsia="微软雅黑"/>
+          <w:b/>
+          <w:i w:val="0"/>
+          <w:sz w:val="21"/>
+        </w:rPr>
+        <w:t>HTML 原型</w:t>
+      </w:r>
+      <w:r>
+        <w:rPr>
+          <w:rFonts w:ascii="微软雅黑" w:hAnsi="微软雅黑" w:eastAsia="微软雅黑"/>
+          <w:b w:val="0"/>
+          <w:i w:val="0"/>
+          <w:sz w:val="21"/>
+        </w:rPr>
+        <w:t>当前仅维护规则与演示数据，未展示 per-rule 绑定控件。</w:t>
+      </w:r>
+    </w:p>
+    <w:p>
+      <w:pPr>
+        <w:spacing w:after="60"/>
+      </w:pPr>
+      <w:r>
+        <w:rPr>
+          <w:rFonts w:ascii="微软雅黑" w:hAnsi="微软雅黑" w:eastAsia="微软雅黑"/>
+          <w:b/>
+          <w:i w:val="0"/>
+          <w:sz w:val="21"/>
+        </w:rPr>
+        <w:t>拆柜提拆费说明</w:t>
+      </w:r>
+    </w:p>
+    <w:p>
+      <w:pPr>
+        <w:pStyle w:val="ListBullet"/>
+      </w:pPr>
+      <w:r>
+        <w:rPr>
+          <w:rFonts w:ascii="微软雅黑" w:hAnsi="微软雅黑" w:eastAsia="微软雅黑"/>
+          <w:b w:val="0"/>
+          <w:i w:val="0"/>
+          <w:sz w:val="21"/>
+        </w:rPr>
+        <w:t>组合仓、散板分别在各自 Tab「一、提拆费用」维护</w:t>
+      </w:r>
+      <w:r>
+        <w:rPr>
+          <w:rFonts w:ascii="微软雅黑" w:hAnsi="微软雅黑" w:eastAsia="微软雅黑"/>
+          <w:b/>
+          <w:i w:val="0"/>
+          <w:sz w:val="21"/>
+        </w:rPr>
+        <w:t>一个</w:t>
+      </w:r>
+      <w:r>
+        <w:rPr>
+          <w:rFonts w:ascii="微软雅黑" w:hAnsi="微软雅黑" w:eastAsia="微软雅黑"/>
+          <w:b w:val="0"/>
+          <w:i w:val="0"/>
+          <w:sz w:val="21"/>
+        </w:rPr>
+        <w:t>基础提拆价，并各绑定 1 个提拆费费用项。</w:t>
+      </w:r>
+    </w:p>
+    <w:p>
+      <w:pPr>
+        <w:pStyle w:val="ListBullet"/>
+      </w:pPr>
+      <w:r>
+        <w:rPr>
+          <w:rFonts w:ascii="微软雅黑" w:hAnsi="微软雅黑" w:eastAsia="微软雅黑"/>
+          <w:b w:val="0"/>
+          <w:i w:val="0"/>
+          <w:sz w:val="21"/>
+        </w:rPr>
+        <w:t>出账时</w:t>
+      </w:r>
+      <w:r>
+        <w:rPr>
+          <w:rFonts w:ascii="微软雅黑" w:hAnsi="微软雅黑" w:eastAsia="微软雅黑"/>
+          <w:b/>
+          <w:i w:val="0"/>
+          <w:sz w:val="21"/>
+        </w:rPr>
+        <w:t>整柜仅生成 1 条提拆费</w:t>
+      </w:r>
+      <w:r>
+        <w:rPr>
+          <w:rFonts w:ascii="微软雅黑" w:hAnsi="微软雅黑" w:eastAsia="微软雅黑"/>
+          <w:b w:val="0"/>
+          <w:i w:val="0"/>
+          <w:sz w:val="21"/>
+        </w:rPr>
+        <w:t>；散板不因 FBA / Walmart / 私卡派 / 自提 / 快递等渠道或货件行数重复生成（界面见图 5.6）。</w:t>
+      </w:r>
+    </w:p>
+    <w:p>
+      <w:pPr>
+        <w:pStyle w:val="ListBullet"/>
+      </w:pPr>
+      <w:r>
+        <w:rPr>
+          <w:rFonts w:ascii="微软雅黑" w:hAnsi="微软雅黑" w:eastAsia="微软雅黑"/>
+          <w:b w:val="0"/>
+          <w:i w:val="0"/>
+          <w:sz w:val="21"/>
+        </w:rPr>
+        <w:t xml:space="preserve">派送费按各 Tab「二、派送费用」及 </w:t>
+      </w:r>
+      <w:r>
+        <w:rPr>
+          <w:rFonts w:ascii="微软雅黑" w:hAnsi="微软雅黑" w:eastAsia="微软雅黑"/>
+          <w:b/>
+          <w:i w:val="0"/>
+          <w:sz w:val="21"/>
+        </w:rPr>
+        <w:t>4.2.6</w:t>
+      </w:r>
+      <w:r>
+        <w:rPr>
+          <w:rFonts w:ascii="微软雅黑" w:hAnsi="微软雅黑" w:eastAsia="微软雅黑"/>
+          <w:b w:val="0"/>
+          <w:i w:val="0"/>
+          <w:sz w:val="21"/>
+        </w:rPr>
+        <w:t xml:space="preserve"> 分别计算；本柜同时存在组合仓与散板货件时，取哪套基础提拆价见 </w:t>
+      </w:r>
+      <w:r>
+        <w:rPr>
+          <w:rFonts w:ascii="微软雅黑" w:hAnsi="微软雅黑" w:eastAsia="微软雅黑"/>
+          <w:b/>
+          <w:i w:val="0"/>
+          <w:sz w:val="21"/>
+        </w:rPr>
+        <w:t>4.2.5</w:t>
+      </w:r>
+      <w:r>
+        <w:rPr>
+          <w:rFonts w:ascii="微软雅黑" w:hAnsi="微软雅黑" w:eastAsia="微软雅黑"/>
+          <w:b w:val="0"/>
+          <w:i w:val="0"/>
+          <w:sz w:val="21"/>
+        </w:rPr>
+        <w:t>。</w:t>
+      </w:r>
+    </w:p>
+    <w:p>
+      <w:pPr>
+        <w:spacing w:after="60"/>
+      </w:pPr>
+      <w:r>
+        <w:rPr>
+          <w:rFonts w:ascii="微软雅黑" w:hAnsi="微软雅黑" w:eastAsia="微软雅黑"/>
+          <w:b w:val="0"/>
+          <w:i w:val="0"/>
+          <w:sz w:val="21"/>
+        </w:rPr>
+        <w:t>直送、组合仓、散板价目表支持 CSV 导入；分区/代码/价格格式错误时行级提示。</w:t>
+      </w:r>
+    </w:p>
+    <w:p>
+      <w:pPr>
+        <w:pStyle w:val="Heading4"/>
+      </w:pPr>
+      <w:r>
+        <w:t>4.2.5 价目自动选用</w:t>
+      </w:r>
+    </w:p>
+    <w:p>
+      <w:pPr>
+        <w:spacing w:after="60"/>
+      </w:pPr>
+      <w:r>
+        <w:rPr>
+          <w:rFonts w:ascii="微软雅黑" w:hAnsi="微软雅黑" w:eastAsia="微软雅黑"/>
+          <w:b w:val="0"/>
+          <w:i w:val="0"/>
+          <w:sz w:val="21"/>
+        </w:rPr>
+        <w:t>输入：</w:t>
+      </w:r>
+      <w:r>
+        <w:rPr>
+          <w:rFonts w:ascii="微软雅黑" w:hAnsi="微软雅黑" w:eastAsia="微软雅黑"/>
+          <w:b/>
+          <w:i w:val="0"/>
+          <w:sz w:val="21"/>
+        </w:rPr>
+        <w:t>业务类型为直送</w:t>
+      </w:r>
+      <w:r>
+        <w:rPr>
+          <w:rFonts w:ascii="微软雅黑" w:hAnsi="微软雅黑" w:eastAsia="微软雅黑"/>
+          <w:b w:val="0"/>
+          <w:i w:val="0"/>
+          <w:sz w:val="21"/>
+        </w:rPr>
+        <w:t>时取计划基础信息中的</w:t>
+      </w:r>
+      <w:r>
+        <w:rPr>
+          <w:rFonts w:ascii="微软雅黑" w:hAnsi="微软雅黑" w:eastAsia="微软雅黑"/>
+          <w:b/>
+          <w:i w:val="0"/>
+          <w:sz w:val="21"/>
+        </w:rPr>
+        <w:t>目的仓</w:t>
+      </w:r>
+      <w:r>
+        <w:rPr>
+          <w:rFonts w:ascii="微软雅黑" w:hAnsi="微软雅黑" w:eastAsia="微软雅黑"/>
+          <w:b w:val="0"/>
+          <w:i w:val="0"/>
+          <w:sz w:val="21"/>
+        </w:rPr>
+        <w:t xml:space="preserve"> + </w:t>
+      </w:r>
+      <w:r>
+        <w:rPr>
+          <w:rFonts w:ascii="微软雅黑" w:hAnsi="微软雅黑" w:eastAsia="微软雅黑"/>
+          <w:b/>
+          <w:i w:val="0"/>
+          <w:sz w:val="21"/>
+        </w:rPr>
+        <w:t>柜型</w:t>
+      </w:r>
+      <w:r>
+        <w:rPr>
+          <w:rFonts w:ascii="微软雅黑" w:hAnsi="微软雅黑" w:eastAsia="微软雅黑"/>
+          <w:b w:val="0"/>
+          <w:i w:val="0"/>
+          <w:sz w:val="21"/>
+        </w:rPr>
+        <w:t>（</w:t>
+      </w:r>
+      <w:r>
+        <w:rPr>
+          <w:rFonts w:ascii="微软雅黑" w:hAnsi="微软雅黑" w:eastAsia="微软雅黑"/>
+          <w:b/>
+          <w:i w:val="0"/>
+          <w:sz w:val="21"/>
+        </w:rPr>
+        <w:t>无货件明细</w:t>
+      </w:r>
+      <w:r>
+        <w:rPr>
+          <w:rFonts w:ascii="微软雅黑" w:hAnsi="微软雅黑" w:eastAsia="微软雅黑"/>
+          <w:b w:val="0"/>
+          <w:i w:val="0"/>
+          <w:sz w:val="21"/>
+        </w:rPr>
+        <w:t>）；</w:t>
+      </w:r>
+      <w:r>
+        <w:rPr>
+          <w:rFonts w:ascii="微软雅黑" w:hAnsi="微软雅黑" w:eastAsia="微软雅黑"/>
+          <w:b/>
+          <w:i w:val="0"/>
+          <w:sz w:val="21"/>
+        </w:rPr>
+        <w:t>业务类型为拆柜</w:t>
+      </w:r>
+      <w:r>
+        <w:rPr>
+          <w:rFonts w:ascii="微软雅黑" w:hAnsi="微软雅黑" w:eastAsia="微软雅黑"/>
+          <w:b w:val="0"/>
+          <w:i w:val="0"/>
+          <w:sz w:val="21"/>
+        </w:rPr>
+        <w:t xml:space="preserve">时取货件明细 </w:t>
+      </w:r>
+      <w:r>
+        <w:rPr>
+          <w:rFonts w:ascii="微软雅黑" w:hAnsi="微软雅黑" w:eastAsia="微软雅黑"/>
+          <w:b/>
+          <w:i w:val="0"/>
+          <w:sz w:val="21"/>
+        </w:rPr>
+        <w:t>Move Type</w:t>
+      </w:r>
+      <w:r>
+        <w:rPr>
+          <w:rFonts w:ascii="微软雅黑" w:hAnsi="微软雅黑" w:eastAsia="微软雅黑"/>
+          <w:b w:val="0"/>
+          <w:i w:val="0"/>
+          <w:sz w:val="21"/>
+        </w:rPr>
+        <w:t>、FBA Code、分区。输出：价目类型及价目行（运营不在报价页手工选类型）。</w:t>
       </w:r>
     </w:p>
     <w:tbl>
@@ -3117,7 +4751,7 @@
                 <w:i w:val="0"/>
                 <w:sz w:val="20"/>
               </w:rPr>
-              <w:t>列表状态</w:t>
+              <w:t>业务类型</w:t>
             </w:r>
           </w:p>
         </w:tc>
@@ -3133,7 +4767,7 @@
                 <w:i w:val="0"/>
                 <w:sz w:val="20"/>
               </w:rPr>
-              <w:t>是否已生效</w:t>
+              <w:t>Move Type（货件明细）</w:t>
             </w:r>
           </w:p>
         </w:tc>
@@ -3149,7 +4783,7 @@
                 <w:i w:val="0"/>
                 <w:sz w:val="20"/>
               </w:rPr>
-              <w:t>编辑原单</w:t>
+              <w:t>仓码在组合仓派送价目表</w:t>
             </w:r>
           </w:p>
         </w:tc>
@@ -3165,7 +4799,7 @@
                 <w:i w:val="0"/>
                 <w:sz w:val="20"/>
               </w:rPr>
-              <w:t>后续拆柜完成可匹配本报价</w:t>
+              <w:t>价目类型</w:t>
             </w:r>
           </w:p>
         </w:tc>
@@ -3181,7 +4815,7 @@
                 <w:i w:val="0"/>
                 <w:sz w:val="20"/>
               </w:rPr>
-              <w:t>调价</w:t>
+              <w:t>匹配数据来源</w:t>
             </w:r>
           </w:p>
         </w:tc>
@@ -3199,7 +4833,7 @@
                 <w:i w:val="0"/>
                 <w:sz w:val="20"/>
               </w:rPr>
-              <w:t>启用</w:t>
+              <w:t>直送</w:t>
             </w:r>
           </w:p>
         </w:tc>
@@ -3215,7 +4849,7 @@
                 <w:i w:val="0"/>
                 <w:sz w:val="20"/>
               </w:rPr>
-              <w:t>未生效</w:t>
+              <w:t>—</w:t>
             </w:r>
           </w:p>
         </w:tc>
@@ -3231,7 +4865,7 @@
                 <w:i w:val="0"/>
                 <w:sz w:val="20"/>
               </w:rPr>
-              <w:t>可</w:t>
+              <w:t>—</w:t>
             </w:r>
           </w:p>
         </w:tc>
@@ -3247,7 +4881,7 @@
                 <w:i w:val="0"/>
                 <w:sz w:val="20"/>
               </w:rPr>
-              <w:t>须在生效～失效时间内</w:t>
+              <w:t>整柜直送</w:t>
             </w:r>
           </w:p>
         </w:tc>
@@ -3263,7 +4897,25 @@
                 <w:i w:val="0"/>
                 <w:sz w:val="20"/>
               </w:rPr>
-              <w:t>改原单</w:t>
+              <w:t>计划基础信息中的</w:t>
+            </w:r>
+            <w:r>
+              <w:rPr>
+                <w:rFonts w:ascii="微软雅黑" w:hAnsi="微软雅黑" w:eastAsia="微软雅黑"/>
+                <w:b/>
+                <w:i w:val="0"/>
+                <w:sz w:val="20"/>
+              </w:rPr>
+              <w:t>目的仓</w:t>
+            </w:r>
+            <w:r>
+              <w:rPr>
+                <w:rFonts w:ascii="微软雅黑" w:hAnsi="微软雅黑" w:eastAsia="微软雅黑"/>
+                <w:b w:val="0"/>
+                <w:i w:val="0"/>
+                <w:sz w:val="20"/>
+              </w:rPr>
+              <w:t xml:space="preserve"> + 柜型</w:t>
             </w:r>
           </w:p>
         </w:tc>
@@ -3281,7 +4933,7 @@
                 <w:i w:val="0"/>
                 <w:sz w:val="20"/>
               </w:rPr>
-              <w:t>启用</w:t>
+              <w:t>拆柜</w:t>
             </w:r>
           </w:p>
         </w:tc>
@@ -3297,7 +4949,7 @@
                 <w:i w:val="0"/>
                 <w:sz w:val="20"/>
               </w:rPr>
-              <w:t>已生效</w:t>
+              <w:t>UPS / FEDEX / DHL / USPS</w:t>
             </w:r>
           </w:p>
         </w:tc>
@@ -3309,11 +4961,11 @@
             <w:r>
               <w:rPr>
                 <w:rFonts w:ascii="微软雅黑" w:hAnsi="微软雅黑" w:eastAsia="微软雅黑"/>
-                <w:b/>
-                <w:i w:val="0"/>
-                <w:sz w:val="20"/>
-              </w:rPr>
-              <w:t>禁止</w:t>
+                <w:b w:val="0"/>
+                <w:i w:val="0"/>
+                <w:sz w:val="20"/>
+              </w:rPr>
+              <w:t>—</w:t>
             </w:r>
           </w:p>
         </w:tc>
@@ -3329,7 +4981,7 @@
                 <w:i w:val="0"/>
                 <w:sz w:val="20"/>
               </w:rPr>
-              <w:t>须在时间窗内</w:t>
+              <w:t>整柜快递</w:t>
             </w:r>
           </w:p>
         </w:tc>
@@ -3341,11 +4993,11 @@
             <w:r>
               <w:rPr>
                 <w:rFonts w:ascii="微软雅黑" w:hAnsi="微软雅黑" w:eastAsia="微软雅黑"/>
-                <w:b/>
-                <w:i w:val="0"/>
-                <w:sz w:val="20"/>
-              </w:rPr>
-              <w:t>仅复制</w:t>
+                <w:b w:val="0"/>
+                <w:i w:val="0"/>
+                <w:sz w:val="20"/>
+              </w:rPr>
+              <w:t>货件明细 + 柜型</w:t>
             </w:r>
           </w:p>
         </w:tc>
@@ -3363,7 +5015,7 @@
                 <w:i w:val="0"/>
                 <w:sz w:val="20"/>
               </w:rPr>
-              <w:t>停用</w:t>
+              <w:t>拆柜</w:t>
             </w:r>
           </w:p>
         </w:tc>
@@ -3379,7 +5031,7 @@
                 <w:i w:val="0"/>
                 <w:sz w:val="20"/>
               </w:rPr>
-              <w:t>任意</w:t>
+              <w:t>FBA卡派 / Walmart卡派</w:t>
             </w:r>
           </w:p>
         </w:tc>
@@ -3395,7 +5047,105 @@
                 <w:i w:val="0"/>
                 <w:sz w:val="20"/>
               </w:rPr>
-              <w:t>已生效则仍</w:t>
+              <w:t>是</w:t>
+            </w:r>
+          </w:p>
+        </w:tc>
+        <w:tc>
+          <w:tcPr>
+            <w:tcW w:type="dxa" w:w="1729"/>
+          </w:tcPr>
+          <w:p>
+            <w:r>
+              <w:rPr>
+                <w:rFonts w:ascii="微软雅黑" w:hAnsi="微软雅黑" w:eastAsia="微软雅黑"/>
+                <w:b w:val="0"/>
+                <w:i w:val="0"/>
+                <w:sz w:val="20"/>
+              </w:rPr>
+              <w:t>拆柜-组合仓</w:t>
+            </w:r>
+          </w:p>
+        </w:tc>
+        <w:tc>
+          <w:tcPr>
+            <w:tcW w:type="dxa" w:w="1729"/>
+          </w:tcPr>
+          <w:p>
+            <w:r>
+              <w:rPr>
+                <w:rFonts w:ascii="微软雅黑" w:hAnsi="微软雅黑" w:eastAsia="微软雅黑"/>
+                <w:b w:val="0"/>
+                <w:i w:val="0"/>
+                <w:sz w:val="20"/>
+              </w:rPr>
+              <w:t>货件明细</w:t>
+            </w:r>
+          </w:p>
+        </w:tc>
+      </w:tr>
+      <w:tr>
+        <w:tc>
+          <w:tcPr>
+            <w:tcW w:type="dxa" w:w="1729"/>
+          </w:tcPr>
+          <w:p>
+            <w:r>
+              <w:rPr>
+                <w:rFonts w:ascii="微软雅黑" w:hAnsi="微软雅黑" w:eastAsia="微软雅黑"/>
+                <w:b w:val="0"/>
+                <w:i w:val="0"/>
+                <w:sz w:val="20"/>
+              </w:rPr>
+              <w:t>拆柜</w:t>
+            </w:r>
+          </w:p>
+        </w:tc>
+        <w:tc>
+          <w:tcPr>
+            <w:tcW w:type="dxa" w:w="1729"/>
+          </w:tcPr>
+          <w:p>
+            <w:r>
+              <w:rPr>
+                <w:rFonts w:ascii="微软雅黑" w:hAnsi="微软雅黑" w:eastAsia="微软雅黑"/>
+                <w:b w:val="0"/>
+                <w:i w:val="0"/>
+                <w:sz w:val="20"/>
+              </w:rPr>
+              <w:t>FBA卡派 / Walmart卡派</w:t>
+            </w:r>
+          </w:p>
+        </w:tc>
+        <w:tc>
+          <w:tcPr>
+            <w:tcW w:type="dxa" w:w="1729"/>
+          </w:tcPr>
+          <w:p>
+            <w:r>
+              <w:rPr>
+                <w:rFonts w:ascii="微软雅黑" w:hAnsi="微软雅黑" w:eastAsia="微软雅黑"/>
+                <w:b w:val="0"/>
+                <w:i w:val="0"/>
+                <w:sz w:val="20"/>
+              </w:rPr>
+              <w:t>否</w:t>
+            </w:r>
+          </w:p>
+        </w:tc>
+        <w:tc>
+          <w:tcPr>
+            <w:tcW w:type="dxa" w:w="1729"/>
+          </w:tcPr>
+          <w:p>
+            <w:r>
+              <w:rPr>
+                <w:rFonts w:ascii="微软雅黑" w:hAnsi="微软雅黑" w:eastAsia="微软雅黑"/>
+                <w:b w:val="0"/>
+                <w:i w:val="0"/>
+                <w:sz w:val="20"/>
+              </w:rPr>
+              <w:t>拆柜-散板（</w:t>
             </w:r>
             <w:r>
               <w:rPr>
@@ -3404,7 +5154,16 @@
                 <w:i w:val="0"/>
                 <w:sz w:val="20"/>
               </w:rPr>
-              <w:t>禁止</w:t>
+              <w:t>表外仓码，改按散板</w:t>
+            </w:r>
+            <w:r>
+              <w:rPr>
+                <w:rFonts w:ascii="微软雅黑" w:hAnsi="微软雅黑" w:eastAsia="微软雅黑"/>
+                <w:b w:val="0"/>
+                <w:i w:val="0"/>
+                <w:sz w:val="20"/>
+              </w:rPr>
+              <w:t>）</w:t>
             </w:r>
           </w:p>
         </w:tc>
@@ -3416,14 +5175,16 @@
             <w:r>
               <w:rPr>
                 <w:rFonts w:ascii="微软雅黑" w:hAnsi="微软雅黑" w:eastAsia="微软雅黑"/>
-                <w:b/>
-                <w:i w:val="0"/>
-                <w:sz w:val="20"/>
-              </w:rPr>
-              <w:t>不可</w:t>
-            </w:r>
-          </w:p>
-        </w:tc>
+                <w:b w:val="0"/>
+                <w:i w:val="0"/>
+                <w:sz w:val="20"/>
+              </w:rPr>
+              <w:t>货件明细</w:t>
+            </w:r>
+          </w:p>
+        </w:tc>
+      </w:tr>
+      <w:tr>
         <w:tc>
           <w:tcPr>
             <w:tcW w:type="dxa" w:w="1729"/>
@@ -3436,7 +5197,71 @@
                 <w:i w:val="0"/>
                 <w:sz w:val="20"/>
               </w:rPr>
-              <w:t>已生效仅复制</w:t>
+              <w:t>拆柜</w:t>
+            </w:r>
+          </w:p>
+        </w:tc>
+        <w:tc>
+          <w:tcPr>
+            <w:tcW w:type="dxa" w:w="1729"/>
+          </w:tcPr>
+          <w:p>
+            <w:r>
+              <w:rPr>
+                <w:rFonts w:ascii="微软雅黑" w:hAnsi="微软雅黑" w:eastAsia="微软雅黑"/>
+                <w:b w:val="0"/>
+                <w:i w:val="0"/>
+                <w:sz w:val="20"/>
+              </w:rPr>
+              <w:t>私卡派 / 自提 / 快递等</w:t>
+            </w:r>
+          </w:p>
+        </w:tc>
+        <w:tc>
+          <w:tcPr>
+            <w:tcW w:type="dxa" w:w="1729"/>
+          </w:tcPr>
+          <w:p>
+            <w:r>
+              <w:rPr>
+                <w:rFonts w:ascii="微软雅黑" w:hAnsi="微软雅黑" w:eastAsia="微软雅黑"/>
+                <w:b w:val="0"/>
+                <w:i w:val="0"/>
+                <w:sz w:val="20"/>
+              </w:rPr>
+              <w:t>—</w:t>
+            </w:r>
+          </w:p>
+        </w:tc>
+        <w:tc>
+          <w:tcPr>
+            <w:tcW w:type="dxa" w:w="1729"/>
+          </w:tcPr>
+          <w:p>
+            <w:r>
+              <w:rPr>
+                <w:rFonts w:ascii="微软雅黑" w:hAnsi="微软雅黑" w:eastAsia="微软雅黑"/>
+                <w:b w:val="0"/>
+                <w:i w:val="0"/>
+                <w:sz w:val="20"/>
+              </w:rPr>
+              <w:t>拆柜-散板</w:t>
+            </w:r>
+          </w:p>
+        </w:tc>
+        <w:tc>
+          <w:tcPr>
+            <w:tcW w:type="dxa" w:w="1729"/>
+          </w:tcPr>
+          <w:p>
+            <w:r>
+              <w:rPr>
+                <w:rFonts w:ascii="微软雅黑" w:hAnsi="微软雅黑" w:eastAsia="微软雅黑"/>
+                <w:b w:val="0"/>
+                <w:i w:val="0"/>
+                <w:sz w:val="20"/>
+              </w:rPr>
+              <w:t>货件明细</w:t>
             </w:r>
           </w:p>
         </w:tc>
@@ -3458,7 +5283,7 @@
           <w:i w:val="0"/>
           <w:sz w:val="21"/>
         </w:rPr>
-        <w:t>说明：</w:t>
+        <w:t>组合仓与跨区：</w:t>
       </w:r>
       <w:r>
         <w:rPr>
@@ -3467,7 +5292,7 @@
           <w:i w:val="0"/>
           <w:sz w:val="21"/>
         </w:rPr>
-        <w:t xml:space="preserve"> 启停只影响</w:t>
+        <w:t xml:space="preserve"> 锁定报价「拆柜-组合仓」派送价目表中，任一分区行的</w:t>
       </w:r>
       <w:r>
         <w:rPr>
@@ -3476,7 +5301,7 @@
           <w:i w:val="0"/>
           <w:sz w:val="21"/>
         </w:rPr>
-        <w:t>之后拆柜完成</w:t>
+        <w:t>仓库代码</w:t>
       </w:r>
       <w:r>
         <w:rPr>
@@ -3485,7 +5310,7 @@
           <w:i w:val="0"/>
           <w:sz w:val="21"/>
         </w:rPr>
-        <w:t>是否可匹配；</w:t>
+        <w:t xml:space="preserve">（含 `/` 分隔的多码）视为已纳入组合仓。按货件 </w:t>
       </w:r>
       <w:r>
         <w:rPr>
@@ -3494,7 +5319,7 @@
           <w:i w:val="0"/>
           <w:sz w:val="21"/>
         </w:rPr>
-        <w:t>不改变</w:t>
+        <w:t>FBA Code</w:t>
       </w:r>
       <w:r>
         <w:rPr>
@@ -3503,7 +5328,7 @@
           <w:i w:val="0"/>
           <w:sz w:val="21"/>
         </w:rPr>
-        <w:t>已锁定报价的计划（</w:t>
+        <w:t xml:space="preserve"> 判断：</w:t>
       </w:r>
       <w:r>
         <w:rPr>
@@ -3512,7 +5337,7 @@
           <w:i w:val="0"/>
           <w:sz w:val="21"/>
         </w:rPr>
-        <w:t>4.2.8</w:t>
+        <w:t>已纳入</w:t>
       </w:r>
       <w:r>
         <w:rPr>
@@ -3521,7 +5346,7 @@
           <w:i w:val="0"/>
           <w:sz w:val="21"/>
         </w:rPr>
-        <w:t>）。对已生效原单保存：</w:t>
+        <w:t xml:space="preserve"> → 该货件按组合仓计价（</w:t>
       </w:r>
       <w:r>
         <w:rPr>
@@ -3530,7 +5355,7 @@
           <w:i w:val="0"/>
           <w:sz w:val="21"/>
         </w:rPr>
-        <w:t>必拦</w:t>
+        <w:t>允许本柜货件跨不同分区</w:t>
       </w:r>
       <w:r>
         <w:rPr>
@@ -3539,7 +5364,102 @@
           <w:i w:val="0"/>
           <w:sz w:val="21"/>
         </w:rPr>
-        <w:t>，提示复制调价。</w:t>
+        <w:t>，各货件按所属分区取对应全包价参与方数分摊）；</w:t>
+      </w:r>
+      <w:r>
+        <w:rPr>
+          <w:rFonts w:ascii="微软雅黑" w:hAnsi="微软雅黑" w:eastAsia="微软雅黑"/>
+          <w:b/>
+          <w:i w:val="0"/>
+          <w:sz w:val="21"/>
+        </w:rPr>
+        <w:t>未纳入</w:t>
+      </w:r>
+      <w:r>
+        <w:rPr>
+          <w:rFonts w:ascii="微软雅黑" w:hAnsi="微软雅黑" w:eastAsia="微软雅黑"/>
+          <w:b w:val="0"/>
+          <w:i w:val="0"/>
+          <w:sz w:val="21"/>
+        </w:rPr>
+        <w:t xml:space="preserve"> → 该货件</w:t>
+      </w:r>
+      <w:r>
+        <w:rPr>
+          <w:rFonts w:ascii="微软雅黑" w:hAnsi="微软雅黑" w:eastAsia="微软雅黑"/>
+          <w:b/>
+          <w:i w:val="0"/>
+          <w:sz w:val="21"/>
+        </w:rPr>
+        <w:t>改按拆柜-散板</w:t>
+      </w:r>
+      <w:r>
+        <w:rPr>
+          <w:rFonts w:ascii="微软雅黑" w:hAnsi="微软雅黑" w:eastAsia="微软雅黑"/>
+          <w:b w:val="0"/>
+          <w:i w:val="0"/>
+          <w:sz w:val="21"/>
+        </w:rPr>
+        <w:t>取价，</w:t>
+      </w:r>
+      <w:r>
+        <w:rPr>
+          <w:rFonts w:ascii="微软雅黑" w:hAnsi="微软雅黑" w:eastAsia="微软雅黑"/>
+          <w:b/>
+          <w:i w:val="0"/>
+          <w:sz w:val="21"/>
+        </w:rPr>
+        <w:t>不因缺组合仓价目拦截</w:t>
+      </w:r>
+      <w:r>
+        <w:rPr>
+          <w:rFonts w:ascii="微软雅黑" w:hAnsi="微软雅黑" w:eastAsia="微软雅黑"/>
+          <w:b w:val="0"/>
+          <w:i w:val="0"/>
+          <w:sz w:val="21"/>
+        </w:rPr>
+        <w:t>出账。</w:t>
+      </w:r>
+    </w:p>
+    <w:p>
+      <w:pPr>
+        <w:spacing w:after="60"/>
+      </w:pPr>
+      <w:r>
+        <w:rPr>
+          <w:rFonts w:ascii="微软雅黑" w:hAnsi="微软雅黑" w:eastAsia="微软雅黑"/>
+          <w:b/>
+          <w:i w:val="0"/>
+          <w:sz w:val="21"/>
+        </w:rPr>
+        <w:t>拆柜提拆费（整柜一次）：</w:t>
+      </w:r>
+      <w:r>
+        <w:rPr>
+          <w:rFonts w:ascii="微软雅黑" w:hAnsi="微软雅黑" w:eastAsia="微软雅黑"/>
+          <w:b w:val="0"/>
+          <w:i w:val="0"/>
+          <w:sz w:val="21"/>
+        </w:rPr>
+        <w:t xml:space="preserve"> 本柜 FBA/Walmart 货件仓码</w:t>
+      </w:r>
+      <w:r>
+        <w:rPr>
+          <w:rFonts w:ascii="微软雅黑" w:hAnsi="微软雅黑" w:eastAsia="微软雅黑"/>
+          <w:b/>
+          <w:i w:val="0"/>
+          <w:sz w:val="21"/>
+        </w:rPr>
+        <w:t>均在</w:t>
+      </w:r>
+      <w:r>
+        <w:rPr>
+          <w:rFonts w:ascii="微软雅黑" w:hAnsi="微软雅黑" w:eastAsia="微软雅黑"/>
+          <w:b w:val="0"/>
+          <w:i w:val="0"/>
+          <w:sz w:val="21"/>
+        </w:rPr>
+        <w:t>组合仓派送价目表内时，取组合仓「基础提拆价格」；若存在任一表外仓码货件，取散板「基础提拆价格」。</w:t>
       </w:r>
     </w:p>
     <w:p>
@@ -3547,7 +5467,93 @@
         <w:pStyle w:val="Heading4"/>
       </w:pPr>
       <w:r>
-        <w:t>4.2.3 报价编辑 — 基础信息</w:t>
+        <w:t>4.2.6 计费规则</w:t>
+      </w:r>
+    </w:p>
+    <w:p>
+      <w:pPr>
+        <w:spacing w:after="60"/>
+      </w:pPr>
+      <w:r>
+        <w:rPr>
+          <w:rFonts w:ascii="微软雅黑" w:hAnsi="微软雅黑" w:eastAsia="微软雅黑"/>
+          <w:b w:val="0"/>
+          <w:i w:val="0"/>
+          <w:sz w:val="21"/>
+        </w:rPr>
+        <w:t xml:space="preserve">价目选用见 </w:t>
+      </w:r>
+      <w:r>
+        <w:rPr>
+          <w:rFonts w:ascii="微软雅黑" w:hAnsi="微软雅黑" w:eastAsia="微软雅黑"/>
+          <w:b/>
+          <w:i w:val="0"/>
+          <w:sz w:val="21"/>
+        </w:rPr>
+        <w:t>4.2.5</w:t>
+      </w:r>
+      <w:r>
+        <w:rPr>
+          <w:rFonts w:ascii="微软雅黑" w:hAnsi="微软雅黑" w:eastAsia="微软雅黑"/>
+          <w:b w:val="0"/>
+          <w:i w:val="0"/>
+          <w:sz w:val="21"/>
+        </w:rPr>
+        <w:t>。拆柜出账按下列规则计算（演算币种 USD，出账 = 报价结算币种）。</w:t>
+      </w:r>
+      <w:r>
+        <w:rPr>
+          <w:rFonts w:ascii="微软雅黑" w:hAnsi="微软雅黑" w:eastAsia="微软雅黑"/>
+          <w:b/>
+          <w:i w:val="0"/>
+          <w:sz w:val="21"/>
+        </w:rPr>
+        <w:t>§4～§6（散板）</w:t>
+      </w:r>
+      <w:r>
+        <w:rPr>
+          <w:rFonts w:ascii="微软雅黑" w:hAnsi="微软雅黑" w:eastAsia="微软雅黑"/>
+          <w:b w:val="0"/>
+          <w:i w:val="0"/>
+          <w:sz w:val="21"/>
+        </w:rPr>
+        <w:t xml:space="preserve">均为 </w:t>
+      </w:r>
+      <w:r>
+        <w:rPr>
+          <w:rFonts w:ascii="微软雅黑" w:hAnsi="微软雅黑" w:eastAsia="微软雅黑"/>
+          <w:b/>
+          <w:i w:val="0"/>
+          <w:sz w:val="21"/>
+        </w:rPr>
+        <w:t>① 提拆费 + ② 派送费</w:t>
+      </w:r>
+      <w:r>
+        <w:rPr>
+          <w:rFonts w:ascii="微软雅黑" w:hAnsi="微软雅黑" w:eastAsia="微软雅黑"/>
+          <w:b w:val="0"/>
+          <w:i w:val="0"/>
+          <w:sz w:val="21"/>
+        </w:rPr>
+        <w:t xml:space="preserve"> 两部分：① 整柜只计一次（见 </w:t>
+      </w:r>
+      <w:r>
+        <w:rPr>
+          <w:rFonts w:ascii="微软雅黑" w:hAnsi="微软雅黑" w:eastAsia="微软雅黑"/>
+          <w:b/>
+          <w:i w:val="0"/>
+          <w:sz w:val="21"/>
+        </w:rPr>
+        <w:t>4.2.4</w:t>
+      </w:r>
+      <w:r>
+        <w:rPr>
+          <w:rFonts w:ascii="微软雅黑" w:hAnsi="微软雅黑" w:eastAsia="微软雅黑"/>
+          <w:b w:val="0"/>
+          <w:i w:val="0"/>
+          <w:sz w:val="21"/>
+        </w:rPr>
+        <w:t>）；② 按各渠道价目分别计算。</w:t>
       </w:r>
     </w:p>
     <w:tbl>
@@ -3575,1851 +5581,6 @@
                 <w:i w:val="0"/>
                 <w:sz w:val="20"/>
               </w:rPr>
-              <w:t>配置项</w:t>
-            </w:r>
-          </w:p>
-        </w:tc>
-        <w:tc>
-          <w:tcPr>
-            <w:tcW w:type="dxa" w:w="2882"/>
-          </w:tcPr>
-          <w:p>
-            <w:r>
-              <w:rPr>
-                <w:rFonts w:ascii="微软雅黑" w:hAnsi="微软雅黑" w:eastAsia="微软雅黑"/>
-                <w:b/>
-                <w:i w:val="0"/>
-                <w:sz w:val="20"/>
-              </w:rPr>
-              <w:t>必填</w:t>
-            </w:r>
-          </w:p>
-        </w:tc>
-        <w:tc>
-          <w:tcPr>
-            <w:tcW w:type="dxa" w:w="2882"/>
-          </w:tcPr>
-          <w:p>
-            <w:r>
-              <w:rPr>
-                <w:rFonts w:ascii="微软雅黑" w:hAnsi="微软雅黑" w:eastAsia="微软雅黑"/>
-                <w:b/>
-                <w:i w:val="0"/>
-                <w:sz w:val="20"/>
-              </w:rPr>
-              <w:t>说明</w:t>
-            </w:r>
-          </w:p>
-        </w:tc>
-      </w:tr>
-      <w:tr>
-        <w:tc>
-          <w:tcPr>
-            <w:tcW w:type="dxa" w:w="2882"/>
-          </w:tcPr>
-          <w:p>
-            <w:r>
-              <w:rPr>
-                <w:rFonts w:ascii="微软雅黑" w:hAnsi="微软雅黑" w:eastAsia="微软雅黑"/>
-                <w:b w:val="0"/>
-                <w:i w:val="0"/>
-                <w:sz w:val="20"/>
-              </w:rPr>
-              <w:t>报价名称</w:t>
-            </w:r>
-          </w:p>
-        </w:tc>
-        <w:tc>
-          <w:tcPr>
-            <w:tcW w:type="dxa" w:w="2882"/>
-          </w:tcPr>
-          <w:p>
-            <w:r>
-              <w:rPr>
-                <w:rFonts w:ascii="微软雅黑" w:hAnsi="微软雅黑" w:eastAsia="微软雅黑"/>
-                <w:b w:val="0"/>
-                <w:i w:val="0"/>
-                <w:sz w:val="20"/>
-              </w:rPr>
-              <w:t>是</w:t>
-            </w:r>
-          </w:p>
-        </w:tc>
-        <w:tc>
-          <w:tcPr>
-            <w:tcW w:type="dxa" w:w="2882"/>
-          </w:tcPr>
-          <w:p/>
-        </w:tc>
-      </w:tr>
-      <w:tr>
-        <w:tc>
-          <w:tcPr>
-            <w:tcW w:type="dxa" w:w="2882"/>
-          </w:tcPr>
-          <w:p>
-            <w:r>
-              <w:rPr>
-                <w:rFonts w:ascii="微软雅黑" w:hAnsi="微软雅黑" w:eastAsia="微软雅黑"/>
-                <w:b w:val="0"/>
-                <w:i w:val="0"/>
-                <w:sz w:val="20"/>
-              </w:rPr>
-              <w:t>适用客户</w:t>
-            </w:r>
-          </w:p>
-        </w:tc>
-        <w:tc>
-          <w:tcPr>
-            <w:tcW w:type="dxa" w:w="2882"/>
-          </w:tcPr>
-          <w:p>
-            <w:r>
-              <w:rPr>
-                <w:rFonts w:ascii="微软雅黑" w:hAnsi="微软雅黑" w:eastAsia="微软雅黑"/>
-                <w:b w:val="0"/>
-                <w:i w:val="0"/>
-                <w:sz w:val="20"/>
-              </w:rPr>
-              <w:t>是</w:t>
-            </w:r>
-          </w:p>
-        </w:tc>
-        <w:tc>
-          <w:tcPr>
-            <w:tcW w:type="dxa" w:w="2882"/>
-          </w:tcPr>
-          <w:p>
-            <w:r>
-              <w:rPr>
-                <w:rFonts w:ascii="微软雅黑" w:hAnsi="微软雅黑" w:eastAsia="微软雅黑"/>
-                <w:b w:val="0"/>
-                <w:i w:val="0"/>
-                <w:sz w:val="20"/>
-              </w:rPr>
-              <w:t>全部客户 / 指定客户（≥1，不支持客户组）</w:t>
-            </w:r>
-          </w:p>
-        </w:tc>
-      </w:tr>
-      <w:tr>
-        <w:tc>
-          <w:tcPr>
-            <w:tcW w:type="dxa" w:w="2882"/>
-          </w:tcPr>
-          <w:p>
-            <w:r>
-              <w:rPr>
-                <w:rFonts w:ascii="微软雅黑" w:hAnsi="微软雅黑" w:eastAsia="微软雅黑"/>
-                <w:b w:val="0"/>
-                <w:i w:val="0"/>
-                <w:sz w:val="20"/>
-              </w:rPr>
-              <w:t>生效 / 失效时间</w:t>
-            </w:r>
-          </w:p>
-        </w:tc>
-        <w:tc>
-          <w:tcPr>
-            <w:tcW w:type="dxa" w:w="2882"/>
-          </w:tcPr>
-          <w:p>
-            <w:r>
-              <w:rPr>
-                <w:rFonts w:ascii="微软雅黑" w:hAnsi="微软雅黑" w:eastAsia="微软雅黑"/>
-                <w:b w:val="0"/>
-                <w:i w:val="0"/>
-                <w:sz w:val="20"/>
-              </w:rPr>
-              <w:t>是</w:t>
-            </w:r>
-          </w:p>
-        </w:tc>
-        <w:tc>
-          <w:tcPr>
-            <w:tcW w:type="dxa" w:w="2882"/>
-          </w:tcPr>
-          <w:p>
-            <w:r>
-              <w:rPr>
-                <w:rFonts w:ascii="微软雅黑" w:hAnsi="微软雅黑" w:eastAsia="微软雅黑"/>
-                <w:b w:val="0"/>
-                <w:i w:val="0"/>
-                <w:sz w:val="20"/>
-              </w:rPr>
-              <w:t>精确到秒；失效 ≥ 生效</w:t>
-            </w:r>
-          </w:p>
-        </w:tc>
-      </w:tr>
-      <w:tr>
-        <w:tc>
-          <w:tcPr>
-            <w:tcW w:type="dxa" w:w="2882"/>
-          </w:tcPr>
-          <w:p>
-            <w:r>
-              <w:rPr>
-                <w:rFonts w:ascii="微软雅黑" w:hAnsi="微软雅黑" w:eastAsia="微软雅黑"/>
-                <w:b w:val="0"/>
-                <w:i w:val="0"/>
-                <w:sz w:val="20"/>
-              </w:rPr>
-              <w:t>结算币种</w:t>
-            </w:r>
-          </w:p>
-        </w:tc>
-        <w:tc>
-          <w:tcPr>
-            <w:tcW w:type="dxa" w:w="2882"/>
-          </w:tcPr>
-          <w:p>
-            <w:r>
-              <w:rPr>
-                <w:rFonts w:ascii="微软雅黑" w:hAnsi="微软雅黑" w:eastAsia="微软雅黑"/>
-                <w:b w:val="0"/>
-                <w:i w:val="0"/>
-                <w:sz w:val="20"/>
-              </w:rPr>
-              <w:t>是</w:t>
-            </w:r>
-          </w:p>
-        </w:tc>
-        <w:tc>
-          <w:tcPr>
-            <w:tcW w:type="dxa" w:w="2882"/>
-          </w:tcPr>
-          <w:p>
-            <w:r>
-              <w:rPr>
-                <w:rFonts w:ascii="微软雅黑" w:hAnsi="微软雅黑" w:eastAsia="微软雅黑"/>
-                <w:b/>
-                <w:i w:val="0"/>
-                <w:sz w:val="20"/>
-              </w:rPr>
-              <w:t>默认值：新建报价为 USD</w:t>
-            </w:r>
-            <w:r>
-              <w:rPr>
-                <w:rFonts w:ascii="微软雅黑" w:hAnsi="微软雅黑" w:eastAsia="微软雅黑"/>
-                <w:b w:val="0"/>
-                <w:i w:val="0"/>
-                <w:sz w:val="20"/>
-              </w:rPr>
-              <w:t>（复制新单沿用原单币种，可改）。</w:t>
-            </w:r>
-            <w:r>
-              <w:rPr>
-                <w:rFonts w:ascii="微软雅黑" w:hAnsi="微软雅黑" w:eastAsia="微软雅黑"/>
-                <w:b/>
-                <w:i w:val="0"/>
-                <w:sz w:val="20"/>
-              </w:rPr>
-              <w:t>选项来源：</w:t>
-            </w:r>
-            <w:r>
-              <w:rPr>
-                <w:rFonts w:ascii="微软雅黑" w:hAnsi="微软雅黑" w:eastAsia="微软雅黑"/>
-                <w:b w:val="0"/>
-                <w:i w:val="0"/>
-                <w:sz w:val="20"/>
-              </w:rPr>
-              <w:t>「币种管理」中已启用币种。保存后，本报价价目与拆柜出账均按所选币种计价</w:t>
-            </w:r>
-          </w:p>
-        </w:tc>
-      </w:tr>
-    </w:tbl>
-    <w:p>
-      <w:pPr>
-        <w:spacing w:after="40"/>
-      </w:pPr>
-    </w:p>
-    <w:p>
-      <w:pPr>
-        <w:spacing w:after="60"/>
-      </w:pPr>
-      <w:r>
-        <w:rPr>
-          <w:rFonts w:ascii="微软雅黑" w:hAnsi="微软雅黑" w:eastAsia="微软雅黑"/>
-          <w:b w:val="0"/>
-          <w:i w:val="0"/>
-          <w:sz w:val="21"/>
-        </w:rPr>
-        <w:t>保存并发布时做配置期唯一性校验（</w:t>
-      </w:r>
-      <w:r>
-        <w:rPr>
-          <w:rFonts w:ascii="微软雅黑" w:hAnsi="微软雅黑" w:eastAsia="微软雅黑"/>
-          <w:b/>
-          <w:i w:val="0"/>
-          <w:sz w:val="21"/>
-        </w:rPr>
-        <w:t>3.1</w:t>
-      </w:r>
-      <w:r>
-        <w:rPr>
-          <w:rFonts w:ascii="微软雅黑" w:hAnsi="微软雅黑" w:eastAsia="微软雅黑"/>
-          <w:b w:val="0"/>
-          <w:i w:val="0"/>
-          <w:sz w:val="21"/>
-        </w:rPr>
-        <w:t>）；启用时再次校验。各价目页签的</w:t>
-      </w:r>
-      <w:r>
-        <w:rPr>
-          <w:rFonts w:ascii="微软雅黑" w:hAnsi="微软雅黑" w:eastAsia="微软雅黑"/>
-          <w:b/>
-          <w:i w:val="0"/>
-          <w:sz w:val="21"/>
-        </w:rPr>
-        <w:t>关联应收费用项</w:t>
-      </w:r>
-      <w:r>
-        <w:rPr>
-          <w:rFonts w:ascii="微软雅黑" w:hAnsi="微软雅黑" w:eastAsia="微软雅黑"/>
-          <w:b w:val="0"/>
-          <w:i w:val="0"/>
-          <w:sz w:val="21"/>
-        </w:rPr>
-        <w:t xml:space="preserve">在 </w:t>
-      </w:r>
-      <w:r>
-        <w:rPr>
-          <w:rFonts w:ascii="微软雅黑" w:hAnsi="微软雅黑" w:eastAsia="微软雅黑"/>
-          <w:b/>
-          <w:i w:val="0"/>
-          <w:sz w:val="21"/>
-        </w:rPr>
-        <w:t>4.2.4</w:t>
-      </w:r>
-      <w:r>
-        <w:rPr>
-          <w:rFonts w:ascii="微软雅黑" w:hAnsi="微软雅黑" w:eastAsia="微软雅黑"/>
-          <w:b w:val="0"/>
-          <w:i w:val="0"/>
-          <w:sz w:val="21"/>
-        </w:rPr>
-        <w:t xml:space="preserve"> 维护（系统不设默认）。</w:t>
-      </w:r>
-    </w:p>
-    <w:p>
-      <w:pPr>
-        <w:pStyle w:val="Heading4"/>
-      </w:pPr>
-      <w:r>
-        <w:t>4.2.4 报价编辑 — 价目</w:t>
-      </w:r>
-    </w:p>
-    <w:p>
-      <w:pPr>
-        <w:spacing w:after="60"/>
-      </w:pPr>
-      <w:r>
-        <w:rPr>
-          <w:rFonts w:ascii="微软雅黑" w:hAnsi="微软雅黑" w:eastAsia="微软雅黑"/>
-          <w:b/>
-          <w:i w:val="0"/>
-          <w:sz w:val="21"/>
-        </w:rPr>
-        <w:t>关联应收费用项：</w:t>
-      </w:r>
-      <w:r>
-        <w:rPr>
-          <w:rFonts w:ascii="微软雅黑" w:hAnsi="微软雅黑" w:eastAsia="微软雅黑"/>
-          <w:b w:val="0"/>
-          <w:i w:val="0"/>
-          <w:sz w:val="21"/>
-        </w:rPr>
-        <w:t xml:space="preserve"> 各价目页签提供「绑定费用项」下拉，选项来自「基础数据-费用项配置」。</w:t>
-      </w:r>
-      <w:r>
-        <w:rPr>
-          <w:rFonts w:ascii="微软雅黑" w:hAnsi="微软雅黑" w:eastAsia="微软雅黑"/>
-          <w:b/>
-          <w:i w:val="0"/>
-          <w:sz w:val="21"/>
-        </w:rPr>
-        <w:t>系统不提供默认绑定</w:t>
-      </w:r>
-      <w:r>
-        <w:rPr>
-          <w:rFonts w:ascii="微软雅黑" w:hAnsi="微软雅黑" w:eastAsia="微软雅黑"/>
-          <w:b w:val="0"/>
-          <w:i w:val="0"/>
-          <w:sz w:val="21"/>
-        </w:rPr>
-        <w:t>；</w:t>
-      </w:r>
-      <w:r>
-        <w:rPr>
-          <w:rFonts w:ascii="微软雅黑" w:hAnsi="微软雅黑" w:eastAsia="微软雅黑"/>
-          <w:b/>
-          <w:i w:val="0"/>
-          <w:sz w:val="21"/>
-        </w:rPr>
-        <w:t>新建</w:t>
-      </w:r>
-      <w:r>
-        <w:rPr>
-          <w:rFonts w:ascii="微软雅黑" w:hAnsi="微软雅黑" w:eastAsia="微软雅黑"/>
-          <w:b w:val="0"/>
-          <w:i w:val="0"/>
-          <w:sz w:val="21"/>
-        </w:rPr>
-        <w:t>时各绑定位为空；</w:t>
-      </w:r>
-      <w:r>
-        <w:rPr>
-          <w:rFonts w:ascii="微软雅黑" w:hAnsi="微软雅黑" w:eastAsia="微软雅黑"/>
-          <w:b/>
-          <w:i w:val="0"/>
-          <w:sz w:val="21"/>
-        </w:rPr>
-        <w:t>复制</w:t>
-      </w:r>
-      <w:r>
-        <w:rPr>
-          <w:rFonts w:ascii="微软雅黑" w:hAnsi="微软雅黑" w:eastAsia="微软雅黑"/>
-          <w:b w:val="0"/>
-          <w:i w:val="0"/>
-          <w:sz w:val="21"/>
-        </w:rPr>
-        <w:t>时带入原单已选绑定，可改。拆柜出账时按本报价单已选费用项写入应收。</w:t>
-      </w:r>
-    </w:p>
-    <w:tbl>
-      <w:tblPr>
-        <w:tblStyle w:val="TableGrid"/>
-        <w:tblW w:type="auto" w:w="0"/>
-        <w:jc w:val="center"/>
-        <w:tblLook w:firstColumn="1" w:firstRow="1" w:lastColumn="0" w:lastRow="0" w:noHBand="0" w:noVBand="1" w:val="04A0"/>
-      </w:tblPr>
-      <w:tblGrid>
-        <w:gridCol w:w="2882"/>
-        <w:gridCol w:w="2882"/>
-        <w:gridCol w:w="2882"/>
-      </w:tblGrid>
-      <w:tr>
-        <w:tc>
-          <w:tcPr>
-            <w:tcW w:type="dxa" w:w="2882"/>
-          </w:tcPr>
-          <w:p>
-            <w:r>
-              <w:rPr>
-                <w:rFonts w:ascii="微软雅黑" w:hAnsi="微软雅黑" w:eastAsia="微软雅黑"/>
-                <w:b/>
-                <w:i w:val="0"/>
-                <w:sz w:val="20"/>
-              </w:rPr>
-              <w:t>价目类型</w:t>
-            </w:r>
-          </w:p>
-        </w:tc>
-        <w:tc>
-          <w:tcPr>
-            <w:tcW w:type="dxa" w:w="2882"/>
-          </w:tcPr>
-          <w:p>
-            <w:r>
-              <w:rPr>
-                <w:rFonts w:ascii="微软雅黑" w:hAnsi="微软雅黑" w:eastAsia="微软雅黑"/>
-                <w:b/>
-                <w:i w:val="0"/>
-                <w:sz w:val="20"/>
-              </w:rPr>
-              <w:t>主要内容</w:t>
-            </w:r>
-          </w:p>
-        </w:tc>
-        <w:tc>
-          <w:tcPr>
-            <w:tcW w:type="dxa" w:w="2882"/>
-          </w:tcPr>
-          <w:p>
-            <w:r>
-              <w:rPr>
-                <w:rFonts w:ascii="微软雅黑" w:hAnsi="微软雅黑" w:eastAsia="微软雅黑"/>
-                <w:b/>
-                <w:i w:val="0"/>
-                <w:sz w:val="20"/>
-              </w:rPr>
-              <w:t>绑定位（须自选）</w:t>
-            </w:r>
-          </w:p>
-        </w:tc>
-      </w:tr>
-      <w:tr>
-        <w:tc>
-          <w:tcPr>
-            <w:tcW w:type="dxa" w:w="2882"/>
-          </w:tcPr>
-          <w:p>
-            <w:r>
-              <w:rPr>
-                <w:rFonts w:ascii="微软雅黑" w:hAnsi="微软雅黑" w:eastAsia="微软雅黑"/>
-                <w:b w:val="0"/>
-                <w:i w:val="0"/>
-                <w:sz w:val="20"/>
-              </w:rPr>
-              <w:t>整柜直送</w:t>
-            </w:r>
-          </w:p>
-        </w:tc>
-        <w:tc>
-          <w:tcPr>
-            <w:tcW w:type="dxa" w:w="2882"/>
-          </w:tcPr>
-          <w:p>
-            <w:r>
-              <w:rPr>
-                <w:rFonts w:ascii="微软雅黑" w:hAnsi="微软雅黑" w:eastAsia="微软雅黑"/>
-                <w:b w:val="0"/>
-                <w:i w:val="0"/>
-                <w:sz w:val="20"/>
-              </w:rPr>
-              <w:t>分区 + 仓码 + 柜型价 + 备注；导入导出</w:t>
-            </w:r>
-          </w:p>
-        </w:tc>
-        <w:tc>
-          <w:tcPr>
-            <w:tcW w:type="dxa" w:w="2882"/>
-          </w:tcPr>
-          <w:p>
-            <w:r>
-              <w:rPr>
-                <w:rFonts w:ascii="微软雅黑" w:hAnsi="微软雅黑" w:eastAsia="微软雅黑"/>
-                <w:b w:val="0"/>
-                <w:i w:val="0"/>
-                <w:sz w:val="20"/>
-              </w:rPr>
-              <w:t>直送运费绑定位</w:t>
-            </w:r>
-          </w:p>
-        </w:tc>
-      </w:tr>
-      <w:tr>
-        <w:tc>
-          <w:tcPr>
-            <w:tcW w:type="dxa" w:w="2882"/>
-          </w:tcPr>
-          <w:p>
-            <w:r>
-              <w:rPr>
-                <w:rFonts w:ascii="微软雅黑" w:hAnsi="微软雅黑" w:eastAsia="微软雅黑"/>
-                <w:b w:val="0"/>
-                <w:i w:val="0"/>
-                <w:sz w:val="20"/>
-              </w:rPr>
-              <w:t>整柜快递</w:t>
-            </w:r>
-          </w:p>
-        </w:tc>
-        <w:tc>
-          <w:tcPr>
-            <w:tcW w:type="dxa" w:w="2882"/>
-          </w:tcPr>
-          <w:p>
-            <w:r>
-              <w:rPr>
-                <w:rFonts w:ascii="微软雅黑" w:hAnsi="微软雅黑" w:eastAsia="微软雅黑"/>
-                <w:b w:val="0"/>
-                <w:i w:val="0"/>
-                <w:sz w:val="20"/>
-              </w:rPr>
-              <w:t>快递价目表</w:t>
-            </w:r>
-          </w:p>
-        </w:tc>
-        <w:tc>
-          <w:tcPr>
-            <w:tcW w:type="dxa" w:w="2882"/>
-          </w:tcPr>
-          <w:p>
-            <w:r>
-              <w:rPr>
-                <w:rFonts w:ascii="微软雅黑" w:hAnsi="微软雅黑" w:eastAsia="微软雅黑"/>
-                <w:b w:val="0"/>
-                <w:i w:val="0"/>
-                <w:sz w:val="20"/>
-              </w:rPr>
-              <w:t>快递运费绑定位</w:t>
-            </w:r>
-          </w:p>
-        </w:tc>
-      </w:tr>
-      <w:tr>
-        <w:tc>
-          <w:tcPr>
-            <w:tcW w:type="dxa" w:w="2882"/>
-          </w:tcPr>
-          <w:p>
-            <w:r>
-              <w:rPr>
-                <w:rFonts w:ascii="微软雅黑" w:hAnsi="微软雅黑" w:eastAsia="微软雅黑"/>
-                <w:b w:val="0"/>
-                <w:i w:val="0"/>
-                <w:sz w:val="20"/>
-              </w:rPr>
-              <w:t>拆柜-组合仓</w:t>
-            </w:r>
-          </w:p>
-        </w:tc>
-        <w:tc>
-          <w:tcPr>
-            <w:tcW w:type="dxa" w:w="2882"/>
-          </w:tcPr>
-          <w:p>
-            <w:r>
-              <w:rPr>
-                <w:rFonts w:ascii="微软雅黑" w:hAnsi="微软雅黑" w:eastAsia="微软雅黑"/>
-                <w:b w:val="0"/>
-                <w:i w:val="0"/>
-                <w:sz w:val="20"/>
-              </w:rPr>
-              <w:t>基础提拆价 + 派送价目</w:t>
-            </w:r>
-          </w:p>
-        </w:tc>
-        <w:tc>
-          <w:tcPr>
-            <w:tcW w:type="dxa" w:w="2882"/>
-          </w:tcPr>
-          <w:p>
-            <w:r>
-              <w:rPr>
-                <w:rFonts w:ascii="微软雅黑" w:hAnsi="微软雅黑" w:eastAsia="微软雅黑"/>
-                <w:b w:val="0"/>
-                <w:i w:val="0"/>
-                <w:sz w:val="20"/>
-              </w:rPr>
-              <w:t>提拆费、派送费</w:t>
-            </w:r>
-            <w:r>
-              <w:rPr>
-                <w:rFonts w:ascii="微软雅黑" w:hAnsi="微软雅黑" w:eastAsia="微软雅黑"/>
-                <w:b/>
-                <w:i w:val="0"/>
-                <w:sz w:val="20"/>
-              </w:rPr>
-              <w:t>各选一</w:t>
-            </w:r>
-          </w:p>
-        </w:tc>
-      </w:tr>
-      <w:tr>
-        <w:tc>
-          <w:tcPr>
-            <w:tcW w:type="dxa" w:w="2882"/>
-          </w:tcPr>
-          <w:p>
-            <w:r>
-              <w:rPr>
-                <w:rFonts w:ascii="微软雅黑" w:hAnsi="微软雅黑" w:eastAsia="微软雅黑"/>
-                <w:b w:val="0"/>
-                <w:i w:val="0"/>
-                <w:sz w:val="20"/>
-              </w:rPr>
-              <w:t>拆柜-散板</w:t>
-            </w:r>
-          </w:p>
-        </w:tc>
-        <w:tc>
-          <w:tcPr>
-            <w:tcW w:type="dxa" w:w="2882"/>
-          </w:tcPr>
-          <w:p>
-            <w:r>
-              <w:rPr>
-                <w:rFonts w:ascii="微软雅黑" w:hAnsi="微软雅黑" w:eastAsia="微软雅黑"/>
-                <w:b w:val="0"/>
-                <w:i w:val="0"/>
-                <w:sz w:val="20"/>
-              </w:rPr>
-              <w:t>基础提拆 + 各渠道子价目</w:t>
-            </w:r>
-          </w:p>
-        </w:tc>
-        <w:tc>
-          <w:tcPr>
-            <w:tcW w:type="dxa" w:w="2882"/>
-          </w:tcPr>
-          <w:p>
-            <w:r>
-              <w:rPr>
-                <w:rFonts w:ascii="微软雅黑" w:hAnsi="微软雅黑" w:eastAsia="微软雅黑"/>
-                <w:b w:val="0"/>
-                <w:i w:val="0"/>
-                <w:sz w:val="20"/>
-              </w:rPr>
-              <w:t>提拆费、派送费</w:t>
-            </w:r>
-            <w:r>
-              <w:rPr>
-                <w:rFonts w:ascii="微软雅黑" w:hAnsi="微软雅黑" w:eastAsia="微软雅黑"/>
-                <w:b/>
-                <w:i w:val="0"/>
-                <w:sz w:val="20"/>
-              </w:rPr>
-              <w:t>各选一</w:t>
-            </w:r>
-          </w:p>
-        </w:tc>
-      </w:tr>
-      <w:tr>
-        <w:tc>
-          <w:tcPr>
-            <w:tcW w:type="dxa" w:w="2882"/>
-          </w:tcPr>
-          <w:p>
-            <w:r>
-              <w:rPr>
-                <w:rFonts w:ascii="微软雅黑" w:hAnsi="微软雅黑" w:eastAsia="微软雅黑"/>
-                <w:b w:val="0"/>
-                <w:i w:val="0"/>
-                <w:sz w:val="20"/>
-              </w:rPr>
-              <w:t>附加费</w:t>
-            </w:r>
-          </w:p>
-        </w:tc>
-        <w:tc>
-          <w:tcPr>
-            <w:tcW w:type="dxa" w:w="2882"/>
-          </w:tcPr>
-          <w:p>
-            <w:r>
-              <w:rPr>
-                <w:rFonts w:ascii="微软雅黑" w:hAnsi="微软雅黑" w:eastAsia="微软雅黑"/>
-                <w:b w:val="0"/>
-                <w:i w:val="0"/>
-                <w:sz w:val="20"/>
-              </w:rPr>
-              <w:t>触发条件 + 计费方式</w:t>
-            </w:r>
-          </w:p>
-        </w:tc>
-        <w:tc>
-          <w:tcPr>
-            <w:tcW w:type="dxa" w:w="2882"/>
-          </w:tcPr>
-          <w:p>
-            <w:r>
-              <w:rPr>
-                <w:rFonts w:ascii="微软雅黑" w:hAnsi="微软雅黑" w:eastAsia="微软雅黑"/>
-                <w:b w:val="0"/>
-                <w:i w:val="0"/>
-                <w:sz w:val="20"/>
-              </w:rPr>
-              <w:t>按规则配置映射费用项</w:t>
-            </w:r>
-          </w:p>
-        </w:tc>
-      </w:tr>
-    </w:tbl>
-    <w:p>
-      <w:pPr>
-        <w:spacing w:after="40"/>
-      </w:pPr>
-    </w:p>
-    <w:p>
-      <w:pPr>
-        <w:spacing w:after="60"/>
-      </w:pPr>
-      <w:r>
-        <w:rPr>
-          <w:rFonts w:ascii="微软雅黑" w:hAnsi="微软雅黑" w:eastAsia="微软雅黑"/>
-          <w:b/>
-          <w:i w:val="0"/>
-          <w:sz w:val="21"/>
-        </w:rPr>
-        <w:t>拆柜提拆费（组合仓 / 散板）：</w:t>
-      </w:r>
-      <w:r>
-        <w:rPr>
-          <w:rFonts w:ascii="微软雅黑" w:hAnsi="微软雅黑" w:eastAsia="微软雅黑"/>
-          <w:b w:val="0"/>
-          <w:i w:val="0"/>
-          <w:sz w:val="21"/>
-        </w:rPr>
-        <w:t xml:space="preserve"> 两价目类型均在 Tab「一、提拆费用」配置</w:t>
-      </w:r>
-      <w:r>
-        <w:rPr>
-          <w:rFonts w:ascii="微软雅黑" w:hAnsi="微软雅黑" w:eastAsia="微软雅黑"/>
-          <w:b/>
-          <w:i w:val="0"/>
-          <w:sz w:val="21"/>
-        </w:rPr>
-        <w:t>一个</w:t>
-      </w:r>
-      <w:r>
-        <w:rPr>
-          <w:rFonts w:ascii="微软雅黑" w:hAnsi="微软雅黑" w:eastAsia="微软雅黑"/>
-          <w:b w:val="0"/>
-          <w:i w:val="0"/>
-          <w:sz w:val="21"/>
-        </w:rPr>
-        <w:t>基础提拆价格；拆柜出账时</w:t>
-      </w:r>
-      <w:r>
-        <w:rPr>
-          <w:rFonts w:ascii="微软雅黑" w:hAnsi="微软雅黑" w:eastAsia="微软雅黑"/>
-          <w:b/>
-          <w:i w:val="0"/>
-          <w:sz w:val="21"/>
-        </w:rPr>
-        <w:t>整柜只生成一条</w:t>
-      </w:r>
-      <w:r>
-        <w:rPr>
-          <w:rFonts w:ascii="微软雅黑" w:hAnsi="微软雅黑" w:eastAsia="微软雅黑"/>
-          <w:b w:val="0"/>
-          <w:i w:val="0"/>
-          <w:sz w:val="21"/>
-        </w:rPr>
-        <w:t>提拆费应收。</w:t>
-      </w:r>
-      <w:r>
-        <w:rPr>
-          <w:rFonts w:ascii="微软雅黑" w:hAnsi="微软雅黑" w:eastAsia="微软雅黑"/>
-          <w:b/>
-          <w:i w:val="0"/>
-          <w:sz w:val="21"/>
-        </w:rPr>
-        <w:t>散板</w:t>
-      </w:r>
-      <w:r>
-        <w:rPr>
-          <w:rFonts w:ascii="微软雅黑" w:hAnsi="微软雅黑" w:eastAsia="微软雅黑"/>
-          <w:b w:val="0"/>
-          <w:i w:val="0"/>
-          <w:sz w:val="21"/>
-        </w:rPr>
-        <w:t>另见：不论尾程为 FBA / Walmart / 私卡派 / 自提 / 快递等何种渠道或多种并存，均不因渠道、货件行数重复生成（界面见图 5.6）；派送费仍按「二、派送费用」各渠道分别计算。</w:t>
-      </w:r>
-    </w:p>
-    <w:p>
-      <w:pPr>
-        <w:spacing w:after="60"/>
-      </w:pPr>
-      <w:r>
-        <w:rPr>
-          <w:rFonts w:ascii="微软雅黑" w:hAnsi="微软雅黑" w:eastAsia="微软雅黑"/>
-          <w:b w:val="0"/>
-          <w:i w:val="0"/>
-          <w:sz w:val="21"/>
-        </w:rPr>
-        <w:t>CSV 导入分区/代码/价格格式错误时行级提示。</w:t>
-      </w:r>
-    </w:p>
-    <w:p>
-      <w:pPr>
-        <w:pStyle w:val="Heading4"/>
-      </w:pPr>
-      <w:r>
-        <w:t>4.2.5 价目自动选用</w:t>
-      </w:r>
-    </w:p>
-    <w:p>
-      <w:pPr>
-        <w:spacing w:after="60"/>
-      </w:pPr>
-      <w:r>
-        <w:rPr>
-          <w:rFonts w:ascii="微软雅黑" w:hAnsi="微软雅黑" w:eastAsia="微软雅黑"/>
-          <w:b w:val="0"/>
-          <w:i w:val="0"/>
-          <w:sz w:val="21"/>
-        </w:rPr>
-        <w:t>输入：</w:t>
-      </w:r>
-      <w:r>
-        <w:rPr>
-          <w:rFonts w:ascii="微软雅黑" w:hAnsi="微软雅黑" w:eastAsia="微软雅黑"/>
-          <w:b/>
-          <w:i w:val="0"/>
-          <w:sz w:val="21"/>
-        </w:rPr>
-        <w:t>业务类型为直送</w:t>
-      </w:r>
-      <w:r>
-        <w:rPr>
-          <w:rFonts w:ascii="微软雅黑" w:hAnsi="微软雅黑" w:eastAsia="微软雅黑"/>
-          <w:b w:val="0"/>
-          <w:i w:val="0"/>
-          <w:sz w:val="21"/>
-        </w:rPr>
-        <w:t>时取计划基础信息中的</w:t>
-      </w:r>
-      <w:r>
-        <w:rPr>
-          <w:rFonts w:ascii="微软雅黑" w:hAnsi="微软雅黑" w:eastAsia="微软雅黑"/>
-          <w:b/>
-          <w:i w:val="0"/>
-          <w:sz w:val="21"/>
-        </w:rPr>
-        <w:t>目的仓</w:t>
-      </w:r>
-      <w:r>
-        <w:rPr>
-          <w:rFonts w:ascii="微软雅黑" w:hAnsi="微软雅黑" w:eastAsia="微软雅黑"/>
-          <w:b w:val="0"/>
-          <w:i w:val="0"/>
-          <w:sz w:val="21"/>
-        </w:rPr>
-        <w:t xml:space="preserve"> + </w:t>
-      </w:r>
-      <w:r>
-        <w:rPr>
-          <w:rFonts w:ascii="微软雅黑" w:hAnsi="微软雅黑" w:eastAsia="微软雅黑"/>
-          <w:b/>
-          <w:i w:val="0"/>
-          <w:sz w:val="21"/>
-        </w:rPr>
-        <w:t>柜型</w:t>
-      </w:r>
-      <w:r>
-        <w:rPr>
-          <w:rFonts w:ascii="微软雅黑" w:hAnsi="微软雅黑" w:eastAsia="微软雅黑"/>
-          <w:b w:val="0"/>
-          <w:i w:val="0"/>
-          <w:sz w:val="21"/>
-        </w:rPr>
-        <w:t>（</w:t>
-      </w:r>
-      <w:r>
-        <w:rPr>
-          <w:rFonts w:ascii="微软雅黑" w:hAnsi="微软雅黑" w:eastAsia="微软雅黑"/>
-          <w:b/>
-          <w:i w:val="0"/>
-          <w:sz w:val="21"/>
-        </w:rPr>
-        <w:t>无货件明细</w:t>
-      </w:r>
-      <w:r>
-        <w:rPr>
-          <w:rFonts w:ascii="微软雅黑" w:hAnsi="微软雅黑" w:eastAsia="微软雅黑"/>
-          <w:b w:val="0"/>
-          <w:i w:val="0"/>
-          <w:sz w:val="21"/>
-        </w:rPr>
-        <w:t>）；</w:t>
-      </w:r>
-      <w:r>
-        <w:rPr>
-          <w:rFonts w:ascii="微软雅黑" w:hAnsi="微软雅黑" w:eastAsia="微软雅黑"/>
-          <w:b/>
-          <w:i w:val="0"/>
-          <w:sz w:val="21"/>
-        </w:rPr>
-        <w:t>业务类型为拆柜</w:t>
-      </w:r>
-      <w:r>
-        <w:rPr>
-          <w:rFonts w:ascii="微软雅黑" w:hAnsi="微软雅黑" w:eastAsia="微软雅黑"/>
-          <w:b w:val="0"/>
-          <w:i w:val="0"/>
-          <w:sz w:val="21"/>
-        </w:rPr>
-        <w:t xml:space="preserve">时取货件明细 </w:t>
-      </w:r>
-      <w:r>
-        <w:rPr>
-          <w:rFonts w:ascii="微软雅黑" w:hAnsi="微软雅黑" w:eastAsia="微软雅黑"/>
-          <w:b/>
-          <w:i w:val="0"/>
-          <w:sz w:val="21"/>
-        </w:rPr>
-        <w:t>Move Type</w:t>
-      </w:r>
-      <w:r>
-        <w:rPr>
-          <w:rFonts w:ascii="微软雅黑" w:hAnsi="微软雅黑" w:eastAsia="微软雅黑"/>
-          <w:b w:val="0"/>
-          <w:i w:val="0"/>
-          <w:sz w:val="21"/>
-        </w:rPr>
-        <w:t>、FBA Code、分区。输出：价目类型及价目行（运营不在报价页手工选类型）。</w:t>
-      </w:r>
-    </w:p>
-    <w:tbl>
-      <w:tblPr>
-        <w:tblStyle w:val="TableGrid"/>
-        <w:tblW w:type="auto" w:w="0"/>
-        <w:jc w:val="center"/>
-        <w:tblLook w:firstColumn="1" w:firstRow="1" w:lastColumn="0" w:lastRow="0" w:noHBand="0" w:noVBand="1" w:val="04A0"/>
-      </w:tblPr>
-      <w:tblGrid>
-        <w:gridCol w:w="1729"/>
-        <w:gridCol w:w="1729"/>
-        <w:gridCol w:w="1729"/>
-        <w:gridCol w:w="1729"/>
-        <w:gridCol w:w="1729"/>
-      </w:tblGrid>
-      <w:tr>
-        <w:tc>
-          <w:tcPr>
-            <w:tcW w:type="dxa" w:w="1729"/>
-          </w:tcPr>
-          <w:p>
-            <w:r>
-              <w:rPr>
-                <w:rFonts w:ascii="微软雅黑" w:hAnsi="微软雅黑" w:eastAsia="微软雅黑"/>
-                <w:b/>
-                <w:i w:val="0"/>
-                <w:sz w:val="20"/>
-              </w:rPr>
-              <w:t>业务类型</w:t>
-            </w:r>
-          </w:p>
-        </w:tc>
-        <w:tc>
-          <w:tcPr>
-            <w:tcW w:type="dxa" w:w="1729"/>
-          </w:tcPr>
-          <w:p>
-            <w:r>
-              <w:rPr>
-                <w:rFonts w:ascii="微软雅黑" w:hAnsi="微软雅黑" w:eastAsia="微软雅黑"/>
-                <w:b/>
-                <w:i w:val="0"/>
-                <w:sz w:val="20"/>
-              </w:rPr>
-              <w:t>Move Type（货件明细）</w:t>
-            </w:r>
-          </w:p>
-        </w:tc>
-        <w:tc>
-          <w:tcPr>
-            <w:tcW w:type="dxa" w:w="1729"/>
-          </w:tcPr>
-          <w:p>
-            <w:r>
-              <w:rPr>
-                <w:rFonts w:ascii="微软雅黑" w:hAnsi="微软雅黑" w:eastAsia="微软雅黑"/>
-                <w:b/>
-                <w:i w:val="0"/>
-                <w:sz w:val="20"/>
-              </w:rPr>
-              <w:t>仓码在组合仓派送价目表</w:t>
-            </w:r>
-          </w:p>
-        </w:tc>
-        <w:tc>
-          <w:tcPr>
-            <w:tcW w:type="dxa" w:w="1729"/>
-          </w:tcPr>
-          <w:p>
-            <w:r>
-              <w:rPr>
-                <w:rFonts w:ascii="微软雅黑" w:hAnsi="微软雅黑" w:eastAsia="微软雅黑"/>
-                <w:b/>
-                <w:i w:val="0"/>
-                <w:sz w:val="20"/>
-              </w:rPr>
-              <w:t>价目类型</w:t>
-            </w:r>
-          </w:p>
-        </w:tc>
-        <w:tc>
-          <w:tcPr>
-            <w:tcW w:type="dxa" w:w="1729"/>
-          </w:tcPr>
-          <w:p>
-            <w:r>
-              <w:rPr>
-                <w:rFonts w:ascii="微软雅黑" w:hAnsi="微软雅黑" w:eastAsia="微软雅黑"/>
-                <w:b/>
-                <w:i w:val="0"/>
-                <w:sz w:val="20"/>
-              </w:rPr>
-              <w:t>匹配数据来源</w:t>
-            </w:r>
-          </w:p>
-        </w:tc>
-      </w:tr>
-      <w:tr>
-        <w:tc>
-          <w:tcPr>
-            <w:tcW w:type="dxa" w:w="1729"/>
-          </w:tcPr>
-          <w:p>
-            <w:r>
-              <w:rPr>
-                <w:rFonts w:ascii="微软雅黑" w:hAnsi="微软雅黑" w:eastAsia="微软雅黑"/>
-                <w:b w:val="0"/>
-                <w:i w:val="0"/>
-                <w:sz w:val="20"/>
-              </w:rPr>
-              <w:t>直送</w:t>
-            </w:r>
-          </w:p>
-        </w:tc>
-        <w:tc>
-          <w:tcPr>
-            <w:tcW w:type="dxa" w:w="1729"/>
-          </w:tcPr>
-          <w:p>
-            <w:r>
-              <w:rPr>
-                <w:rFonts w:ascii="微软雅黑" w:hAnsi="微软雅黑" w:eastAsia="微软雅黑"/>
-                <w:b w:val="0"/>
-                <w:i w:val="0"/>
-                <w:sz w:val="20"/>
-              </w:rPr>
-              <w:t>—</w:t>
-            </w:r>
-          </w:p>
-        </w:tc>
-        <w:tc>
-          <w:tcPr>
-            <w:tcW w:type="dxa" w:w="1729"/>
-          </w:tcPr>
-          <w:p>
-            <w:r>
-              <w:rPr>
-                <w:rFonts w:ascii="微软雅黑" w:hAnsi="微软雅黑" w:eastAsia="微软雅黑"/>
-                <w:b w:val="0"/>
-                <w:i w:val="0"/>
-                <w:sz w:val="20"/>
-              </w:rPr>
-              <w:t>—</w:t>
-            </w:r>
-          </w:p>
-        </w:tc>
-        <w:tc>
-          <w:tcPr>
-            <w:tcW w:type="dxa" w:w="1729"/>
-          </w:tcPr>
-          <w:p>
-            <w:r>
-              <w:rPr>
-                <w:rFonts w:ascii="微软雅黑" w:hAnsi="微软雅黑" w:eastAsia="微软雅黑"/>
-                <w:b w:val="0"/>
-                <w:i w:val="0"/>
-                <w:sz w:val="20"/>
-              </w:rPr>
-              <w:t>整柜直送</w:t>
-            </w:r>
-          </w:p>
-        </w:tc>
-        <w:tc>
-          <w:tcPr>
-            <w:tcW w:type="dxa" w:w="1729"/>
-          </w:tcPr>
-          <w:p>
-            <w:r>
-              <w:rPr>
-                <w:rFonts w:ascii="微软雅黑" w:hAnsi="微软雅黑" w:eastAsia="微软雅黑"/>
-                <w:b w:val="0"/>
-                <w:i w:val="0"/>
-                <w:sz w:val="20"/>
-              </w:rPr>
-              <w:t>计划基础信息</w:t>
-            </w:r>
-            <w:r>
-              <w:rPr>
-                <w:rFonts w:ascii="微软雅黑" w:hAnsi="微软雅黑" w:eastAsia="微软雅黑"/>
-                <w:b/>
-                <w:i w:val="0"/>
-                <w:sz w:val="20"/>
-              </w:rPr>
-              <w:t>目的仓</w:t>
-            </w:r>
-            <w:r>
-              <w:rPr>
-                <w:rFonts w:ascii="微软雅黑" w:hAnsi="微软雅黑" w:eastAsia="微软雅黑"/>
-                <w:b w:val="0"/>
-                <w:i w:val="0"/>
-                <w:sz w:val="20"/>
-              </w:rPr>
-              <w:t xml:space="preserve"> + 柜型</w:t>
-            </w:r>
-          </w:p>
-        </w:tc>
-      </w:tr>
-      <w:tr>
-        <w:tc>
-          <w:tcPr>
-            <w:tcW w:type="dxa" w:w="1729"/>
-          </w:tcPr>
-          <w:p>
-            <w:r>
-              <w:rPr>
-                <w:rFonts w:ascii="微软雅黑" w:hAnsi="微软雅黑" w:eastAsia="微软雅黑"/>
-                <w:b w:val="0"/>
-                <w:i w:val="0"/>
-                <w:sz w:val="20"/>
-              </w:rPr>
-              <w:t>拆柜</w:t>
-            </w:r>
-          </w:p>
-        </w:tc>
-        <w:tc>
-          <w:tcPr>
-            <w:tcW w:type="dxa" w:w="1729"/>
-          </w:tcPr>
-          <w:p>
-            <w:r>
-              <w:rPr>
-                <w:rFonts w:ascii="微软雅黑" w:hAnsi="微软雅黑" w:eastAsia="微软雅黑"/>
-                <w:b w:val="0"/>
-                <w:i w:val="0"/>
-                <w:sz w:val="20"/>
-              </w:rPr>
-              <w:t>UPS / FEDEX / DHL / USPS</w:t>
-            </w:r>
-          </w:p>
-        </w:tc>
-        <w:tc>
-          <w:tcPr>
-            <w:tcW w:type="dxa" w:w="1729"/>
-          </w:tcPr>
-          <w:p>
-            <w:r>
-              <w:rPr>
-                <w:rFonts w:ascii="微软雅黑" w:hAnsi="微软雅黑" w:eastAsia="微软雅黑"/>
-                <w:b w:val="0"/>
-                <w:i w:val="0"/>
-                <w:sz w:val="20"/>
-              </w:rPr>
-              <w:t>—</w:t>
-            </w:r>
-          </w:p>
-        </w:tc>
-        <w:tc>
-          <w:tcPr>
-            <w:tcW w:type="dxa" w:w="1729"/>
-          </w:tcPr>
-          <w:p>
-            <w:r>
-              <w:rPr>
-                <w:rFonts w:ascii="微软雅黑" w:hAnsi="微软雅黑" w:eastAsia="微软雅黑"/>
-                <w:b w:val="0"/>
-                <w:i w:val="0"/>
-                <w:sz w:val="20"/>
-              </w:rPr>
-              <w:t>整柜快递</w:t>
-            </w:r>
-          </w:p>
-        </w:tc>
-        <w:tc>
-          <w:tcPr>
-            <w:tcW w:type="dxa" w:w="1729"/>
-          </w:tcPr>
-          <w:p>
-            <w:r>
-              <w:rPr>
-                <w:rFonts w:ascii="微软雅黑" w:hAnsi="微软雅黑" w:eastAsia="微软雅黑"/>
-                <w:b w:val="0"/>
-                <w:i w:val="0"/>
-                <w:sz w:val="20"/>
-              </w:rPr>
-              <w:t>货件明细 + 柜型</w:t>
-            </w:r>
-          </w:p>
-        </w:tc>
-      </w:tr>
-      <w:tr>
-        <w:tc>
-          <w:tcPr>
-            <w:tcW w:type="dxa" w:w="1729"/>
-          </w:tcPr>
-          <w:p>
-            <w:r>
-              <w:rPr>
-                <w:rFonts w:ascii="微软雅黑" w:hAnsi="微软雅黑" w:eastAsia="微软雅黑"/>
-                <w:b w:val="0"/>
-                <w:i w:val="0"/>
-                <w:sz w:val="20"/>
-              </w:rPr>
-              <w:t>拆柜</w:t>
-            </w:r>
-          </w:p>
-        </w:tc>
-        <w:tc>
-          <w:tcPr>
-            <w:tcW w:type="dxa" w:w="1729"/>
-          </w:tcPr>
-          <w:p>
-            <w:r>
-              <w:rPr>
-                <w:rFonts w:ascii="微软雅黑" w:hAnsi="微软雅黑" w:eastAsia="微软雅黑"/>
-                <w:b w:val="0"/>
-                <w:i w:val="0"/>
-                <w:sz w:val="20"/>
-              </w:rPr>
-              <w:t>FBA卡派 / Walmart卡派</w:t>
-            </w:r>
-          </w:p>
-        </w:tc>
-        <w:tc>
-          <w:tcPr>
-            <w:tcW w:type="dxa" w:w="1729"/>
-          </w:tcPr>
-          <w:p>
-            <w:r>
-              <w:rPr>
-                <w:rFonts w:ascii="微软雅黑" w:hAnsi="微软雅黑" w:eastAsia="微软雅黑"/>
-                <w:b w:val="0"/>
-                <w:i w:val="0"/>
-                <w:sz w:val="20"/>
-              </w:rPr>
-              <w:t>是</w:t>
-            </w:r>
-          </w:p>
-        </w:tc>
-        <w:tc>
-          <w:tcPr>
-            <w:tcW w:type="dxa" w:w="1729"/>
-          </w:tcPr>
-          <w:p>
-            <w:r>
-              <w:rPr>
-                <w:rFonts w:ascii="微软雅黑" w:hAnsi="微软雅黑" w:eastAsia="微软雅黑"/>
-                <w:b w:val="0"/>
-                <w:i w:val="0"/>
-                <w:sz w:val="20"/>
-              </w:rPr>
-              <w:t>拆柜-组合仓</w:t>
-            </w:r>
-          </w:p>
-        </w:tc>
-        <w:tc>
-          <w:tcPr>
-            <w:tcW w:type="dxa" w:w="1729"/>
-          </w:tcPr>
-          <w:p>
-            <w:r>
-              <w:rPr>
-                <w:rFonts w:ascii="微软雅黑" w:hAnsi="微软雅黑" w:eastAsia="微软雅黑"/>
-                <w:b w:val="0"/>
-                <w:i w:val="0"/>
-                <w:sz w:val="20"/>
-              </w:rPr>
-              <w:t>货件明细</w:t>
-            </w:r>
-          </w:p>
-        </w:tc>
-      </w:tr>
-      <w:tr>
-        <w:tc>
-          <w:tcPr>
-            <w:tcW w:type="dxa" w:w="1729"/>
-          </w:tcPr>
-          <w:p>
-            <w:r>
-              <w:rPr>
-                <w:rFonts w:ascii="微软雅黑" w:hAnsi="微软雅黑" w:eastAsia="微软雅黑"/>
-                <w:b w:val="0"/>
-                <w:i w:val="0"/>
-                <w:sz w:val="20"/>
-              </w:rPr>
-              <w:t>拆柜</w:t>
-            </w:r>
-          </w:p>
-        </w:tc>
-        <w:tc>
-          <w:tcPr>
-            <w:tcW w:type="dxa" w:w="1729"/>
-          </w:tcPr>
-          <w:p>
-            <w:r>
-              <w:rPr>
-                <w:rFonts w:ascii="微软雅黑" w:hAnsi="微软雅黑" w:eastAsia="微软雅黑"/>
-                <w:b w:val="0"/>
-                <w:i w:val="0"/>
-                <w:sz w:val="20"/>
-              </w:rPr>
-              <w:t>FBA卡派 / Walmart卡派</w:t>
-            </w:r>
-          </w:p>
-        </w:tc>
-        <w:tc>
-          <w:tcPr>
-            <w:tcW w:type="dxa" w:w="1729"/>
-          </w:tcPr>
-          <w:p>
-            <w:r>
-              <w:rPr>
-                <w:rFonts w:ascii="微软雅黑" w:hAnsi="微软雅黑" w:eastAsia="微软雅黑"/>
-                <w:b w:val="0"/>
-                <w:i w:val="0"/>
-                <w:sz w:val="20"/>
-              </w:rPr>
-              <w:t>否</w:t>
-            </w:r>
-          </w:p>
-        </w:tc>
-        <w:tc>
-          <w:tcPr>
-            <w:tcW w:type="dxa" w:w="1729"/>
-          </w:tcPr>
-          <w:p>
-            <w:r>
-              <w:rPr>
-                <w:rFonts w:ascii="微软雅黑" w:hAnsi="微软雅黑" w:eastAsia="微软雅黑"/>
-                <w:b w:val="0"/>
-                <w:i w:val="0"/>
-                <w:sz w:val="20"/>
-              </w:rPr>
-              <w:t>拆柜-散板（</w:t>
-            </w:r>
-            <w:r>
-              <w:rPr>
-                <w:rFonts w:ascii="微软雅黑" w:hAnsi="微软雅黑" w:eastAsia="微软雅黑"/>
-                <w:b/>
-                <w:i w:val="0"/>
-                <w:sz w:val="20"/>
-              </w:rPr>
-              <w:t>表外仓码，改按散板</w:t>
-            </w:r>
-            <w:r>
-              <w:rPr>
-                <w:rFonts w:ascii="微软雅黑" w:hAnsi="微软雅黑" w:eastAsia="微软雅黑"/>
-                <w:b w:val="0"/>
-                <w:i w:val="0"/>
-                <w:sz w:val="20"/>
-              </w:rPr>
-              <w:t>）</w:t>
-            </w:r>
-          </w:p>
-        </w:tc>
-        <w:tc>
-          <w:tcPr>
-            <w:tcW w:type="dxa" w:w="1729"/>
-          </w:tcPr>
-          <w:p>
-            <w:r>
-              <w:rPr>
-                <w:rFonts w:ascii="微软雅黑" w:hAnsi="微软雅黑" w:eastAsia="微软雅黑"/>
-                <w:b w:val="0"/>
-                <w:i w:val="0"/>
-                <w:sz w:val="20"/>
-              </w:rPr>
-              <w:t>货件明细</w:t>
-            </w:r>
-          </w:p>
-        </w:tc>
-      </w:tr>
-      <w:tr>
-        <w:tc>
-          <w:tcPr>
-            <w:tcW w:type="dxa" w:w="1729"/>
-          </w:tcPr>
-          <w:p>
-            <w:r>
-              <w:rPr>
-                <w:rFonts w:ascii="微软雅黑" w:hAnsi="微软雅黑" w:eastAsia="微软雅黑"/>
-                <w:b w:val="0"/>
-                <w:i w:val="0"/>
-                <w:sz w:val="20"/>
-              </w:rPr>
-              <w:t>拆柜</w:t>
-            </w:r>
-          </w:p>
-        </w:tc>
-        <w:tc>
-          <w:tcPr>
-            <w:tcW w:type="dxa" w:w="1729"/>
-          </w:tcPr>
-          <w:p>
-            <w:r>
-              <w:rPr>
-                <w:rFonts w:ascii="微软雅黑" w:hAnsi="微软雅黑" w:eastAsia="微软雅黑"/>
-                <w:b w:val="0"/>
-                <w:i w:val="0"/>
-                <w:sz w:val="20"/>
-              </w:rPr>
-              <w:t>私卡派 / 自提 / 快递等</w:t>
-            </w:r>
-          </w:p>
-        </w:tc>
-        <w:tc>
-          <w:tcPr>
-            <w:tcW w:type="dxa" w:w="1729"/>
-          </w:tcPr>
-          <w:p>
-            <w:r>
-              <w:rPr>
-                <w:rFonts w:ascii="微软雅黑" w:hAnsi="微软雅黑" w:eastAsia="微软雅黑"/>
-                <w:b w:val="0"/>
-                <w:i w:val="0"/>
-                <w:sz w:val="20"/>
-              </w:rPr>
-              <w:t>—</w:t>
-            </w:r>
-          </w:p>
-        </w:tc>
-        <w:tc>
-          <w:tcPr>
-            <w:tcW w:type="dxa" w:w="1729"/>
-          </w:tcPr>
-          <w:p>
-            <w:r>
-              <w:rPr>
-                <w:rFonts w:ascii="微软雅黑" w:hAnsi="微软雅黑" w:eastAsia="微软雅黑"/>
-                <w:b w:val="0"/>
-                <w:i w:val="0"/>
-                <w:sz w:val="20"/>
-              </w:rPr>
-              <w:t>拆柜-散板</w:t>
-            </w:r>
-          </w:p>
-        </w:tc>
-        <w:tc>
-          <w:tcPr>
-            <w:tcW w:type="dxa" w:w="1729"/>
-          </w:tcPr>
-          <w:p>
-            <w:r>
-              <w:rPr>
-                <w:rFonts w:ascii="微软雅黑" w:hAnsi="微软雅黑" w:eastAsia="微软雅黑"/>
-                <w:b w:val="0"/>
-                <w:i w:val="0"/>
-                <w:sz w:val="20"/>
-              </w:rPr>
-              <w:t>货件明细</w:t>
-            </w:r>
-          </w:p>
-        </w:tc>
-      </w:tr>
-    </w:tbl>
-    <w:p>
-      <w:pPr>
-        <w:spacing w:after="40"/>
-      </w:pPr>
-    </w:p>
-    <w:p>
-      <w:pPr>
-        <w:spacing w:after="60"/>
-      </w:pPr>
-      <w:r>
-        <w:rPr>
-          <w:rFonts w:ascii="微软雅黑" w:hAnsi="微软雅黑" w:eastAsia="微软雅黑"/>
-          <w:b/>
-          <w:i w:val="0"/>
-          <w:sz w:val="21"/>
-        </w:rPr>
-        <w:t>组合仓与跨区：</w:t>
-      </w:r>
-      <w:r>
-        <w:rPr>
-          <w:rFonts w:ascii="微软雅黑" w:hAnsi="微软雅黑" w:eastAsia="微软雅黑"/>
-          <w:b w:val="0"/>
-          <w:i w:val="0"/>
-          <w:sz w:val="21"/>
-        </w:rPr>
-        <w:t xml:space="preserve"> 锁定报价「拆柜-组合仓」派送价目表中，任一分区行的</w:t>
-      </w:r>
-      <w:r>
-        <w:rPr>
-          <w:rFonts w:ascii="微软雅黑" w:hAnsi="微软雅黑" w:eastAsia="微软雅黑"/>
-          <w:b/>
-          <w:i w:val="0"/>
-          <w:sz w:val="21"/>
-        </w:rPr>
-        <w:t>仓库代码</w:t>
-      </w:r>
-      <w:r>
-        <w:rPr>
-          <w:rFonts w:ascii="微软雅黑" w:hAnsi="微软雅黑" w:eastAsia="微软雅黑"/>
-          <w:b w:val="0"/>
-          <w:i w:val="0"/>
-          <w:sz w:val="21"/>
-        </w:rPr>
-        <w:t xml:space="preserve">（含 `/` 分隔的多码）视为已纳入组合仓。按货件 </w:t>
-      </w:r>
-      <w:r>
-        <w:rPr>
-          <w:rFonts w:ascii="微软雅黑" w:hAnsi="微软雅黑" w:eastAsia="微软雅黑"/>
-          <w:b/>
-          <w:i w:val="0"/>
-          <w:sz w:val="21"/>
-        </w:rPr>
-        <w:t>FBA Code</w:t>
-      </w:r>
-      <w:r>
-        <w:rPr>
-          <w:rFonts w:ascii="微软雅黑" w:hAnsi="微软雅黑" w:eastAsia="微软雅黑"/>
-          <w:b w:val="0"/>
-          <w:i w:val="0"/>
-          <w:sz w:val="21"/>
-        </w:rPr>
-        <w:t xml:space="preserve"> 判断：</w:t>
-      </w:r>
-      <w:r>
-        <w:rPr>
-          <w:rFonts w:ascii="微软雅黑" w:hAnsi="微软雅黑" w:eastAsia="微软雅黑"/>
-          <w:b/>
-          <w:i w:val="0"/>
-          <w:sz w:val="21"/>
-        </w:rPr>
-        <w:t>已纳入</w:t>
-      </w:r>
-      <w:r>
-        <w:rPr>
-          <w:rFonts w:ascii="微软雅黑" w:hAnsi="微软雅黑" w:eastAsia="微软雅黑"/>
-          <w:b w:val="0"/>
-          <w:i w:val="0"/>
-          <w:sz w:val="21"/>
-        </w:rPr>
-        <w:t xml:space="preserve"> → 该货件按组合仓计价（</w:t>
-      </w:r>
-      <w:r>
-        <w:rPr>
-          <w:rFonts w:ascii="微软雅黑" w:hAnsi="微软雅黑" w:eastAsia="微软雅黑"/>
-          <w:b/>
-          <w:i w:val="0"/>
-          <w:sz w:val="21"/>
-        </w:rPr>
-        <w:t>允许本柜货件跨不同分区</w:t>
-      </w:r>
-      <w:r>
-        <w:rPr>
-          <w:rFonts w:ascii="微软雅黑" w:hAnsi="微软雅黑" w:eastAsia="微软雅黑"/>
-          <w:b w:val="0"/>
-          <w:i w:val="0"/>
-          <w:sz w:val="21"/>
-        </w:rPr>
-        <w:t>，各货件按所属分区取对应全包价参与方数分摊）；</w:t>
-      </w:r>
-      <w:r>
-        <w:rPr>
-          <w:rFonts w:ascii="微软雅黑" w:hAnsi="微软雅黑" w:eastAsia="微软雅黑"/>
-          <w:b/>
-          <w:i w:val="0"/>
-          <w:sz w:val="21"/>
-        </w:rPr>
-        <w:t>未纳入</w:t>
-      </w:r>
-      <w:r>
-        <w:rPr>
-          <w:rFonts w:ascii="微软雅黑" w:hAnsi="微软雅黑" w:eastAsia="微软雅黑"/>
-          <w:b w:val="0"/>
-          <w:i w:val="0"/>
-          <w:sz w:val="21"/>
-        </w:rPr>
-        <w:t xml:space="preserve"> → 该货件</w:t>
-      </w:r>
-      <w:r>
-        <w:rPr>
-          <w:rFonts w:ascii="微软雅黑" w:hAnsi="微软雅黑" w:eastAsia="微软雅黑"/>
-          <w:b/>
-          <w:i w:val="0"/>
-          <w:sz w:val="21"/>
-        </w:rPr>
-        <w:t>改按拆柜-散板</w:t>
-      </w:r>
-      <w:r>
-        <w:rPr>
-          <w:rFonts w:ascii="微软雅黑" w:hAnsi="微软雅黑" w:eastAsia="微软雅黑"/>
-          <w:b w:val="0"/>
-          <w:i w:val="0"/>
-          <w:sz w:val="21"/>
-        </w:rPr>
-        <w:t>取价，</w:t>
-      </w:r>
-      <w:r>
-        <w:rPr>
-          <w:rFonts w:ascii="微软雅黑" w:hAnsi="微软雅黑" w:eastAsia="微软雅黑"/>
-          <w:b/>
-          <w:i w:val="0"/>
-          <w:sz w:val="21"/>
-        </w:rPr>
-        <w:t>不因缺组合仓价目拦截</w:t>
-      </w:r>
-      <w:r>
-        <w:rPr>
-          <w:rFonts w:ascii="微软雅黑" w:hAnsi="微软雅黑" w:eastAsia="微软雅黑"/>
-          <w:b w:val="0"/>
-          <w:i w:val="0"/>
-          <w:sz w:val="21"/>
-        </w:rPr>
-        <w:t>出账。</w:t>
-      </w:r>
-    </w:p>
-    <w:p>
-      <w:pPr>
-        <w:spacing w:after="60"/>
-      </w:pPr>
-      <w:r>
-        <w:rPr>
-          <w:rFonts w:ascii="微软雅黑" w:hAnsi="微软雅黑" w:eastAsia="微软雅黑"/>
-          <w:b/>
-          <w:i w:val="0"/>
-          <w:sz w:val="21"/>
-        </w:rPr>
-        <w:t>拆柜提拆费（整柜一次）：</w:t>
-      </w:r>
-      <w:r>
-        <w:rPr>
-          <w:rFonts w:ascii="微软雅黑" w:hAnsi="微软雅黑" w:eastAsia="微软雅黑"/>
-          <w:b w:val="0"/>
-          <w:i w:val="0"/>
-          <w:sz w:val="21"/>
-        </w:rPr>
-        <w:t xml:space="preserve"> 本柜 FBA/Walmart 货件仓码</w:t>
-      </w:r>
-      <w:r>
-        <w:rPr>
-          <w:rFonts w:ascii="微软雅黑" w:hAnsi="微软雅黑" w:eastAsia="微软雅黑"/>
-          <w:b/>
-          <w:i w:val="0"/>
-          <w:sz w:val="21"/>
-        </w:rPr>
-        <w:t>均在</w:t>
-      </w:r>
-      <w:r>
-        <w:rPr>
-          <w:rFonts w:ascii="微软雅黑" w:hAnsi="微软雅黑" w:eastAsia="微软雅黑"/>
-          <w:b w:val="0"/>
-          <w:i w:val="0"/>
-          <w:sz w:val="21"/>
-        </w:rPr>
-        <w:t>组合仓派送价目表内时，取组合仓「基础提拆价格」；若存在任一表外仓码货件，取散板「基础提拆价格」（</w:t>
-      </w:r>
-      <w:r>
-        <w:rPr>
-          <w:rFonts w:ascii="微软雅黑" w:hAnsi="微软雅黑" w:eastAsia="微软雅黑"/>
-          <w:b/>
-          <w:i w:val="0"/>
-          <w:sz w:val="21"/>
-        </w:rPr>
-        <w:t>4.2.4</w:t>
-      </w:r>
-      <w:r>
-        <w:rPr>
-          <w:rFonts w:ascii="微软雅黑" w:hAnsi="微软雅黑" w:eastAsia="微软雅黑"/>
-          <w:b w:val="0"/>
-          <w:i w:val="0"/>
-          <w:sz w:val="21"/>
-        </w:rPr>
-        <w:t>）。</w:t>
-      </w:r>
-    </w:p>
-    <w:p>
-      <w:pPr>
-        <w:pStyle w:val="Heading4"/>
-      </w:pPr>
-      <w:r>
-        <w:t>4.2.6 计费规则</w:t>
-      </w:r>
-    </w:p>
-    <w:p>
-      <w:pPr>
-        <w:spacing w:after="60"/>
-      </w:pPr>
-      <w:r>
-        <w:rPr>
-          <w:rFonts w:ascii="微软雅黑" w:hAnsi="微软雅黑" w:eastAsia="微软雅黑"/>
-          <w:b w:val="0"/>
-          <w:i w:val="0"/>
-          <w:sz w:val="21"/>
-        </w:rPr>
-        <w:t xml:space="preserve">价目选用见 </w:t>
-      </w:r>
-      <w:r>
-        <w:rPr>
-          <w:rFonts w:ascii="微软雅黑" w:hAnsi="微软雅黑" w:eastAsia="微软雅黑"/>
-          <w:b/>
-          <w:i w:val="0"/>
-          <w:sz w:val="21"/>
-        </w:rPr>
-        <w:t>4.2.5</w:t>
-      </w:r>
-      <w:r>
-        <w:rPr>
-          <w:rFonts w:ascii="微软雅黑" w:hAnsi="微软雅黑" w:eastAsia="微软雅黑"/>
-          <w:b w:val="0"/>
-          <w:i w:val="0"/>
-          <w:sz w:val="21"/>
-        </w:rPr>
-        <w:t>。拆柜出账按下列规则计算（演算币种 USD，出账 = 报价结算币种）。</w:t>
-      </w:r>
-      <w:r>
-        <w:rPr>
-          <w:rFonts w:ascii="微软雅黑" w:hAnsi="微软雅黑" w:eastAsia="微软雅黑"/>
-          <w:b/>
-          <w:i w:val="0"/>
-          <w:sz w:val="21"/>
-        </w:rPr>
-        <w:t>§4～§6（散板）</w:t>
-      </w:r>
-      <w:r>
-        <w:rPr>
-          <w:rFonts w:ascii="微软雅黑" w:hAnsi="微软雅黑" w:eastAsia="微软雅黑"/>
-          <w:b w:val="0"/>
-          <w:i w:val="0"/>
-          <w:sz w:val="21"/>
-        </w:rPr>
-        <w:t xml:space="preserve">均为 </w:t>
-      </w:r>
-      <w:r>
-        <w:rPr>
-          <w:rFonts w:ascii="微软雅黑" w:hAnsi="微软雅黑" w:eastAsia="微软雅黑"/>
-          <w:b/>
-          <w:i w:val="0"/>
-          <w:sz w:val="21"/>
-        </w:rPr>
-        <w:t>① 提拆费 + ② 派送费</w:t>
-      </w:r>
-      <w:r>
-        <w:rPr>
-          <w:rFonts w:ascii="微软雅黑" w:hAnsi="微软雅黑" w:eastAsia="微软雅黑"/>
-          <w:b w:val="0"/>
-          <w:i w:val="0"/>
-          <w:sz w:val="21"/>
-        </w:rPr>
-        <w:t xml:space="preserve"> 两部分：① 整柜只计一次，与尾程渠道无关（</w:t>
-      </w:r>
-      <w:r>
-        <w:rPr>
-          <w:rFonts w:ascii="微软雅黑" w:hAnsi="微软雅黑" w:eastAsia="微软雅黑"/>
-          <w:b/>
-          <w:i w:val="0"/>
-          <w:sz w:val="21"/>
-        </w:rPr>
-        <w:t>4.2.4</w:t>
-      </w:r>
-      <w:r>
-        <w:rPr>
-          <w:rFonts w:ascii="微软雅黑" w:hAnsi="微软雅黑" w:eastAsia="微软雅黑"/>
-          <w:b w:val="0"/>
-          <w:i w:val="0"/>
-          <w:sz w:val="21"/>
-        </w:rPr>
-        <w:t>）；② 按各渠道价目分别计算。</w:t>
-      </w:r>
-    </w:p>
-    <w:tbl>
-      <w:tblPr>
-        <w:tblStyle w:val="TableGrid"/>
-        <w:tblW w:type="auto" w:w="0"/>
-        <w:jc w:val="center"/>
-        <w:tblLook w:firstColumn="1" w:firstRow="1" w:lastColumn="0" w:lastRow="0" w:noHBand="0" w:noVBand="1" w:val="04A0"/>
-      </w:tblPr>
-      <w:tblGrid>
-        <w:gridCol w:w="2882"/>
-        <w:gridCol w:w="2882"/>
-        <w:gridCol w:w="2882"/>
-      </w:tblGrid>
-      <w:tr>
-        <w:tc>
-          <w:tcPr>
-            <w:tcW w:type="dxa" w:w="2882"/>
-          </w:tcPr>
-          <w:p>
-            <w:r>
-              <w:rPr>
-                <w:rFonts w:ascii="微软雅黑" w:hAnsi="微软雅黑" w:eastAsia="微软雅黑"/>
-                <w:b/>
-                <w:i w:val="0"/>
-                <w:sz w:val="20"/>
-              </w:rPr>
               <w:t>编号</w:t>
             </w:r>
           </w:p>
@@ -6197,7 +6358,7 @@
           <w:i w:val="0"/>
           <w:sz w:val="21"/>
         </w:rPr>
-        <w:t>无货件明细，用计划基础信息</w:t>
+        <w:t>无货件明细，用计划基础信息中的</w:t>
       </w:r>
       <w:r>
         <w:rPr>
@@ -7096,6 +7257,104 @@
                 <w:sz w:val="20"/>
               </w:rPr>
               <w:t>UPS</w:t>
+            </w:r>
+          </w:p>
+        </w:tc>
+        <w:tc>
+          <w:tcPr>
+            <w:tcW w:type="dxa" w:w="1441"/>
+          </w:tcPr>
+          <w:p>
+            <w:r>
+              <w:rPr>
+                <w:rFonts w:ascii="微软雅黑" w:hAnsi="微软雅黑" w:eastAsia="微软雅黑"/>
+                <w:b w:val="0"/>
+                <w:i w:val="0"/>
+                <w:sz w:val="20"/>
+              </w:rPr>
+              <w:t>—</w:t>
+            </w:r>
+          </w:p>
+        </w:tc>
+        <w:tc>
+          <w:tcPr>
+            <w:tcW w:type="dxa" w:w="1441"/>
+          </w:tcPr>
+          <w:p>
+            <w:r>
+              <w:rPr>
+                <w:rFonts w:ascii="微软雅黑" w:hAnsi="微软雅黑" w:eastAsia="微软雅黑"/>
+                <w:b w:val="0"/>
+                <w:i w:val="0"/>
+                <w:sz w:val="20"/>
+              </w:rPr>
+              <w:t>—</w:t>
+            </w:r>
+          </w:p>
+        </w:tc>
+        <w:tc>
+          <w:tcPr>
+            <w:tcW w:type="dxa" w:w="1441"/>
+          </w:tcPr>
+          <w:p>
+            <w:r>
+              <w:rPr>
+                <w:rFonts w:ascii="微软雅黑" w:hAnsi="微软雅黑" w:eastAsia="微软雅黑"/>
+                <w:b w:val="0"/>
+                <w:i w:val="0"/>
+                <w:sz w:val="20"/>
+              </w:rPr>
+              <w:t>—</w:t>
+            </w:r>
+          </w:p>
+        </w:tc>
+        <w:tc>
+          <w:tcPr>
+            <w:tcW w:type="dxa" w:w="1441"/>
+          </w:tcPr>
+          <w:p>
+            <w:r>
+              <w:rPr>
+                <w:rFonts w:ascii="微软雅黑" w:hAnsi="微软雅黑" w:eastAsia="微软雅黑"/>
+                <w:b w:val="0"/>
+                <w:i w:val="0"/>
+                <w:sz w:val="20"/>
+              </w:rPr>
+              <w:t>—</w:t>
+            </w:r>
+          </w:p>
+        </w:tc>
+        <w:tc>
+          <w:tcPr>
+            <w:tcW w:type="dxa" w:w="1441"/>
+          </w:tcPr>
+          <w:p>
+            <w:r>
+              <w:rPr>
+                <w:rFonts w:ascii="微软雅黑" w:hAnsi="微软雅黑" w:eastAsia="微软雅黑"/>
+                <w:b w:val="0"/>
+                <w:i w:val="0"/>
+                <w:sz w:val="20"/>
+              </w:rPr>
+              <w:t>—</w:t>
+            </w:r>
+          </w:p>
+        </w:tc>
+      </w:tr>
+      <w:tr>
+        <w:tc>
+          <w:tcPr>
+            <w:tcW w:type="dxa" w:w="1441"/>
+          </w:tcPr>
+          <w:p>
+            <w:r>
+              <w:rPr>
+                <w:rFonts w:ascii="微软雅黑" w:hAnsi="微软雅黑" w:eastAsia="微软雅黑"/>
+                <w:b w:val="0"/>
+                <w:i w:val="0"/>
+                <w:sz w:val="20"/>
+              </w:rPr>
+              <w:t>FEDEX</w:t>
             </w:r>
           </w:p>
         </w:tc>
@@ -8234,7 +8493,7 @@
                 <w:i w:val="0"/>
                 <w:sz w:val="20"/>
               </w:rPr>
-              <w:t>可分摊派送池</w:t>
+              <w:t>可分摊金额</w:t>
             </w:r>
           </w:p>
         </w:tc>
@@ -8268,7 +8527,7 @@
                 <w:i w:val="0"/>
                 <w:sz w:val="20"/>
               </w:rPr>
-              <w:t>（整柜一次提拆后剩余用于方数分摊）</w:t>
+              <w:t>（全包价扣减基础提拆价后，按方数分摊至各货件）</w:t>
             </w:r>
           </w:p>
         </w:tc>
@@ -8364,43 +8623,7 @@
           <w:i w:val="0"/>
           <w:sz w:val="21"/>
         </w:rPr>
-        <w:t xml:space="preserve">基础派送分摊 = </w:t>
-      </w:r>
-      <w:r>
-        <w:rPr>
-          <w:rFonts w:ascii="微软雅黑" w:hAnsi="微软雅黑" w:eastAsia="微软雅黑"/>
-          <w:b/>
-          <w:i w:val="0"/>
-          <w:sz w:val="21"/>
-        </w:rPr>
-        <w:t>450</w:t>
-      </w:r>
-      <w:r>
-        <w:rPr>
-          <w:rFonts w:ascii="微软雅黑" w:hAnsi="微软雅黑" w:eastAsia="微软雅黑"/>
-          <w:b w:val="0"/>
-          <w:i w:val="0"/>
-          <w:sz w:val="21"/>
-        </w:rPr>
-        <w:t xml:space="preserve"> × (该货件方数 ÷ </w:t>
-      </w:r>
-      <w:r>
-        <w:rPr>
-          <w:rFonts w:ascii="微软雅黑" w:hAnsi="微软雅黑" w:eastAsia="微软雅黑"/>
-          <w:b/>
-          <w:i w:val="0"/>
-          <w:sz w:val="21"/>
-        </w:rPr>
-        <w:t>60</w:t>
-      </w:r>
-      <w:r>
-        <w:rPr>
-          <w:rFonts w:ascii="微软雅黑" w:hAnsi="微软雅黑" w:eastAsia="微软雅黑"/>
-          <w:b w:val="0"/>
-          <w:i w:val="0"/>
-          <w:sz w:val="21"/>
-        </w:rPr>
-        <w:t>)</w:t>
+        <w:t>派送费 = (分区全包价 − 基础提拆价) × (该货件方数 ÷ 全柜计费方数)</w:t>
       </w:r>
     </w:p>
     <w:p>
@@ -8450,7 +8673,7 @@
           <w:i w:val="0"/>
           <w:sz w:val="21"/>
         </w:rPr>
-        <w:t xml:space="preserve"> 时，派送费 = 基础派送分摊 × 超重系数，否则 = 基础派送分摊</w:t>
+        <w:t xml:space="preserve"> 时，派送费 × 系数，否则不乘</w:t>
       </w:r>
     </w:p>
     <w:tbl>
@@ -11977,7 +12200,469 @@
           <w:i w:val="0"/>
           <w:sz w:val="21"/>
         </w:rPr>
-        <w:t>。类型：超量加收、固定加收、重量阶梯、单询等。</w:t>
+        <w:t xml:space="preserve">。规则在报价编辑页 Tab「附加费」维护（列表 + 编辑弹窗，见 </w:t>
+      </w:r>
+      <w:r>
+        <w:rPr>
+          <w:rFonts w:ascii="微软雅黑" w:hAnsi="微软雅黑" w:eastAsia="微软雅黑"/>
+          <w:b/>
+          <w:i w:val="0"/>
+          <w:sz w:val="21"/>
+        </w:rPr>
+        <w:t>4.2.4</w:t>
+      </w:r>
+      <w:r>
+        <w:rPr>
+          <w:rFonts w:ascii="微软雅黑" w:hAnsi="微软雅黑" w:eastAsia="微软雅黑"/>
+          <w:b w:val="0"/>
+          <w:i w:val="0"/>
+          <w:sz w:val="21"/>
+        </w:rPr>
+        <w:t>）。</w:t>
+      </w:r>
+    </w:p>
+    <w:p>
+      <w:pPr>
+        <w:spacing w:after="60"/>
+      </w:pPr>
+      <w:r>
+        <w:rPr>
+          <w:rFonts w:ascii="微软雅黑" w:hAnsi="微软雅黑" w:eastAsia="微软雅黑"/>
+          <w:b/>
+          <w:i w:val="0"/>
+          <w:sz w:val="21"/>
+        </w:rPr>
+        <w:t>费用名称（预设，下拉可选）</w:t>
+      </w:r>
+    </w:p>
+    <w:tbl>
+      <w:tblPr>
+        <w:tblStyle w:val="TableGrid"/>
+        <w:tblW w:type="auto" w:w="0"/>
+        <w:jc w:val="center"/>
+        <w:tblLook w:firstColumn="1" w:firstRow="1" w:lastColumn="0" w:lastRow="0" w:noHBand="0" w:noVBand="1" w:val="04A0"/>
+      </w:tblPr>
+      <w:tblGrid>
+        <w:gridCol w:w="4323"/>
+        <w:gridCol w:w="4323"/>
+      </w:tblGrid>
+      <w:tr>
+        <w:tc>
+          <w:tcPr>
+            <w:tcW w:type="dxa" w:w="4323"/>
+          </w:tcPr>
+          <w:p>
+            <w:r>
+              <w:rPr>
+                <w:rFonts w:ascii="微软雅黑" w:hAnsi="微软雅黑" w:eastAsia="微软雅黑"/>
+                <w:b/>
+                <w:i w:val="0"/>
+                <w:sz w:val="20"/>
+              </w:rPr>
+              <w:t>费用名称</w:t>
+            </w:r>
+          </w:p>
+        </w:tc>
+        <w:tc>
+          <w:tcPr>
+            <w:tcW w:type="dxa" w:w="4323"/>
+          </w:tcPr>
+          <w:p>
+            <w:r>
+              <w:rPr>
+                <w:rFonts w:ascii="微软雅黑" w:hAnsi="微软雅黑" w:eastAsia="微软雅黑"/>
+                <w:b/>
+                <w:i w:val="0"/>
+                <w:sz w:val="20"/>
+              </w:rPr>
+              <w:t>说明</w:t>
+            </w:r>
+          </w:p>
+        </w:tc>
+      </w:tr>
+      <w:tr>
+        <w:tc>
+          <w:tcPr>
+            <w:tcW w:type="dxa" w:w="4323"/>
+          </w:tcPr>
+          <w:p>
+            <w:r>
+              <w:rPr>
+                <w:rFonts w:ascii="微软雅黑" w:hAnsi="微软雅黑" w:eastAsia="微软雅黑"/>
+                <w:b w:val="0"/>
+                <w:i w:val="0"/>
+                <w:sz w:val="20"/>
+              </w:rPr>
+              <w:t>超箱费</w:t>
+            </w:r>
+          </w:p>
+        </w:tc>
+        <w:tc>
+          <w:tcPr>
+            <w:tcW w:type="dxa" w:w="4323"/>
+          </w:tcPr>
+          <w:p>
+            <w:r>
+              <w:rPr>
+                <w:rFonts w:ascii="微软雅黑" w:hAnsi="微软雅黑" w:eastAsia="微软雅黑"/>
+                <w:b w:val="0"/>
+                <w:i w:val="0"/>
+                <w:sz w:val="20"/>
+              </w:rPr>
+              <w:t>演示模板：整柜箱数超出按量加收</w:t>
+            </w:r>
+          </w:p>
+        </w:tc>
+      </w:tr>
+      <w:tr>
+        <w:tc>
+          <w:tcPr>
+            <w:tcW w:type="dxa" w:w="4323"/>
+          </w:tcPr>
+          <w:p>
+            <w:r>
+              <w:rPr>
+                <w:rFonts w:ascii="微软雅黑" w:hAnsi="微软雅黑" w:eastAsia="微软雅黑"/>
+                <w:b w:val="0"/>
+                <w:i w:val="0"/>
+                <w:sz w:val="20"/>
+              </w:rPr>
+              <w:t>超地址费</w:t>
+            </w:r>
+          </w:p>
+        </w:tc>
+        <w:tc>
+          <w:tcPr>
+            <w:tcW w:type="dxa" w:w="4323"/>
+          </w:tcPr>
+          <w:p>
+            <w:r>
+              <w:rPr>
+                <w:rFonts w:ascii="微软雅黑" w:hAnsi="微软雅黑" w:eastAsia="微软雅黑"/>
+                <w:b w:val="0"/>
+                <w:i w:val="0"/>
+                <w:sz w:val="20"/>
+              </w:rPr>
+              <w:t>演示模板：拼仓派送目的地数超出按量加收</w:t>
+            </w:r>
+          </w:p>
+        </w:tc>
+      </w:tr>
+      <w:tr>
+        <w:tc>
+          <w:tcPr>
+            <w:tcW w:type="dxa" w:w="4323"/>
+          </w:tcPr>
+          <w:p>
+            <w:r>
+              <w:rPr>
+                <w:rFonts w:ascii="微软雅黑" w:hAnsi="微软雅黑" w:eastAsia="微软雅黑"/>
+                <w:b w:val="0"/>
+                <w:i w:val="0"/>
+                <w:sz w:val="20"/>
+              </w:rPr>
+              <w:t>提柜超重</w:t>
+            </w:r>
+          </w:p>
+        </w:tc>
+        <w:tc>
+          <w:tcPr>
+            <w:tcW w:type="dxa" w:w="4323"/>
+          </w:tcPr>
+          <w:p>
+            <w:r>
+              <w:rPr>
+                <w:rFonts w:ascii="微软雅黑" w:hAnsi="微软雅黑" w:eastAsia="微软雅黑"/>
+                <w:b w:val="0"/>
+                <w:i w:val="0"/>
+                <w:sz w:val="20"/>
+              </w:rPr>
+              <w:t>演示模板：重量阶梯（预报总柜重）</w:t>
+            </w:r>
+          </w:p>
+        </w:tc>
+      </w:tr>
+      <w:tr>
+        <w:tc>
+          <w:tcPr>
+            <w:tcW w:type="dxa" w:w="4323"/>
+          </w:tcPr>
+          <w:p>
+            <w:r>
+              <w:rPr>
+                <w:rFonts w:ascii="微软雅黑" w:hAnsi="微软雅黑" w:eastAsia="微软雅黑"/>
+                <w:b w:val="0"/>
+                <w:i w:val="0"/>
+                <w:sz w:val="20"/>
+              </w:rPr>
+              <w:t>固定加收</w:t>
+            </w:r>
+          </w:p>
+        </w:tc>
+        <w:tc>
+          <w:tcPr>
+            <w:tcW w:type="dxa" w:w="4323"/>
+          </w:tcPr>
+          <w:p>
+            <w:r>
+              <w:rPr>
+                <w:rFonts w:ascii="微软雅黑" w:hAnsi="微软雅黑" w:eastAsia="微软雅黑"/>
+                <w:b w:val="0"/>
+                <w:i w:val="0"/>
+                <w:sz w:val="20"/>
+              </w:rPr>
+              <w:t>演示模板：触发后固定加收</w:t>
+            </w:r>
+          </w:p>
+        </w:tc>
+      </w:tr>
+      <w:tr>
+        <w:tc>
+          <w:tcPr>
+            <w:tcW w:type="dxa" w:w="4323"/>
+          </w:tcPr>
+          <w:p>
+            <w:r>
+              <w:rPr>
+                <w:rFonts w:ascii="微软雅黑" w:hAnsi="微软雅黑" w:eastAsia="微软雅黑"/>
+                <w:b w:val="0"/>
+                <w:i w:val="0"/>
+                <w:sz w:val="20"/>
+              </w:rPr>
+              <w:t>超板费 / 超方费 / 操作费 / 燃油附加费 / 分拣费 / 其他附加费</w:t>
+            </w:r>
+          </w:p>
+        </w:tc>
+        <w:tc>
+          <w:tcPr>
+            <w:tcW w:type="dxa" w:w="4323"/>
+          </w:tcPr>
+          <w:p>
+            <w:r>
+              <w:rPr>
+                <w:rFonts w:ascii="微软雅黑" w:hAnsi="微软雅黑" w:eastAsia="微软雅黑"/>
+                <w:b w:val="0"/>
+                <w:i w:val="0"/>
+                <w:sz w:val="20"/>
+              </w:rPr>
+              <w:t>可选扩展名称；选择后自行配置规则，不强制带出模板</w:t>
+            </w:r>
+          </w:p>
+        </w:tc>
+      </w:tr>
+    </w:tbl>
+    <w:p>
+      <w:pPr>
+        <w:spacing w:after="40"/>
+      </w:pPr>
+    </w:p>
+    <w:p>
+      <w:pPr>
+        <w:spacing w:after="60"/>
+      </w:pPr>
+      <w:r>
+        <w:rPr>
+          <w:rFonts w:ascii="微软雅黑" w:hAnsi="微软雅黑" w:eastAsia="微软雅黑"/>
+          <w:b w:val="0"/>
+          <w:i w:val="0"/>
+          <w:sz w:val="21"/>
+        </w:rPr>
+        <w:t>选择带模板的关键字时，可自动填充默认规则类型、计费维度与阈值；保存前可改。正式系统可与「基础数据 · 费用项配置」建立名称与应收费用项映射。</w:t>
+      </w:r>
+    </w:p>
+    <w:p>
+      <w:pPr>
+        <w:spacing w:after="60"/>
+      </w:pPr>
+      <w:r>
+        <w:rPr>
+          <w:rFonts w:ascii="微软雅黑" w:hAnsi="微软雅黑" w:eastAsia="微软雅黑"/>
+          <w:b/>
+          <w:i w:val="0"/>
+          <w:sz w:val="21"/>
+        </w:rPr>
+        <w:t>规则类型</w:t>
+      </w:r>
+    </w:p>
+    <w:tbl>
+      <w:tblPr>
+        <w:tblStyle w:val="TableGrid"/>
+        <w:tblW w:type="auto" w:w="0"/>
+        <w:jc w:val="center"/>
+        <w:tblLook w:firstColumn="1" w:firstRow="1" w:lastColumn="0" w:lastRow="0" w:noHBand="0" w:noVBand="1" w:val="04A0"/>
+      </w:tblPr>
+      <w:tblGrid>
+        <w:gridCol w:w="4323"/>
+        <w:gridCol w:w="4323"/>
+      </w:tblGrid>
+      <w:tr>
+        <w:tc>
+          <w:tcPr>
+            <w:tcW w:type="dxa" w:w="4323"/>
+          </w:tcPr>
+          <w:p>
+            <w:r>
+              <w:rPr>
+                <w:rFonts w:ascii="微软雅黑" w:hAnsi="微软雅黑" w:eastAsia="微软雅黑"/>
+                <w:b/>
+                <w:i w:val="0"/>
+                <w:sz w:val="20"/>
+              </w:rPr>
+              <w:t>规则类型</w:t>
+            </w:r>
+          </w:p>
+        </w:tc>
+        <w:tc>
+          <w:tcPr>
+            <w:tcW w:type="dxa" w:w="4323"/>
+          </w:tcPr>
+          <w:p>
+            <w:r>
+              <w:rPr>
+                <w:rFonts w:ascii="微软雅黑" w:hAnsi="微软雅黑" w:eastAsia="微软雅黑"/>
+                <w:b/>
+                <w:i w:val="0"/>
+                <w:sz w:val="20"/>
+              </w:rPr>
+              <w:t>计费说明</w:t>
+            </w:r>
+          </w:p>
+        </w:tc>
+      </w:tr>
+      <w:tr>
+        <w:tc>
+          <w:tcPr>
+            <w:tcW w:type="dxa" w:w="4323"/>
+          </w:tcPr>
+          <w:p>
+            <w:r>
+              <w:rPr>
+                <w:rFonts w:ascii="微软雅黑" w:hAnsi="微软雅黑" w:eastAsia="微软雅黑"/>
+                <w:b w:val="0"/>
+                <w:i w:val="0"/>
+                <w:sz w:val="20"/>
+              </w:rPr>
+              <w:t>超出按量加收</w:t>
+            </w:r>
+          </w:p>
+        </w:tc>
+        <w:tc>
+          <w:tcPr>
+            <w:tcW w:type="dxa" w:w="4323"/>
+          </w:tcPr>
+          <w:p>
+            <w:r>
+              <w:rPr>
+                <w:rFonts w:ascii="微软雅黑" w:hAnsi="微软雅黑" w:eastAsia="微软雅黑"/>
+                <w:b w:val="0"/>
+                <w:i w:val="0"/>
+                <w:sz w:val="20"/>
+              </w:rPr>
+              <w:t>计费维度 &amp;gt; 阈值后，按单位加收（如 USD/箱、USD/仓）</w:t>
+            </w:r>
+          </w:p>
+        </w:tc>
+      </w:tr>
+      <w:tr>
+        <w:tc>
+          <w:tcPr>
+            <w:tcW w:type="dxa" w:w="4323"/>
+          </w:tcPr>
+          <w:p>
+            <w:r>
+              <w:rPr>
+                <w:rFonts w:ascii="微软雅黑" w:hAnsi="微软雅黑" w:eastAsia="微软雅黑"/>
+                <w:b w:val="0"/>
+                <w:i w:val="0"/>
+                <w:sz w:val="20"/>
+              </w:rPr>
+              <w:t>触发后固定加收</w:t>
+            </w:r>
+          </w:p>
+        </w:tc>
+        <w:tc>
+          <w:tcPr>
+            <w:tcW w:type="dxa" w:w="4323"/>
+          </w:tcPr>
+          <w:p>
+            <w:r>
+              <w:rPr>
+                <w:rFonts w:ascii="微软雅黑" w:hAnsi="微软雅黑" w:eastAsia="微软雅黑"/>
+                <w:b w:val="0"/>
+                <w:i w:val="0"/>
+                <w:sz w:val="20"/>
+              </w:rPr>
+              <w:t>满足触发条件后收取固定金额</w:t>
+            </w:r>
+          </w:p>
+        </w:tc>
+      </w:tr>
+      <w:tr>
+        <w:tc>
+          <w:tcPr>
+            <w:tcW w:type="dxa" w:w="4323"/>
+          </w:tcPr>
+          <w:p>
+            <w:r>
+              <w:rPr>
+                <w:rFonts w:ascii="微软雅黑" w:hAnsi="微软雅黑" w:eastAsia="微软雅黑"/>
+                <w:b w:val="0"/>
+                <w:i w:val="0"/>
+                <w:sz w:val="20"/>
+              </w:rPr>
+              <w:t>重量阶梯</w:t>
+            </w:r>
+          </w:p>
+        </w:tc>
+        <w:tc>
+          <w:tcPr>
+            <w:tcW w:type="dxa" w:w="4323"/>
+          </w:tcPr>
+          <w:p>
+            <w:r>
+              <w:rPr>
+                <w:rFonts w:ascii="微软雅黑" w:hAnsi="微软雅黑" w:eastAsia="微软雅黑"/>
+                <w:b w:val="0"/>
+                <w:i w:val="0"/>
+                <w:sz w:val="20"/>
+              </w:rPr>
+              <w:t>按柜型 + 预报总柜重分档；见下「重量阶梯匹配规则」</w:t>
+            </w:r>
+          </w:p>
+        </w:tc>
+      </w:tr>
+    </w:tbl>
+    <w:p>
+      <w:pPr>
+        <w:spacing w:after="40"/>
+      </w:pPr>
+    </w:p>
+    <w:p>
+      <w:pPr>
+        <w:spacing w:after="60"/>
+      </w:pPr>
+      <w:r>
+        <w:rPr>
+          <w:rFonts w:ascii="微软雅黑" w:hAnsi="微软雅黑" w:eastAsia="微软雅黑"/>
+          <w:b/>
+          <w:i w:val="0"/>
+          <w:sz w:val="21"/>
+        </w:rPr>
+        <w:t>计费维度（超出按量加收 / 重量阶梯规则所用）</w:t>
+      </w:r>
+    </w:p>
+    <w:p>
+      <w:pPr>
+        <w:spacing w:after="60"/>
+      </w:pPr>
+      <w:r>
+        <w:rPr>
+          <w:rFonts w:ascii="微软雅黑" w:hAnsi="微软雅黑" w:eastAsia="微软雅黑"/>
+          <w:b w:val="0"/>
+          <w:i w:val="0"/>
+          <w:sz w:val="21"/>
+        </w:rPr>
+        <w:t>整柜箱数、拼仓派送目的地数(直送柜不收取)、预报总柜重。</w:t>
       </w:r>
     </w:p>
     <w:tbl>
@@ -12172,7 +12857,7 @@
                 <w:i w:val="0"/>
                 <w:sz w:val="20"/>
               </w:rPr>
-              <w:t xml:space="preserve">&gt;10 仓，超出 </w:t>
+              <w:t xml:space="preserve">拼仓派送目的地数(直送柜不收取) &gt;10 仓，超出 </w:t>
             </w:r>
             <w:r>
               <w:rPr>
@@ -12315,7 +13000,7 @@
                 <w:i w:val="0"/>
                 <w:sz w:val="20"/>
               </w:rPr>
-              <w:t>重量阶梯</w:t>
+              <w:t>重量阶梯（提柜超重）</w:t>
             </w:r>
           </w:p>
         </w:tc>
@@ -12331,7 +13016,7 @@
                 <w:i w:val="0"/>
                 <w:sz w:val="20"/>
               </w:rPr>
-              <w:t>40HQ 自上而下首条命中</w:t>
+              <w:t>40HQ，见下表匹配规则</w:t>
             </w:r>
           </w:p>
         </w:tc>
@@ -12364,72 +13049,6 @@
                 <w:sz w:val="20"/>
               </w:rPr>
               <w:t>250</w:t>
-            </w:r>
-          </w:p>
-        </w:tc>
-      </w:tr>
-      <w:tr>
-        <w:tc>
-          <w:tcPr>
-            <w:tcW w:type="dxa" w:w="2161"/>
-          </w:tcPr>
-          <w:p>
-            <w:r>
-              <w:rPr>
-                <w:rFonts w:ascii="微软雅黑" w:hAnsi="微软雅黑" w:eastAsia="微软雅黑"/>
-                <w:b w:val="0"/>
-                <w:i w:val="0"/>
-                <w:sz w:val="20"/>
-              </w:rPr>
-              <w:t>单询档</w:t>
-            </w:r>
-          </w:p>
-        </w:tc>
-        <w:tc>
-          <w:tcPr>
-            <w:tcW w:type="dxa" w:w="2161"/>
-          </w:tcPr>
-          <w:p>
-            <w:r>
-              <w:rPr>
-                <w:rFonts w:ascii="微软雅黑" w:hAnsi="微软雅黑" w:eastAsia="微软雅黑"/>
-                <w:b w:val="0"/>
-                <w:i w:val="0"/>
-                <w:sz w:val="20"/>
-              </w:rPr>
-              <w:t>同上</w:t>
-            </w:r>
-          </w:p>
-        </w:tc>
-        <w:tc>
-          <w:tcPr>
-            <w:tcW w:type="dxa" w:w="2161"/>
-          </w:tcPr>
-          <w:p>
-            <w:r>
-              <w:rPr>
-                <w:rFonts w:ascii="微软雅黑" w:hAnsi="微软雅黑" w:eastAsia="微软雅黑"/>
-                <w:b w:val="0"/>
-                <w:i w:val="0"/>
-                <w:sz w:val="20"/>
-              </w:rPr>
-              <w:t>55,200 LBS</w:t>
-            </w:r>
-          </w:p>
-        </w:tc>
-        <w:tc>
-          <w:tcPr>
-            <w:tcW w:type="dxa" w:w="2161"/>
-          </w:tcPr>
-          <w:p>
-            <w:r>
-              <w:rPr>
-                <w:rFonts w:ascii="微软雅黑" w:hAnsi="微软雅黑" w:eastAsia="微软雅黑"/>
-                <w:b/>
-                <w:i w:val="0"/>
-                <w:sz w:val="20"/>
-              </w:rPr>
-              <w:t>待单询</w:t>
             </w:r>
           </w:p>
         </w:tc>
@@ -12447,12 +13066,1064 @@
       <w:r>
         <w:rPr>
           <w:rFonts w:ascii="微软雅黑" w:hAnsi="微软雅黑" w:eastAsia="微软雅黑"/>
+          <w:b/>
+          <w:i w:val="0"/>
+          <w:sz w:val="21"/>
+        </w:rPr>
+        <w:t>重量阶梯（如提柜超重）匹配规则</w:t>
+      </w:r>
+    </w:p>
+    <w:p>
+      <w:pPr>
+        <w:pStyle w:val="ListBullet"/>
+      </w:pPr>
+      <w:r>
+        <w:rPr>
+          <w:rFonts w:ascii="微软雅黑" w:hAnsi="微软雅黑" w:eastAsia="微软雅黑"/>
+          <w:b/>
+          <w:i w:val="0"/>
+          <w:sz w:val="21"/>
+        </w:rPr>
+        <w:t>输入：</w:t>
+      </w:r>
+      <w:r>
+        <w:rPr>
+          <w:rFonts w:ascii="微软雅黑" w:hAnsi="微软雅黑" w:eastAsia="微软雅黑"/>
           <w:b w:val="0"/>
           <w:i w:val="0"/>
           <w:sz w:val="21"/>
         </w:rPr>
-        <w:t>重量阶梯：按柜型+重量取下限首条命中；单询档生成待确认行。</w:t>
-      </w:r>
+        <w:t xml:space="preserve"> 计划</w:t>
+      </w:r>
+      <w:r>
+        <w:rPr>
+          <w:rFonts w:ascii="微软雅黑" w:hAnsi="微软雅黑" w:eastAsia="微软雅黑"/>
+          <w:b/>
+          <w:i w:val="0"/>
+          <w:sz w:val="21"/>
+        </w:rPr>
+        <w:t>柜型</w:t>
+      </w:r>
+      <w:r>
+        <w:rPr>
+          <w:rFonts w:ascii="微软雅黑" w:hAnsi="微软雅黑" w:eastAsia="微软雅黑"/>
+          <w:b w:val="0"/>
+          <w:i w:val="0"/>
+          <w:sz w:val="21"/>
+        </w:rPr>
+        <w:t>（如 40HQ）、</w:t>
+      </w:r>
+      <w:r>
+        <w:rPr>
+          <w:rFonts w:ascii="微软雅黑" w:hAnsi="微软雅黑" w:eastAsia="微软雅黑"/>
+          <w:b/>
+          <w:i w:val="0"/>
+          <w:sz w:val="21"/>
+        </w:rPr>
+        <w:t>预报总柜重</w:t>
+      </w:r>
+      <w:r>
+        <w:rPr>
+          <w:rFonts w:ascii="微软雅黑" w:hAnsi="微软雅黑" w:eastAsia="微软雅黑"/>
+          <w:b w:val="0"/>
+          <w:i w:val="0"/>
+          <w:sz w:val="21"/>
+        </w:rPr>
+        <w:t>（LBS；对应附加费计费维度「预报总柜重」）。</w:t>
+      </w:r>
+    </w:p>
+    <w:p>
+      <w:pPr>
+        <w:pStyle w:val="ListBullet"/>
+      </w:pPr>
+      <w:r>
+        <w:rPr>
+          <w:rFonts w:ascii="微软雅黑" w:hAnsi="微软雅黑" w:eastAsia="微软雅黑"/>
+          <w:b/>
+          <w:i w:val="0"/>
+          <w:sz w:val="21"/>
+        </w:rPr>
+        <w:t>配置：</w:t>
+      </w:r>
+      <w:r>
+        <w:rPr>
+          <w:rFonts w:ascii="微软雅黑" w:hAnsi="微软雅黑" w:eastAsia="微软雅黑"/>
+          <w:b w:val="0"/>
+          <w:i w:val="0"/>
+          <w:sz w:val="21"/>
+        </w:rPr>
+        <w:t xml:space="preserve"> 规则内多行阶梯；每行维护</w:t>
+      </w:r>
+      <w:r>
+        <w:rPr>
+          <w:rFonts w:ascii="微软雅黑" w:hAnsi="微软雅黑" w:eastAsia="微软雅黑"/>
+          <w:b/>
+          <w:i w:val="0"/>
+          <w:sz w:val="21"/>
+        </w:rPr>
+        <w:t>柜型（可多选）</w:t>
+      </w:r>
+      <w:r>
+        <w:rPr>
+          <w:rFonts w:ascii="微软雅黑" w:hAnsi="微软雅黑" w:eastAsia="微软雅黑"/>
+          <w:b w:val="0"/>
+          <w:i w:val="0"/>
+          <w:sz w:val="21"/>
+        </w:rPr>
+        <w:t>、</w:t>
+      </w:r>
+      <w:r>
+        <w:rPr>
+          <w:rFonts w:ascii="微软雅黑" w:hAnsi="微软雅黑" w:eastAsia="微软雅黑"/>
+          <w:b/>
+          <w:i w:val="0"/>
+          <w:sz w:val="21"/>
+        </w:rPr>
+        <w:t>柜重下限（LBS，即「柜重 &amp;gt;」）</w:t>
+      </w:r>
+      <w:r>
+        <w:rPr>
+          <w:rFonts w:ascii="微软雅黑" w:hAnsi="微软雅黑" w:eastAsia="微软雅黑"/>
+          <w:b w:val="0"/>
+          <w:i w:val="0"/>
+          <w:sz w:val="21"/>
+        </w:rPr>
+        <w:t>、固定加收金额。行顺序为维护顺序，</w:t>
+      </w:r>
+      <w:r>
+        <w:rPr>
+          <w:rFonts w:ascii="微软雅黑" w:hAnsi="微软雅黑" w:eastAsia="微软雅黑"/>
+          <w:b/>
+          <w:i w:val="0"/>
+          <w:sz w:val="21"/>
+        </w:rPr>
+        <w:t>不代表</w:t>
+      </w:r>
+      <w:r>
+        <w:rPr>
+          <w:rFonts w:ascii="微软雅黑" w:hAnsi="微软雅黑" w:eastAsia="微软雅黑"/>
+          <w:b w:val="0"/>
+          <w:i w:val="0"/>
+          <w:sz w:val="21"/>
+        </w:rPr>
+        <w:t>自动按从上到下取首条（见下）。</w:t>
+      </w:r>
+    </w:p>
+    <w:p>
+      <w:pPr>
+        <w:pStyle w:val="ListBullet"/>
+      </w:pPr>
+      <w:r>
+        <w:rPr>
+          <w:rFonts w:ascii="微软雅黑" w:hAnsi="微软雅黑" w:eastAsia="微软雅黑"/>
+          <w:b/>
+          <w:i w:val="0"/>
+          <w:sz w:val="21"/>
+        </w:rPr>
+        <w:t>命中条件（单行）：</w:t>
+      </w:r>
+      <w:r>
+        <w:rPr>
+          <w:rFonts w:ascii="微软雅黑" w:hAnsi="微软雅黑" w:eastAsia="微软雅黑"/>
+          <w:b w:val="0"/>
+          <w:i w:val="0"/>
+          <w:sz w:val="21"/>
+        </w:rPr>
+        <w:t xml:space="preserve"> 计划柜型属于该行所选柜型之一，且 </w:t>
+      </w:r>
+      <w:r>
+        <w:rPr>
+          <w:rFonts w:ascii="微软雅黑" w:hAnsi="微软雅黑" w:eastAsia="微软雅黑"/>
+          <w:b/>
+          <w:i w:val="0"/>
+          <w:sz w:val="21"/>
+        </w:rPr>
+        <w:t>预报总柜重 &amp;gt; 该行柜重下限</w:t>
+      </w:r>
+      <w:r>
+        <w:rPr>
+          <w:rFonts w:ascii="微软雅黑" w:hAnsi="微软雅黑" w:eastAsia="微软雅黑"/>
+          <w:b w:val="0"/>
+          <w:i w:val="0"/>
+          <w:sz w:val="21"/>
+        </w:rPr>
+        <w:t>。</w:t>
+      </w:r>
+    </w:p>
+    <w:p>
+      <w:pPr>
+        <w:pStyle w:val="ListBullet"/>
+      </w:pPr>
+      <w:r>
+        <w:rPr>
+          <w:rFonts w:ascii="微软雅黑" w:hAnsi="微软雅黑" w:eastAsia="微软雅黑"/>
+          <w:b/>
+          <w:i w:val="0"/>
+          <w:sz w:val="21"/>
+        </w:rPr>
+        <w:t>取值：</w:t>
+      </w:r>
+      <w:r>
+        <w:rPr>
+          <w:rFonts w:ascii="微软雅黑" w:hAnsi="微软雅黑" w:eastAsia="微软雅黑"/>
+          <w:b w:val="0"/>
+          <w:i w:val="0"/>
+          <w:sz w:val="21"/>
+        </w:rPr>
+        <w:t xml:space="preserve"> 在所有满足条件的行中，取 </w:t>
+      </w:r>
+      <w:r>
+        <w:rPr>
+          <w:rFonts w:ascii="微软雅黑" w:hAnsi="微软雅黑" w:eastAsia="微软雅黑"/>
+          <w:b/>
+          <w:i w:val="0"/>
+          <w:sz w:val="21"/>
+        </w:rPr>
+        <w:t>柜重下限最大</w:t>
+      </w:r>
+      <w:r>
+        <w:rPr>
+          <w:rFonts w:ascii="微软雅黑" w:hAnsi="微软雅黑" w:eastAsia="微软雅黑"/>
+          <w:b w:val="0"/>
+          <w:i w:val="0"/>
+          <w:sz w:val="21"/>
+        </w:rPr>
+        <w:t xml:space="preserve"> 的一行（即当前重量能命中的「最高档」）；若无任何一行满足，则该规则不产生附加费。</w:t>
+      </w:r>
+    </w:p>
+    <w:p>
+      <w:pPr>
+        <w:pStyle w:val="ListBullet"/>
+      </w:pPr>
+      <w:r>
+        <w:rPr>
+          <w:rFonts w:ascii="微软雅黑" w:hAnsi="微软雅黑" w:eastAsia="微软雅黑"/>
+          <w:b/>
+          <w:i w:val="0"/>
+          <w:sz w:val="21"/>
+        </w:rPr>
+        <w:t>配置建议：</w:t>
+      </w:r>
+      <w:r>
+        <w:rPr>
+          <w:rFonts w:ascii="微软雅黑" w:hAnsi="微软雅黑" w:eastAsia="微软雅黑"/>
+          <w:b w:val="0"/>
+          <w:i w:val="0"/>
+          <w:sz w:val="21"/>
+        </w:rPr>
+        <w:t xml:space="preserve"> 同一柜型可出现在多行；各行的柜重下限应递增。较低下限的档位用于较轻超重，较高下限用于更重超重；系统按重量自动落到对应最高档，</w:t>
+      </w:r>
+      <w:r>
+        <w:rPr>
+          <w:rFonts w:ascii="微软雅黑" w:hAnsi="微软雅黑" w:eastAsia="微软雅黑"/>
+          <w:b/>
+          <w:i w:val="0"/>
+          <w:sz w:val="21"/>
+        </w:rPr>
+        <w:t>无需</w:t>
+      </w:r>
+      <w:r>
+        <w:rPr>
+          <w:rFonts w:ascii="微软雅黑" w:hAnsi="微软雅黑" w:eastAsia="微软雅黑"/>
+          <w:b w:val="0"/>
+          <w:i w:val="0"/>
+          <w:sz w:val="21"/>
+        </w:rPr>
+        <w:t>依赖行顺序实现「跳档」。</w:t>
+      </w:r>
+    </w:p>
+    <w:p>
+      <w:pPr>
+        <w:spacing w:after="60"/>
+      </w:pPr>
+      <w:r>
+        <w:rPr>
+          <w:rFonts w:ascii="微软雅黑" w:hAnsi="微软雅黑" w:eastAsia="微软雅黑"/>
+          <w:b/>
+          <w:i w:val="0"/>
+          <w:sz w:val="21"/>
+        </w:rPr>
+        <w:t>演算示例（与价目「提柜超重」演示配置一致）</w:t>
+      </w:r>
+    </w:p>
+    <w:tbl>
+      <w:tblPr>
+        <w:tblStyle w:val="TableGrid"/>
+        <w:tblW w:type="auto" w:w="0"/>
+        <w:jc w:val="center"/>
+        <w:tblLook w:firstColumn="1" w:firstRow="1" w:lastColumn="0" w:lastRow="0" w:noHBand="0" w:noVBand="1" w:val="04A0"/>
+      </w:tblPr>
+      <w:tblGrid>
+        <w:gridCol w:w="2161"/>
+        <w:gridCol w:w="2161"/>
+        <w:gridCol w:w="2161"/>
+        <w:gridCol w:w="2161"/>
+      </w:tblGrid>
+      <w:tr>
+        <w:tc>
+          <w:tcPr>
+            <w:tcW w:type="dxa" w:w="2161"/>
+          </w:tcPr>
+          <w:p>
+            <w:r>
+              <w:rPr>
+                <w:rFonts w:ascii="微软雅黑" w:hAnsi="微软雅黑" w:eastAsia="微软雅黑"/>
+                <w:b/>
+                <w:i w:val="0"/>
+                <w:sz w:val="20"/>
+              </w:rPr>
+              <w:t>顺序</w:t>
+            </w:r>
+          </w:p>
+        </w:tc>
+        <w:tc>
+          <w:tcPr>
+            <w:tcW w:type="dxa" w:w="2161"/>
+          </w:tcPr>
+          <w:p>
+            <w:r>
+              <w:rPr>
+                <w:rFonts w:ascii="微软雅黑" w:hAnsi="微软雅黑" w:eastAsia="微软雅黑"/>
+                <w:b/>
+                <w:i w:val="0"/>
+                <w:sz w:val="20"/>
+              </w:rPr>
+              <w:t>柜型（可多选）</w:t>
+            </w:r>
+          </w:p>
+        </w:tc>
+        <w:tc>
+          <w:tcPr>
+            <w:tcW w:type="dxa" w:w="2161"/>
+          </w:tcPr>
+          <w:p>
+            <w:r>
+              <w:rPr>
+                <w:rFonts w:ascii="微软雅黑" w:hAnsi="微软雅黑" w:eastAsia="微软雅黑"/>
+                <w:b/>
+                <w:i w:val="0"/>
+                <w:sz w:val="20"/>
+              </w:rPr>
+              <w:t>柜重 &amp;gt; (LBS)</w:t>
+            </w:r>
+          </w:p>
+        </w:tc>
+        <w:tc>
+          <w:tcPr>
+            <w:tcW w:type="dxa" w:w="2161"/>
+          </w:tcPr>
+          <w:p>
+            <w:r>
+              <w:rPr>
+                <w:rFonts w:ascii="微软雅黑" w:hAnsi="微软雅黑" w:eastAsia="微软雅黑"/>
+                <w:b/>
+                <w:i w:val="0"/>
+                <w:sz w:val="20"/>
+              </w:rPr>
+              <w:t>加收 (USD)</w:t>
+            </w:r>
+          </w:p>
+        </w:tc>
+      </w:tr>
+      <w:tr>
+        <w:tc>
+          <w:tcPr>
+            <w:tcW w:type="dxa" w:w="2161"/>
+          </w:tcPr>
+          <w:p>
+            <w:r>
+              <w:rPr>
+                <w:rFonts w:ascii="微软雅黑" w:hAnsi="微软雅黑" w:eastAsia="微软雅黑"/>
+                <w:b w:val="0"/>
+                <w:i w:val="0"/>
+                <w:sz w:val="20"/>
+              </w:rPr>
+              <w:t>1</w:t>
+            </w:r>
+          </w:p>
+        </w:tc>
+        <w:tc>
+          <w:tcPr>
+            <w:tcW w:type="dxa" w:w="2161"/>
+          </w:tcPr>
+          <w:p>
+            <w:r>
+              <w:rPr>
+                <w:rFonts w:ascii="微软雅黑" w:hAnsi="微软雅黑" w:eastAsia="微软雅黑"/>
+                <w:b w:val="0"/>
+                <w:i w:val="0"/>
+                <w:sz w:val="20"/>
+              </w:rPr>
+              <w:t>20GP / 20HQ</w:t>
+            </w:r>
+          </w:p>
+        </w:tc>
+        <w:tc>
+          <w:tcPr>
+            <w:tcW w:type="dxa" w:w="2161"/>
+          </w:tcPr>
+          <w:p>
+            <w:r>
+              <w:rPr>
+                <w:rFonts w:ascii="微软雅黑" w:hAnsi="微软雅黑" w:eastAsia="微软雅黑"/>
+                <w:b w:val="0"/>
+                <w:i w:val="0"/>
+                <w:sz w:val="20"/>
+              </w:rPr>
+              <w:t>38,000</w:t>
+            </w:r>
+          </w:p>
+        </w:tc>
+        <w:tc>
+          <w:tcPr>
+            <w:tcW w:type="dxa" w:w="2161"/>
+          </w:tcPr>
+          <w:p>
+            <w:r>
+              <w:rPr>
+                <w:rFonts w:ascii="微软雅黑" w:hAnsi="微软雅黑" w:eastAsia="微软雅黑"/>
+                <w:b w:val="0"/>
+                <w:i w:val="0"/>
+                <w:sz w:val="20"/>
+              </w:rPr>
+              <w:t>200</w:t>
+            </w:r>
+          </w:p>
+        </w:tc>
+      </w:tr>
+      <w:tr>
+        <w:tc>
+          <w:tcPr>
+            <w:tcW w:type="dxa" w:w="2161"/>
+          </w:tcPr>
+          <w:p>
+            <w:r>
+              <w:rPr>
+                <w:rFonts w:ascii="微软雅黑" w:hAnsi="微软雅黑" w:eastAsia="微软雅黑"/>
+                <w:b w:val="0"/>
+                <w:i w:val="0"/>
+                <w:sz w:val="20"/>
+              </w:rPr>
+              <w:t>2</w:t>
+            </w:r>
+          </w:p>
+        </w:tc>
+        <w:tc>
+          <w:tcPr>
+            <w:tcW w:type="dxa" w:w="2161"/>
+          </w:tcPr>
+          <w:p>
+            <w:r>
+              <w:rPr>
+                <w:rFonts w:ascii="微软雅黑" w:hAnsi="微软雅黑" w:eastAsia="微软雅黑"/>
+                <w:b w:val="0"/>
+                <w:i w:val="0"/>
+                <w:sz w:val="20"/>
+              </w:rPr>
+              <w:t>40GP / 40HQ</w:t>
+            </w:r>
+          </w:p>
+        </w:tc>
+        <w:tc>
+          <w:tcPr>
+            <w:tcW w:type="dxa" w:w="2161"/>
+          </w:tcPr>
+          <w:p>
+            <w:r>
+              <w:rPr>
+                <w:rFonts w:ascii="微软雅黑" w:hAnsi="微软雅黑" w:eastAsia="微软雅黑"/>
+                <w:b w:val="0"/>
+                <w:i w:val="0"/>
+                <w:sz w:val="20"/>
+              </w:rPr>
+              <w:t>43,000</w:t>
+            </w:r>
+          </w:p>
+        </w:tc>
+        <w:tc>
+          <w:tcPr>
+            <w:tcW w:type="dxa" w:w="2161"/>
+          </w:tcPr>
+          <w:p>
+            <w:r>
+              <w:rPr>
+                <w:rFonts w:ascii="微软雅黑" w:hAnsi="微软雅黑" w:eastAsia="微软雅黑"/>
+                <w:b w:val="0"/>
+                <w:i w:val="0"/>
+                <w:sz w:val="20"/>
+              </w:rPr>
+              <w:t>150</w:t>
+            </w:r>
+          </w:p>
+        </w:tc>
+      </w:tr>
+      <w:tr>
+        <w:tc>
+          <w:tcPr>
+            <w:tcW w:type="dxa" w:w="2161"/>
+          </w:tcPr>
+          <w:p>
+            <w:r>
+              <w:rPr>
+                <w:rFonts w:ascii="微软雅黑" w:hAnsi="微软雅黑" w:eastAsia="微软雅黑"/>
+                <w:b w:val="0"/>
+                <w:i w:val="0"/>
+                <w:sz w:val="20"/>
+              </w:rPr>
+              <w:t>3</w:t>
+            </w:r>
+          </w:p>
+        </w:tc>
+        <w:tc>
+          <w:tcPr>
+            <w:tcW w:type="dxa" w:w="2161"/>
+          </w:tcPr>
+          <w:p>
+            <w:r>
+              <w:rPr>
+                <w:rFonts w:ascii="微软雅黑" w:hAnsi="微软雅黑" w:eastAsia="微软雅黑"/>
+                <w:b w:val="0"/>
+                <w:i w:val="0"/>
+                <w:sz w:val="20"/>
+              </w:rPr>
+              <w:t>40HQ / 45HQ</w:t>
+            </w:r>
+          </w:p>
+        </w:tc>
+        <w:tc>
+          <w:tcPr>
+            <w:tcW w:type="dxa" w:w="2161"/>
+          </w:tcPr>
+          <w:p>
+            <w:r>
+              <w:rPr>
+                <w:rFonts w:ascii="微软雅黑" w:hAnsi="微软雅黑" w:eastAsia="微软雅黑"/>
+                <w:b w:val="0"/>
+                <w:i w:val="0"/>
+                <w:sz w:val="20"/>
+              </w:rPr>
+              <w:t>48,000</w:t>
+            </w:r>
+          </w:p>
+        </w:tc>
+        <w:tc>
+          <w:tcPr>
+            <w:tcW w:type="dxa" w:w="2161"/>
+          </w:tcPr>
+          <w:p>
+            <w:r>
+              <w:rPr>
+                <w:rFonts w:ascii="微软雅黑" w:hAnsi="微软雅黑" w:eastAsia="微软雅黑"/>
+                <w:b w:val="0"/>
+                <w:i w:val="0"/>
+                <w:sz w:val="20"/>
+              </w:rPr>
+              <w:t>250</w:t>
+            </w:r>
+          </w:p>
+        </w:tc>
+      </w:tr>
+      <w:tr>
+        <w:tc>
+          <w:tcPr>
+            <w:tcW w:type="dxa" w:w="2161"/>
+          </w:tcPr>
+          <w:p>
+            <w:r>
+              <w:rPr>
+                <w:rFonts w:ascii="微软雅黑" w:hAnsi="微软雅黑" w:eastAsia="微软雅黑"/>
+                <w:b w:val="0"/>
+                <w:i w:val="0"/>
+                <w:sz w:val="20"/>
+              </w:rPr>
+              <w:t>4</w:t>
+            </w:r>
+          </w:p>
+        </w:tc>
+        <w:tc>
+          <w:tcPr>
+            <w:tcW w:type="dxa" w:w="2161"/>
+          </w:tcPr>
+          <w:p>
+            <w:r>
+              <w:rPr>
+                <w:rFonts w:ascii="微软雅黑" w:hAnsi="微软雅黑" w:eastAsia="微软雅黑"/>
+                <w:b w:val="0"/>
+                <w:i w:val="0"/>
+                <w:sz w:val="20"/>
+              </w:rPr>
+              <w:t>40HQ / 45HQ</w:t>
+            </w:r>
+          </w:p>
+        </w:tc>
+        <w:tc>
+          <w:tcPr>
+            <w:tcW w:type="dxa" w:w="2161"/>
+          </w:tcPr>
+          <w:p>
+            <w:r>
+              <w:rPr>
+                <w:rFonts w:ascii="微软雅黑" w:hAnsi="微软雅黑" w:eastAsia="微软雅黑"/>
+                <w:b w:val="0"/>
+                <w:i w:val="0"/>
+                <w:sz w:val="20"/>
+              </w:rPr>
+              <w:t>52,000</w:t>
+            </w:r>
+          </w:p>
+        </w:tc>
+        <w:tc>
+          <w:tcPr>
+            <w:tcW w:type="dxa" w:w="2161"/>
+          </w:tcPr>
+          <w:p>
+            <w:r>
+              <w:rPr>
+                <w:rFonts w:ascii="微软雅黑" w:hAnsi="微软雅黑" w:eastAsia="微软雅黑"/>
+                <w:b w:val="0"/>
+                <w:i w:val="0"/>
+                <w:sz w:val="20"/>
+              </w:rPr>
+              <w:t>500</w:t>
+            </w:r>
+          </w:p>
+        </w:tc>
+      </w:tr>
+    </w:tbl>
+    <w:p>
+      <w:pPr>
+        <w:spacing w:after="40"/>
+      </w:pPr>
+    </w:p>
+    <w:tbl>
+      <w:tblPr>
+        <w:tblStyle w:val="TableGrid"/>
+        <w:tblW w:type="auto" w:w="0"/>
+        <w:jc w:val="center"/>
+        <w:tblLook w:firstColumn="1" w:firstRow="1" w:lastColumn="0" w:lastRow="0" w:noHBand="0" w:noVBand="1" w:val="04A0"/>
+      </w:tblPr>
+      <w:tblGrid>
+        <w:gridCol w:w="1729"/>
+        <w:gridCol w:w="1729"/>
+        <w:gridCol w:w="1729"/>
+        <w:gridCol w:w="1729"/>
+        <w:gridCol w:w="1729"/>
+      </w:tblGrid>
+      <w:tr>
+        <w:tc>
+          <w:tcPr>
+            <w:tcW w:type="dxa" w:w="1729"/>
+          </w:tcPr>
+          <w:p>
+            <w:r>
+              <w:rPr>
+                <w:rFonts w:ascii="微软雅黑" w:hAnsi="微软雅黑" w:eastAsia="微软雅黑"/>
+                <w:b/>
+                <w:i w:val="0"/>
+                <w:sz w:val="20"/>
+              </w:rPr>
+              <w:t>柜型</w:t>
+            </w:r>
+          </w:p>
+        </w:tc>
+        <w:tc>
+          <w:tcPr>
+            <w:tcW w:type="dxa" w:w="1729"/>
+          </w:tcPr>
+          <w:p>
+            <w:r>
+              <w:rPr>
+                <w:rFonts w:ascii="微软雅黑" w:hAnsi="微软雅黑" w:eastAsia="微软雅黑"/>
+                <w:b/>
+                <w:i w:val="0"/>
+                <w:sz w:val="20"/>
+              </w:rPr>
+              <w:t>预报总柜重 (LBS)</w:t>
+            </w:r>
+          </w:p>
+        </w:tc>
+        <w:tc>
+          <w:tcPr>
+            <w:tcW w:type="dxa" w:w="1729"/>
+          </w:tcPr>
+          <w:p>
+            <w:r>
+              <w:rPr>
+                <w:rFonts w:ascii="微软雅黑" w:hAnsi="微软雅黑" w:eastAsia="微软雅黑"/>
+                <w:b/>
+                <w:i w:val="0"/>
+                <w:sz w:val="20"/>
+              </w:rPr>
+              <w:t>满足条件的行</w:t>
+            </w:r>
+          </w:p>
+        </w:tc>
+        <w:tc>
+          <w:tcPr>
+            <w:tcW w:type="dxa" w:w="1729"/>
+          </w:tcPr>
+          <w:p>
+            <w:r>
+              <w:rPr>
+                <w:rFonts w:ascii="微软雅黑" w:hAnsi="微软雅黑" w:eastAsia="微软雅黑"/>
+                <w:b/>
+                <w:i w:val="0"/>
+                <w:sz w:val="20"/>
+              </w:rPr>
+              <w:t>命中（下限最大）</w:t>
+            </w:r>
+          </w:p>
+        </w:tc>
+        <w:tc>
+          <w:tcPr>
+            <w:tcW w:type="dxa" w:w="1729"/>
+          </w:tcPr>
+          <w:p>
+            <w:r>
+              <w:rPr>
+                <w:rFonts w:ascii="微软雅黑" w:hAnsi="微软雅黑" w:eastAsia="微软雅黑"/>
+                <w:b/>
+                <w:i w:val="0"/>
+                <w:sz w:val="20"/>
+              </w:rPr>
+              <w:t>结果 (USD)</w:t>
+            </w:r>
+          </w:p>
+        </w:tc>
+      </w:tr>
+      <w:tr>
+        <w:tc>
+          <w:tcPr>
+            <w:tcW w:type="dxa" w:w="1729"/>
+          </w:tcPr>
+          <w:p>
+            <w:r>
+              <w:rPr>
+                <w:rFonts w:ascii="微软雅黑" w:hAnsi="微软雅黑" w:eastAsia="微软雅黑"/>
+                <w:b w:val="0"/>
+                <w:i w:val="0"/>
+                <w:sz w:val="20"/>
+              </w:rPr>
+              <w:t>40HQ</w:t>
+            </w:r>
+          </w:p>
+        </w:tc>
+        <w:tc>
+          <w:tcPr>
+            <w:tcW w:type="dxa" w:w="1729"/>
+          </w:tcPr>
+          <w:p>
+            <w:r>
+              <w:rPr>
+                <w:rFonts w:ascii="微软雅黑" w:hAnsi="微软雅黑" w:eastAsia="微软雅黑"/>
+                <w:b w:val="0"/>
+                <w:i w:val="0"/>
+                <w:sz w:val="20"/>
+              </w:rPr>
+              <w:t>45,000</w:t>
+            </w:r>
+          </w:p>
+        </w:tc>
+        <w:tc>
+          <w:tcPr>
+            <w:tcW w:type="dxa" w:w="1729"/>
+          </w:tcPr>
+          <w:p>
+            <w:r>
+              <w:rPr>
+                <w:rFonts w:ascii="微软雅黑" w:hAnsi="微软雅黑" w:eastAsia="微软雅黑"/>
+                <w:b w:val="0"/>
+                <w:i w:val="0"/>
+                <w:sz w:val="20"/>
+              </w:rPr>
+              <w:t>第 2 行（含 40HQ，45,000 &amp;gt; 43,000）；第 3 行不满足（45,000 &amp;lt; 48,000）</w:t>
+            </w:r>
+          </w:p>
+        </w:tc>
+        <w:tc>
+          <w:tcPr>
+            <w:tcW w:type="dxa" w:w="1729"/>
+          </w:tcPr>
+          <w:p>
+            <w:r>
+              <w:rPr>
+                <w:rFonts w:ascii="微软雅黑" w:hAnsi="微软雅黑" w:eastAsia="微软雅黑"/>
+                <w:b w:val="0"/>
+                <w:i w:val="0"/>
+                <w:sz w:val="20"/>
+              </w:rPr>
+              <w:t>第 2 行</w:t>
+            </w:r>
+          </w:p>
+        </w:tc>
+        <w:tc>
+          <w:tcPr>
+            <w:tcW w:type="dxa" w:w="1729"/>
+          </w:tcPr>
+          <w:p>
+            <w:r>
+              <w:rPr>
+                <w:rFonts w:ascii="微软雅黑" w:hAnsi="微软雅黑" w:eastAsia="微软雅黑"/>
+                <w:b/>
+                <w:i w:val="0"/>
+                <w:sz w:val="20"/>
+              </w:rPr>
+              <w:t>150</w:t>
+            </w:r>
+          </w:p>
+        </w:tc>
+      </w:tr>
+      <w:tr>
+        <w:tc>
+          <w:tcPr>
+            <w:tcW w:type="dxa" w:w="1729"/>
+          </w:tcPr>
+          <w:p>
+            <w:r>
+              <w:rPr>
+                <w:rFonts w:ascii="微软雅黑" w:hAnsi="微软雅黑" w:eastAsia="微软雅黑"/>
+                <w:b w:val="0"/>
+                <w:i w:val="0"/>
+                <w:sz w:val="20"/>
+              </w:rPr>
+              <w:t>40HQ</w:t>
+            </w:r>
+          </w:p>
+        </w:tc>
+        <w:tc>
+          <w:tcPr>
+            <w:tcW w:type="dxa" w:w="1729"/>
+          </w:tcPr>
+          <w:p>
+            <w:r>
+              <w:rPr>
+                <w:rFonts w:ascii="微软雅黑" w:hAnsi="微软雅黑" w:eastAsia="微软雅黑"/>
+                <w:b w:val="0"/>
+                <w:i w:val="0"/>
+                <w:sz w:val="20"/>
+              </w:rPr>
+              <w:t>48,500</w:t>
+            </w:r>
+          </w:p>
+        </w:tc>
+        <w:tc>
+          <w:tcPr>
+            <w:tcW w:type="dxa" w:w="1729"/>
+          </w:tcPr>
+          <w:p>
+            <w:r>
+              <w:rPr>
+                <w:rFonts w:ascii="微软雅黑" w:hAnsi="微软雅黑" w:eastAsia="微软雅黑"/>
+                <w:b w:val="0"/>
+                <w:i w:val="0"/>
+                <w:sz w:val="20"/>
+              </w:rPr>
+              <w:t>第 2、3 行均满足</w:t>
+            </w:r>
+          </w:p>
+        </w:tc>
+        <w:tc>
+          <w:tcPr>
+            <w:tcW w:type="dxa" w:w="1729"/>
+          </w:tcPr>
+          <w:p>
+            <w:r>
+              <w:rPr>
+                <w:rFonts w:ascii="微软雅黑" w:hAnsi="微软雅黑" w:eastAsia="微软雅黑"/>
+                <w:b w:val="0"/>
+                <w:i w:val="0"/>
+                <w:sz w:val="20"/>
+              </w:rPr>
+              <w:t>第 3 行（48,000 &amp;gt; 第 2 行 43,000）</w:t>
+            </w:r>
+          </w:p>
+        </w:tc>
+        <w:tc>
+          <w:tcPr>
+            <w:tcW w:type="dxa" w:w="1729"/>
+          </w:tcPr>
+          <w:p>
+            <w:r>
+              <w:rPr>
+                <w:rFonts w:ascii="微软雅黑" w:hAnsi="微软雅黑" w:eastAsia="微软雅黑"/>
+                <w:b/>
+                <w:i w:val="0"/>
+                <w:sz w:val="20"/>
+              </w:rPr>
+              <w:t>250</w:t>
+            </w:r>
+          </w:p>
+        </w:tc>
+      </w:tr>
+      <w:tr>
+        <w:tc>
+          <w:tcPr>
+            <w:tcW w:type="dxa" w:w="1729"/>
+          </w:tcPr>
+          <w:p>
+            <w:r>
+              <w:rPr>
+                <w:rFonts w:ascii="微软雅黑" w:hAnsi="微软雅黑" w:eastAsia="微软雅黑"/>
+                <w:b w:val="0"/>
+                <w:i w:val="0"/>
+                <w:sz w:val="20"/>
+              </w:rPr>
+              <w:t>40HQ</w:t>
+            </w:r>
+          </w:p>
+        </w:tc>
+        <w:tc>
+          <w:tcPr>
+            <w:tcW w:type="dxa" w:w="1729"/>
+          </w:tcPr>
+          <w:p>
+            <w:r>
+              <w:rPr>
+                <w:rFonts w:ascii="微软雅黑" w:hAnsi="微软雅黑" w:eastAsia="微软雅黑"/>
+                <w:b w:val="0"/>
+                <w:i w:val="0"/>
+                <w:sz w:val="20"/>
+              </w:rPr>
+              <w:t>53,000</w:t>
+            </w:r>
+          </w:p>
+        </w:tc>
+        <w:tc>
+          <w:tcPr>
+            <w:tcW w:type="dxa" w:w="1729"/>
+          </w:tcPr>
+          <w:p>
+            <w:r>
+              <w:rPr>
+                <w:rFonts w:ascii="微软雅黑" w:hAnsi="微软雅黑" w:eastAsia="微软雅黑"/>
+                <w:b w:val="0"/>
+                <w:i w:val="0"/>
+                <w:sz w:val="20"/>
+              </w:rPr>
+              <w:t>第 2、3、4 行均满足</w:t>
+            </w:r>
+          </w:p>
+        </w:tc>
+        <w:tc>
+          <w:tcPr>
+            <w:tcW w:type="dxa" w:w="1729"/>
+          </w:tcPr>
+          <w:p>
+            <w:r>
+              <w:rPr>
+                <w:rFonts w:ascii="微软雅黑" w:hAnsi="微软雅黑" w:eastAsia="微软雅黑"/>
+                <w:b w:val="0"/>
+                <w:i w:val="0"/>
+                <w:sz w:val="20"/>
+              </w:rPr>
+              <w:t>第 4 行（52,000）</w:t>
+            </w:r>
+          </w:p>
+        </w:tc>
+        <w:tc>
+          <w:tcPr>
+            <w:tcW w:type="dxa" w:w="1729"/>
+          </w:tcPr>
+          <w:p>
+            <w:r>
+              <w:rPr>
+                <w:rFonts w:ascii="微软雅黑" w:hAnsi="微软雅黑" w:eastAsia="微软雅黑"/>
+                <w:b/>
+                <w:i w:val="0"/>
+                <w:sz w:val="20"/>
+              </w:rPr>
+              <w:t>500</w:t>
+            </w:r>
+          </w:p>
+        </w:tc>
+      </w:tr>
+      <w:tr>
+        <w:tc>
+          <w:tcPr>
+            <w:tcW w:type="dxa" w:w="1729"/>
+          </w:tcPr>
+          <w:p>
+            <w:r>
+              <w:rPr>
+                <w:rFonts w:ascii="微软雅黑" w:hAnsi="微软雅黑" w:eastAsia="微软雅黑"/>
+                <w:b w:val="0"/>
+                <w:i w:val="0"/>
+                <w:sz w:val="20"/>
+              </w:rPr>
+              <w:t>20HQ</w:t>
+            </w:r>
+          </w:p>
+        </w:tc>
+        <w:tc>
+          <w:tcPr>
+            <w:tcW w:type="dxa" w:w="1729"/>
+          </w:tcPr>
+          <w:p>
+            <w:r>
+              <w:rPr>
+                <w:rFonts w:ascii="微软雅黑" w:hAnsi="微软雅黑" w:eastAsia="微软雅黑"/>
+                <w:b w:val="0"/>
+                <w:i w:val="0"/>
+                <w:sz w:val="20"/>
+              </w:rPr>
+              <w:t>39,000</w:t>
+            </w:r>
+          </w:p>
+        </w:tc>
+        <w:tc>
+          <w:tcPr>
+            <w:tcW w:type="dxa" w:w="1729"/>
+          </w:tcPr>
+          <w:p>
+            <w:r>
+              <w:rPr>
+                <w:rFonts w:ascii="微软雅黑" w:hAnsi="微软雅黑" w:eastAsia="微软雅黑"/>
+                <w:b w:val="0"/>
+                <w:i w:val="0"/>
+                <w:sz w:val="20"/>
+              </w:rPr>
+              <w:t>第 1 行</w:t>
+            </w:r>
+          </w:p>
+        </w:tc>
+        <w:tc>
+          <w:tcPr>
+            <w:tcW w:type="dxa" w:w="1729"/>
+          </w:tcPr>
+          <w:p>
+            <w:r>
+              <w:rPr>
+                <w:rFonts w:ascii="微软雅黑" w:hAnsi="微软雅黑" w:eastAsia="微软雅黑"/>
+                <w:b w:val="0"/>
+                <w:i w:val="0"/>
+                <w:sz w:val="20"/>
+              </w:rPr>
+              <w:t>第 1 行</w:t>
+            </w:r>
+          </w:p>
+        </w:tc>
+        <w:tc>
+          <w:tcPr>
+            <w:tcW w:type="dxa" w:w="1729"/>
+          </w:tcPr>
+          <w:p>
+            <w:r>
+              <w:rPr>
+                <w:rFonts w:ascii="微软雅黑" w:hAnsi="微软雅黑" w:eastAsia="微软雅黑"/>
+                <w:b/>
+                <w:i w:val="0"/>
+                <w:sz w:val="20"/>
+              </w:rPr>
+              <w:t>200</w:t>
+            </w:r>
+          </w:p>
+        </w:tc>
+      </w:tr>
+    </w:tbl>
+    <w:p>
+      <w:pPr>
+        <w:spacing w:after="40"/>
+      </w:pPr>
     </w:p>
     <w:p>
       <w:pPr>
@@ -12535,7 +14206,25 @@
           <w:i w:val="0"/>
           <w:sz w:val="21"/>
         </w:rPr>
-        <w:t xml:space="preserve"> 匹配报价；命中则锁定，并按锁定报价选用价目（</w:t>
+        <w:t xml:space="preserve"> 匹配报价，</w:t>
+      </w:r>
+      <w:r>
+        <w:rPr>
+          <w:rFonts w:ascii="微软雅黑" w:hAnsi="微软雅黑" w:eastAsia="微软雅黑"/>
+          <w:b/>
+          <w:i w:val="0"/>
+          <w:sz w:val="21"/>
+        </w:rPr>
+        <w:t>均写入提拆派计划-计费报告</w:t>
+      </w:r>
+      <w:r>
+        <w:rPr>
+          <w:rFonts w:ascii="微软雅黑" w:hAnsi="微软雅黑" w:eastAsia="微软雅黑"/>
+          <w:b w:val="0"/>
+          <w:i w:val="0"/>
+          <w:sz w:val="21"/>
+        </w:rPr>
+        <w:t>；命中则锁定，并按锁定报价选用价目（</w:t>
       </w:r>
       <w:r>
         <w:rPr>
@@ -12553,25 +14242,7 @@
           <w:i w:val="0"/>
           <w:sz w:val="21"/>
         </w:rPr>
-        <w:t>）；未命中记入</w:t>
-      </w:r>
-      <w:r>
-        <w:rPr>
-          <w:rFonts w:ascii="微软雅黑" w:hAnsi="微软雅黑" w:eastAsia="微软雅黑"/>
-          <w:b/>
-          <w:i w:val="0"/>
-          <w:sz w:val="21"/>
-        </w:rPr>
-        <w:t>提拆派计划计费报告</w:t>
-      </w:r>
-      <w:r>
-        <w:rPr>
-          <w:rFonts w:ascii="微软雅黑" w:hAnsi="微软雅黑" w:eastAsia="微软雅黑"/>
-          <w:b w:val="0"/>
-          <w:i w:val="0"/>
-          <w:sz w:val="21"/>
-        </w:rPr>
-        <w:t>、不拦截、不锁定、不出账。</w:t>
+        <w:t>）；未命中不拦截、不锁定、不出账。</w:t>
       </w:r>
     </w:p>
     <w:p>
@@ -13616,7 +15287,25 @@
                 <w:i w:val="0"/>
                 <w:sz w:val="20"/>
               </w:rPr>
-              <w:t>附加费规则</w:t>
+              <w:t xml:space="preserve">附加费规则（正式按每条规则所绑费用项落账，见 </w:t>
+            </w:r>
+            <w:r>
+              <w:rPr>
+                <w:rFonts w:ascii="微软雅黑" w:hAnsi="微软雅黑" w:eastAsia="微软雅黑"/>
+                <w:b/>
+                <w:i w:val="0"/>
+                <w:sz w:val="20"/>
+              </w:rPr>
+              <w:t>4.2.4</w:t>
+            </w:r>
+            <w:r>
+              <w:rPr>
+                <w:rFonts w:ascii="微软雅黑" w:hAnsi="微软雅黑" w:eastAsia="微软雅黑"/>
+                <w:b w:val="0"/>
+                <w:i w:val="0"/>
+                <w:sz w:val="20"/>
+              </w:rPr>
+              <w:t>）</w:t>
             </w:r>
           </w:p>
         </w:tc>
@@ -13883,7 +15572,7 @@
                 <w:i w:val="0"/>
                 <w:sz w:val="20"/>
               </w:rPr>
-              <w:t>3.1</w:t>
+              <w:t>4.2.2</w:t>
             </w:r>
           </w:p>
         </w:tc>
@@ -14197,7 +15886,7 @@
       <w:r>
         <w:drawing>
           <wp:inline xmlns:a="http://schemas.openxmlformats.org/drawingml/2006/main" xmlns:pic="http://schemas.openxmlformats.org/drawingml/2006/picture">
-            <wp:extent cx="4800600" cy="3063716"/>
+            <wp:extent cx="4800600" cy="3000375"/>
             <wp:docPr id="4" name="Picture 4"/>
             <wp:cNvGraphicFramePr>
               <a:graphicFrameLocks noChangeAspect="1"/>
@@ -14218,7 +15907,7 @@
                   <pic:spPr>
                     <a:xfrm>
                       <a:off x="0" y="0"/>
-                      <a:ext cx="4800600" cy="3063716"/>
+                      <a:ext cx="4800600" cy="3000375"/>
                     </a:xfrm>
                     <a:prstGeom prst="rect"/>
                   </pic:spPr>
@@ -14485,7 +16174,7 @@
       <w:r>
         <w:drawing>
           <wp:inline xmlns:a="http://schemas.openxmlformats.org/drawingml/2006/main" xmlns:pic="http://schemas.openxmlformats.org/drawingml/2006/picture">
-            <wp:extent cx="4572000" cy="1995785"/>
+            <wp:extent cx="4572000" cy="2857500"/>
             <wp:docPr id="9" name="Picture 9"/>
             <wp:cNvGraphicFramePr>
               <a:graphicFrameLocks noChangeAspect="1"/>
@@ -14506,7 +16195,7 @@
                   <pic:spPr>
                     <a:xfrm>
                       <a:off x="0" y="0"/>
-                      <a:ext cx="4572000" cy="1995785"/>
+                      <a:ext cx="4572000" cy="2857500"/>
                     </a:xfrm>
                     <a:prstGeom prst="rect"/>
                   </pic:spPr>

--- a/admin/docs/提拆派报价需求文档.docx
+++ b/admin/docs/提拆派报价需求文档.docx
@@ -16236,6 +16236,96 @@
           <w:sz w:val="21"/>
         </w:rPr>
         <w:t>）*</w:t>
+      </w:r>
+    </w:p>
+    <w:p>
+      <w:pPr>
+        <w:spacing w:before="40" w:after="40"/>
+        <w:jc w:val="center"/>
+      </w:pPr>
+      <w:r>
+        <w:drawing>
+          <wp:inline xmlns:a="http://schemas.openxmlformats.org/drawingml/2006/main" xmlns:pic="http://schemas.openxmlformats.org/drawingml/2006/picture">
+            <wp:extent cx="4572000" cy="4090737"/>
+            <wp:docPr id="10" name="Picture 10"/>
+            <wp:cNvGraphicFramePr>
+              <a:graphicFrameLocks noChangeAspect="1"/>
+            </wp:cNvGraphicFramePr>
+            <a:graphic>
+              <a:graphicData uri="http://schemas.openxmlformats.org/drawingml/2006/picture">
+                <pic:pic>
+                  <pic:nvPicPr>
+                    <pic:cNvPr id="0" name="09-附加费-规则编辑.png"/>
+                    <pic:cNvPicPr/>
+                  </pic:nvPicPr>
+                  <pic:blipFill>
+                    <a:blip r:embed="rId17"/>
+                    <a:stretch>
+                      <a:fillRect/>
+                    </a:stretch>
+                  </pic:blipFill>
+                  <pic:spPr>
+                    <a:xfrm>
+                      <a:off x="0" y="0"/>
+                      <a:ext cx="4572000" cy="4090737"/>
+                    </a:xfrm>
+                    <a:prstGeom prst="rect"/>
+                  </pic:spPr>
+                </pic:pic>
+              </a:graphicData>
+            </a:graphic>
+          </wp:inline>
+        </w:drawing>
+      </w:r>
+    </w:p>
+    <w:p>
+      <w:pPr>
+        <w:spacing w:after="60"/>
+      </w:pPr>
+      <w:r>
+        <w:rPr>
+          <w:rFonts w:ascii="微软雅黑" w:hAnsi="微软雅黑" w:eastAsia="微软雅黑"/>
+          <w:b w:val="0"/>
+          <w:i w:val="0"/>
+          <w:sz w:val="21"/>
+        </w:rPr>
+        <w:t xml:space="preserve">*图 5.7 — 附加费规则编辑弹窗（提柜超重 · 重量阶梯、柜型多选），见 </w:t>
+      </w:r>
+      <w:r>
+        <w:rPr>
+          <w:rFonts w:ascii="微软雅黑" w:hAnsi="微软雅黑" w:eastAsia="微软雅黑"/>
+          <w:b/>
+          <w:i w:val="0"/>
+          <w:sz w:val="21"/>
+        </w:rPr>
+        <w:t>4.2.4</w:t>
+      </w:r>
+      <w:r>
+        <w:rPr>
+          <w:rFonts w:ascii="微软雅黑" w:hAnsi="微软雅黑" w:eastAsia="微软雅黑"/>
+          <w:b w:val="0"/>
+          <w:i w:val="0"/>
+          <w:sz w:val="21"/>
+        </w:rPr>
+        <w:t>、</w:t>
+      </w:r>
+      <w:r>
+        <w:rPr>
+          <w:rFonts w:ascii="微软雅黑" w:hAnsi="微软雅黑" w:eastAsia="微软雅黑"/>
+          <w:b/>
+          <w:i w:val="0"/>
+          <w:sz w:val="21"/>
+        </w:rPr>
+        <w:t>4.2.7</w:t>
+      </w:r>
+      <w:r>
+        <w:rPr>
+          <w:rFonts w:ascii="微软雅黑" w:hAnsi="微软雅黑" w:eastAsia="微软雅黑"/>
+          <w:b w:val="0"/>
+          <w:i w:val="0"/>
+          <w:sz w:val="21"/>
+        </w:rPr>
+        <w:t>*</w:t>
       </w:r>
     </w:p>
     <w:p>

--- a/admin/docs/提拆派报价需求文档.docx
+++ b/admin/docs/提拆派报价需求文档.docx
@@ -54,6 +54,65 @@
     </w:p>
     <w:p>
       <w:pPr>
+        <w:spacing w:after="60"/>
+      </w:pPr>
+      <w:r>
+        <w:rPr>
+          <w:rFonts w:ascii="微软雅黑" w:hAnsi="微软雅黑" w:eastAsia="微软雅黑"/>
+          <w:b/>
+          <w:i w:val="0"/>
+          <w:sz w:val="21"/>
+        </w:rPr>
+        <w:t>界面与价目表结构以员工端原型为准</w:t>
+      </w:r>
+      <w:r>
+        <w:rPr>
+          <w:rFonts w:ascii="微软雅黑" w:hAnsi="微软雅黑" w:eastAsia="微软雅黑"/>
+          <w:b w:val="0"/>
+          <w:i w:val="0"/>
+          <w:sz w:val="21"/>
+        </w:rPr>
+        <w:t>（列表、编辑页、五类价目 Tab、附加费弹窗等见原型）；</w:t>
+      </w:r>
+      <w:r>
+        <w:rPr>
+          <w:rFonts w:ascii="微软雅黑" w:hAnsi="微软雅黑" w:eastAsia="微软雅黑"/>
+          <w:b/>
+          <w:i w:val="0"/>
+          <w:sz w:val="21"/>
+        </w:rPr>
+        <w:t>本文侧重匹配、校验、计费、正式实现与原型差异</w:t>
+      </w:r>
+      <w:r>
+        <w:rPr>
+          <w:rFonts w:ascii="微软雅黑" w:hAnsi="微软雅黑" w:eastAsia="微软雅黑"/>
+          <w:b w:val="0"/>
+          <w:i w:val="0"/>
+          <w:sz w:val="21"/>
+        </w:rPr>
+        <w:t>。计费章节（</w:t>
+      </w:r>
+      <w:r>
+        <w:rPr>
+          <w:rFonts w:ascii="微软雅黑" w:hAnsi="微软雅黑" w:eastAsia="微软雅黑"/>
+          <w:b/>
+          <w:i w:val="0"/>
+          <w:sz w:val="21"/>
+        </w:rPr>
+        <w:t>4.2.6</w:t>
+      </w:r>
+      <w:r>
+        <w:rPr>
+          <w:rFonts w:ascii="微软雅黑" w:hAnsi="微软雅黑" w:eastAsia="微软雅黑"/>
+          <w:b w:val="0"/>
+          <w:i w:val="0"/>
+          <w:sz w:val="21"/>
+        </w:rPr>
+        <w:t>）及计算案例不省略。</w:t>
+      </w:r>
+    </w:p>
+    <w:p>
+      <w:pPr>
         <w:pStyle w:val="Heading3"/>
         <w:keepNext/>
       </w:pPr>
@@ -202,6 +261,72 @@
                 <w:sz w:val="20"/>
               </w:rPr>
               <w:t>初稿</w:t>
+            </w:r>
+          </w:p>
+        </w:tc>
+      </w:tr>
+      <w:tr>
+        <w:tc>
+          <w:tcPr>
+            <w:tcW w:type="dxa" w:w="2161"/>
+          </w:tcPr>
+          <w:p>
+            <w:r>
+              <w:rPr>
+                <w:rFonts w:ascii="微软雅黑" w:hAnsi="微软雅黑" w:eastAsia="微软雅黑"/>
+                <w:b w:val="0"/>
+                <w:i w:val="0"/>
+                <w:sz w:val="20"/>
+              </w:rPr>
+              <w:t>V1.1</w:t>
+            </w:r>
+          </w:p>
+        </w:tc>
+        <w:tc>
+          <w:tcPr>
+            <w:tcW w:type="dxa" w:w="2161"/>
+          </w:tcPr>
+          <w:p>
+            <w:r>
+              <w:rPr>
+                <w:rFonts w:ascii="微软雅黑" w:hAnsi="微软雅黑" w:eastAsia="微软雅黑"/>
+                <w:b w:val="0"/>
+                <w:i w:val="0"/>
+                <w:sz w:val="20"/>
+              </w:rPr>
+              <w:t>2026-05-26</w:t>
+            </w:r>
+          </w:p>
+        </w:tc>
+        <w:tc>
+          <w:tcPr>
+            <w:tcW w:type="dxa" w:w="2161"/>
+          </w:tcPr>
+          <w:p>
+            <w:r>
+              <w:rPr>
+                <w:rFonts w:ascii="微软雅黑" w:hAnsi="微软雅黑" w:eastAsia="微软雅黑"/>
+                <w:b w:val="0"/>
+                <w:i w:val="0"/>
+                <w:sz w:val="20"/>
+              </w:rPr>
+              <w:t>—</w:t>
+            </w:r>
+          </w:p>
+        </w:tc>
+        <w:tc>
+          <w:tcPr>
+            <w:tcW w:type="dxa" w:w="2161"/>
+          </w:tcPr>
+          <w:p>
+            <w:r>
+              <w:rPr>
+                <w:rFonts w:ascii="微软雅黑" w:hAnsi="微软雅黑" w:eastAsia="微软雅黑"/>
+                <w:b w:val="0"/>
+                <w:i w:val="0"/>
+                <w:sz w:val="20"/>
+              </w:rPr>
+              <w:t>精简列表/界面复述，匹配规则去重；计费与案例保留</w:t>
             </w:r>
           </w:p>
         </w:tc>
@@ -1352,7 +1477,7 @@
           <w:i/>
           <w:sz w:val="18"/>
         </w:rPr>
-        <w:t>图 3.1 — 报价维护、拆柜完成匹配、价目选用、计费并写入应收</w:t>
+        <w:t>图 3.1 — 维护报价 → 拆柜完成匹配 → 选用价目 → 计费写入应收</w:t>
       </w:r>
     </w:p>
     <w:p>
@@ -1362,11 +1487,20 @@
       <w:r>
         <w:rPr>
           <w:rFonts w:ascii="微软雅黑" w:hAnsi="微软雅黑" w:eastAsia="微软雅黑"/>
+          <w:b w:val="0"/>
+          <w:i w:val="0"/>
+          <w:sz w:val="21"/>
+        </w:rPr>
+        <w:t>流程节点见图；</w:t>
+      </w:r>
+      <w:r>
+        <w:rPr>
+          <w:rFonts w:ascii="微软雅黑" w:hAnsi="微软雅黑" w:eastAsia="微软雅黑"/>
           <w:b/>
           <w:i w:val="0"/>
           <w:sz w:val="21"/>
         </w:rPr>
-        <w:t>报价匹配（拆柜完成时触发）：</w:t>
+        <w:t>匹配条件、唯一性、锁定与出账细则见 4.2.2、4.2.8</w:t>
       </w:r>
       <w:r>
         <w:rPr>
@@ -1375,228 +1509,7 @@
           <w:i w:val="0"/>
           <w:sz w:val="21"/>
         </w:rPr>
-        <w:t xml:space="preserve"> 在</w:t>
-      </w:r>
-      <w:r>
-        <w:rPr>
-          <w:rFonts w:ascii="微软雅黑" w:hAnsi="微软雅黑" w:eastAsia="微软雅黑"/>
-          <w:b/>
-          <w:i w:val="0"/>
-          <w:sz w:val="21"/>
-        </w:rPr>
-        <w:t>拆柜完成</w:t>
-      </w:r>
-      <w:r>
-        <w:rPr>
-          <w:rFonts w:ascii="微软雅黑" w:hAnsi="微软雅黑" w:eastAsia="微软雅黑"/>
-          <w:b w:val="0"/>
-          <w:i w:val="0"/>
-          <w:sz w:val="21"/>
-        </w:rPr>
-        <w:t>节点执行匹配；取计划</w:t>
-      </w:r>
-      <w:r>
-        <w:rPr>
-          <w:rFonts w:ascii="微软雅黑" w:hAnsi="微软雅黑" w:eastAsia="微软雅黑"/>
-          <w:b/>
-          <w:i w:val="0"/>
-          <w:sz w:val="21"/>
-        </w:rPr>
-        <w:t>下单时间</w:t>
-      </w:r>
-      <w:r>
-        <w:rPr>
-          <w:rFonts w:ascii="微软雅黑" w:hAnsi="微软雅黑" w:eastAsia="微软雅黑"/>
-          <w:b w:val="0"/>
-          <w:i w:val="0"/>
-          <w:sz w:val="21"/>
-        </w:rPr>
-        <w:t>与客户，在</w:t>
-      </w:r>
-      <w:r>
-        <w:rPr>
-          <w:rFonts w:ascii="微软雅黑" w:hAnsi="微软雅黑" w:eastAsia="微软雅黑"/>
-          <w:b/>
-          <w:i w:val="0"/>
-          <w:sz w:val="21"/>
-        </w:rPr>
-        <w:t>启用</w:t>
-      </w:r>
-      <w:r>
-        <w:rPr>
-          <w:rFonts w:ascii="微软雅黑" w:hAnsi="微软雅黑" w:eastAsia="微软雅黑"/>
-          <w:b w:val="0"/>
-          <w:i w:val="0"/>
-          <w:sz w:val="21"/>
-        </w:rPr>
-        <w:t xml:space="preserve">且 </w:t>
-      </w:r>
-      <w:r>
-        <w:rPr>
-          <w:rFonts w:ascii="微软雅黑" w:hAnsi="微软雅黑" w:eastAsia="微软雅黑"/>
-          <w:b/>
-          <w:i w:val="0"/>
-          <w:sz w:val="21"/>
-        </w:rPr>
-        <w:t>生效时间 ≤ 下单时间 ≤ 失效时间</w:t>
-      </w:r>
-      <w:r>
-        <w:rPr>
-          <w:rFonts w:ascii="微软雅黑" w:hAnsi="微软雅黑" w:eastAsia="微软雅黑"/>
-          <w:b w:val="0"/>
-          <w:i w:val="0"/>
-          <w:sz w:val="21"/>
-        </w:rPr>
-        <w:t xml:space="preserve">的报价中选用。② </w:t>
-      </w:r>
-      <w:r>
-        <w:rPr>
-          <w:rFonts w:ascii="微软雅黑" w:hAnsi="微软雅黑" w:eastAsia="微软雅黑"/>
-          <w:b/>
-          <w:i w:val="0"/>
-          <w:sz w:val="21"/>
-        </w:rPr>
-        <w:t>指定客户</w:t>
-      </w:r>
-      <w:r>
-        <w:rPr>
-          <w:rFonts w:ascii="微软雅黑" w:hAnsi="微软雅黑" w:eastAsia="微软雅黑"/>
-          <w:b w:val="0"/>
-          <w:i w:val="0"/>
-          <w:sz w:val="21"/>
-        </w:rPr>
-        <w:t>优先，否则</w:t>
-      </w:r>
-      <w:r>
-        <w:rPr>
-          <w:rFonts w:ascii="微软雅黑" w:hAnsi="微软雅黑" w:eastAsia="微软雅黑"/>
-          <w:b/>
-          <w:i w:val="0"/>
-          <w:sz w:val="21"/>
-        </w:rPr>
-        <w:t>所有客户</w:t>
-      </w:r>
-      <w:r>
-        <w:rPr>
-          <w:rFonts w:ascii="微软雅黑" w:hAnsi="微软雅黑" w:eastAsia="微软雅黑"/>
-          <w:b w:val="0"/>
-          <w:i w:val="0"/>
-          <w:sz w:val="21"/>
-        </w:rPr>
-        <w:t>；③ 至多命中 1 条（</w:t>
-      </w:r>
-      <w:r>
-        <w:rPr>
-          <w:rFonts w:ascii="微软雅黑" w:hAnsi="微软雅黑" w:eastAsia="微软雅黑"/>
-          <w:b/>
-          <w:i w:val="0"/>
-          <w:sz w:val="21"/>
-        </w:rPr>
-        <w:t>配置期唯一性</w:t>
-      </w:r>
-      <w:r>
-        <w:rPr>
-          <w:rFonts w:ascii="微软雅黑" w:hAnsi="微软雅黑" w:eastAsia="微软雅黑"/>
-          <w:b w:val="0"/>
-          <w:i w:val="0"/>
-          <w:sz w:val="21"/>
-        </w:rPr>
-        <w:t xml:space="preserve">见 </w:t>
-      </w:r>
-      <w:r>
-        <w:rPr>
-          <w:rFonts w:ascii="微软雅黑" w:hAnsi="微软雅黑" w:eastAsia="微软雅黑"/>
-          <w:b/>
-          <w:i w:val="0"/>
-          <w:sz w:val="21"/>
-        </w:rPr>
-        <w:t>4.2.2</w:t>
-      </w:r>
-      <w:r>
-        <w:rPr>
-          <w:rFonts w:ascii="微软雅黑" w:hAnsi="微软雅黑" w:eastAsia="微软雅黑"/>
-          <w:b w:val="0"/>
-          <w:i w:val="0"/>
-          <w:sz w:val="21"/>
-        </w:rPr>
-        <w:t xml:space="preserve">）；④ </w:t>
-      </w:r>
-      <w:r>
-        <w:rPr>
-          <w:rFonts w:ascii="微软雅黑" w:hAnsi="微软雅黑" w:eastAsia="微软雅黑"/>
-          <w:b/>
-          <w:i w:val="0"/>
-          <w:sz w:val="21"/>
-        </w:rPr>
-        <w:t>匹配结果（命中或未命中）均写入提拆派计划-计费报告</w:t>
-      </w:r>
-      <w:r>
-        <w:rPr>
-          <w:rFonts w:ascii="微软雅黑" w:hAnsi="微软雅黑" w:eastAsia="微软雅黑"/>
-          <w:b w:val="0"/>
-          <w:i w:val="0"/>
-          <w:sz w:val="21"/>
-        </w:rPr>
-        <w:t>（含锁定报价、未命中原因等）；</w:t>
-      </w:r>
-      <w:r>
-        <w:rPr>
-          <w:rFonts w:ascii="微软雅黑" w:hAnsi="微软雅黑" w:eastAsia="微软雅黑"/>
-          <w:b/>
-          <w:i w:val="0"/>
-          <w:sz w:val="21"/>
-        </w:rPr>
-        <w:t>未命中</w:t>
-      </w:r>
-      <w:r>
-        <w:rPr>
-          <w:rFonts w:ascii="微软雅黑" w:hAnsi="微软雅黑" w:eastAsia="微软雅黑"/>
-          <w:b w:val="0"/>
-          <w:i w:val="0"/>
-          <w:sz w:val="21"/>
-        </w:rPr>
-        <w:t>时不拦截流程、不锁定、不生成应收费用。</w:t>
-      </w:r>
-    </w:p>
-    <w:p>
-      <w:pPr>
-        <w:spacing w:after="60"/>
-      </w:pPr>
-      <w:r>
-        <w:rPr>
-          <w:rFonts w:ascii="微软雅黑" w:hAnsi="微软雅黑" w:eastAsia="微软雅黑"/>
-          <w:b/>
-          <w:i w:val="0"/>
-          <w:sz w:val="21"/>
-        </w:rPr>
-        <w:t>锁定：</w:t>
-      </w:r>
-      <w:r>
-        <w:rPr>
-          <w:rFonts w:ascii="微软雅黑" w:hAnsi="微软雅黑" w:eastAsia="微软雅黑"/>
-          <w:b w:val="0"/>
-          <w:i w:val="0"/>
-          <w:sz w:val="21"/>
-        </w:rPr>
-        <w:t xml:space="preserve"> 命中则在拆柜完成时锁定报价并出账；未命中不锁定、不出账、不拦截。已锁定计划不受后续停用/调价/再启用影响（</w:t>
-      </w:r>
-      <w:r>
-        <w:rPr>
-          <w:rFonts w:ascii="微软雅黑" w:hAnsi="微软雅黑" w:eastAsia="微软雅黑"/>
-          <w:b/>
-          <w:i w:val="0"/>
-          <w:sz w:val="21"/>
-        </w:rPr>
-        <w:t>4.2.8</w:t>
-      </w:r>
-      <w:r>
-        <w:rPr>
-          <w:rFonts w:ascii="微软雅黑" w:hAnsi="微软雅黑" w:eastAsia="微软雅黑"/>
-          <w:b w:val="0"/>
-          <w:i w:val="0"/>
-          <w:sz w:val="21"/>
-        </w:rPr>
-        <w:t>）。</w:t>
+        <w:t>（不在此重复叙述）。</w:t>
       </w:r>
     </w:p>
     <w:p>
@@ -1688,15 +1601,14 @@
         <w:tblLook w:firstColumn="1" w:firstRow="1" w:lastColumn="0" w:lastRow="0" w:noHBand="0" w:noVBand="1" w:val="04A0"/>
       </w:tblPr>
       <w:tblGrid>
-        <w:gridCol w:w="2161"/>
-        <w:gridCol w:w="2161"/>
-        <w:gridCol w:w="2161"/>
-        <w:gridCol w:w="2161"/>
+        <w:gridCol w:w="2882"/>
+        <w:gridCol w:w="2882"/>
+        <w:gridCol w:w="2882"/>
       </w:tblGrid>
       <w:tr>
         <w:tc>
           <w:tcPr>
-            <w:tcW w:type="dxa" w:w="2161"/>
+            <w:tcW w:type="dxa" w:w="2882"/>
           </w:tcPr>
           <w:p>
             <w:r>
@@ -1712,7 +1624,7 @@
         </w:tc>
         <w:tc>
           <w:tcPr>
-            <w:tcW w:type="dxa" w:w="2161"/>
+            <w:tcW w:type="dxa" w:w="2882"/>
           </w:tcPr>
           <w:p>
             <w:r>
@@ -1728,23 +1640,7 @@
         </w:tc>
         <w:tc>
           <w:tcPr>
-            <w:tcW w:type="dxa" w:w="2161"/>
-          </w:tcPr>
-          <w:p>
-            <w:r>
-              <w:rPr>
-                <w:rFonts w:ascii="微软雅黑" w:hAnsi="微软雅黑" w:eastAsia="微软雅黑"/>
-                <w:b/>
-                <w:i w:val="0"/>
-                <w:sz w:val="20"/>
-              </w:rPr>
-              <w:t>P0 要点</w:t>
-            </w:r>
-          </w:p>
-        </w:tc>
-        <w:tc>
-          <w:tcPr>
-            <w:tcW w:type="dxa" w:w="2161"/>
+            <w:tcW w:type="dxa" w:w="2882"/>
           </w:tcPr>
           <w:p>
             <w:r>
@@ -1762,7 +1658,7 @@
       <w:tr>
         <w:tc>
           <w:tcPr>
-            <w:tcW w:type="dxa" w:w="2161"/>
+            <w:tcW w:type="dxa" w:w="2882"/>
           </w:tcPr>
           <w:p>
             <w:r>
@@ -1778,33 +1674,17 @@
         </w:tc>
         <w:tc>
           <w:tcPr>
-            <w:tcW w:type="dxa" w:w="2161"/>
-          </w:tcPr>
-          <w:p>
-            <w:r>
-              <w:rPr>
-                <w:rFonts w:ascii="微软雅黑" w:hAnsi="微软雅黑" w:eastAsia="微软雅黑"/>
-                <w:b w:val="0"/>
-                <w:i w:val="0"/>
-                <w:sz w:val="20"/>
-              </w:rPr>
-              <w:t>价目维护</w:t>
-            </w:r>
-          </w:p>
-        </w:tc>
-        <w:tc>
-          <w:tcPr>
-            <w:tcW w:type="dxa" w:w="2161"/>
-          </w:tcPr>
-          <w:p>
-            <w:r>
-              <w:rPr>
-                <w:rFonts w:ascii="微软雅黑" w:hAnsi="微软雅黑" w:eastAsia="微软雅黑"/>
-                <w:b w:val="0"/>
-                <w:i w:val="0"/>
-                <w:sz w:val="20"/>
-              </w:rPr>
-              <w:t>五类价目 + 附加费；生效前改原单；生效后仅</w:t>
+            <w:tcW w:type="dxa" w:w="2882"/>
+          </w:tcPr>
+          <w:p>
+            <w:r>
+              <w:rPr>
+                <w:rFonts w:ascii="微软雅黑" w:hAnsi="微软雅黑" w:eastAsia="微软雅黑"/>
+                <w:b w:val="0"/>
+                <w:i w:val="0"/>
+                <w:sz w:val="20"/>
+              </w:rPr>
+              <w:t>价目维护（</w:t>
             </w:r>
             <w:r>
               <w:rPr>
@@ -1813,22 +1693,22 @@
                 <w:i w:val="0"/>
                 <w:sz w:val="20"/>
               </w:rPr>
-              <w:t>复制</w:t>
-            </w:r>
-            <w:r>
-              <w:rPr>
-                <w:rFonts w:ascii="微软雅黑" w:hAnsi="微软雅黑" w:eastAsia="微软雅黑"/>
-                <w:b w:val="0"/>
-                <w:i w:val="0"/>
-                <w:sz w:val="20"/>
-              </w:rPr>
-              <w:t>调价；CSV 导入导出</w:t>
-            </w:r>
-          </w:p>
-        </w:tc>
-        <w:tc>
-          <w:tcPr>
-            <w:tcW w:type="dxa" w:w="2161"/>
+              <w:t>Part A</w:t>
+            </w:r>
+            <w:r>
+              <w:rPr>
+                <w:rFonts w:ascii="微软雅黑" w:hAnsi="微软雅黑" w:eastAsia="微软雅黑"/>
+                <w:b w:val="0"/>
+                <w:i w:val="0"/>
+                <w:sz w:val="20"/>
+              </w:rPr>
+              <w:t>）</w:t>
+            </w:r>
+          </w:p>
+        </w:tc>
+        <w:tc>
+          <w:tcPr>
+            <w:tcW w:type="dxa" w:w="2882"/>
           </w:tcPr>
           <w:p>
             <w:r>
@@ -1846,7 +1726,7 @@
       <w:tr>
         <w:tc>
           <w:tcPr>
-            <w:tcW w:type="dxa" w:w="2161"/>
+            <w:tcW w:type="dxa" w:w="2882"/>
           </w:tcPr>
           <w:p>
             <w:r>
@@ -1862,58 +1742,33 @@
         </w:tc>
         <w:tc>
           <w:tcPr>
-            <w:tcW w:type="dxa" w:w="2161"/>
-          </w:tcPr>
-          <w:p>
-            <w:r>
-              <w:rPr>
-                <w:rFonts w:ascii="微软雅黑" w:hAnsi="微软雅黑" w:eastAsia="微软雅黑"/>
-                <w:b w:val="0"/>
-                <w:i w:val="0"/>
-                <w:sz w:val="20"/>
-              </w:rPr>
-              <w:t>报价匹配</w:t>
-            </w:r>
-          </w:p>
-        </w:tc>
-        <w:tc>
-          <w:tcPr>
-            <w:tcW w:type="dxa" w:w="2161"/>
-          </w:tcPr>
-          <w:p>
-            <w:r>
-              <w:rPr>
-                <w:rFonts w:ascii="微软雅黑" w:hAnsi="微软雅黑" w:eastAsia="微软雅黑"/>
-                <w:b w:val="0"/>
-                <w:i w:val="0"/>
-                <w:sz w:val="20"/>
-              </w:rPr>
-              <w:t>拆柜完成时；启用 + 时间窗；指定客户优先；配置期唯一</w:t>
-            </w:r>
-          </w:p>
-        </w:tc>
-        <w:tc>
-          <w:tcPr>
-            <w:tcW w:type="dxa" w:w="2161"/>
-          </w:tcPr>
-          <w:p>
-            <w:r>
-              <w:rPr>
-                <w:rFonts w:ascii="微软雅黑" w:hAnsi="微软雅黑" w:eastAsia="微软雅黑"/>
-                <w:b/>
-                <w:i w:val="0"/>
-                <w:sz w:val="20"/>
-              </w:rPr>
-              <w:t>3.1</w:t>
-            </w:r>
-            <w:r>
-              <w:rPr>
-                <w:rFonts w:ascii="微软雅黑" w:hAnsi="微软雅黑" w:eastAsia="微软雅黑"/>
-                <w:b w:val="0"/>
-                <w:i w:val="0"/>
-                <w:sz w:val="20"/>
-              </w:rPr>
-              <w:t>、4.2.2</w:t>
+            <w:tcW w:type="dxa" w:w="2882"/>
+          </w:tcPr>
+          <w:p>
+            <w:r>
+              <w:rPr>
+                <w:rFonts w:ascii="微软雅黑" w:hAnsi="微软雅黑" w:eastAsia="微软雅黑"/>
+                <w:b w:val="0"/>
+                <w:i w:val="0"/>
+                <w:sz w:val="20"/>
+              </w:rPr>
+              <w:t>匹配与锁定</w:t>
+            </w:r>
+          </w:p>
+        </w:tc>
+        <w:tc>
+          <w:tcPr>
+            <w:tcW w:type="dxa" w:w="2882"/>
+          </w:tcPr>
+          <w:p>
+            <w:r>
+              <w:rPr>
+                <w:rFonts w:ascii="微软雅黑" w:hAnsi="微软雅黑" w:eastAsia="微软雅黑"/>
+                <w:b w:val="0"/>
+                <w:i w:val="0"/>
+                <w:sz w:val="20"/>
+              </w:rPr>
+              <w:t>4.2.2、4.2.8</w:t>
             </w:r>
           </w:p>
         </w:tc>
@@ -1921,7 +1776,7 @@
       <w:tr>
         <w:tc>
           <w:tcPr>
-            <w:tcW w:type="dxa" w:w="2161"/>
+            <w:tcW w:type="dxa" w:w="2882"/>
           </w:tcPr>
           <w:p>
             <w:r>
@@ -1937,33 +1792,17 @@
         </w:tc>
         <w:tc>
           <w:tcPr>
-            <w:tcW w:type="dxa" w:w="2161"/>
-          </w:tcPr>
-          <w:p>
-            <w:r>
-              <w:rPr>
-                <w:rFonts w:ascii="微软雅黑" w:hAnsi="微软雅黑" w:eastAsia="微软雅黑"/>
-                <w:b w:val="0"/>
-                <w:i w:val="0"/>
-                <w:sz w:val="20"/>
-              </w:rPr>
-              <w:t>价目自动选用</w:t>
-            </w:r>
-          </w:p>
-        </w:tc>
-        <w:tc>
-          <w:tcPr>
-            <w:tcW w:type="dxa" w:w="2161"/>
-          </w:tcPr>
-          <w:p>
-            <w:r>
-              <w:rPr>
-                <w:rFonts w:ascii="微软雅黑" w:hAnsi="微软雅黑" w:eastAsia="微软雅黑"/>
-                <w:b w:val="0"/>
-                <w:i w:val="0"/>
-                <w:sz w:val="20"/>
-              </w:rPr>
-              <w:t>匹配成功后按业务类型、Move Type 选价目；FBA/Walmart 仅当仓码</w:t>
+            <w:tcW w:type="dxa" w:w="2882"/>
+          </w:tcPr>
+          <w:p>
+            <w:r>
+              <w:rPr>
+                <w:rFonts w:ascii="微软雅黑" w:hAnsi="微软雅黑" w:eastAsia="微软雅黑"/>
+                <w:b w:val="0"/>
+                <w:i w:val="0"/>
+                <w:sz w:val="20"/>
+              </w:rPr>
+              <w:t>价目选用与计费（</w:t>
             </w:r>
             <w:r>
               <w:rPr>
@@ -1972,43 +1811,7 @@
                 <w:i w:val="0"/>
                 <w:sz w:val="20"/>
               </w:rPr>
-              <w:t>不在</w:t>
-            </w:r>
-            <w:r>
-              <w:rPr>
-                <w:rFonts w:ascii="微软雅黑" w:hAnsi="微软雅黑" w:eastAsia="微软雅黑"/>
-                <w:b w:val="0"/>
-                <w:i w:val="0"/>
-                <w:sz w:val="20"/>
-              </w:rPr>
-              <w:t>组合仓派送价目表时</w:t>
-            </w:r>
-            <w:r>
-              <w:rPr>
-                <w:rFonts w:ascii="微软雅黑" w:hAnsi="微软雅黑" w:eastAsia="微软雅黑"/>
-                <w:b/>
-                <w:i w:val="0"/>
-                <w:sz w:val="20"/>
-              </w:rPr>
-              <w:t>改按散板</w:t>
-            </w:r>
-            <w:r>
-              <w:rPr>
-                <w:rFonts w:ascii="微软雅黑" w:hAnsi="微软雅黑" w:eastAsia="微软雅黑"/>
-                <w:b w:val="0"/>
-                <w:i w:val="0"/>
-                <w:sz w:val="20"/>
-              </w:rPr>
-              <w:t>（</w:t>
-            </w:r>
-            <w:r>
-              <w:rPr>
-                <w:rFonts w:ascii="微软雅黑" w:hAnsi="微软雅黑" w:eastAsia="微软雅黑"/>
-                <w:b/>
-                <w:i w:val="0"/>
-                <w:sz w:val="20"/>
-              </w:rPr>
-              <w:t>允许跨区</w:t>
+              <w:t>Part B</w:t>
             </w:r>
             <w:r>
               <w:rPr>
@@ -2023,17 +1826,17 @@
         </w:tc>
         <w:tc>
           <w:tcPr>
-            <w:tcW w:type="dxa" w:w="2161"/>
-          </w:tcPr>
-          <w:p>
-            <w:r>
-              <w:rPr>
-                <w:rFonts w:ascii="微软雅黑" w:hAnsi="微软雅黑" w:eastAsia="微软雅黑"/>
-                <w:b w:val="0"/>
-                <w:i w:val="0"/>
-                <w:sz w:val="20"/>
-              </w:rPr>
-              <w:t>4.2.5</w:t>
+            <w:tcW w:type="dxa" w:w="2882"/>
+          </w:tcPr>
+          <w:p>
+            <w:r>
+              <w:rPr>
+                <w:rFonts w:ascii="微软雅黑" w:hAnsi="微软雅黑" w:eastAsia="微软雅黑"/>
+                <w:b w:val="0"/>
+                <w:i w:val="0"/>
+                <w:sz w:val="20"/>
+              </w:rPr>
+              <w:t>4.2.5～4.2.7</w:t>
             </w:r>
           </w:p>
         </w:tc>
@@ -2041,7 +1844,7 @@
       <w:tr>
         <w:tc>
           <w:tcPr>
-            <w:tcW w:type="dxa" w:w="2161"/>
+            <w:tcW w:type="dxa" w:w="2882"/>
           </w:tcPr>
           <w:p>
             <w:r>
@@ -2057,7 +1860,7 @@
         </w:tc>
         <w:tc>
           <w:tcPr>
-            <w:tcW w:type="dxa" w:w="2161"/>
+            <w:tcW w:type="dxa" w:w="2882"/>
           </w:tcPr>
           <w:p>
             <w:r>
@@ -2073,23 +1876,7 @@
         </w:tc>
         <w:tc>
           <w:tcPr>
-            <w:tcW w:type="dxa" w:w="2161"/>
-          </w:tcPr>
-          <w:p>
-            <w:r>
-              <w:rPr>
-                <w:rFonts w:ascii="微软雅黑" w:hAnsi="微软雅黑" w:eastAsia="微软雅黑"/>
-                <w:b w:val="0"/>
-                <w:i w:val="0"/>
-                <w:sz w:val="20"/>
-              </w:rPr>
-              <w:t>拆柜完成时匹配并一次出账；按关联费用项写应收</w:t>
-            </w:r>
-          </w:p>
-        </w:tc>
-        <w:tc>
-          <w:tcPr>
-            <w:tcW w:type="dxa" w:w="2161"/>
+            <w:tcW w:type="dxa" w:w="2882"/>
           </w:tcPr>
           <w:p>
             <w:r>
@@ -2109,20 +1896,6 @@
       <w:pPr>
         <w:spacing w:after="40"/>
       </w:pPr>
-    </w:p>
-    <w:p>
-      <w:pPr>
-        <w:spacing w:after="60"/>
-      </w:pPr>
-      <w:r>
-        <w:rPr>
-          <w:rFonts w:ascii="微软雅黑" w:hAnsi="微软雅黑" w:eastAsia="微软雅黑"/>
-          <w:b w:val="0"/>
-          <w:i w:val="0"/>
-          <w:sz w:val="21"/>
-        </w:rPr>
-        <w:t>其他：复制报价、操作日志（列表「更多」）。</w:t>
-      </w:r>
     </w:p>
     <w:p>
       <w:pPr>
@@ -2152,13 +1925,17 @@
           <w:i w:val="0"/>
           <w:sz w:val="21"/>
         </w:rPr>
-        <w:t>路径：应收报价配置 → 提拆派报价。查询：报价编号、名称、客户、生效日期范围。</w:t>
+        <w:t>列表查询、列、新增/编辑/复制/启停/日志等</w:t>
       </w:r>
-    </w:p>
-    <w:p>
-      <w:pPr>
-        <w:spacing w:after="60"/>
-      </w:pPr>
+      <w:r>
+        <w:rPr>
+          <w:rFonts w:ascii="微软雅黑" w:hAnsi="微软雅黑" w:eastAsia="微软雅黑"/>
+          <w:b/>
+          <w:i w:val="0"/>
+          <w:sz w:val="21"/>
+        </w:rPr>
+        <w:t>见原型</w:t>
+      </w:r>
       <w:r>
         <w:rPr>
           <w:rFonts w:ascii="微软雅黑" w:hAnsi="微软雅黑" w:eastAsia="微软雅黑"/>
@@ -2166,7 +1943,7 @@
           <w:i w:val="0"/>
           <w:sz w:val="21"/>
         </w:rPr>
-        <w:t>列表列：编号、名称、客户（全部/指定摘要）、生效/失效时间、币种、状态（启用/停用）、创建/修改时间。</w:t>
+        <w:t>（路径：应收报价配置 → 提拆派报价）。</w:t>
       </w:r>
     </w:p>
     <w:tbl>
@@ -2193,7 +1970,7 @@
                 <w:i w:val="0"/>
                 <w:sz w:val="20"/>
               </w:rPr>
-              <w:t>操作</w:t>
+              <w:t>规则（原型未体现或须与正式一致）</w:t>
             </w:r>
           </w:p>
         </w:tc>
@@ -2223,11 +2000,11 @@
             <w:r>
               <w:rPr>
                 <w:rFonts w:ascii="微软雅黑" w:hAnsi="微软雅黑" w:eastAsia="微软雅黑"/>
-                <w:b w:val="0"/>
-                <w:i w:val="0"/>
-                <w:sz w:val="20"/>
-              </w:rPr>
-              <w:t>新增</w:t>
+                <w:b/>
+                <w:i w:val="0"/>
+                <w:sz w:val="20"/>
+              </w:rPr>
+              <w:t>复制</w:t>
             </w:r>
           </w:p>
         </w:tc>
@@ -2243,7 +2020,25 @@
                 <w:i w:val="0"/>
                 <w:sz w:val="20"/>
               </w:rPr>
-              <w:t>进入编辑页</w:t>
+              <w:t>正式系统须复制</w:t>
+            </w:r>
+            <w:r>
+              <w:rPr>
+                <w:rFonts w:ascii="微软雅黑" w:hAnsi="微软雅黑" w:eastAsia="微软雅黑"/>
+                <w:b/>
+                <w:i w:val="0"/>
+                <w:sz w:val="20"/>
+              </w:rPr>
+              <w:t>单头 + 五类价目 + 附加费</w:t>
+            </w:r>
+            <w:r>
+              <w:rPr>
+                <w:rFonts w:ascii="微软雅黑" w:hAnsi="微软雅黑" w:eastAsia="微软雅黑"/>
+                <w:b w:val="0"/>
+                <w:i w:val="0"/>
+                <w:sz w:val="20"/>
+              </w:rPr>
+              <w:t>；原型仅复制单头并名称加「（副本）」，价目为演示数据</w:t>
             </w:r>
           </w:p>
         </w:tc>
@@ -2257,7 +2052,7 @@
             <w:r>
               <w:rPr>
                 <w:rFonts w:ascii="微软雅黑" w:hAnsi="微软雅黑" w:eastAsia="微软雅黑"/>
-                <w:b w:val="0"/>
+                <w:b/>
                 <w:i w:val="0"/>
                 <w:sz w:val="20"/>
               </w:rPr>
@@ -2277,7 +2072,7 @@
                 <w:i w:val="0"/>
                 <w:sz w:val="20"/>
               </w:rPr>
-              <w:t xml:space="preserve">进入编辑页；能否修改原单见 </w:t>
+              <w:t xml:space="preserve">能否改原单仅看生效时间，见 </w:t>
             </w:r>
             <w:r>
               <w:rPr>
@@ -2300,11 +2095,11 @@
             <w:r>
               <w:rPr>
                 <w:rFonts w:ascii="微软雅黑" w:hAnsi="微软雅黑" w:eastAsia="微软雅黑"/>
-                <w:b w:val="0"/>
-                <w:i w:val="0"/>
-                <w:sz w:val="20"/>
-              </w:rPr>
-              <w:t>复制</w:t>
+                <w:b/>
+                <w:i w:val="0"/>
+                <w:sz w:val="20"/>
+              </w:rPr>
+              <w:t>启用/停用</w:t>
             </w:r>
           </w:p>
         </w:tc>
@@ -2320,7 +2115,7 @@
                 <w:i w:val="0"/>
                 <w:sz w:val="20"/>
               </w:rPr>
-              <w:t xml:space="preserve">按原单生成新编号报价单；调价流程见 </w:t>
+              <w:t>只影响</w:t>
             </w:r>
             <w:r>
               <w:rPr>
@@ -2329,7 +2124,34 @@
                 <w:i w:val="0"/>
                 <w:sz w:val="20"/>
               </w:rPr>
-              <w:t>4.2.2</w:t>
+              <w:t>之后</w:t>
+            </w:r>
+            <w:r>
+              <w:rPr>
+                <w:rFonts w:ascii="微软雅黑" w:hAnsi="微软雅黑" w:eastAsia="微软雅黑"/>
+                <w:b w:val="0"/>
+                <w:i w:val="0"/>
+                <w:sz w:val="20"/>
+              </w:rPr>
+              <w:t>拆柜完成的匹配；已锁定计划不受影响（</w:t>
+            </w:r>
+            <w:r>
+              <w:rPr>
+                <w:rFonts w:ascii="微软雅黑" w:hAnsi="微软雅黑" w:eastAsia="微软雅黑"/>
+                <w:b/>
+                <w:i w:val="0"/>
+                <w:sz w:val="20"/>
+              </w:rPr>
+              <w:t>4.2.8</w:t>
+            </w:r>
+            <w:r>
+              <w:rPr>
+                <w:rFonts w:ascii="微软雅黑" w:hAnsi="微软雅黑" w:eastAsia="微软雅黑"/>
+                <w:b w:val="0"/>
+                <w:i w:val="0"/>
+                <w:sz w:val="20"/>
+              </w:rPr>
+              <w:t>）</w:t>
             </w:r>
           </w:p>
         </w:tc>
@@ -2339,6 +2161,14 @@
       <w:pPr>
         <w:spacing w:after="40"/>
       </w:pPr>
+    </w:p>
+    <w:p>
+      <w:pPr>
+        <w:pStyle w:val="Heading4"/>
+      </w:pPr>
+      <w:r>
+        <w:t>4.2.2 报价单规则（匹配、编辑、调价）</w:t>
+      </w:r>
     </w:p>
     <w:p>
       <w:pPr>
@@ -2351,52 +2181,7 @@
           <w:i w:val="0"/>
           <w:sz w:val="21"/>
         </w:rPr>
-        <w:t>说明（正式实现）：</w:t>
-      </w:r>
-      <w:r>
-        <w:rPr>
-          <w:rFonts w:ascii="微软雅黑" w:hAnsi="微软雅黑" w:eastAsia="微软雅黑"/>
-          <w:b w:val="0"/>
-          <w:i w:val="0"/>
-          <w:sz w:val="21"/>
-        </w:rPr>
-        <w:t xml:space="preserve"> 复制须带入原单</w:t>
-      </w:r>
-      <w:r>
-        <w:rPr>
-          <w:rFonts w:ascii="微软雅黑" w:hAnsi="微软雅黑" w:eastAsia="微软雅黑"/>
-          <w:b/>
-          <w:i w:val="0"/>
-          <w:sz w:val="21"/>
-        </w:rPr>
-        <w:t>基础信息、五类价目及附加费规则</w:t>
-      </w:r>
-      <w:r>
-        <w:rPr>
-          <w:rFonts w:ascii="微软雅黑" w:hAnsi="微软雅黑" w:eastAsia="微软雅黑"/>
-          <w:b w:val="0"/>
-          <w:i w:val="0"/>
-          <w:sz w:val="21"/>
-        </w:rPr>
-        <w:t>，可改后保存并发布。</w:t>
-      </w:r>
-      <w:r>
-        <w:rPr>
-          <w:rFonts w:ascii="微软雅黑" w:hAnsi="微软雅黑" w:eastAsia="微软雅黑"/>
-          <w:b/>
-          <w:i w:val="0"/>
-          <w:sz w:val="21"/>
-        </w:rPr>
-        <w:t>HTML 原型</w:t>
-      </w:r>
-      <w:r>
-        <w:rPr>
-          <w:rFonts w:ascii="微软雅黑" w:hAnsi="微软雅黑" w:eastAsia="微软雅黑"/>
-          <w:b w:val="0"/>
-          <w:i w:val="0"/>
-          <w:sz w:val="21"/>
-        </w:rPr>
-        <w:t>仅将单头（名称、客户、时间、币种、启停等）存入浏览器本地存储，价目与附加费为页面内置演示数据，「复制」时仅复制单头并在名称后加「（副本）」；正式系统须将价目与单头一并持久化。</w:t>
+        <w:t>拆柜完成时报价匹配</w:t>
       </w:r>
     </w:p>
     <w:tbl>
@@ -2423,7 +2208,7 @@
                 <w:i w:val="0"/>
                 <w:sz w:val="20"/>
               </w:rPr>
-              <w:t>启用 / 停用</w:t>
+              <w:t>项</w:t>
             </w:r>
           </w:p>
         </w:tc>
@@ -2439,16 +2224,7 @@
                 <w:i w:val="0"/>
                 <w:sz w:val="20"/>
               </w:rPr>
-              <w:t xml:space="preserve">切换是否参与拆柜完成时的报价匹配；见 </w:t>
-            </w:r>
-            <w:r>
-              <w:rPr>
-                <w:rFonts w:ascii="微软雅黑" w:hAnsi="微软雅黑" w:eastAsia="微软雅黑"/>
-                <w:b/>
-                <w:i w:val="0"/>
-                <w:sz w:val="20"/>
-              </w:rPr>
-              <w:t>4.2.2</w:t>
+              <w:t>规则</w:t>
             </w:r>
           </w:p>
         </w:tc>
@@ -2466,7 +2242,7 @@
                 <w:i w:val="0"/>
                 <w:sz w:val="20"/>
               </w:rPr>
-              <w:t>日志</w:t>
+              <w:t>触发</w:t>
             </w:r>
           </w:p>
         </w:tc>
@@ -2478,11 +2254,314 @@
             <w:r>
               <w:rPr>
                 <w:rFonts w:ascii="微软雅黑" w:hAnsi="微软雅黑" w:eastAsia="微软雅黑"/>
-                <w:b w:val="0"/>
-                <w:i w:val="0"/>
-                <w:sz w:val="20"/>
-              </w:rPr>
-              <w:t>「更多」查看操作记录</w:t>
+                <w:b/>
+                <w:i w:val="0"/>
+                <w:sz w:val="20"/>
+              </w:rPr>
+              <w:t>拆柜完成</w:t>
+            </w:r>
+            <w:r>
+              <w:rPr>
+                <w:rFonts w:ascii="微软雅黑" w:hAnsi="微软雅黑" w:eastAsia="微软雅黑"/>
+                <w:b w:val="0"/>
+                <w:i w:val="0"/>
+                <w:sz w:val="20"/>
+              </w:rPr>
+              <w:t>时执行</w:t>
+            </w:r>
+          </w:p>
+        </w:tc>
+      </w:tr>
+      <w:tr>
+        <w:tc>
+          <w:tcPr>
+            <w:tcW w:type="dxa" w:w="4323"/>
+          </w:tcPr>
+          <w:p>
+            <w:r>
+              <w:rPr>
+                <w:rFonts w:ascii="微软雅黑" w:hAnsi="微软雅黑" w:eastAsia="微软雅黑"/>
+                <w:b w:val="0"/>
+                <w:i w:val="0"/>
+                <w:sz w:val="20"/>
+              </w:rPr>
+              <w:t>候选</w:t>
+            </w:r>
+          </w:p>
+        </w:tc>
+        <w:tc>
+          <w:tcPr>
+            <w:tcW w:type="dxa" w:w="4323"/>
+          </w:tcPr>
+          <w:p>
+            <w:r>
+              <w:rPr>
+                <w:rFonts w:ascii="微软雅黑" w:hAnsi="微软雅黑" w:eastAsia="微软雅黑"/>
+                <w:b/>
+                <w:i w:val="0"/>
+                <w:sz w:val="20"/>
+              </w:rPr>
+              <w:t>启用</w:t>
+            </w:r>
+            <w:r>
+              <w:rPr>
+                <w:rFonts w:ascii="微软雅黑" w:hAnsi="微软雅黑" w:eastAsia="微软雅黑"/>
+                <w:b w:val="0"/>
+                <w:i w:val="0"/>
+                <w:sz w:val="20"/>
+              </w:rPr>
+              <w:t xml:space="preserve"> 且 生效时间 ≤ 计划</w:t>
+            </w:r>
+            <w:r>
+              <w:rPr>
+                <w:rFonts w:ascii="微软雅黑" w:hAnsi="微软雅黑" w:eastAsia="微软雅黑"/>
+                <w:b/>
+                <w:i w:val="0"/>
+                <w:sz w:val="20"/>
+              </w:rPr>
+              <w:t>下单时间</w:t>
+            </w:r>
+            <w:r>
+              <w:rPr>
+                <w:rFonts w:ascii="微软雅黑" w:hAnsi="微软雅黑" w:eastAsia="微软雅黑"/>
+                <w:b w:val="0"/>
+                <w:i w:val="0"/>
+                <w:sz w:val="20"/>
+              </w:rPr>
+              <w:t xml:space="preserve"> ≤ 失效时间</w:t>
+            </w:r>
+          </w:p>
+        </w:tc>
+      </w:tr>
+      <w:tr>
+        <w:tc>
+          <w:tcPr>
+            <w:tcW w:type="dxa" w:w="4323"/>
+          </w:tcPr>
+          <w:p>
+            <w:r>
+              <w:rPr>
+                <w:rFonts w:ascii="微软雅黑" w:hAnsi="微软雅黑" w:eastAsia="微软雅黑"/>
+                <w:b w:val="0"/>
+                <w:i w:val="0"/>
+                <w:sz w:val="20"/>
+              </w:rPr>
+              <w:t>优先级</w:t>
+            </w:r>
+          </w:p>
+        </w:tc>
+        <w:tc>
+          <w:tcPr>
+            <w:tcW w:type="dxa" w:w="4323"/>
+          </w:tcPr>
+          <w:p>
+            <w:r>
+              <w:rPr>
+                <w:rFonts w:ascii="微软雅黑" w:hAnsi="微软雅黑" w:eastAsia="微软雅黑"/>
+                <w:b/>
+                <w:i w:val="0"/>
+                <w:sz w:val="20"/>
+              </w:rPr>
+              <w:t>指定客户</w:t>
+            </w:r>
+            <w:r>
+              <w:rPr>
+                <w:rFonts w:ascii="微软雅黑" w:hAnsi="微软雅黑" w:eastAsia="微软雅黑"/>
+                <w:b w:val="0"/>
+                <w:i w:val="0"/>
+                <w:sz w:val="20"/>
+              </w:rPr>
+              <w:t xml:space="preserve"> 报价优先于 </w:t>
+            </w:r>
+            <w:r>
+              <w:rPr>
+                <w:rFonts w:ascii="微软雅黑" w:hAnsi="微软雅黑" w:eastAsia="微软雅黑"/>
+                <w:b/>
+                <w:i w:val="0"/>
+                <w:sz w:val="20"/>
+              </w:rPr>
+              <w:t>所有客户</w:t>
+            </w:r>
+            <w:r>
+              <w:rPr>
+                <w:rFonts w:ascii="微软雅黑" w:hAnsi="微软雅黑" w:eastAsia="微软雅黑"/>
+                <w:b w:val="0"/>
+                <w:i w:val="0"/>
+                <w:sz w:val="20"/>
+              </w:rPr>
+              <w:t>；至多命中 1 条</w:t>
+            </w:r>
+          </w:p>
+        </w:tc>
+      </w:tr>
+      <w:tr>
+        <w:tc>
+          <w:tcPr>
+            <w:tcW w:type="dxa" w:w="4323"/>
+          </w:tcPr>
+          <w:p>
+            <w:r>
+              <w:rPr>
+                <w:rFonts w:ascii="微软雅黑" w:hAnsi="微软雅黑" w:eastAsia="微软雅黑"/>
+                <w:b w:val="0"/>
+                <w:i w:val="0"/>
+                <w:sz w:val="20"/>
+              </w:rPr>
+              <w:t>唯一性</w:t>
+            </w:r>
+          </w:p>
+        </w:tc>
+        <w:tc>
+          <w:tcPr>
+            <w:tcW w:type="dxa" w:w="4323"/>
+          </w:tcPr>
+          <w:p>
+            <w:r>
+              <w:rPr>
+                <w:rFonts w:ascii="微软雅黑" w:hAnsi="微软雅黑" w:eastAsia="微软雅黑"/>
+                <w:b w:val="0"/>
+                <w:i w:val="0"/>
+                <w:sz w:val="20"/>
+              </w:rPr>
+              <w:t>配置期校验见下表；冲突</w:t>
+            </w:r>
+            <w:r>
+              <w:rPr>
+                <w:rFonts w:ascii="微软雅黑" w:hAnsi="微软雅黑" w:eastAsia="微软雅黑"/>
+                <w:b/>
+                <w:i w:val="0"/>
+                <w:sz w:val="20"/>
+              </w:rPr>
+              <w:t>必拦</w:t>
+            </w:r>
+          </w:p>
+        </w:tc>
+      </w:tr>
+      <w:tr>
+        <w:tc>
+          <w:tcPr>
+            <w:tcW w:type="dxa" w:w="4323"/>
+          </w:tcPr>
+          <w:p>
+            <w:r>
+              <w:rPr>
+                <w:rFonts w:ascii="微软雅黑" w:hAnsi="微软雅黑" w:eastAsia="微软雅黑"/>
+                <w:b w:val="0"/>
+                <w:i w:val="0"/>
+                <w:sz w:val="20"/>
+              </w:rPr>
+              <w:t>结果写入</w:t>
+            </w:r>
+          </w:p>
+        </w:tc>
+        <w:tc>
+          <w:tcPr>
+            <w:tcW w:type="dxa" w:w="4323"/>
+          </w:tcPr>
+          <w:p>
+            <w:r>
+              <w:rPr>
+                <w:rFonts w:ascii="微软雅黑" w:hAnsi="微软雅黑" w:eastAsia="微软雅黑"/>
+                <w:b w:val="0"/>
+                <w:i w:val="0"/>
+                <w:sz w:val="20"/>
+              </w:rPr>
+              <w:t>命中或未命中均写入提拆派计划-</w:t>
+            </w:r>
+            <w:r>
+              <w:rPr>
+                <w:rFonts w:ascii="微软雅黑" w:hAnsi="微软雅黑" w:eastAsia="微软雅黑"/>
+                <w:b/>
+                <w:i w:val="0"/>
+                <w:sz w:val="20"/>
+              </w:rPr>
+              <w:t>计费报告</w:t>
+            </w:r>
+          </w:p>
+        </w:tc>
+      </w:tr>
+      <w:tr>
+        <w:tc>
+          <w:tcPr>
+            <w:tcW w:type="dxa" w:w="4323"/>
+          </w:tcPr>
+          <w:p>
+            <w:r>
+              <w:rPr>
+                <w:rFonts w:ascii="微软雅黑" w:hAnsi="微软雅黑" w:eastAsia="微软雅黑"/>
+                <w:b w:val="0"/>
+                <w:i w:val="0"/>
+                <w:sz w:val="20"/>
+              </w:rPr>
+              <w:t>未命中</w:t>
+            </w:r>
+          </w:p>
+        </w:tc>
+        <w:tc>
+          <w:tcPr>
+            <w:tcW w:type="dxa" w:w="4323"/>
+          </w:tcPr>
+          <w:p>
+            <w:r>
+              <w:rPr>
+                <w:rFonts w:ascii="微软雅黑" w:hAnsi="微软雅黑" w:eastAsia="微软雅黑"/>
+                <w:b w:val="0"/>
+                <w:i w:val="0"/>
+                <w:sz w:val="20"/>
+              </w:rPr>
+              <w:t>不拦截拆柜、不锁定、不出账</w:t>
+            </w:r>
+          </w:p>
+        </w:tc>
+      </w:tr>
+      <w:tr>
+        <w:tc>
+          <w:tcPr>
+            <w:tcW w:type="dxa" w:w="4323"/>
+          </w:tcPr>
+          <w:p>
+            <w:r>
+              <w:rPr>
+                <w:rFonts w:ascii="微软雅黑" w:hAnsi="微软雅黑" w:eastAsia="微软雅黑"/>
+                <w:b w:val="0"/>
+                <w:i w:val="0"/>
+                <w:sz w:val="20"/>
+              </w:rPr>
+              <w:t>命中</w:t>
+            </w:r>
+          </w:p>
+        </w:tc>
+        <w:tc>
+          <w:tcPr>
+            <w:tcW w:type="dxa" w:w="4323"/>
+          </w:tcPr>
+          <w:p>
+            <w:r>
+              <w:rPr>
+                <w:rFonts w:ascii="微软雅黑" w:hAnsi="微软雅黑" w:eastAsia="微软雅黑"/>
+                <w:b w:val="0"/>
+                <w:i w:val="0"/>
+                <w:sz w:val="20"/>
+              </w:rPr>
+              <w:t>锁定报价并出账；已锁定计划不受后续停用/调价/再启用影响（</w:t>
+            </w:r>
+            <w:r>
+              <w:rPr>
+                <w:rFonts w:ascii="微软雅黑" w:hAnsi="微软雅黑" w:eastAsia="微软雅黑"/>
+                <w:b/>
+                <w:i w:val="0"/>
+                <w:sz w:val="20"/>
+              </w:rPr>
+              <w:t>4.2.8</w:t>
+            </w:r>
+            <w:r>
+              <w:rPr>
+                <w:rFonts w:ascii="微软雅黑" w:hAnsi="微软雅黑" w:eastAsia="微软雅黑"/>
+                <w:b w:val="0"/>
+                <w:i w:val="0"/>
+                <w:sz w:val="20"/>
+              </w:rPr>
+              <w:t>）</w:t>
             </w:r>
           </w:p>
         </w:tc>
@@ -2492,14 +2571,6 @@
       <w:pPr>
         <w:spacing w:after="40"/>
       </w:pPr>
-    </w:p>
-    <w:p>
-      <w:pPr>
-        <w:pStyle w:val="Heading4"/>
-      </w:pPr>
-      <w:r>
-        <w:t>4.2.2 报价单规则</w:t>
-      </w:r>
     </w:p>
     <w:p>
       <w:pPr>
@@ -3129,25 +3200,7 @@
                 <w:i w:val="0"/>
                 <w:sz w:val="20"/>
               </w:rPr>
-              <w:t>（</w:t>
-            </w:r>
-            <w:r>
-              <w:rPr>
-                <w:rFonts w:ascii="微软雅黑" w:hAnsi="微软雅黑" w:eastAsia="微软雅黑"/>
-                <w:b/>
-                <w:i w:val="0"/>
-                <w:sz w:val="20"/>
-              </w:rPr>
-              <w:t>3.1</w:t>
-            </w:r>
-            <w:r>
-              <w:rPr>
-                <w:rFonts w:ascii="微软雅黑" w:hAnsi="微软雅黑" w:eastAsia="微软雅黑"/>
-                <w:b w:val="0"/>
-                <w:i w:val="0"/>
-                <w:sz w:val="20"/>
-              </w:rPr>
-              <w:t>）</w:t>
+              <w:t>（见上表）</w:t>
             </w:r>
           </w:p>
         </w:tc>
@@ -3296,25 +3349,7 @@
                 <w:i w:val="0"/>
                 <w:sz w:val="20"/>
               </w:rPr>
-              <w:t xml:space="preserve">可以（还须满足计划下单时间在生效～失效时间窗内，见 </w:t>
-            </w:r>
-            <w:r>
-              <w:rPr>
-                <w:rFonts w:ascii="微软雅黑" w:hAnsi="微软雅黑" w:eastAsia="微软雅黑"/>
-                <w:b/>
-                <w:i w:val="0"/>
-                <w:sz w:val="20"/>
-              </w:rPr>
-              <w:t>3.1</w:t>
-            </w:r>
-            <w:r>
-              <w:rPr>
-                <w:rFonts w:ascii="微软雅黑" w:hAnsi="微软雅黑" w:eastAsia="微软雅黑"/>
-                <w:b w:val="0"/>
-                <w:i w:val="0"/>
-                <w:sz w:val="20"/>
-              </w:rPr>
-              <w:t>）</w:t>
+              <w:t>可以（还须满足计划下单时间在生效～失效时间窗内）</w:t>
             </w:r>
           </w:p>
         </w:tc>
@@ -3435,6 +3470,38 @@
         <w:t>4.2.3 报价编辑 — 基础信息</w:t>
       </w:r>
     </w:p>
+    <w:p>
+      <w:pPr>
+        <w:spacing w:after="60"/>
+      </w:pPr>
+      <w:r>
+        <w:rPr>
+          <w:rFonts w:ascii="微软雅黑" w:hAnsi="微软雅黑" w:eastAsia="微软雅黑"/>
+          <w:b w:val="0"/>
+          <w:i w:val="0"/>
+          <w:sz w:val="21"/>
+        </w:rPr>
+        <w:t>表单布局</w:t>
+      </w:r>
+      <w:r>
+        <w:rPr>
+          <w:rFonts w:ascii="微软雅黑" w:hAnsi="微软雅黑" w:eastAsia="微软雅黑"/>
+          <w:b/>
+          <w:i w:val="0"/>
+          <w:sz w:val="21"/>
+        </w:rPr>
+        <w:t>见原型</w:t>
+      </w:r>
+      <w:r>
+        <w:rPr>
+          <w:rFonts w:ascii="微软雅黑" w:hAnsi="微软雅黑" w:eastAsia="微软雅黑"/>
+          <w:b w:val="0"/>
+          <w:i w:val="0"/>
+          <w:sz w:val="21"/>
+        </w:rPr>
+        <w:t>；业务约束如下：</w:t>
+      </w:r>
+    </w:p>
     <w:tbl>
       <w:tblPr>
         <w:tblStyle w:val="TableGrid"/>
@@ -3632,7 +3699,16 @@
                 <w:i w:val="0"/>
                 <w:sz w:val="20"/>
               </w:rPr>
-              <w:t>精确到秒；失效 ≥ 生效</w:t>
+              <w:t xml:space="preserve">精确到秒；失效 ≥ 生效；能否改原单见 </w:t>
+            </w:r>
+            <w:r>
+              <w:rPr>
+                <w:rFonts w:ascii="微软雅黑" w:hAnsi="微软雅黑" w:eastAsia="微软雅黑"/>
+                <w:b/>
+                <w:i w:val="0"/>
+                <w:sz w:val="20"/>
+              </w:rPr>
+              <w:t>4.2.2</w:t>
             </w:r>
           </w:p>
         </w:tc>
@@ -3678,38 +3754,29 @@
             <w:r>
               <w:rPr>
                 <w:rFonts w:ascii="微软雅黑" w:hAnsi="微软雅黑" w:eastAsia="微软雅黑"/>
+                <w:b w:val="0"/>
+                <w:i w:val="0"/>
+                <w:sz w:val="20"/>
+              </w:rPr>
+              <w:t xml:space="preserve">新建默认 </w:t>
+            </w:r>
+            <w:r>
+              <w:rPr>
+                <w:rFonts w:ascii="微软雅黑" w:hAnsi="微软雅黑" w:eastAsia="微软雅黑"/>
                 <w:b/>
                 <w:i w:val="0"/>
                 <w:sz w:val="20"/>
               </w:rPr>
-              <w:t>默认值：新建报价为 USD</w:t>
-            </w:r>
-            <w:r>
-              <w:rPr>
-                <w:rFonts w:ascii="微软雅黑" w:hAnsi="微软雅黑" w:eastAsia="微软雅黑"/>
-                <w:b w:val="0"/>
-                <w:i w:val="0"/>
-                <w:sz w:val="20"/>
-              </w:rPr>
-              <w:t>（复制新单沿用原单币种，可改）。</w:t>
-            </w:r>
-            <w:r>
-              <w:rPr>
-                <w:rFonts w:ascii="微软雅黑" w:hAnsi="微软雅黑" w:eastAsia="微软雅黑"/>
-                <w:b/>
-                <w:i w:val="0"/>
-                <w:sz w:val="20"/>
-              </w:rPr>
-              <w:t>选项来源：</w:t>
-            </w:r>
-            <w:r>
-              <w:rPr>
-                <w:rFonts w:ascii="微软雅黑" w:hAnsi="微软雅黑" w:eastAsia="微软雅黑"/>
-                <w:b w:val="0"/>
-                <w:i w:val="0"/>
-                <w:sz w:val="20"/>
-              </w:rPr>
-              <w:t>「币种管理」中已启用币种。保存后，本报价价目与拆柜出账均按所选币种计价</w:t>
+              <w:t>USD</w:t>
+            </w:r>
+            <w:r>
+              <w:rPr>
+                <w:rFonts w:ascii="微软雅黑" w:hAnsi="微软雅黑" w:eastAsia="微软雅黑"/>
+                <w:b w:val="0"/>
+                <w:i w:val="0"/>
+                <w:sz w:val="20"/>
+              </w:rPr>
+              <w:t>；选项来自「币种管理」已启用币种；本报价价目与出账均用该币种</w:t>
             </w:r>
           </w:p>
         </w:tc>
@@ -3731,7 +3798,7 @@
           <w:i w:val="0"/>
           <w:sz w:val="21"/>
         </w:rPr>
-        <w:t xml:space="preserve">字段校验见 </w:t>
+        <w:t xml:space="preserve">校验见 </w:t>
       </w:r>
       <w:r>
         <w:rPr>
@@ -3741,42 +3808,6 @@
           <w:sz w:val="21"/>
         </w:rPr>
         <w:t>4.2.9</w:t>
-      </w:r>
-      <w:r>
-        <w:rPr>
-          <w:rFonts w:ascii="微软雅黑" w:hAnsi="微软雅黑" w:eastAsia="微软雅黑"/>
-          <w:b w:val="0"/>
-          <w:i w:val="0"/>
-          <w:sz w:val="21"/>
-        </w:rPr>
-        <w:t xml:space="preserve">；配置期唯一性见 </w:t>
-      </w:r>
-      <w:r>
-        <w:rPr>
-          <w:rFonts w:ascii="微软雅黑" w:hAnsi="微软雅黑" w:eastAsia="微软雅黑"/>
-          <w:b/>
-          <w:i w:val="0"/>
-          <w:sz w:val="21"/>
-        </w:rPr>
-        <w:t>4.2.2</w:t>
-      </w:r>
-      <w:r>
-        <w:rPr>
-          <w:rFonts w:ascii="微软雅黑" w:hAnsi="微软雅黑" w:eastAsia="微软雅黑"/>
-          <w:b w:val="0"/>
-          <w:i w:val="0"/>
-          <w:sz w:val="21"/>
-        </w:rPr>
-        <w:t xml:space="preserve">；价目与费用项绑定见 </w:t>
-      </w:r>
-      <w:r>
-        <w:rPr>
-          <w:rFonts w:ascii="微软雅黑" w:hAnsi="微软雅黑" w:eastAsia="微软雅黑"/>
-          <w:b/>
-          <w:i w:val="0"/>
-          <w:sz w:val="21"/>
-        </w:rPr>
-        <w:t>4.2.4</w:t>
       </w:r>
       <w:r>
         <w:rPr>
@@ -4221,13 +4252,22 @@
           <w:i w:val="0"/>
           <w:sz w:val="21"/>
         </w:rPr>
-        <w:t>附加费规则维护（Tab「附加费」）</w:t>
+        <w:t>附加费规则（Tab「附加费」）</w:t>
       </w:r>
     </w:p>
     <w:p>
       <w:pPr>
-        <w:pStyle w:val="ListBullet"/>
+        <w:spacing w:after="60"/>
       </w:pPr>
+      <w:r>
+        <w:rPr>
+          <w:rFonts w:ascii="微软雅黑" w:hAnsi="微软雅黑" w:eastAsia="微软雅黑"/>
+          <w:b w:val="0"/>
+          <w:i w:val="0"/>
+          <w:sz w:val="21"/>
+        </w:rPr>
+        <w:t>列表与编辑弹窗</w:t>
+      </w:r>
       <w:r>
         <w:rPr>
           <w:rFonts w:ascii="微软雅黑" w:hAnsi="微软雅黑" w:eastAsia="微软雅黑"/>
@@ -4235,7 +4275,7 @@
           <w:i w:val="0"/>
           <w:sz w:val="21"/>
         </w:rPr>
-        <w:t>列表：</w:t>
+        <w:t>见原型</w:t>
       </w:r>
       <w:r>
         <w:rPr>
@@ -4244,13 +4284,8 @@
           <w:i w:val="0"/>
           <w:sz w:val="21"/>
         </w:rPr>
-        <w:t xml:space="preserve"> 费用名称、规则摘要、计费摘要；操作「编辑」「删除」；「+ 新增行」新增规则并打开编辑弹窗。</w:t>
+        <w:t>（费用名称、规则类型、超出按量/固定加收/重量阶梯等）。</w:t>
       </w:r>
-    </w:p>
-    <w:p>
-      <w:pPr>
-        <w:pStyle w:val="ListBullet"/>
-      </w:pPr>
       <w:r>
         <w:rPr>
           <w:rFonts w:ascii="微软雅黑" w:hAnsi="微软雅黑" w:eastAsia="微软雅黑"/>
@@ -4258,7 +4293,7 @@
           <w:i w:val="0"/>
           <w:sz w:val="21"/>
         </w:rPr>
-        <w:t>编辑弹窗 — 基本信息：</w:t>
+        <w:t>重量阶梯</w:t>
       </w:r>
       <w:r>
         <w:rPr>
@@ -4267,7 +4302,7 @@
           <w:i w:val="0"/>
           <w:sz w:val="21"/>
         </w:rPr>
-        <w:t xml:space="preserve"> 费用名称（下拉，见 </w:t>
+        <w:t>多档命中时取</w:t>
       </w:r>
       <w:r>
         <w:rPr>
@@ -4276,7 +4311,7 @@
           <w:i w:val="0"/>
           <w:sz w:val="21"/>
         </w:rPr>
-        <w:t>4.2.7</w:t>
+        <w:t>柜重下限最大</w:t>
       </w:r>
       <w:r>
         <w:rPr>
@@ -4285,94 +4320,7 @@
           <w:i w:val="0"/>
           <w:sz w:val="21"/>
         </w:rPr>
-        <w:t>）、规则类型、备注。</w:t>
-      </w:r>
-    </w:p>
-    <w:p>
-      <w:pPr>
-        <w:pStyle w:val="ListBullet"/>
-      </w:pPr>
-      <w:r>
-        <w:rPr>
-          <w:rFonts w:ascii="微软雅黑" w:hAnsi="微软雅黑" w:eastAsia="微软雅黑"/>
-          <w:b/>
-          <w:i w:val="0"/>
-          <w:sz w:val="21"/>
-        </w:rPr>
-        <w:t>规则类型 = 超出按量加收：</w:t>
-      </w:r>
-      <w:r>
-        <w:rPr>
-          <w:rFonts w:ascii="微软雅黑" w:hAnsi="微软雅黑" w:eastAsia="微软雅黑"/>
-          <w:b w:val="0"/>
-          <w:i w:val="0"/>
-          <w:sz w:val="21"/>
-        </w:rPr>
-        <w:t xml:space="preserve"> 触发条件（计费维度、大于阈值）、计费配置（超出部分单价，如 USD/箱）。</w:t>
-      </w:r>
-    </w:p>
-    <w:p>
-      <w:pPr>
-        <w:pStyle w:val="ListBullet"/>
-      </w:pPr>
-      <w:r>
-        <w:rPr>
-          <w:rFonts w:ascii="微软雅黑" w:hAnsi="微软雅黑" w:eastAsia="微软雅黑"/>
-          <w:b/>
-          <w:i w:val="0"/>
-          <w:sz w:val="21"/>
-        </w:rPr>
-        <w:t>规则类型 = 触发后固定加收：</w:t>
-      </w:r>
-      <w:r>
-        <w:rPr>
-          <w:rFonts w:ascii="微软雅黑" w:hAnsi="微软雅黑" w:eastAsia="微软雅黑"/>
-          <w:b w:val="0"/>
-          <w:i w:val="0"/>
-          <w:sz w:val="21"/>
-        </w:rPr>
-        <w:t xml:space="preserve"> 计费配置（固定加收金额）。</w:t>
-      </w:r>
-    </w:p>
-    <w:p>
-      <w:pPr>
-        <w:pStyle w:val="ListBullet"/>
-      </w:pPr>
-      <w:r>
-        <w:rPr>
-          <w:rFonts w:ascii="微软雅黑" w:hAnsi="微软雅黑" w:eastAsia="微软雅黑"/>
-          <w:b/>
-          <w:i w:val="0"/>
-          <w:sz w:val="21"/>
-        </w:rPr>
-        <w:t>规则类型 = 重量阶梯（如提柜超重）：</w:t>
-      </w:r>
-      <w:r>
-        <w:rPr>
-          <w:rFonts w:ascii="微软雅黑" w:hAnsi="微软雅黑" w:eastAsia="微软雅黑"/>
-          <w:b w:val="0"/>
-          <w:i w:val="0"/>
-          <w:sz w:val="21"/>
-        </w:rPr>
-        <w:t xml:space="preserve"> 阶梯表 — 柜型（</w:t>
-      </w:r>
-      <w:r>
-        <w:rPr>
-          <w:rFonts w:ascii="微软雅黑" w:hAnsi="微软雅黑" w:eastAsia="微软雅黑"/>
-          <w:b/>
-          <w:i w:val="0"/>
-          <w:sz w:val="21"/>
-        </w:rPr>
-        <w:t>可多选</w:t>
-      </w:r>
-      <w:r>
-        <w:rPr>
-          <w:rFonts w:ascii="微软雅黑" w:hAnsi="微软雅黑" w:eastAsia="微软雅黑"/>
-          <w:b w:val="0"/>
-          <w:i w:val="0"/>
-          <w:sz w:val="21"/>
-        </w:rPr>
-        <w:t xml:space="preserve">下拉）、柜重&amp;gt;(LBS)、加收（固定加收）、金额($)、备注；「+ 新增阶梯」。区块说明：柜型命中且预报总柜重超过下限；多档命中时取柜重下限最高一档。匹配与演算见 </w:t>
+        <w:t xml:space="preserve">的一档，演算见 </w:t>
       </w:r>
       <w:r>
         <w:rPr>
@@ -4395,7 +4343,7 @@
     </w:p>
     <w:p>
       <w:pPr>
-        <w:pStyle w:val="ListBullet"/>
+        <w:spacing w:after="60"/>
       </w:pPr>
       <w:r>
         <w:rPr>
@@ -4404,7 +4352,7 @@
           <w:i w:val="0"/>
           <w:sz w:val="21"/>
         </w:rPr>
-        <w:t>费用项绑定：</w:t>
+        <w:t>正式实现：</w:t>
       </w:r>
       <w:r>
         <w:rPr>
@@ -4413,7 +4361,7 @@
           <w:i w:val="0"/>
           <w:sz w:val="21"/>
         </w:rPr>
-        <w:t xml:space="preserve"> 正式实现须</w:t>
+        <w:t xml:space="preserve"> 每条规则须各绑定 1 个「关联费用项」；</w:t>
       </w:r>
       <w:r>
         <w:rPr>
@@ -4422,7 +4370,7 @@
           <w:i w:val="0"/>
           <w:sz w:val="21"/>
         </w:rPr>
-        <w:t>每条规则</w:t>
+        <w:t>原型</w:t>
       </w:r>
       <w:r>
         <w:rPr>
@@ -4431,25 +4379,7 @@
           <w:i w:val="0"/>
           <w:sz w:val="21"/>
         </w:rPr>
-        <w:t>各绑定 1 个「关联费用项」，出账时写入应收。</w:t>
-      </w:r>
-      <w:r>
-        <w:rPr>
-          <w:rFonts w:ascii="微软雅黑" w:hAnsi="微软雅黑" w:eastAsia="微软雅黑"/>
-          <w:b/>
-          <w:i w:val="0"/>
-          <w:sz w:val="21"/>
-        </w:rPr>
-        <w:t>HTML 原型</w:t>
-      </w:r>
-      <w:r>
-        <w:rPr>
-          <w:rFonts w:ascii="微软雅黑" w:hAnsi="微软雅黑" w:eastAsia="微软雅黑"/>
-          <w:b w:val="0"/>
-          <w:i w:val="0"/>
-          <w:sz w:val="21"/>
-        </w:rPr>
-        <w:t>当前仅维护规则与演示数据，未展示 per-rule 绑定控件。</w:t>
+        <w:t>暂未展示 per-rule 绑定控件。</w:t>
       </w:r>
     </w:p>
     <w:p>
@@ -14197,7 +14127,7 @@
           <w:i w:val="0"/>
           <w:sz w:val="21"/>
         </w:rPr>
-        <w:t>3.1</w:t>
+        <w:t>4.2.2</w:t>
       </w:r>
       <w:r>
         <w:rPr>
@@ -15880,6 +15810,38 @@
     </w:p>
     <w:p>
       <w:pPr>
+        <w:spacing w:after="60"/>
+      </w:pPr>
+      <w:r>
+        <w:rPr>
+          <w:rFonts w:ascii="微软雅黑" w:hAnsi="微软雅黑" w:eastAsia="微软雅黑"/>
+          <w:b w:val="0"/>
+          <w:i w:val="0"/>
+          <w:sz w:val="21"/>
+        </w:rPr>
+        <w:t xml:space="preserve">（辅助对照；业务规则以 </w:t>
+      </w:r>
+      <w:r>
+        <w:rPr>
+          <w:rFonts w:ascii="微软雅黑" w:hAnsi="微软雅黑" w:eastAsia="微软雅黑"/>
+          <w:b/>
+          <w:i w:val="0"/>
+          <w:sz w:val="21"/>
+        </w:rPr>
+        <w:t>§4</w:t>
+      </w:r>
+      <w:r>
+        <w:rPr>
+          <w:rFonts w:ascii="微软雅黑" w:hAnsi="微软雅黑" w:eastAsia="微软雅黑"/>
+          <w:b w:val="0"/>
+          <w:i w:val="0"/>
+          <w:sz w:val="21"/>
+        </w:rPr>
+        <w:t xml:space="preserve"> 为准。）</w:t>
+      </w:r>
+    </w:p>
+    <w:p>
+      <w:pPr>
         <w:spacing w:before="40" w:after="40"/>
         <w:jc w:val="center"/>
       </w:pPr>
@@ -15929,7 +15891,7 @@
           <w:i/>
           <w:sz w:val="18"/>
         </w:rPr>
-        <w:t>图 5.1 — 列表查询与操作列</w:t>
+        <w:t>图 5.1 — 列表页</w:t>
       </w:r>
     </w:p>
     <w:p>
@@ -15983,7 +15945,7 @@
           <w:i/>
           <w:sz w:val="18"/>
         </w:rPr>
-        <w:t>图 5.2 — 基础信息</w:t>
+        <w:t>图 5.2 — 编辑页 · 基础信息</w:t>
       </w:r>
     </w:p>
     <w:p>
@@ -16037,7 +15999,7 @@
           <w:i/>
           <w:sz w:val="18"/>
         </w:rPr>
-        <w:t>图 5.3 — 价目 Tab 与费用项绑定</w:t>
+        <w:t>图 5.3 — 编辑页 · 价目 Tab</w:t>
       </w:r>
     </w:p>
     <w:p>
@@ -16082,16 +16044,34 @@
     </w:p>
     <w:p>
       <w:pPr>
-        <w:spacing w:before="0" w:after="80"/>
-        <w:jc w:val="center"/>
+        <w:spacing w:after="60"/>
       </w:pPr>
       <w:r>
         <w:rPr>
           <w:rFonts w:ascii="微软雅黑" w:hAnsi="微软雅黑" w:eastAsia="微软雅黑"/>
-          <w:i/>
-          <w:sz w:val="18"/>
+          <w:b w:val="0"/>
+          <w:i w:val="0"/>
+          <w:sz w:val="21"/>
         </w:rPr>
-        <w:t>图 5.4 — 只读、Toast、校验提示等</w:t>
+        <w:t xml:space="preserve">*图 5.4 — 只读 / 校验提示（见 </w:t>
+      </w:r>
+      <w:r>
+        <w:rPr>
+          <w:rFonts w:ascii="微软雅黑" w:hAnsi="微软雅黑" w:eastAsia="微软雅黑"/>
+          <w:b/>
+          <w:i w:val="0"/>
+          <w:sz w:val="21"/>
+        </w:rPr>
+        <w:t>4.2.2</w:t>
+      </w:r>
+      <w:r>
+        <w:rPr>
+          <w:rFonts w:ascii="微软雅黑" w:hAnsi="微软雅黑" w:eastAsia="微软雅黑"/>
+          <w:b w:val="0"/>
+          <w:i w:val="0"/>
+          <w:sz w:val="21"/>
+        </w:rPr>
+        <w:t>）*</w:t>
       </w:r>
     </w:p>
     <w:p>
@@ -16217,7 +16197,7 @@
           <w:i w:val="0"/>
           <w:sz w:val="21"/>
         </w:rPr>
-        <w:t xml:space="preserve">*图 5.6 — 拆柜-散板价目：「一、提拆费用」（见 </w:t>
+        <w:t xml:space="preserve">*图 5.6 — 散板 · 提拆费用（见 </w:t>
       </w:r>
       <w:r>
         <w:rPr>
@@ -16289,25 +16269,7 @@
           <w:i w:val="0"/>
           <w:sz w:val="21"/>
         </w:rPr>
-        <w:t xml:space="preserve">*图 5.7 — 附加费规则编辑弹窗（提柜超重 · 重量阶梯、柜型多选），见 </w:t>
-      </w:r>
-      <w:r>
-        <w:rPr>
-          <w:rFonts w:ascii="微软雅黑" w:hAnsi="微软雅黑" w:eastAsia="微软雅黑"/>
-          <w:b/>
-          <w:i w:val="0"/>
-          <w:sz w:val="21"/>
-        </w:rPr>
-        <w:t>4.2.4</w:t>
-      </w:r>
-      <w:r>
-        <w:rPr>
-          <w:rFonts w:ascii="微软雅黑" w:hAnsi="微软雅黑" w:eastAsia="微软雅黑"/>
-          <w:b w:val="0"/>
-          <w:i w:val="0"/>
-          <w:sz w:val="21"/>
-        </w:rPr>
-        <w:t>、</w:t>
+        <w:t xml:space="preserve">*图 5.7 — 附加费规则弹窗（见 </w:t>
       </w:r>
       <w:r>
         <w:rPr>
@@ -16325,39 +16287,7 @@
           <w:i w:val="0"/>
           <w:sz w:val="21"/>
         </w:rPr>
-        <w:t>*</w:t>
-      </w:r>
-    </w:p>
-    <w:p>
-      <w:pPr>
-        <w:spacing w:after="60"/>
-      </w:pPr>
-      <w:r>
-        <w:rPr>
-          <w:rFonts w:ascii="微软雅黑" w:hAnsi="微软雅黑" w:eastAsia="微软雅黑"/>
-          <w:b w:val="0"/>
-          <w:i w:val="0"/>
-          <w:sz w:val="21"/>
-        </w:rPr>
-        <w:t xml:space="preserve">布局与交互（Toast、只读、唯一性冲突、CSV、价目检索等）遵循员工端通用规范，规则见 </w:t>
-      </w:r>
-      <w:r>
-        <w:rPr>
-          <w:rFonts w:ascii="微软雅黑" w:hAnsi="微软雅黑" w:eastAsia="微软雅黑"/>
-          <w:b/>
-          <w:i w:val="0"/>
-          <w:sz w:val="21"/>
-        </w:rPr>
-        <w:t>4.2</w:t>
-      </w:r>
-      <w:r>
-        <w:rPr>
-          <w:rFonts w:ascii="微软雅黑" w:hAnsi="微软雅黑" w:eastAsia="微软雅黑"/>
-          <w:b w:val="0"/>
-          <w:i w:val="0"/>
-          <w:sz w:val="21"/>
-        </w:rPr>
-        <w:t>。</w:t>
+        <w:t>）*</w:t>
       </w:r>
     </w:p>
     <w:p>

--- a/admin/docs/提拆派报价需求文档.docx
+++ b/admin/docs/提拆派报价需求文档.docx
@@ -7168,7 +7168,7 @@
                 <w:i w:val="0"/>
                 <w:sz w:val="20"/>
               </w:rPr>
-              <w:t>实收板数</w:t>
+              <w:t>实际板数</w:t>
             </w:r>
           </w:p>
         </w:tc>
@@ -7994,7 +7994,7 @@
                 <w:i w:val="0"/>
                 <w:sz w:val="20"/>
               </w:rPr>
-              <w:t>实收板数</w:t>
+              <w:t>实际板数</w:t>
             </w:r>
           </w:p>
         </w:tc>
@@ -9602,7 +9602,7 @@
                 <w:i w:val="0"/>
                 <w:sz w:val="20"/>
               </w:rPr>
-              <w:t>实收板数</w:t>
+              <w:t>实际板数</w:t>
             </w:r>
           </w:p>
         </w:tc>
@@ -10319,7 +10319,7 @@
                 <w:i w:val="0"/>
                 <w:sz w:val="20"/>
               </w:rPr>
-              <w:t>实收板数</w:t>
+              <w:t>实际板数</w:t>
             </w:r>
           </w:p>
         </w:tc>
@@ -10970,7 +10970,7 @@
                 <w:i w:val="0"/>
                 <w:sz w:val="20"/>
               </w:rPr>
-              <w:t>实收板数</w:t>
+              <w:t>实际板数</w:t>
             </w:r>
           </w:p>
         </w:tc>
